--- a/高级语言程序设计大作业实验报告.docx
+++ b/高级语言程序设计大作业实验报告.docx
@@ -4,7 +4,7 @@
   <w:body>
     <w:p>
       <w:pPr>
-        <w:spacing w:before="1600" w:line="240" w:lineRule="auto"/>
+        <w:spacing w:before="1640"/>
         <w:jc w:val="center"/>
       </w:pPr>
       <w:r>
@@ -34,24 +34,12 @@
         </w:rPr>
         <w:t>大作业实验报告</w:t>
       </w:r>
-      <w:bookmarkStart w:id="0" w:name="_GoBack"/>
-      <w:bookmarkEnd w:id="0"/>
     </w:p>
     <w:p>
       <w:pPr>
-        <w:spacing w:after="680"/>
+        <w:spacing w:after="640"/>
         <w:jc w:val="center"/>
       </w:pPr>
-      <w:r>
-        <w:rPr>
-          <w:rFonts w:hint="eastAsia"/>
-          <w:b/>
-          <w:color w:val="505050"/>
-          <w:sz w:val="30"/>
-          <w:lang w:val="en-US" w:eastAsia="zh-CN"/>
-        </w:rPr>
-        <w:t>峡谷保卫战</w:t>
-      </w:r>
       <w:r>
         <w:rPr>
           <w:rFonts w:ascii="微软雅黑" w:hAnsi="微软雅黑" w:eastAsia="微软雅黑"/>
@@ -59,7 +47,7 @@
           <w:color w:val="505050"/>
           <w:sz w:val="30"/>
         </w:rPr>
-        <w:t>——基于 Qt/C++ 的塔防游戏</w:t>
+        <w:t>峡谷守卫战——基于 Qt/C++ 的塔防游戏</w:t>
       </w:r>
     </w:p>
     <w:tbl>
@@ -112,9 +100,9 @@
             <w:tcW w:w="2200" w:type="dxa"/>
             <w:shd w:val="clear" w:color="auto" w:fill="EAF2F8"/>
             <w:tcMar>
-              <w:top w:w="120" w:type="dxa"/>
-              <w:left w:w="120" w:type="dxa"/>
-              <w:bottom w:w="120" w:type="dxa"/>
+              <w:top w:w="110" w:type="dxa"/>
+              <w:left w:w="120" w:type="dxa"/>
+              <w:bottom w:w="110" w:type="dxa"/>
               <w:right w:w="120" w:type="dxa"/>
             </w:tcMar>
             <w:vAlign w:val="center"/>
@@ -139,9 +127,9 @@
             <w:tcW w:w="7160" w:type="dxa"/>
             <w:shd w:val="clear" w:color="auto" w:fill="EAF2F8"/>
             <w:tcMar>
-              <w:top w:w="120" w:type="dxa"/>
-              <w:left w:w="120" w:type="dxa"/>
-              <w:bottom w:w="120" w:type="dxa"/>
+              <w:top w:w="110" w:type="dxa"/>
+              <w:left w:w="120" w:type="dxa"/>
+              <w:bottom w:w="110" w:type="dxa"/>
               <w:right w:w="120" w:type="dxa"/>
             </w:tcMar>
             <w:vAlign w:val="center"/>
@@ -183,9 +171,9 @@
           <w:tcPr>
             <w:tcW w:w="2200" w:type="dxa"/>
             <w:tcMar>
-              <w:top w:w="120" w:type="dxa"/>
-              <w:left w:w="120" w:type="dxa"/>
-              <w:bottom w:w="120" w:type="dxa"/>
+              <w:top w:w="110" w:type="dxa"/>
+              <w:left w:w="120" w:type="dxa"/>
+              <w:bottom w:w="110" w:type="dxa"/>
               <w:right w:w="120" w:type="dxa"/>
             </w:tcMar>
             <w:vAlign w:val="center"/>
@@ -208,9 +196,9 @@
           <w:tcPr>
             <w:tcW w:w="7160" w:type="dxa"/>
             <w:tcMar>
-              <w:top w:w="120" w:type="dxa"/>
-              <w:left w:w="120" w:type="dxa"/>
-              <w:bottom w:w="120" w:type="dxa"/>
+              <w:top w:w="110" w:type="dxa"/>
+              <w:left w:w="120" w:type="dxa"/>
+              <w:bottom w:w="110" w:type="dxa"/>
               <w:right w:w="120" w:type="dxa"/>
             </w:tcMar>
             <w:vAlign w:val="center"/>
@@ -251,9 +239,9 @@
           <w:tcPr>
             <w:tcW w:w="2200" w:type="dxa"/>
             <w:tcMar>
-              <w:top w:w="120" w:type="dxa"/>
-              <w:left w:w="120" w:type="dxa"/>
-              <w:bottom w:w="120" w:type="dxa"/>
+              <w:top w:w="110" w:type="dxa"/>
+              <w:left w:w="120" w:type="dxa"/>
+              <w:bottom w:w="110" w:type="dxa"/>
               <w:right w:w="120" w:type="dxa"/>
             </w:tcMar>
             <w:vAlign w:val="center"/>
@@ -276,9 +264,9 @@
           <w:tcPr>
             <w:tcW w:w="7160" w:type="dxa"/>
             <w:tcMar>
-              <w:top w:w="120" w:type="dxa"/>
-              <w:left w:w="120" w:type="dxa"/>
-              <w:bottom w:w="120" w:type="dxa"/>
+              <w:top w:w="110" w:type="dxa"/>
+              <w:left w:w="120" w:type="dxa"/>
+              <w:bottom w:w="110" w:type="dxa"/>
               <w:right w:w="120" w:type="dxa"/>
             </w:tcMar>
             <w:vAlign w:val="center"/>
@@ -319,9 +307,9 @@
           <w:tcPr>
             <w:tcW w:w="2200" w:type="dxa"/>
             <w:tcMar>
-              <w:top w:w="120" w:type="dxa"/>
-              <w:left w:w="120" w:type="dxa"/>
-              <w:bottom w:w="120" w:type="dxa"/>
+              <w:top w:w="110" w:type="dxa"/>
+              <w:left w:w="120" w:type="dxa"/>
+              <w:bottom w:w="110" w:type="dxa"/>
               <w:right w:w="120" w:type="dxa"/>
             </w:tcMar>
             <w:vAlign w:val="center"/>
@@ -344,9 +332,9 @@
           <w:tcPr>
             <w:tcW w:w="7160" w:type="dxa"/>
             <w:tcMar>
-              <w:top w:w="120" w:type="dxa"/>
-              <w:left w:w="120" w:type="dxa"/>
-              <w:bottom w:w="120" w:type="dxa"/>
+              <w:top w:w="110" w:type="dxa"/>
+              <w:left w:w="120" w:type="dxa"/>
+              <w:bottom w:w="110" w:type="dxa"/>
               <w:right w:w="120" w:type="dxa"/>
             </w:tcMar>
             <w:vAlign w:val="center"/>
@@ -355,15 +343,11 @@
             <w:pPr>
               <w:spacing w:after="0" w:line="240" w:lineRule="auto"/>
               <w:jc w:val="center"/>
-              <w:rPr>
-                <w:rFonts w:hint="eastAsia" w:eastAsia="微软雅黑"/>
-                <w:lang w:val="en-US" w:eastAsia="zh-CN"/>
-              </w:rPr>
-            </w:pPr>
-            <w:r>
-              <w:rPr>
-                <w:rFonts w:hint="eastAsia"/>
-                <w:lang w:val="en-US" w:eastAsia="zh-CN"/>
+            </w:pPr>
+            <w:r>
+              <w:rPr>
+                <w:rFonts w:ascii="微软雅黑" w:hAnsi="微软雅黑" w:eastAsia="微软雅黑"/>
+                <w:sz w:val="20"/>
               </w:rPr>
               <w:t>刘子萌</w:t>
             </w:r>
@@ -391,9 +375,9 @@
           <w:tcPr>
             <w:tcW w:w="2200" w:type="dxa"/>
             <w:tcMar>
-              <w:top w:w="120" w:type="dxa"/>
-              <w:left w:w="120" w:type="dxa"/>
-              <w:bottom w:w="120" w:type="dxa"/>
+              <w:top w:w="110" w:type="dxa"/>
+              <w:left w:w="120" w:type="dxa"/>
+              <w:bottom w:w="110" w:type="dxa"/>
               <w:right w:w="120" w:type="dxa"/>
             </w:tcMar>
             <w:vAlign w:val="center"/>
@@ -416,9 +400,9 @@
           <w:tcPr>
             <w:tcW w:w="7160" w:type="dxa"/>
             <w:tcMar>
-              <w:top w:w="120" w:type="dxa"/>
-              <w:left w:w="120" w:type="dxa"/>
-              <w:bottom w:w="120" w:type="dxa"/>
+              <w:top w:w="110" w:type="dxa"/>
+              <w:left w:w="120" w:type="dxa"/>
+              <w:bottom w:w="110" w:type="dxa"/>
               <w:right w:w="120" w:type="dxa"/>
             </w:tcMar>
             <w:vAlign w:val="center"/>
@@ -427,15 +411,11 @@
             <w:pPr>
               <w:spacing w:after="0" w:line="240" w:lineRule="auto"/>
               <w:jc w:val="center"/>
-              <w:rPr>
-                <w:rFonts w:hint="default" w:eastAsia="微软雅黑"/>
-                <w:lang w:val="en-US" w:eastAsia="zh-CN"/>
-              </w:rPr>
-            </w:pPr>
-            <w:r>
-              <w:rPr>
-                <w:rFonts w:hint="eastAsia"/>
-                <w:lang w:val="en-US" w:eastAsia="zh-CN"/>
+            </w:pPr>
+            <w:r>
+              <w:rPr>
+                <w:rFonts w:ascii="微软雅黑" w:hAnsi="微软雅黑" w:eastAsia="微软雅黑"/>
+                <w:sz w:val="20"/>
               </w:rPr>
               <w:t>2512910</w:t>
             </w:r>
@@ -463,9 +443,9 @@
           <w:tcPr>
             <w:tcW w:w="2200" w:type="dxa"/>
             <w:tcMar>
-              <w:top w:w="120" w:type="dxa"/>
-              <w:left w:w="120" w:type="dxa"/>
-              <w:bottom w:w="120" w:type="dxa"/>
+              <w:top w:w="110" w:type="dxa"/>
+              <w:left w:w="120" w:type="dxa"/>
+              <w:bottom w:w="110" w:type="dxa"/>
               <w:right w:w="120" w:type="dxa"/>
             </w:tcMar>
             <w:vAlign w:val="center"/>
@@ -488,9 +468,9 @@
           <w:tcPr>
             <w:tcW w:w="7160" w:type="dxa"/>
             <w:tcMar>
-              <w:top w:w="120" w:type="dxa"/>
-              <w:left w:w="120" w:type="dxa"/>
-              <w:bottom w:w="120" w:type="dxa"/>
+              <w:top w:w="110" w:type="dxa"/>
+              <w:left w:w="120" w:type="dxa"/>
+              <w:bottom w:w="110" w:type="dxa"/>
               <w:right w:w="120" w:type="dxa"/>
             </w:tcMar>
             <w:vAlign w:val="center"/>
@@ -584,9 +564,9 @@
             <w:tcW w:w="7800" w:type="dxa"/>
             <w:shd w:val="clear" w:color="auto" w:fill="EAF2F8"/>
             <w:tcMar>
-              <w:top w:w="120" w:type="dxa"/>
-              <w:left w:w="120" w:type="dxa"/>
-              <w:bottom w:w="120" w:type="dxa"/>
+              <w:top w:w="110" w:type="dxa"/>
+              <w:left w:w="120" w:type="dxa"/>
+              <w:bottom w:w="110" w:type="dxa"/>
               <w:right w:w="120" w:type="dxa"/>
             </w:tcMar>
             <w:vAlign w:val="center"/>
@@ -611,9 +591,9 @@
             <w:tcW w:w="1560" w:type="dxa"/>
             <w:shd w:val="clear" w:color="auto" w:fill="EAF2F8"/>
             <w:tcMar>
-              <w:top w:w="120" w:type="dxa"/>
-              <w:left w:w="120" w:type="dxa"/>
-              <w:bottom w:w="120" w:type="dxa"/>
+              <w:top w:w="110" w:type="dxa"/>
+              <w:left w:w="120" w:type="dxa"/>
+              <w:bottom w:w="110" w:type="dxa"/>
               <w:right w:w="120" w:type="dxa"/>
             </w:tcMar>
             <w:vAlign w:val="center"/>
@@ -655,9 +635,9 @@
           <w:tcPr>
             <w:tcW w:w="7800" w:type="dxa"/>
             <w:tcMar>
-              <w:top w:w="120" w:type="dxa"/>
-              <w:left w:w="120" w:type="dxa"/>
-              <w:bottom w:w="120" w:type="dxa"/>
+              <w:top w:w="110" w:type="dxa"/>
+              <w:left w:w="120" w:type="dxa"/>
+              <w:bottom w:w="110" w:type="dxa"/>
               <w:right w:w="120" w:type="dxa"/>
             </w:tcMar>
             <w:vAlign w:val="center"/>
@@ -680,9 +660,9 @@
           <w:tcPr>
             <w:tcW w:w="1560" w:type="dxa"/>
             <w:tcMar>
-              <w:top w:w="120" w:type="dxa"/>
-              <w:left w:w="120" w:type="dxa"/>
-              <w:bottom w:w="120" w:type="dxa"/>
+              <w:top w:w="110" w:type="dxa"/>
+              <w:left w:w="120" w:type="dxa"/>
+              <w:bottom w:w="110" w:type="dxa"/>
               <w:right w:w="120" w:type="dxa"/>
             </w:tcMar>
             <w:vAlign w:val="center"/>
@@ -723,17 +703,17 @@
           <w:tcPr>
             <w:tcW w:w="7800" w:type="dxa"/>
             <w:tcMar>
-              <w:top w:w="120" w:type="dxa"/>
-              <w:left w:w="120" w:type="dxa"/>
-              <w:bottom w:w="120" w:type="dxa"/>
-              <w:right w:w="120" w:type="dxa"/>
-            </w:tcMar>
-            <w:vAlign w:val="center"/>
-          </w:tcPr>
-          <w:p>
-            <w:pPr>
-              <w:spacing w:after="0" w:line="240" w:lineRule="auto"/>
-              <w:jc w:val="left"/>
+              <w:top w:w="110" w:type="dxa"/>
+              <w:left w:w="120" w:type="dxa"/>
+              <w:bottom w:w="110" w:type="dxa"/>
+              <w:right w:w="120" w:type="dxa"/>
+            </w:tcMar>
+            <w:vAlign w:val="center"/>
+          </w:tcPr>
+          <w:p>
+            <w:pPr>
+              <w:spacing w:after="0" w:line="240" w:lineRule="auto"/>
+              <w:jc w:val="center"/>
             </w:pPr>
             <w:r>
               <w:rPr>
@@ -748,9 +728,9 @@
           <w:tcPr>
             <w:tcW w:w="1560" w:type="dxa"/>
             <w:tcMar>
-              <w:top w:w="120" w:type="dxa"/>
-              <w:left w:w="120" w:type="dxa"/>
-              <w:bottom w:w="120" w:type="dxa"/>
+              <w:top w:w="110" w:type="dxa"/>
+              <w:left w:w="120" w:type="dxa"/>
+              <w:bottom w:w="110" w:type="dxa"/>
               <w:right w:w="120" w:type="dxa"/>
             </w:tcMar>
             <w:vAlign w:val="center"/>
@@ -791,17 +771,17 @@
           <w:tcPr>
             <w:tcW w:w="7800" w:type="dxa"/>
             <w:tcMar>
-              <w:top w:w="120" w:type="dxa"/>
-              <w:left w:w="120" w:type="dxa"/>
-              <w:bottom w:w="120" w:type="dxa"/>
-              <w:right w:w="120" w:type="dxa"/>
-            </w:tcMar>
-            <w:vAlign w:val="center"/>
-          </w:tcPr>
-          <w:p>
-            <w:pPr>
-              <w:spacing w:after="0" w:line="240" w:lineRule="auto"/>
-              <w:jc w:val="left"/>
+              <w:top w:w="110" w:type="dxa"/>
+              <w:left w:w="120" w:type="dxa"/>
+              <w:bottom w:w="110" w:type="dxa"/>
+              <w:right w:w="120" w:type="dxa"/>
+            </w:tcMar>
+            <w:vAlign w:val="center"/>
+          </w:tcPr>
+          <w:p>
+            <w:pPr>
+              <w:spacing w:after="0" w:line="240" w:lineRule="auto"/>
+              <w:jc w:val="center"/>
             </w:pPr>
             <w:r>
               <w:rPr>
@@ -816,9 +796,9 @@
           <w:tcPr>
             <w:tcW w:w="1560" w:type="dxa"/>
             <w:tcMar>
-              <w:top w:w="120" w:type="dxa"/>
-              <w:left w:w="120" w:type="dxa"/>
-              <w:bottom w:w="120" w:type="dxa"/>
+              <w:top w:w="110" w:type="dxa"/>
+              <w:left w:w="120" w:type="dxa"/>
+              <w:bottom w:w="110" w:type="dxa"/>
               <w:right w:w="120" w:type="dxa"/>
             </w:tcMar>
             <w:vAlign w:val="center"/>
@@ -859,17 +839,17 @@
           <w:tcPr>
             <w:tcW w:w="7800" w:type="dxa"/>
             <w:tcMar>
-              <w:top w:w="120" w:type="dxa"/>
-              <w:left w:w="120" w:type="dxa"/>
-              <w:bottom w:w="120" w:type="dxa"/>
-              <w:right w:w="120" w:type="dxa"/>
-            </w:tcMar>
-            <w:vAlign w:val="center"/>
-          </w:tcPr>
-          <w:p>
-            <w:pPr>
-              <w:spacing w:after="0" w:line="240" w:lineRule="auto"/>
-              <w:jc w:val="left"/>
+              <w:top w:w="110" w:type="dxa"/>
+              <w:left w:w="120" w:type="dxa"/>
+              <w:bottom w:w="110" w:type="dxa"/>
+              <w:right w:w="120" w:type="dxa"/>
+            </w:tcMar>
+            <w:vAlign w:val="center"/>
+          </w:tcPr>
+          <w:p>
+            <w:pPr>
+              <w:spacing w:after="0" w:line="240" w:lineRule="auto"/>
+              <w:jc w:val="center"/>
             </w:pPr>
             <w:r>
               <w:rPr>
@@ -884,9 +864,9 @@
           <w:tcPr>
             <w:tcW w:w="1560" w:type="dxa"/>
             <w:tcMar>
-              <w:top w:w="120" w:type="dxa"/>
-              <w:left w:w="120" w:type="dxa"/>
-              <w:bottom w:w="120" w:type="dxa"/>
+              <w:top w:w="110" w:type="dxa"/>
+              <w:left w:w="120" w:type="dxa"/>
+              <w:bottom w:w="110" w:type="dxa"/>
               <w:right w:w="120" w:type="dxa"/>
             </w:tcMar>
             <w:vAlign w:val="center"/>
@@ -927,17 +907,17 @@
           <w:tcPr>
             <w:tcW w:w="7800" w:type="dxa"/>
             <w:tcMar>
-              <w:top w:w="120" w:type="dxa"/>
-              <w:left w:w="120" w:type="dxa"/>
-              <w:bottom w:w="120" w:type="dxa"/>
-              <w:right w:w="120" w:type="dxa"/>
-            </w:tcMar>
-            <w:vAlign w:val="center"/>
-          </w:tcPr>
-          <w:p>
-            <w:pPr>
-              <w:spacing w:after="0" w:line="240" w:lineRule="auto"/>
-              <w:jc w:val="left"/>
+              <w:top w:w="110" w:type="dxa"/>
+              <w:left w:w="120" w:type="dxa"/>
+              <w:bottom w:w="110" w:type="dxa"/>
+              <w:right w:w="120" w:type="dxa"/>
+            </w:tcMar>
+            <w:vAlign w:val="center"/>
+          </w:tcPr>
+          <w:p>
+            <w:pPr>
+              <w:spacing w:after="0" w:line="240" w:lineRule="auto"/>
+              <w:jc w:val="center"/>
             </w:pPr>
             <w:r>
               <w:rPr>
@@ -952,9 +932,9 @@
           <w:tcPr>
             <w:tcW w:w="1560" w:type="dxa"/>
             <w:tcMar>
-              <w:top w:w="120" w:type="dxa"/>
-              <w:left w:w="120" w:type="dxa"/>
-              <w:bottom w:w="120" w:type="dxa"/>
+              <w:top w:w="110" w:type="dxa"/>
+              <w:left w:w="120" w:type="dxa"/>
+              <w:bottom w:w="110" w:type="dxa"/>
               <w:right w:w="120" w:type="dxa"/>
             </w:tcMar>
             <w:vAlign w:val="center"/>
@@ -969,7 +949,7 @@
                 <w:rFonts w:ascii="微软雅黑" w:hAnsi="微软雅黑" w:eastAsia="微软雅黑"/>
                 <w:sz w:val="20"/>
               </w:rPr>
-              <w:t>5</w:t>
+              <w:t>6</w:t>
             </w:r>
           </w:p>
         </w:tc>
@@ -995,17 +975,17 @@
           <w:tcPr>
             <w:tcW w:w="7800" w:type="dxa"/>
             <w:tcMar>
-              <w:top w:w="120" w:type="dxa"/>
-              <w:left w:w="120" w:type="dxa"/>
-              <w:bottom w:w="120" w:type="dxa"/>
-              <w:right w:w="120" w:type="dxa"/>
-            </w:tcMar>
-            <w:vAlign w:val="center"/>
-          </w:tcPr>
-          <w:p>
-            <w:pPr>
-              <w:spacing w:after="0" w:line="240" w:lineRule="auto"/>
-              <w:jc w:val="left"/>
+              <w:top w:w="110" w:type="dxa"/>
+              <w:left w:w="120" w:type="dxa"/>
+              <w:bottom w:w="110" w:type="dxa"/>
+              <w:right w:w="120" w:type="dxa"/>
+            </w:tcMar>
+            <w:vAlign w:val="center"/>
+          </w:tcPr>
+          <w:p>
+            <w:pPr>
+              <w:spacing w:after="0" w:line="240" w:lineRule="auto"/>
+              <w:jc w:val="center"/>
             </w:pPr>
             <w:r>
               <w:rPr>
@@ -1020,9 +1000,9 @@
           <w:tcPr>
             <w:tcW w:w="1560" w:type="dxa"/>
             <w:tcMar>
-              <w:top w:w="120" w:type="dxa"/>
-              <w:left w:w="120" w:type="dxa"/>
-              <w:bottom w:w="120" w:type="dxa"/>
+              <w:top w:w="110" w:type="dxa"/>
+              <w:left w:w="120" w:type="dxa"/>
+              <w:bottom w:w="110" w:type="dxa"/>
               <w:right w:w="120" w:type="dxa"/>
             </w:tcMar>
             <w:vAlign w:val="center"/>
@@ -1037,7 +1017,7 @@
                 <w:rFonts w:ascii="微软雅黑" w:hAnsi="微软雅黑" w:eastAsia="微软雅黑"/>
                 <w:sz w:val="20"/>
               </w:rPr>
-              <w:t>5</w:t>
+              <w:t>7</w:t>
             </w:r>
           </w:p>
         </w:tc>
@@ -1063,24 +1043,24 @@
           <w:tcPr>
             <w:tcW w:w="7800" w:type="dxa"/>
             <w:tcMar>
-              <w:top w:w="120" w:type="dxa"/>
-              <w:left w:w="120" w:type="dxa"/>
-              <w:bottom w:w="120" w:type="dxa"/>
-              <w:right w:w="120" w:type="dxa"/>
-            </w:tcMar>
-            <w:vAlign w:val="center"/>
-          </w:tcPr>
-          <w:p>
-            <w:pPr>
-              <w:spacing w:after="0" w:line="240" w:lineRule="auto"/>
-              <w:jc w:val="left"/>
+              <w:top w:w="110" w:type="dxa"/>
+              <w:left w:w="120" w:type="dxa"/>
+              <w:bottom w:w="110" w:type="dxa"/>
+              <w:right w:w="120" w:type="dxa"/>
+            </w:tcMar>
+            <w:vAlign w:val="center"/>
+          </w:tcPr>
+          <w:p>
+            <w:pPr>
+              <w:spacing w:after="0" w:line="240" w:lineRule="auto"/>
+              <w:jc w:val="center"/>
             </w:pPr>
             <w:r>
               <w:rPr>
                 <w:rFonts w:ascii="微软雅黑" w:hAnsi="微软雅黑" w:eastAsia="微软雅黑"/>
                 <w:sz w:val="20"/>
               </w:rPr>
-              <w:t>六、关键算法或判定</w:t>
+              <w:t>六、核心代码说明</w:t>
             </w:r>
           </w:p>
         </w:tc>
@@ -1088,9 +1068,9 @@
           <w:tcPr>
             <w:tcW w:w="1560" w:type="dxa"/>
             <w:tcMar>
-              <w:top w:w="120" w:type="dxa"/>
-              <w:left w:w="120" w:type="dxa"/>
-              <w:bottom w:w="120" w:type="dxa"/>
+              <w:top w:w="110" w:type="dxa"/>
+              <w:left w:w="120" w:type="dxa"/>
+              <w:bottom w:w="110" w:type="dxa"/>
               <w:right w:w="120" w:type="dxa"/>
             </w:tcMar>
             <w:vAlign w:val="center"/>
@@ -1105,7 +1085,7 @@
                 <w:rFonts w:ascii="微软雅黑" w:hAnsi="微软雅黑" w:eastAsia="微软雅黑"/>
                 <w:sz w:val="20"/>
               </w:rPr>
-              <w:t>6</w:t>
+              <w:t>9</w:t>
             </w:r>
           </w:p>
         </w:tc>
@@ -1131,24 +1111,24 @@
           <w:tcPr>
             <w:tcW w:w="7800" w:type="dxa"/>
             <w:tcMar>
-              <w:top w:w="120" w:type="dxa"/>
-              <w:left w:w="120" w:type="dxa"/>
-              <w:bottom w:w="120" w:type="dxa"/>
-              <w:right w:w="120" w:type="dxa"/>
-            </w:tcMar>
-            <w:vAlign w:val="center"/>
-          </w:tcPr>
-          <w:p>
-            <w:pPr>
-              <w:spacing w:after="0" w:line="240" w:lineRule="auto"/>
-              <w:jc w:val="left"/>
+              <w:top w:w="110" w:type="dxa"/>
+              <w:left w:w="120" w:type="dxa"/>
+              <w:bottom w:w="110" w:type="dxa"/>
+              <w:right w:w="120" w:type="dxa"/>
+            </w:tcMar>
+            <w:vAlign w:val="center"/>
+          </w:tcPr>
+          <w:p>
+            <w:pPr>
+              <w:spacing w:after="0" w:line="240" w:lineRule="auto"/>
+              <w:jc w:val="center"/>
             </w:pPr>
             <w:r>
               <w:rPr>
                 <w:rFonts w:ascii="微软雅黑" w:hAnsi="微软雅黑" w:eastAsia="微软雅黑"/>
                 <w:sz w:val="20"/>
               </w:rPr>
-              <w:t>七、测试与验证</w:t>
+              <w:t>七、关键算法或判定</w:t>
             </w:r>
           </w:p>
         </w:tc>
@@ -1156,9 +1136,9 @@
           <w:tcPr>
             <w:tcW w:w="1560" w:type="dxa"/>
             <w:tcMar>
-              <w:top w:w="120" w:type="dxa"/>
-              <w:left w:w="120" w:type="dxa"/>
-              <w:bottom w:w="120" w:type="dxa"/>
+              <w:top w:w="110" w:type="dxa"/>
+              <w:left w:w="120" w:type="dxa"/>
+              <w:bottom w:w="110" w:type="dxa"/>
               <w:right w:w="120" w:type="dxa"/>
             </w:tcMar>
             <w:vAlign w:val="center"/>
@@ -1173,7 +1153,7 @@
                 <w:rFonts w:ascii="微软雅黑" w:hAnsi="微软雅黑" w:eastAsia="微软雅黑"/>
                 <w:sz w:val="20"/>
               </w:rPr>
-              <w:t>7</w:t>
+              <w:t>10</w:t>
             </w:r>
           </w:p>
         </w:tc>
@@ -1199,24 +1179,24 @@
           <w:tcPr>
             <w:tcW w:w="7800" w:type="dxa"/>
             <w:tcMar>
-              <w:top w:w="120" w:type="dxa"/>
-              <w:left w:w="120" w:type="dxa"/>
-              <w:bottom w:w="120" w:type="dxa"/>
-              <w:right w:w="120" w:type="dxa"/>
-            </w:tcMar>
-            <w:vAlign w:val="center"/>
-          </w:tcPr>
-          <w:p>
-            <w:pPr>
-              <w:spacing w:after="0" w:line="240" w:lineRule="auto"/>
-              <w:jc w:val="left"/>
+              <w:top w:w="110" w:type="dxa"/>
+              <w:left w:w="120" w:type="dxa"/>
+              <w:bottom w:w="110" w:type="dxa"/>
+              <w:right w:w="120" w:type="dxa"/>
+            </w:tcMar>
+            <w:vAlign w:val="center"/>
+          </w:tcPr>
+          <w:p>
+            <w:pPr>
+              <w:spacing w:after="0" w:line="240" w:lineRule="auto"/>
+              <w:jc w:val="center"/>
             </w:pPr>
             <w:r>
               <w:rPr>
                 <w:rFonts w:ascii="微软雅黑" w:hAnsi="微软雅黑" w:eastAsia="微软雅黑"/>
                 <w:sz w:val="20"/>
               </w:rPr>
-              <w:t>八、问题与解决</w:t>
+              <w:t>八、测试与验证</w:t>
             </w:r>
           </w:p>
         </w:tc>
@@ -1224,9 +1204,9 @@
           <w:tcPr>
             <w:tcW w:w="1560" w:type="dxa"/>
             <w:tcMar>
-              <w:top w:w="120" w:type="dxa"/>
-              <w:left w:w="120" w:type="dxa"/>
-              <w:bottom w:w="120" w:type="dxa"/>
+              <w:top w:w="110" w:type="dxa"/>
+              <w:left w:w="120" w:type="dxa"/>
+              <w:bottom w:w="110" w:type="dxa"/>
               <w:right w:w="120" w:type="dxa"/>
             </w:tcMar>
             <w:vAlign w:val="center"/>
@@ -1241,7 +1221,7 @@
                 <w:rFonts w:ascii="微软雅黑" w:hAnsi="微软雅黑" w:eastAsia="微软雅黑"/>
                 <w:sz w:val="20"/>
               </w:rPr>
-              <w:t>8</w:t>
+              <w:t>11</w:t>
             </w:r>
           </w:p>
         </w:tc>
@@ -1267,24 +1247,24 @@
           <w:tcPr>
             <w:tcW w:w="7800" w:type="dxa"/>
             <w:tcMar>
-              <w:top w:w="120" w:type="dxa"/>
-              <w:left w:w="120" w:type="dxa"/>
-              <w:bottom w:w="120" w:type="dxa"/>
-              <w:right w:w="120" w:type="dxa"/>
-            </w:tcMar>
-            <w:vAlign w:val="center"/>
-          </w:tcPr>
-          <w:p>
-            <w:pPr>
-              <w:spacing w:after="0" w:line="240" w:lineRule="auto"/>
-              <w:jc w:val="left"/>
+              <w:top w:w="110" w:type="dxa"/>
+              <w:left w:w="120" w:type="dxa"/>
+              <w:bottom w:w="110" w:type="dxa"/>
+              <w:right w:w="120" w:type="dxa"/>
+            </w:tcMar>
+            <w:vAlign w:val="center"/>
+          </w:tcPr>
+          <w:p>
+            <w:pPr>
+              <w:spacing w:after="0" w:line="240" w:lineRule="auto"/>
+              <w:jc w:val="center"/>
             </w:pPr>
             <w:r>
               <w:rPr>
                 <w:rFonts w:ascii="微软雅黑" w:hAnsi="微软雅黑" w:eastAsia="微软雅黑"/>
                 <w:sz w:val="20"/>
               </w:rPr>
-              <w:t>九、项目收获</w:t>
+              <w:t>九、问题与解决</w:t>
             </w:r>
           </w:p>
         </w:tc>
@@ -1292,9 +1272,9 @@
           <w:tcPr>
             <w:tcW w:w="1560" w:type="dxa"/>
             <w:tcMar>
-              <w:top w:w="120" w:type="dxa"/>
-              <w:left w:w="120" w:type="dxa"/>
-              <w:bottom w:w="120" w:type="dxa"/>
+              <w:top w:w="110" w:type="dxa"/>
+              <w:left w:w="120" w:type="dxa"/>
+              <w:bottom w:w="110" w:type="dxa"/>
               <w:right w:w="120" w:type="dxa"/>
             </w:tcMar>
             <w:vAlign w:val="center"/>
@@ -1309,7 +1289,7 @@
                 <w:rFonts w:ascii="微软雅黑" w:hAnsi="微软雅黑" w:eastAsia="微软雅黑"/>
                 <w:sz w:val="20"/>
               </w:rPr>
-              <w:t>9</w:t>
+              <w:t>12</w:t>
             </w:r>
           </w:p>
         </w:tc>
@@ -1335,24 +1315,24 @@
           <w:tcPr>
             <w:tcW w:w="7800" w:type="dxa"/>
             <w:tcMar>
-              <w:top w:w="120" w:type="dxa"/>
-              <w:left w:w="120" w:type="dxa"/>
-              <w:bottom w:w="120" w:type="dxa"/>
-              <w:right w:w="120" w:type="dxa"/>
-            </w:tcMar>
-            <w:vAlign w:val="center"/>
-          </w:tcPr>
-          <w:p>
-            <w:pPr>
-              <w:spacing w:after="0" w:line="240" w:lineRule="auto"/>
-              <w:jc w:val="left"/>
+              <w:top w:w="110" w:type="dxa"/>
+              <w:left w:w="120" w:type="dxa"/>
+              <w:bottom w:w="110" w:type="dxa"/>
+              <w:right w:w="120" w:type="dxa"/>
+            </w:tcMar>
+            <w:vAlign w:val="center"/>
+          </w:tcPr>
+          <w:p>
+            <w:pPr>
+              <w:spacing w:after="0" w:line="240" w:lineRule="auto"/>
+              <w:jc w:val="center"/>
             </w:pPr>
             <w:r>
               <w:rPr>
                 <w:rFonts w:ascii="微软雅黑" w:hAnsi="微软雅黑" w:eastAsia="微软雅黑"/>
                 <w:sz w:val="20"/>
               </w:rPr>
-              <w:t>十、AI 工具使用披露</w:t>
+              <w:t>十、项目收获</w:t>
             </w:r>
           </w:p>
         </w:tc>
@@ -1360,9 +1340,9 @@
           <w:tcPr>
             <w:tcW w:w="1560" w:type="dxa"/>
             <w:tcMar>
-              <w:top w:w="120" w:type="dxa"/>
-              <w:left w:w="120" w:type="dxa"/>
-              <w:bottom w:w="120" w:type="dxa"/>
+              <w:top w:w="110" w:type="dxa"/>
+              <w:left w:w="120" w:type="dxa"/>
+              <w:bottom w:w="110" w:type="dxa"/>
               <w:right w:w="120" w:type="dxa"/>
             </w:tcMar>
             <w:vAlign w:val="center"/>
@@ -1377,7 +1357,75 @@
                 <w:rFonts w:ascii="微软雅黑" w:hAnsi="微软雅黑" w:eastAsia="微软雅黑"/>
                 <w:sz w:val="20"/>
               </w:rPr>
-              <w:t>9</w:t>
+              <w:t>12</w:t>
+            </w:r>
+          </w:p>
+        </w:tc>
+      </w:tr>
+      <w:tr>
+        <w:tblPrEx>
+          <w:tblBorders>
+            <w:top w:val="single" w:color="auto" w:sz="4" w:space="0"/>
+            <w:left w:val="single" w:color="auto" w:sz="4" w:space="0"/>
+            <w:bottom w:val="single" w:color="auto" w:sz="4" w:space="0"/>
+            <w:right w:val="single" w:color="auto" w:sz="4" w:space="0"/>
+            <w:insideH w:val="single" w:color="auto" w:sz="4" w:space="0"/>
+            <w:insideV w:val="single" w:color="auto" w:sz="4" w:space="0"/>
+          </w:tblBorders>
+          <w:tblCellMar>
+            <w:top w:w="0" w:type="dxa"/>
+            <w:left w:w="108" w:type="dxa"/>
+            <w:bottom w:w="0" w:type="dxa"/>
+            <w:right w:w="108" w:type="dxa"/>
+          </w:tblCellMar>
+        </w:tblPrEx>
+        <w:tc>
+          <w:tcPr>
+            <w:tcW w:w="7800" w:type="dxa"/>
+            <w:tcMar>
+              <w:top w:w="110" w:type="dxa"/>
+              <w:left w:w="120" w:type="dxa"/>
+              <w:bottom w:w="110" w:type="dxa"/>
+              <w:right w:w="120" w:type="dxa"/>
+            </w:tcMar>
+            <w:vAlign w:val="center"/>
+          </w:tcPr>
+          <w:p>
+            <w:pPr>
+              <w:spacing w:after="0" w:line="240" w:lineRule="auto"/>
+              <w:jc w:val="center"/>
+            </w:pPr>
+            <w:r>
+              <w:rPr>
+                <w:rFonts w:ascii="微软雅黑" w:hAnsi="微软雅黑" w:eastAsia="微软雅黑"/>
+                <w:sz w:val="20"/>
+              </w:rPr>
+              <w:t>十一、AI 工具使用披露</w:t>
+            </w:r>
+          </w:p>
+        </w:tc>
+        <w:tc>
+          <w:tcPr>
+            <w:tcW w:w="1560" w:type="dxa"/>
+            <w:tcMar>
+              <w:top w:w="110" w:type="dxa"/>
+              <w:left w:w="120" w:type="dxa"/>
+              <w:bottom w:w="110" w:type="dxa"/>
+              <w:right w:w="120" w:type="dxa"/>
+            </w:tcMar>
+            <w:vAlign w:val="center"/>
+          </w:tcPr>
+          <w:p>
+            <w:pPr>
+              <w:spacing w:after="0" w:line="240" w:lineRule="auto"/>
+              <w:jc w:val="center"/>
+            </w:pPr>
+            <w:r>
+              <w:rPr>
+                <w:rFonts w:ascii="微软雅黑" w:hAnsi="微软雅黑" w:eastAsia="微软雅黑"/>
+                <w:sz w:val="20"/>
+              </w:rPr>
+              <w:t>13</w:t>
             </w:r>
           </w:p>
         </w:tc>
@@ -1385,104 +1433,41 @@
     </w:tbl>
     <w:p/>
     <w:p>
-      <w:pPr>
-        <w:pStyle w:val="31"/>
-        <w:jc w:val="center"/>
+      <w:r>
         <w:rPr>
           <w:rFonts w:ascii="微软雅黑" w:hAnsi="微软雅黑" w:eastAsia="微软雅黑"/>
           <w:sz w:val="22"/>
         </w:rPr>
-      </w:pPr>
+        <w:br w:type="page"/>
+      </w:r>
+      <w:bookmarkStart w:id="0" w:name="_GoBack"/>
+      <w:bookmarkEnd w:id="0"/>
     </w:p>
     <w:p>
       <w:pPr>
         <w:pStyle w:val="31"/>
         <w:jc w:val="center"/>
+      </w:pPr>
+      <w:r>
         <w:rPr>
           <w:rFonts w:ascii="微软雅黑" w:hAnsi="微软雅黑" w:eastAsia="微软雅黑"/>
           <w:sz w:val="22"/>
         </w:rPr>
-      </w:pPr>
+        <w:t>高级语言程序设计大作业实验报告</w:t>
+      </w:r>
     </w:p>
     <w:p>
       <w:pPr>
-        <w:pStyle w:val="31"/>
         <w:jc w:val="center"/>
+      </w:pPr>
+      <w:r>
         <w:rPr>
           <w:rFonts w:ascii="微软雅黑" w:hAnsi="微软雅黑" w:eastAsia="微软雅黑"/>
-          <w:sz w:val="22"/>
+          <w:color w:val="505050"/>
+          <w:sz w:val="28"/>
         </w:rPr>
-      </w:pPr>
-    </w:p>
-    <w:p>
-      <w:pPr>
-        <w:pStyle w:val="31"/>
-        <w:jc w:val="center"/>
-        <w:rPr>
-          <w:rFonts w:ascii="微软雅黑" w:hAnsi="微软雅黑" w:eastAsia="微软雅黑"/>
-          <w:sz w:val="22"/>
-        </w:rPr>
-      </w:pPr>
-    </w:p>
-    <w:p>
-      <w:pPr>
-        <w:pStyle w:val="31"/>
-        <w:jc w:val="center"/>
-        <w:rPr>
-          <w:rFonts w:ascii="微软雅黑" w:hAnsi="微软雅黑" w:eastAsia="微软雅黑"/>
-          <w:sz w:val="22"/>
-        </w:rPr>
-      </w:pPr>
-    </w:p>
-    <w:p>
-      <w:pPr>
-        <w:pStyle w:val="31"/>
-        <w:jc w:val="center"/>
-        <w:rPr>
-          <w:rFonts w:ascii="微软雅黑" w:hAnsi="微软雅黑" w:eastAsia="微软雅黑"/>
-          <w:sz w:val="22"/>
-        </w:rPr>
-      </w:pPr>
-    </w:p>
-    <w:p>
-      <w:pPr>
-        <w:pStyle w:val="31"/>
-        <w:jc w:val="center"/>
-        <w:rPr>
-          <w:rFonts w:ascii="微软雅黑" w:hAnsi="微软雅黑" w:eastAsia="微软雅黑"/>
-          <w:sz w:val="22"/>
-        </w:rPr>
-      </w:pPr>
-    </w:p>
-    <w:p>
-      <w:pPr>
-        <w:pStyle w:val="31"/>
-        <w:jc w:val="center"/>
-        <w:rPr>
-          <w:rFonts w:ascii="微软雅黑" w:hAnsi="微软雅黑" w:eastAsia="微软雅黑"/>
-          <w:sz w:val="22"/>
-        </w:rPr>
-      </w:pPr>
-    </w:p>
-    <w:p>
-      <w:pPr>
-        <w:pStyle w:val="31"/>
-        <w:jc w:val="center"/>
-        <w:rPr>
-          <w:rFonts w:ascii="微软雅黑" w:hAnsi="微软雅黑" w:eastAsia="微软雅黑"/>
-          <w:sz w:val="22"/>
-        </w:rPr>
-      </w:pPr>
-    </w:p>
-    <w:p>
-      <w:pPr>
-        <w:pStyle w:val="31"/>
-        <w:jc w:val="center"/>
-        <w:rPr>
-          <w:rFonts w:ascii="微软雅黑" w:hAnsi="微软雅黑" w:eastAsia="微软雅黑"/>
-          <w:sz w:val="22"/>
-        </w:rPr>
-      </w:pPr>
+        <w:t>峡谷守卫战——基于 Qt/C++ 的塔防游戏</w:t>
+      </w:r>
     </w:p>
     <w:p>
       <w:pPr>
@@ -1493,7 +1478,7 @@
           <w:rFonts w:ascii="微软雅黑" w:hAnsi="微软雅黑" w:eastAsia="微软雅黑"/>
           <w:sz w:val="22"/>
         </w:rPr>
-        <w:t>摘要：本项目使用 C++17 与 Qt Widgets 开发了一款图形化塔防游戏。玩家在地图建塔点上建造与升级防御塔，抵御多路敌人进攻蓝色水晶；程序包含敌人波次、路径移动、炮塔攻击、子弹碰撞、金币与生命值、技能与装备、音视频反馈、胜负结算等完整游戏流程。本报告按照课程大作业要求，对项目目标、类结构、实现思路、关键算法、测试验证和个人收获进行说明。</w:t>
+        <w:t>摘要：本项目使用 C++17 与 Qt Widgets 开发了一款图形化塔防游戏。玩家在地图建塔点上建造与升级防御塔，抵御多路敌人进攻蓝色水晶；程序包含敌人波次、路径移动、炮塔攻击、子弹追踪、金币与生命值、技能与装备、音视频反馈、胜负结算等完整流程。本次修改重点补充代码设计部分，使报告能够更清楚地体现面向对象建模、事件驱动主循环、Qt 信号槽以及关键算法的实现方式。</w:t>
       </w:r>
     </w:p>
     <w:p>
@@ -1544,7 +1529,7 @@
           <w:rFonts w:ascii="微软雅黑" w:hAnsi="微软雅黑" w:eastAsia="微软雅黑"/>
           <w:sz w:val="21"/>
         </w:rPr>
-        <w:t>C++ 面向对象：抽象 GameObject，派生 Enemy、Tower、Projectile 等核心对象。</w:t>
+        <w:t>C++ 面向对象：以 GameObject 为统一更新接口，派生 Enemy、Tower、Projectile 等核心对象。</w:t>
       </w:r>
     </w:p>
     <w:p>
@@ -1557,7 +1542,7 @@
           <w:rFonts w:ascii="微软雅黑" w:hAnsi="微软雅黑" w:eastAsia="微软雅黑"/>
           <w:sz w:val="21"/>
         </w:rPr>
-        <w:t>完整玩法：支持建塔、升级、波次推进、金币奖励、基地生命、胜负结算。</w:t>
+        <w:t>完整玩法：支持建塔、升级、波次推进、金币奖励、基地生命、技能释放、胜负结算。</w:t>
       </w:r>
     </w:p>
     <w:p>
@@ -1570,20 +1555,7 @@
           <w:rFonts w:ascii="微软雅黑" w:hAnsi="微软雅黑" w:eastAsia="微软雅黑"/>
           <w:sz w:val="21"/>
         </w:rPr>
-        <w:t>创意扩展：设计多类型敌人、多类防御塔、技能按钮、战歌音频、名刀司命等装备逻辑。</w:t>
-      </w:r>
-    </w:p>
-    <w:p>
-      <w:pPr>
-        <w:pStyle w:val="16"/>
-        <w:spacing w:after="80"/>
-      </w:pPr>
-      <w:r>
-        <w:rPr>
-          <w:rFonts w:ascii="微软雅黑" w:hAnsi="微软雅黑" w:eastAsia="微软雅黑"/>
-          <w:sz w:val="21"/>
-        </w:rPr>
-        <w:t>报告披露：在报告末尾列出 AI 工具使用情况，满足课程文档要求。</w:t>
+        <w:t>创意扩展：设计多路线、多类型敌人、多类炮塔分支、战歌音频、名刀司命等机制。</w:t>
       </w:r>
     </w:p>
     <w:p>
@@ -1650,9 +1622,9 @@
             <w:tcW w:w="1900" w:type="dxa"/>
             <w:shd w:val="clear" w:color="auto" w:fill="EAF2F8"/>
             <w:tcMar>
-              <w:top w:w="120" w:type="dxa"/>
-              <w:left w:w="120" w:type="dxa"/>
-              <w:bottom w:w="120" w:type="dxa"/>
+              <w:top w:w="110" w:type="dxa"/>
+              <w:left w:w="120" w:type="dxa"/>
+              <w:bottom w:w="110" w:type="dxa"/>
               <w:right w:w="120" w:type="dxa"/>
             </w:tcMar>
             <w:vAlign w:val="center"/>
@@ -1677,9 +1649,9 @@
             <w:tcW w:w="5400" w:type="dxa"/>
             <w:shd w:val="clear" w:color="auto" w:fill="EAF2F8"/>
             <w:tcMar>
-              <w:top w:w="120" w:type="dxa"/>
-              <w:left w:w="120" w:type="dxa"/>
-              <w:bottom w:w="120" w:type="dxa"/>
+              <w:top w:w="110" w:type="dxa"/>
+              <w:left w:w="120" w:type="dxa"/>
+              <w:bottom w:w="110" w:type="dxa"/>
               <w:right w:w="120" w:type="dxa"/>
             </w:tcMar>
             <w:vAlign w:val="center"/>
@@ -1704,9 +1676,9 @@
             <w:tcW w:w="2060" w:type="dxa"/>
             <w:shd w:val="clear" w:color="auto" w:fill="EAF2F8"/>
             <w:tcMar>
-              <w:top w:w="120" w:type="dxa"/>
-              <w:left w:w="120" w:type="dxa"/>
-              <w:bottom w:w="120" w:type="dxa"/>
+              <w:top w:w="110" w:type="dxa"/>
+              <w:left w:w="120" w:type="dxa"/>
+              <w:bottom w:w="110" w:type="dxa"/>
               <w:right w:w="120" w:type="dxa"/>
             </w:tcMar>
             <w:vAlign w:val="center"/>
@@ -1748,9 +1720,9 @@
           <w:tcPr>
             <w:tcW w:w="1900" w:type="dxa"/>
             <w:tcMar>
-              <w:top w:w="120" w:type="dxa"/>
-              <w:left w:w="120" w:type="dxa"/>
-              <w:bottom w:w="120" w:type="dxa"/>
+              <w:top w:w="110" w:type="dxa"/>
+              <w:left w:w="120" w:type="dxa"/>
+              <w:bottom w:w="110" w:type="dxa"/>
               <w:right w:w="120" w:type="dxa"/>
             </w:tcMar>
             <w:vAlign w:val="center"/>
@@ -1773,9 +1745,9 @@
           <w:tcPr>
             <w:tcW w:w="5400" w:type="dxa"/>
             <w:tcMar>
-              <w:top w:w="120" w:type="dxa"/>
-              <w:left w:w="120" w:type="dxa"/>
-              <w:bottom w:w="120" w:type="dxa"/>
+              <w:top w:w="110" w:type="dxa"/>
+              <w:left w:w="120" w:type="dxa"/>
+              <w:bottom w:w="110" w:type="dxa"/>
               <w:right w:w="120" w:type="dxa"/>
             </w:tcMar>
             <w:vAlign w:val="center"/>
@@ -1798,9 +1770,9 @@
           <w:tcPr>
             <w:tcW w:w="2060" w:type="dxa"/>
             <w:tcMar>
-              <w:top w:w="120" w:type="dxa"/>
-              <w:left w:w="120" w:type="dxa"/>
-              <w:bottom w:w="120" w:type="dxa"/>
+              <w:top w:w="110" w:type="dxa"/>
+              <w:left w:w="120" w:type="dxa"/>
+              <w:bottom w:w="110" w:type="dxa"/>
               <w:right w:w="120" w:type="dxa"/>
             </w:tcMar>
             <w:vAlign w:val="center"/>
@@ -1841,9 +1813,9 @@
           <w:tcPr>
             <w:tcW w:w="1900" w:type="dxa"/>
             <w:tcMar>
-              <w:top w:w="120" w:type="dxa"/>
-              <w:left w:w="120" w:type="dxa"/>
-              <w:bottom w:w="120" w:type="dxa"/>
+              <w:top w:w="110" w:type="dxa"/>
+              <w:left w:w="120" w:type="dxa"/>
+              <w:bottom w:w="110" w:type="dxa"/>
               <w:right w:w="120" w:type="dxa"/>
             </w:tcMar>
             <w:vAlign w:val="center"/>
@@ -1866,9 +1838,9 @@
           <w:tcPr>
             <w:tcW w:w="5400" w:type="dxa"/>
             <w:tcMar>
-              <w:top w:w="120" w:type="dxa"/>
-              <w:left w:w="120" w:type="dxa"/>
-              <w:bottom w:w="120" w:type="dxa"/>
+              <w:top w:w="110" w:type="dxa"/>
+              <w:left w:w="120" w:type="dxa"/>
+              <w:bottom w:w="110" w:type="dxa"/>
               <w:right w:w="120" w:type="dxa"/>
             </w:tcMar>
             <w:vAlign w:val="center"/>
@@ -1891,9 +1863,9 @@
           <w:tcPr>
             <w:tcW w:w="2060" w:type="dxa"/>
             <w:tcMar>
-              <w:top w:w="120" w:type="dxa"/>
-              <w:left w:w="120" w:type="dxa"/>
-              <w:bottom w:w="120" w:type="dxa"/>
+              <w:top w:w="110" w:type="dxa"/>
+              <w:left w:w="120" w:type="dxa"/>
+              <w:bottom w:w="110" w:type="dxa"/>
               <w:right w:w="120" w:type="dxa"/>
             </w:tcMar>
             <w:vAlign w:val="center"/>
@@ -1934,9 +1906,9 @@
           <w:tcPr>
             <w:tcW w:w="1900" w:type="dxa"/>
             <w:tcMar>
-              <w:top w:w="120" w:type="dxa"/>
-              <w:left w:w="120" w:type="dxa"/>
-              <w:bottom w:w="120" w:type="dxa"/>
+              <w:top w:w="110" w:type="dxa"/>
+              <w:left w:w="120" w:type="dxa"/>
+              <w:bottom w:w="110" w:type="dxa"/>
               <w:right w:w="120" w:type="dxa"/>
             </w:tcMar>
             <w:vAlign w:val="center"/>
@@ -1959,9 +1931,9 @@
           <w:tcPr>
             <w:tcW w:w="5400" w:type="dxa"/>
             <w:tcMar>
-              <w:top w:w="120" w:type="dxa"/>
-              <w:left w:w="120" w:type="dxa"/>
-              <w:bottom w:w="120" w:type="dxa"/>
+              <w:top w:w="110" w:type="dxa"/>
+              <w:left w:w="120" w:type="dxa"/>
+              <w:bottom w:w="110" w:type="dxa"/>
               <w:right w:w="120" w:type="dxa"/>
             </w:tcMar>
             <w:vAlign w:val="center"/>
@@ -1984,9 +1956,9 @@
           <w:tcPr>
             <w:tcW w:w="2060" w:type="dxa"/>
             <w:tcMar>
-              <w:top w:w="120" w:type="dxa"/>
-              <w:left w:w="120" w:type="dxa"/>
-              <w:bottom w:w="120" w:type="dxa"/>
+              <w:top w:w="110" w:type="dxa"/>
+              <w:left w:w="120" w:type="dxa"/>
+              <w:bottom w:w="110" w:type="dxa"/>
               <w:right w:w="120" w:type="dxa"/>
             </w:tcMar>
             <w:vAlign w:val="center"/>
@@ -2027,9 +1999,9 @@
           <w:tcPr>
             <w:tcW w:w="1900" w:type="dxa"/>
             <w:tcMar>
-              <w:top w:w="120" w:type="dxa"/>
-              <w:left w:w="120" w:type="dxa"/>
-              <w:bottom w:w="120" w:type="dxa"/>
+              <w:top w:w="110" w:type="dxa"/>
+              <w:left w:w="120" w:type="dxa"/>
+              <w:bottom w:w="110" w:type="dxa"/>
               <w:right w:w="120" w:type="dxa"/>
             </w:tcMar>
             <w:vAlign w:val="center"/>
@@ -2052,9 +2024,9 @@
           <w:tcPr>
             <w:tcW w:w="5400" w:type="dxa"/>
             <w:tcMar>
-              <w:top w:w="120" w:type="dxa"/>
-              <w:left w:w="120" w:type="dxa"/>
-              <w:bottom w:w="120" w:type="dxa"/>
+              <w:top w:w="110" w:type="dxa"/>
+              <w:left w:w="120" w:type="dxa"/>
+              <w:bottom w:w="110" w:type="dxa"/>
               <w:right w:w="120" w:type="dxa"/>
             </w:tcMar>
             <w:vAlign w:val="center"/>
@@ -2069,7 +2041,7 @@
                 <w:rFonts w:ascii="微软雅黑" w:hAnsi="微软雅黑" w:eastAsia="微软雅黑"/>
                 <w:sz w:val="20"/>
               </w:rPr>
-              <w:t>包含射手塔、法师塔、辅助塔，支持射程、攻速、升级和分支强化。</w:t>
+              <w:t>包含射手塔、法师塔、辅助塔，支持射程、攻速、升级和 3 级后的分支强化。</w:t>
             </w:r>
           </w:p>
         </w:tc>
@@ -2077,9 +2049,9 @@
           <w:tcPr>
             <w:tcW w:w="2060" w:type="dxa"/>
             <w:tcMar>
-              <w:top w:w="120" w:type="dxa"/>
-              <w:left w:w="120" w:type="dxa"/>
-              <w:bottom w:w="120" w:type="dxa"/>
+              <w:top w:w="110" w:type="dxa"/>
+              <w:left w:w="120" w:type="dxa"/>
+              <w:bottom w:w="110" w:type="dxa"/>
               <w:right w:w="120" w:type="dxa"/>
             </w:tcMar>
             <w:vAlign w:val="center"/>
@@ -2120,9 +2092,9 @@
           <w:tcPr>
             <w:tcW w:w="1900" w:type="dxa"/>
             <w:tcMar>
-              <w:top w:w="120" w:type="dxa"/>
-              <w:left w:w="120" w:type="dxa"/>
-              <w:bottom w:w="120" w:type="dxa"/>
+              <w:top w:w="110" w:type="dxa"/>
+              <w:left w:w="120" w:type="dxa"/>
+              <w:bottom w:w="110" w:type="dxa"/>
               <w:right w:w="120" w:type="dxa"/>
             </w:tcMar>
             <w:vAlign w:val="center"/>
@@ -2145,9 +2117,9 @@
           <w:tcPr>
             <w:tcW w:w="5400" w:type="dxa"/>
             <w:tcMar>
-              <w:top w:w="120" w:type="dxa"/>
-              <w:left w:w="120" w:type="dxa"/>
-              <w:bottom w:w="120" w:type="dxa"/>
+              <w:top w:w="110" w:type="dxa"/>
+              <w:left w:w="120" w:type="dxa"/>
+              <w:bottom w:w="110" w:type="dxa"/>
               <w:right w:w="120" w:type="dxa"/>
             </w:tcMar>
             <w:vAlign w:val="center"/>
@@ -2162,7 +2134,7 @@
                 <w:rFonts w:ascii="微软雅黑" w:hAnsi="微软雅黑" w:eastAsia="微软雅黑"/>
                 <w:sz w:val="20"/>
               </w:rPr>
-              <w:t>负责飞行、命中、伤害、减速、爆炸、灼烧等效果。</w:t>
+              <w:t>负责飞行、目标追踪、命中、暴击、减速、爆炸、灼烧等效果。</w:t>
             </w:r>
           </w:p>
         </w:tc>
@@ -2170,9 +2142,9 @@
           <w:tcPr>
             <w:tcW w:w="2060" w:type="dxa"/>
             <w:tcMar>
-              <w:top w:w="120" w:type="dxa"/>
-              <w:left w:w="120" w:type="dxa"/>
-              <w:bottom w:w="120" w:type="dxa"/>
+              <w:top w:w="110" w:type="dxa"/>
+              <w:left w:w="120" w:type="dxa"/>
+              <w:bottom w:w="110" w:type="dxa"/>
               <w:right w:w="120" w:type="dxa"/>
             </w:tcMar>
             <w:vAlign w:val="center"/>
@@ -2213,9 +2185,9 @@
           <w:tcPr>
             <w:tcW w:w="1900" w:type="dxa"/>
             <w:tcMar>
-              <w:top w:w="120" w:type="dxa"/>
-              <w:left w:w="120" w:type="dxa"/>
-              <w:bottom w:w="120" w:type="dxa"/>
+              <w:top w:w="110" w:type="dxa"/>
+              <w:left w:w="120" w:type="dxa"/>
+              <w:bottom w:w="110" w:type="dxa"/>
               <w:right w:w="120" w:type="dxa"/>
             </w:tcMar>
             <w:vAlign w:val="center"/>
@@ -2238,9 +2210,9 @@
           <w:tcPr>
             <w:tcW w:w="5400" w:type="dxa"/>
             <w:tcMar>
-              <w:top w:w="120" w:type="dxa"/>
-              <w:left w:w="120" w:type="dxa"/>
-              <w:bottom w:w="120" w:type="dxa"/>
+              <w:top w:w="110" w:type="dxa"/>
+              <w:left w:w="120" w:type="dxa"/>
+              <w:bottom w:w="110" w:type="dxa"/>
               <w:right w:w="120" w:type="dxa"/>
             </w:tcMar>
             <w:vAlign w:val="center"/>
@@ -2255,7 +2227,7 @@
                 <w:rFonts w:ascii="微软雅黑" w:hAnsi="微软雅黑" w:eastAsia="微软雅黑"/>
                 <w:sz w:val="20"/>
               </w:rPr>
-              <w:t>使用 QMediaPlayer 与 QAudioOutput/QVideoWidget 播放音频、视频和技能效果。</w:t>
+              <w:t>使用 QMediaPlayer、QAudioOutput、QVideoWidget 播放音频、视频和技能反馈。</w:t>
             </w:r>
           </w:p>
         </w:tc>
@@ -2263,9 +2235,9 @@
           <w:tcPr>
             <w:tcW w:w="2060" w:type="dxa"/>
             <w:tcMar>
-              <w:top w:w="120" w:type="dxa"/>
-              <w:left w:w="120" w:type="dxa"/>
-              <w:bottom w:w="120" w:type="dxa"/>
+              <w:top w:w="110" w:type="dxa"/>
+              <w:left w:w="120" w:type="dxa"/>
+              <w:bottom w:w="110" w:type="dxa"/>
               <w:right w:w="120" w:type="dxa"/>
             </w:tcMar>
             <w:vAlign w:val="center"/>
@@ -2309,7 +2281,3914 @@
           <w:rFonts w:ascii="微软雅黑" w:hAnsi="微软雅黑" w:eastAsia="微软雅黑"/>
           <w:sz w:val="22"/>
         </w:rPr>
-        <w:t>项目采用面向对象方式组织代码。GameScene 作为调度中心，持有敌人、防御塔和子弹列表；Enemy、Tower、Projectile 都以 QGraphicsItem 的形式绘制在场景中，并继承或实现统一的 updateObject 更新接口。</w:t>
+        <w:t>项目按照“界面层、场景控制层、游戏对象层、资源表现层”组织。MainWindow 只负责界面布局和按钮连接；GameScene 是游戏逻辑中心，统一调度波次、敌人、炮塔、子弹和胜负状态；Enemy、Tower、Projectile 作为可绘制的 QGraphicsItem 进入场景，同时实现 GameObject 的 updateObject(qreal dt) 接口，参与每帧刷新。</w:t>
+      </w:r>
+    </w:p>
+    <w:p>
+      <w:pPr>
+        <w:spacing w:before="40" w:after="60"/>
+      </w:pPr>
+      <w:r>
+        <w:rPr>
+          <w:rFonts w:ascii="微软雅黑" w:hAnsi="微软雅黑" w:eastAsia="微软雅黑"/>
+          <w:b/>
+          <w:sz w:val="21"/>
+        </w:rPr>
+        <w:t>类关系简图：</w:t>
+      </w:r>
+    </w:p>
+    <w:tbl>
+      <w:tblPr>
+        <w:tblStyle w:val="33"/>
+        <w:tblW w:w="9360" w:type="dxa"/>
+        <w:tblInd w:w="0" w:type="dxa"/>
+        <w:tblBorders>
+          <w:top w:val="single" w:color="auto" w:sz="4" w:space="0"/>
+          <w:left w:val="single" w:color="auto" w:sz="4" w:space="0"/>
+          <w:bottom w:val="single" w:color="auto" w:sz="4" w:space="0"/>
+          <w:right w:val="single" w:color="auto" w:sz="4" w:space="0"/>
+          <w:insideH w:val="single" w:color="auto" w:sz="4" w:space="0"/>
+          <w:insideV w:val="single" w:color="auto" w:sz="4" w:space="0"/>
+        </w:tblBorders>
+        <w:tblLayout w:type="fixed"/>
+        <w:tblCellMar>
+          <w:top w:w="0" w:type="dxa"/>
+          <w:left w:w="108" w:type="dxa"/>
+          <w:bottom w:w="0" w:type="dxa"/>
+          <w:right w:w="108" w:type="dxa"/>
+        </w:tblCellMar>
+      </w:tblPr>
+      <w:tblGrid>
+        <w:gridCol w:w="9360"/>
+      </w:tblGrid>
+      <w:tr>
+        <w:tblPrEx>
+          <w:tblBorders>
+            <w:top w:val="single" w:color="auto" w:sz="4" w:space="0"/>
+            <w:left w:val="single" w:color="auto" w:sz="4" w:space="0"/>
+            <w:bottom w:val="single" w:color="auto" w:sz="4" w:space="0"/>
+            <w:right w:val="single" w:color="auto" w:sz="4" w:space="0"/>
+            <w:insideH w:val="single" w:color="auto" w:sz="4" w:space="0"/>
+            <w:insideV w:val="single" w:color="auto" w:sz="4" w:space="0"/>
+          </w:tblBorders>
+          <w:tblCellMar>
+            <w:top w:w="0" w:type="dxa"/>
+            <w:left w:w="108" w:type="dxa"/>
+            <w:bottom w:w="0" w:type="dxa"/>
+            <w:right w:w="108" w:type="dxa"/>
+          </w:tblCellMar>
+        </w:tblPrEx>
+        <w:tc>
+          <w:tcPr>
+            <w:tcW w:w="9360" w:type="dxa"/>
+            <w:shd w:val="clear" w:color="auto" w:fill="F7F7F7"/>
+            <w:tcMar>
+              <w:top w:w="110" w:type="dxa"/>
+              <w:left w:w="120" w:type="dxa"/>
+              <w:bottom w:w="110" w:type="dxa"/>
+              <w:right w:w="120" w:type="dxa"/>
+            </w:tcMar>
+            <w:vAlign w:val="center"/>
+          </w:tcPr>
+          <w:p>
+            <w:pPr>
+              <w:spacing w:after="0" w:line="240" w:lineRule="auto"/>
+            </w:pPr>
+            <w:r>
+              <w:rPr>
+                <w:rFonts w:ascii="Consolas" w:hAnsi="Consolas" w:eastAsia="微软雅黑"/>
+                <w:sz w:val="17"/>
+              </w:rPr>
+              <w:t>MainWindow</w:t>
+            </w:r>
+            <w:r>
+              <w:rPr>
+                <w:rFonts w:ascii="Consolas" w:hAnsi="Consolas" w:eastAsia="微软雅黑"/>
+                <w:sz w:val="17"/>
+              </w:rPr>
+              <w:br w:type="textWrapping"/>
+            </w:r>
+            <w:r>
+              <w:rPr>
+                <w:rFonts w:ascii="Consolas" w:hAnsi="Consolas" w:eastAsia="微软雅黑"/>
+                <w:sz w:val="17"/>
+              </w:rPr>
+              <w:t xml:space="preserve">    -&gt; owns GameScene</w:t>
+            </w:r>
+            <w:r>
+              <w:rPr>
+                <w:rFonts w:ascii="Consolas" w:hAnsi="Consolas" w:eastAsia="微软雅黑"/>
+                <w:sz w:val="17"/>
+              </w:rPr>
+              <w:br w:type="textWrapping"/>
+            </w:r>
+            <w:r>
+              <w:rPr>
+                <w:rFonts w:ascii="Consolas" w:hAnsi="Consolas" w:eastAsia="微软雅黑"/>
+                <w:sz w:val="17"/>
+              </w:rPr>
+              <w:t xml:space="preserve">    -&gt; connects buttons/signals/slots</w:t>
+            </w:r>
+            <w:r>
+              <w:rPr>
+                <w:rFonts w:ascii="Consolas" w:hAnsi="Consolas" w:eastAsia="微软雅黑"/>
+                <w:sz w:val="17"/>
+              </w:rPr>
+              <w:br w:type="textWrapping"/>
+            </w:r>
+            <w:r>
+              <w:rPr>
+                <w:rFonts w:ascii="Consolas" w:hAnsi="Consolas" w:eastAsia="微软雅黑"/>
+                <w:sz w:val="17"/>
+              </w:rPr>
+              <w:br w:type="textWrapping"/>
+            </w:r>
+            <w:r>
+              <w:rPr>
+                <w:rFonts w:ascii="Consolas" w:hAnsi="Consolas" w:eastAsia="微软雅黑"/>
+                <w:sz w:val="17"/>
+              </w:rPr>
+              <w:t>GameScene : QGraphicsScene</w:t>
+            </w:r>
+            <w:r>
+              <w:rPr>
+                <w:rFonts w:ascii="Consolas" w:hAnsi="Consolas" w:eastAsia="微软雅黑"/>
+                <w:sz w:val="17"/>
+              </w:rPr>
+              <w:br w:type="textWrapping"/>
+            </w:r>
+            <w:r>
+              <w:rPr>
+                <w:rFonts w:ascii="Consolas" w:hAnsi="Consolas" w:eastAsia="微软雅黑"/>
+                <w:sz w:val="17"/>
+              </w:rPr>
+              <w:t xml:space="preserve">    -&gt; QList&lt;Enemy*&gt; m_enemies</w:t>
+            </w:r>
+            <w:r>
+              <w:rPr>
+                <w:rFonts w:ascii="Consolas" w:hAnsi="Consolas" w:eastAsia="微软雅黑"/>
+                <w:sz w:val="17"/>
+              </w:rPr>
+              <w:br w:type="textWrapping"/>
+            </w:r>
+            <w:r>
+              <w:rPr>
+                <w:rFonts w:ascii="Consolas" w:hAnsi="Consolas" w:eastAsia="微软雅黑"/>
+                <w:sz w:val="17"/>
+              </w:rPr>
+              <w:t xml:space="preserve">    -&gt; QList&lt;Tower*&gt; m_towers</w:t>
+            </w:r>
+            <w:r>
+              <w:rPr>
+                <w:rFonts w:ascii="Consolas" w:hAnsi="Consolas" w:eastAsia="微软雅黑"/>
+                <w:sz w:val="17"/>
+              </w:rPr>
+              <w:br w:type="textWrapping"/>
+            </w:r>
+            <w:r>
+              <w:rPr>
+                <w:rFonts w:ascii="Consolas" w:hAnsi="Consolas" w:eastAsia="微软雅黑"/>
+                <w:sz w:val="17"/>
+              </w:rPr>
+              <w:t xml:space="preserve">    -&gt; QList&lt;Projectile*&gt; m_projectiles</w:t>
+            </w:r>
+            <w:r>
+              <w:rPr>
+                <w:rFonts w:ascii="Consolas" w:hAnsi="Consolas" w:eastAsia="微软雅黑"/>
+                <w:sz w:val="17"/>
+              </w:rPr>
+              <w:br w:type="textWrapping"/>
+            </w:r>
+            <w:r>
+              <w:rPr>
+                <w:rFonts w:ascii="Consolas" w:hAnsi="Consolas" w:eastAsia="微软雅黑"/>
+                <w:sz w:val="17"/>
+              </w:rPr>
+              <w:br w:type="textWrapping"/>
+            </w:r>
+            <w:r>
+              <w:rPr>
+                <w:rFonts w:ascii="Consolas" w:hAnsi="Consolas" w:eastAsia="微软雅黑"/>
+                <w:sz w:val="17"/>
+              </w:rPr>
+              <w:t>GameObject</w:t>
+            </w:r>
+            <w:r>
+              <w:rPr>
+                <w:rFonts w:ascii="Consolas" w:hAnsi="Consolas" w:eastAsia="微软雅黑"/>
+                <w:sz w:val="17"/>
+              </w:rPr>
+              <w:br w:type="textWrapping"/>
+            </w:r>
+            <w:r>
+              <w:rPr>
+                <w:rFonts w:ascii="Consolas" w:hAnsi="Consolas" w:eastAsia="微软雅黑"/>
+                <w:sz w:val="17"/>
+              </w:rPr>
+              <w:t xml:space="preserve">    -&gt; Enemy : QObject + QGraphicsItem + GameObject</w:t>
+            </w:r>
+            <w:r>
+              <w:rPr>
+                <w:rFonts w:ascii="Consolas" w:hAnsi="Consolas" w:eastAsia="微软雅黑"/>
+                <w:sz w:val="17"/>
+              </w:rPr>
+              <w:br w:type="textWrapping"/>
+            </w:r>
+            <w:r>
+              <w:rPr>
+                <w:rFonts w:ascii="Consolas" w:hAnsi="Consolas" w:eastAsia="微软雅黑"/>
+                <w:sz w:val="17"/>
+              </w:rPr>
+              <w:t xml:space="preserve">    -&gt; Tower : QGraphicsItem + GameObject</w:t>
+            </w:r>
+            <w:r>
+              <w:rPr>
+                <w:rFonts w:ascii="Consolas" w:hAnsi="Consolas" w:eastAsia="微软雅黑"/>
+                <w:sz w:val="17"/>
+              </w:rPr>
+              <w:br w:type="textWrapping"/>
+            </w:r>
+            <w:r>
+              <w:rPr>
+                <w:rFonts w:ascii="Consolas" w:hAnsi="Consolas" w:eastAsia="微软雅黑"/>
+                <w:sz w:val="17"/>
+              </w:rPr>
+              <w:t xml:space="preserve">    -&gt; Projectile : QGraphicsItem + GameObject</w:t>
+            </w:r>
+          </w:p>
+        </w:tc>
+      </w:tr>
+    </w:tbl>
+    <w:p/>
+    <w:tbl>
+      <w:tblPr>
+        <w:tblStyle w:val="33"/>
+        <w:tblW w:w="9360" w:type="dxa"/>
+        <w:tblInd w:w="0" w:type="dxa"/>
+        <w:tblBorders>
+          <w:top w:val="single" w:color="auto" w:sz="4" w:space="0"/>
+          <w:left w:val="single" w:color="auto" w:sz="4" w:space="0"/>
+          <w:bottom w:val="single" w:color="auto" w:sz="4" w:space="0"/>
+          <w:right w:val="single" w:color="auto" w:sz="4" w:space="0"/>
+          <w:insideH w:val="single" w:color="auto" w:sz="4" w:space="0"/>
+          <w:insideV w:val="single" w:color="auto" w:sz="4" w:space="0"/>
+        </w:tblBorders>
+        <w:tblLayout w:type="fixed"/>
+        <w:tblCellMar>
+          <w:top w:w="0" w:type="dxa"/>
+          <w:left w:w="108" w:type="dxa"/>
+          <w:bottom w:w="0" w:type="dxa"/>
+          <w:right w:w="108" w:type="dxa"/>
+        </w:tblCellMar>
+      </w:tblPr>
+      <w:tblGrid>
+        <w:gridCol w:w="1400"/>
+        <w:gridCol w:w="1900"/>
+        <w:gridCol w:w="3000"/>
+        <w:gridCol w:w="3060"/>
+      </w:tblGrid>
+      <w:tr>
+        <w:tblPrEx>
+          <w:tblBorders>
+            <w:top w:val="single" w:color="auto" w:sz="4" w:space="0"/>
+            <w:left w:val="single" w:color="auto" w:sz="4" w:space="0"/>
+            <w:bottom w:val="single" w:color="auto" w:sz="4" w:space="0"/>
+            <w:right w:val="single" w:color="auto" w:sz="4" w:space="0"/>
+            <w:insideH w:val="single" w:color="auto" w:sz="4" w:space="0"/>
+            <w:insideV w:val="single" w:color="auto" w:sz="4" w:space="0"/>
+          </w:tblBorders>
+          <w:tblCellMar>
+            <w:top w:w="0" w:type="dxa"/>
+            <w:left w:w="108" w:type="dxa"/>
+            <w:bottom w:w="0" w:type="dxa"/>
+            <w:right w:w="108" w:type="dxa"/>
+          </w:tblCellMar>
+        </w:tblPrEx>
+        <w:trPr>
+          <w:tblHeader/>
+        </w:trPr>
+        <w:tc>
+          <w:tcPr>
+            <w:tcW w:w="1400" w:type="dxa"/>
+            <w:shd w:val="clear" w:color="auto" w:fill="EAF2F8"/>
+            <w:tcMar>
+              <w:top w:w="110" w:type="dxa"/>
+              <w:left w:w="120" w:type="dxa"/>
+              <w:bottom w:w="110" w:type="dxa"/>
+              <w:right w:w="120" w:type="dxa"/>
+            </w:tcMar>
+            <w:vAlign w:val="center"/>
+          </w:tcPr>
+          <w:p>
+            <w:pPr>
+              <w:spacing w:after="0" w:line="240" w:lineRule="auto"/>
+              <w:jc w:val="center"/>
+            </w:pPr>
+            <w:r>
+              <w:rPr>
+                <w:rFonts w:ascii="微软雅黑" w:hAnsi="微软雅黑" w:eastAsia="微软雅黑"/>
+                <w:b/>
+                <w:sz w:val="19"/>
+              </w:rPr>
+              <w:t>类/结构</w:t>
+            </w:r>
+          </w:p>
+        </w:tc>
+        <w:tc>
+          <w:tcPr>
+            <w:tcW w:w="1900" w:type="dxa"/>
+            <w:shd w:val="clear" w:color="auto" w:fill="EAF2F8"/>
+            <w:tcMar>
+              <w:top w:w="110" w:type="dxa"/>
+              <w:left w:w="120" w:type="dxa"/>
+              <w:bottom w:w="110" w:type="dxa"/>
+              <w:right w:w="120" w:type="dxa"/>
+            </w:tcMar>
+            <w:vAlign w:val="center"/>
+          </w:tcPr>
+          <w:p>
+            <w:pPr>
+              <w:spacing w:after="0" w:line="240" w:lineRule="auto"/>
+              <w:jc w:val="center"/>
+            </w:pPr>
+            <w:r>
+              <w:rPr>
+                <w:rFonts w:ascii="微软雅黑" w:hAnsi="微软雅黑" w:eastAsia="微软雅黑"/>
+                <w:b/>
+                <w:sz w:val="19"/>
+              </w:rPr>
+              <w:t>继承或组成</w:t>
+            </w:r>
+          </w:p>
+        </w:tc>
+        <w:tc>
+          <w:tcPr>
+            <w:tcW w:w="3000" w:type="dxa"/>
+            <w:shd w:val="clear" w:color="auto" w:fill="EAF2F8"/>
+            <w:tcMar>
+              <w:top w:w="110" w:type="dxa"/>
+              <w:left w:w="120" w:type="dxa"/>
+              <w:bottom w:w="110" w:type="dxa"/>
+              <w:right w:w="120" w:type="dxa"/>
+            </w:tcMar>
+            <w:vAlign w:val="center"/>
+          </w:tcPr>
+          <w:p>
+            <w:pPr>
+              <w:spacing w:after="0" w:line="240" w:lineRule="auto"/>
+              <w:jc w:val="center"/>
+            </w:pPr>
+            <w:r>
+              <w:rPr>
+                <w:rFonts w:ascii="微软雅黑" w:hAnsi="微软雅黑" w:eastAsia="微软雅黑"/>
+                <w:b/>
+                <w:sz w:val="19"/>
+              </w:rPr>
+              <w:t>关键成员/方法</w:t>
+            </w:r>
+          </w:p>
+        </w:tc>
+        <w:tc>
+          <w:tcPr>
+            <w:tcW w:w="3060" w:type="dxa"/>
+            <w:shd w:val="clear" w:color="auto" w:fill="EAF2F8"/>
+            <w:tcMar>
+              <w:top w:w="110" w:type="dxa"/>
+              <w:left w:w="120" w:type="dxa"/>
+              <w:bottom w:w="110" w:type="dxa"/>
+              <w:right w:w="120" w:type="dxa"/>
+            </w:tcMar>
+            <w:vAlign w:val="center"/>
+          </w:tcPr>
+          <w:p>
+            <w:pPr>
+              <w:spacing w:after="0" w:line="240" w:lineRule="auto"/>
+              <w:jc w:val="center"/>
+            </w:pPr>
+            <w:r>
+              <w:rPr>
+                <w:rFonts w:ascii="微软雅黑" w:hAnsi="微软雅黑" w:eastAsia="微软雅黑"/>
+                <w:b/>
+                <w:sz w:val="19"/>
+              </w:rPr>
+              <w:t>设计作用</w:t>
+            </w:r>
+          </w:p>
+        </w:tc>
+      </w:tr>
+      <w:tr>
+        <w:tblPrEx>
+          <w:tblBorders>
+            <w:top w:val="single" w:color="auto" w:sz="4" w:space="0"/>
+            <w:left w:val="single" w:color="auto" w:sz="4" w:space="0"/>
+            <w:bottom w:val="single" w:color="auto" w:sz="4" w:space="0"/>
+            <w:right w:val="single" w:color="auto" w:sz="4" w:space="0"/>
+            <w:insideH w:val="single" w:color="auto" w:sz="4" w:space="0"/>
+            <w:insideV w:val="single" w:color="auto" w:sz="4" w:space="0"/>
+          </w:tblBorders>
+          <w:tblCellMar>
+            <w:top w:w="0" w:type="dxa"/>
+            <w:left w:w="108" w:type="dxa"/>
+            <w:bottom w:w="0" w:type="dxa"/>
+            <w:right w:w="108" w:type="dxa"/>
+          </w:tblCellMar>
+        </w:tblPrEx>
+        <w:tc>
+          <w:tcPr>
+            <w:tcW w:w="1400" w:type="dxa"/>
+            <w:tcMar>
+              <w:top w:w="110" w:type="dxa"/>
+              <w:left w:w="120" w:type="dxa"/>
+              <w:bottom w:w="110" w:type="dxa"/>
+              <w:right w:w="120" w:type="dxa"/>
+            </w:tcMar>
+            <w:vAlign w:val="center"/>
+          </w:tcPr>
+          <w:p>
+            <w:pPr>
+              <w:spacing w:after="0" w:line="240" w:lineRule="auto"/>
+              <w:jc w:val="left"/>
+            </w:pPr>
+            <w:r>
+              <w:rPr>
+                <w:rFonts w:ascii="微软雅黑" w:hAnsi="微软雅黑" w:eastAsia="微软雅黑"/>
+                <w:sz w:val="18"/>
+              </w:rPr>
+              <w:t>GameObject</w:t>
+            </w:r>
+          </w:p>
+        </w:tc>
+        <w:tc>
+          <w:tcPr>
+            <w:tcW w:w="1900" w:type="dxa"/>
+            <w:tcMar>
+              <w:top w:w="110" w:type="dxa"/>
+              <w:left w:w="120" w:type="dxa"/>
+              <w:bottom w:w="110" w:type="dxa"/>
+              <w:right w:w="120" w:type="dxa"/>
+            </w:tcMar>
+            <w:vAlign w:val="center"/>
+          </w:tcPr>
+          <w:p>
+            <w:pPr>
+              <w:spacing w:after="0" w:line="240" w:lineRule="auto"/>
+              <w:jc w:val="left"/>
+            </w:pPr>
+            <w:r>
+              <w:rPr>
+                <w:rFonts w:ascii="微软雅黑" w:hAnsi="微软雅黑" w:eastAsia="微软雅黑"/>
+                <w:sz w:val="18"/>
+              </w:rPr>
+              <w:t>普通 C++ 抽象接口</w:t>
+            </w:r>
+          </w:p>
+        </w:tc>
+        <w:tc>
+          <w:tcPr>
+            <w:tcW w:w="3000" w:type="dxa"/>
+            <w:tcMar>
+              <w:top w:w="110" w:type="dxa"/>
+              <w:left w:w="120" w:type="dxa"/>
+              <w:bottom w:w="110" w:type="dxa"/>
+              <w:right w:w="120" w:type="dxa"/>
+            </w:tcMar>
+            <w:vAlign w:val="center"/>
+          </w:tcPr>
+          <w:p>
+            <w:pPr>
+              <w:spacing w:after="0" w:line="240" w:lineRule="auto"/>
+              <w:jc w:val="left"/>
+            </w:pPr>
+            <w:r>
+              <w:rPr>
+                <w:rFonts w:ascii="微软雅黑" w:hAnsi="微软雅黑" w:eastAsia="微软雅黑"/>
+                <w:sz w:val="18"/>
+              </w:rPr>
+              <w:t>virtual updateObject(qreal dt)=0</w:t>
+            </w:r>
+          </w:p>
+        </w:tc>
+        <w:tc>
+          <w:tcPr>
+            <w:tcW w:w="3060" w:type="dxa"/>
+            <w:tcMar>
+              <w:top w:w="110" w:type="dxa"/>
+              <w:left w:w="120" w:type="dxa"/>
+              <w:bottom w:w="110" w:type="dxa"/>
+              <w:right w:w="120" w:type="dxa"/>
+            </w:tcMar>
+            <w:vAlign w:val="center"/>
+          </w:tcPr>
+          <w:p>
+            <w:pPr>
+              <w:spacing w:after="0" w:line="240" w:lineRule="auto"/>
+              <w:jc w:val="left"/>
+            </w:pPr>
+            <w:r>
+              <w:rPr>
+                <w:rFonts w:ascii="微软雅黑" w:hAnsi="微软雅黑" w:eastAsia="微软雅黑"/>
+                <w:sz w:val="18"/>
+              </w:rPr>
+              <w:t>统一所有需要每帧更新的对象，使主循环可以用相同方式刷新对象。</w:t>
+            </w:r>
+          </w:p>
+        </w:tc>
+      </w:tr>
+      <w:tr>
+        <w:tblPrEx>
+          <w:tblBorders>
+            <w:top w:val="single" w:color="auto" w:sz="4" w:space="0"/>
+            <w:left w:val="single" w:color="auto" w:sz="4" w:space="0"/>
+            <w:bottom w:val="single" w:color="auto" w:sz="4" w:space="0"/>
+            <w:right w:val="single" w:color="auto" w:sz="4" w:space="0"/>
+            <w:insideH w:val="single" w:color="auto" w:sz="4" w:space="0"/>
+            <w:insideV w:val="single" w:color="auto" w:sz="4" w:space="0"/>
+          </w:tblBorders>
+          <w:tblCellMar>
+            <w:top w:w="0" w:type="dxa"/>
+            <w:left w:w="108" w:type="dxa"/>
+            <w:bottom w:w="0" w:type="dxa"/>
+            <w:right w:w="108" w:type="dxa"/>
+          </w:tblCellMar>
+        </w:tblPrEx>
+        <w:tc>
+          <w:tcPr>
+            <w:tcW w:w="1400" w:type="dxa"/>
+            <w:tcMar>
+              <w:top w:w="110" w:type="dxa"/>
+              <w:left w:w="120" w:type="dxa"/>
+              <w:bottom w:w="110" w:type="dxa"/>
+              <w:right w:w="120" w:type="dxa"/>
+            </w:tcMar>
+            <w:vAlign w:val="center"/>
+          </w:tcPr>
+          <w:p>
+            <w:pPr>
+              <w:spacing w:after="0" w:line="240" w:lineRule="auto"/>
+              <w:jc w:val="left"/>
+            </w:pPr>
+            <w:r>
+              <w:rPr>
+                <w:rFonts w:ascii="微软雅黑" w:hAnsi="微软雅黑" w:eastAsia="微软雅黑"/>
+                <w:sz w:val="18"/>
+              </w:rPr>
+              <w:t>GameScene</w:t>
+            </w:r>
+          </w:p>
+        </w:tc>
+        <w:tc>
+          <w:tcPr>
+            <w:tcW w:w="1900" w:type="dxa"/>
+            <w:tcMar>
+              <w:top w:w="110" w:type="dxa"/>
+              <w:left w:w="120" w:type="dxa"/>
+              <w:bottom w:w="110" w:type="dxa"/>
+              <w:right w:w="120" w:type="dxa"/>
+            </w:tcMar>
+            <w:vAlign w:val="center"/>
+          </w:tcPr>
+          <w:p>
+            <w:pPr>
+              <w:spacing w:after="0" w:line="240" w:lineRule="auto"/>
+              <w:jc w:val="left"/>
+            </w:pPr>
+            <w:r>
+              <w:rPr>
+                <w:rFonts w:ascii="微软雅黑" w:hAnsi="微软雅黑" w:eastAsia="微软雅黑"/>
+                <w:sz w:val="18"/>
+              </w:rPr>
+              <w:t>QGraphicsScene</w:t>
+            </w:r>
+          </w:p>
+        </w:tc>
+        <w:tc>
+          <w:tcPr>
+            <w:tcW w:w="3000" w:type="dxa"/>
+            <w:tcMar>
+              <w:top w:w="110" w:type="dxa"/>
+              <w:left w:w="120" w:type="dxa"/>
+              <w:bottom w:w="110" w:type="dxa"/>
+              <w:right w:w="120" w:type="dxa"/>
+            </w:tcMar>
+            <w:vAlign w:val="center"/>
+          </w:tcPr>
+          <w:p>
+            <w:pPr>
+              <w:spacing w:after="0" w:line="240" w:lineRule="auto"/>
+              <w:jc w:val="left"/>
+            </w:pPr>
+            <w:r>
+              <w:rPr>
+                <w:rFonts w:ascii="微软雅黑" w:hAnsi="微软雅黑" w:eastAsia="微软雅黑"/>
+                <w:sz w:val="18"/>
+              </w:rPr>
+              <w:t>m_timer, m_enemies, m_towers, m_projectiles, m_gold, m_lives; gameLoop(), startNextWave()</w:t>
+            </w:r>
+          </w:p>
+        </w:tc>
+        <w:tc>
+          <w:tcPr>
+            <w:tcW w:w="3060" w:type="dxa"/>
+            <w:tcMar>
+              <w:top w:w="110" w:type="dxa"/>
+              <w:left w:w="120" w:type="dxa"/>
+              <w:bottom w:w="110" w:type="dxa"/>
+              <w:right w:w="120" w:type="dxa"/>
+            </w:tcMar>
+            <w:vAlign w:val="center"/>
+          </w:tcPr>
+          <w:p>
+            <w:pPr>
+              <w:spacing w:after="0" w:line="240" w:lineRule="auto"/>
+              <w:jc w:val="left"/>
+            </w:pPr>
+            <w:r>
+              <w:rPr>
+                <w:rFonts w:ascii="微软雅黑" w:hAnsi="微软雅黑" w:eastAsia="微软雅黑"/>
+                <w:sz w:val="18"/>
+              </w:rPr>
+              <w:t>作为游戏逻辑中心，负责对象生命周期、波次推进、资源统计和胜负判定。</w:t>
+            </w:r>
+          </w:p>
+        </w:tc>
+      </w:tr>
+      <w:tr>
+        <w:tblPrEx>
+          <w:tblBorders>
+            <w:top w:val="single" w:color="auto" w:sz="4" w:space="0"/>
+            <w:left w:val="single" w:color="auto" w:sz="4" w:space="0"/>
+            <w:bottom w:val="single" w:color="auto" w:sz="4" w:space="0"/>
+            <w:right w:val="single" w:color="auto" w:sz="4" w:space="0"/>
+            <w:insideH w:val="single" w:color="auto" w:sz="4" w:space="0"/>
+            <w:insideV w:val="single" w:color="auto" w:sz="4" w:space="0"/>
+          </w:tblBorders>
+          <w:tblCellMar>
+            <w:top w:w="0" w:type="dxa"/>
+            <w:left w:w="108" w:type="dxa"/>
+            <w:bottom w:w="0" w:type="dxa"/>
+            <w:right w:w="108" w:type="dxa"/>
+          </w:tblCellMar>
+        </w:tblPrEx>
+        <w:tc>
+          <w:tcPr>
+            <w:tcW w:w="1400" w:type="dxa"/>
+            <w:tcMar>
+              <w:top w:w="110" w:type="dxa"/>
+              <w:left w:w="120" w:type="dxa"/>
+              <w:bottom w:w="110" w:type="dxa"/>
+              <w:right w:w="120" w:type="dxa"/>
+            </w:tcMar>
+            <w:vAlign w:val="center"/>
+          </w:tcPr>
+          <w:p>
+            <w:pPr>
+              <w:spacing w:after="0" w:line="240" w:lineRule="auto"/>
+              <w:jc w:val="center"/>
+            </w:pPr>
+            <w:r>
+              <w:rPr>
+                <w:rFonts w:ascii="微软雅黑" w:hAnsi="微软雅黑" w:eastAsia="微软雅黑"/>
+                <w:sz w:val="18"/>
+              </w:rPr>
+              <w:t>Enemy</w:t>
+            </w:r>
+          </w:p>
+        </w:tc>
+        <w:tc>
+          <w:tcPr>
+            <w:tcW w:w="1900" w:type="dxa"/>
+            <w:tcMar>
+              <w:top w:w="110" w:type="dxa"/>
+              <w:left w:w="120" w:type="dxa"/>
+              <w:bottom w:w="110" w:type="dxa"/>
+              <w:right w:w="120" w:type="dxa"/>
+            </w:tcMar>
+            <w:vAlign w:val="center"/>
+          </w:tcPr>
+          <w:p>
+            <w:pPr>
+              <w:spacing w:after="0" w:line="240" w:lineRule="auto"/>
+              <w:jc w:val="left"/>
+            </w:pPr>
+            <w:r>
+              <w:rPr>
+                <w:rFonts w:ascii="微软雅黑" w:hAnsi="微软雅黑" w:eastAsia="微软雅黑"/>
+                <w:sz w:val="18"/>
+              </w:rPr>
+              <w:t>QObject + QGraphicsItem + GameObject</w:t>
+            </w:r>
+          </w:p>
+        </w:tc>
+        <w:tc>
+          <w:tcPr>
+            <w:tcW w:w="3000" w:type="dxa"/>
+            <w:tcMar>
+              <w:top w:w="110" w:type="dxa"/>
+              <w:left w:w="120" w:type="dxa"/>
+              <w:bottom w:w="110" w:type="dxa"/>
+              <w:right w:w="120" w:type="dxa"/>
+            </w:tcMar>
+            <w:vAlign w:val="center"/>
+          </w:tcPr>
+          <w:p>
+            <w:pPr>
+              <w:spacing w:after="0" w:line="240" w:lineRule="auto"/>
+              <w:jc w:val="left"/>
+            </w:pPr>
+            <w:r>
+              <w:rPr>
+                <w:rFonts w:ascii="微软雅黑" w:hAnsi="微软雅黑" w:eastAsia="微软雅黑"/>
+                <w:sz w:val="18"/>
+              </w:rPr>
+              <w:t>m_path, m_hp, m_speed, m_waypointIndex; applyDamage(), updateObject()</w:t>
+            </w:r>
+          </w:p>
+        </w:tc>
+        <w:tc>
+          <w:tcPr>
+            <w:tcW w:w="3060" w:type="dxa"/>
+            <w:tcMar>
+              <w:top w:w="110" w:type="dxa"/>
+              <w:left w:w="120" w:type="dxa"/>
+              <w:bottom w:w="110" w:type="dxa"/>
+              <w:right w:w="120" w:type="dxa"/>
+            </w:tcMar>
+            <w:vAlign w:val="center"/>
+          </w:tcPr>
+          <w:p>
+            <w:pPr>
+              <w:spacing w:after="0" w:line="240" w:lineRule="auto"/>
+              <w:jc w:val="left"/>
+            </w:pPr>
+            <w:r>
+              <w:rPr>
+                <w:rFonts w:ascii="微软雅黑" w:hAnsi="微软雅黑" w:eastAsia="微软雅黑"/>
+                <w:sz w:val="18"/>
+              </w:rPr>
+              <w:t>负责敌人绘制、路径移动、血量变化和状态效果。继承 QObject 是为了使用 QTimer 单次回调处理状态结束。</w:t>
+            </w:r>
+          </w:p>
+        </w:tc>
+      </w:tr>
+      <w:tr>
+        <w:tblPrEx>
+          <w:tblBorders>
+            <w:top w:val="single" w:color="auto" w:sz="4" w:space="0"/>
+            <w:left w:val="single" w:color="auto" w:sz="4" w:space="0"/>
+            <w:bottom w:val="single" w:color="auto" w:sz="4" w:space="0"/>
+            <w:right w:val="single" w:color="auto" w:sz="4" w:space="0"/>
+            <w:insideH w:val="single" w:color="auto" w:sz="4" w:space="0"/>
+            <w:insideV w:val="single" w:color="auto" w:sz="4" w:space="0"/>
+          </w:tblBorders>
+          <w:tblCellMar>
+            <w:top w:w="0" w:type="dxa"/>
+            <w:left w:w="108" w:type="dxa"/>
+            <w:bottom w:w="0" w:type="dxa"/>
+            <w:right w:w="108" w:type="dxa"/>
+          </w:tblCellMar>
+        </w:tblPrEx>
+        <w:tc>
+          <w:tcPr>
+            <w:tcW w:w="1400" w:type="dxa"/>
+            <w:tcMar>
+              <w:top w:w="110" w:type="dxa"/>
+              <w:left w:w="120" w:type="dxa"/>
+              <w:bottom w:w="110" w:type="dxa"/>
+              <w:right w:w="120" w:type="dxa"/>
+            </w:tcMar>
+            <w:vAlign w:val="center"/>
+          </w:tcPr>
+          <w:p>
+            <w:pPr>
+              <w:spacing w:after="0" w:line="240" w:lineRule="auto"/>
+              <w:jc w:val="center"/>
+            </w:pPr>
+            <w:r>
+              <w:rPr>
+                <w:rFonts w:ascii="微软雅黑" w:hAnsi="微软雅黑" w:eastAsia="微软雅黑"/>
+                <w:sz w:val="18"/>
+              </w:rPr>
+              <w:t>Tower</w:t>
+            </w:r>
+          </w:p>
+        </w:tc>
+        <w:tc>
+          <w:tcPr>
+            <w:tcW w:w="1900" w:type="dxa"/>
+            <w:tcMar>
+              <w:top w:w="110" w:type="dxa"/>
+              <w:left w:w="120" w:type="dxa"/>
+              <w:bottom w:w="110" w:type="dxa"/>
+              <w:right w:w="120" w:type="dxa"/>
+            </w:tcMar>
+            <w:vAlign w:val="center"/>
+          </w:tcPr>
+          <w:p>
+            <w:pPr>
+              <w:spacing w:after="0" w:line="240" w:lineRule="auto"/>
+              <w:jc w:val="left"/>
+            </w:pPr>
+            <w:r>
+              <w:rPr>
+                <w:rFonts w:ascii="微软雅黑" w:hAnsi="微软雅黑" w:eastAsia="微软雅黑"/>
+                <w:sz w:val="18"/>
+              </w:rPr>
+              <w:t>QGraphicsItem + GameObject</w:t>
+            </w:r>
+          </w:p>
+        </w:tc>
+        <w:tc>
+          <w:tcPr>
+            <w:tcW w:w="3000" w:type="dxa"/>
+            <w:tcMar>
+              <w:top w:w="110" w:type="dxa"/>
+              <w:left w:w="120" w:type="dxa"/>
+              <w:bottom w:w="110" w:type="dxa"/>
+              <w:right w:w="120" w:type="dxa"/>
+            </w:tcMar>
+            <w:vAlign w:val="center"/>
+          </w:tcPr>
+          <w:p>
+            <w:pPr>
+              <w:spacing w:after="0" w:line="240" w:lineRule="auto"/>
+              <w:jc w:val="left"/>
+            </w:pPr>
+            <w:r>
+              <w:rPr>
+                <w:rFonts w:ascii="微软雅黑" w:hAnsi="微软雅黑" w:eastAsia="微软雅黑"/>
+                <w:sz w:val="18"/>
+              </w:rPr>
+              <w:t>m_type, m_level, m_damage, m_range, m_fireInterval; updateTower(), upgrade()</w:t>
+            </w:r>
+          </w:p>
+        </w:tc>
+        <w:tc>
+          <w:tcPr>
+            <w:tcW w:w="3060" w:type="dxa"/>
+            <w:tcMar>
+              <w:top w:w="110" w:type="dxa"/>
+              <w:left w:w="120" w:type="dxa"/>
+              <w:bottom w:w="110" w:type="dxa"/>
+              <w:right w:w="120" w:type="dxa"/>
+            </w:tcMar>
+            <w:vAlign w:val="center"/>
+          </w:tcPr>
+          <w:p>
+            <w:pPr>
+              <w:spacing w:after="0" w:line="240" w:lineRule="auto"/>
+              <w:jc w:val="left"/>
+            </w:pPr>
+            <w:r>
+              <w:rPr>
+                <w:rFonts w:ascii="微软雅黑" w:hAnsi="微软雅黑" w:eastAsia="微软雅黑"/>
+                <w:sz w:val="18"/>
+              </w:rPr>
+              <w:t>负责炮塔绘制、冷却计时、索敌、发射子弹和升级分支。</w:t>
+            </w:r>
+          </w:p>
+        </w:tc>
+      </w:tr>
+      <w:tr>
+        <w:tblPrEx>
+          <w:tblBorders>
+            <w:top w:val="single" w:color="auto" w:sz="4" w:space="0"/>
+            <w:left w:val="single" w:color="auto" w:sz="4" w:space="0"/>
+            <w:bottom w:val="single" w:color="auto" w:sz="4" w:space="0"/>
+            <w:right w:val="single" w:color="auto" w:sz="4" w:space="0"/>
+            <w:insideH w:val="single" w:color="auto" w:sz="4" w:space="0"/>
+            <w:insideV w:val="single" w:color="auto" w:sz="4" w:space="0"/>
+          </w:tblBorders>
+          <w:tblCellMar>
+            <w:top w:w="0" w:type="dxa"/>
+            <w:left w:w="108" w:type="dxa"/>
+            <w:bottom w:w="0" w:type="dxa"/>
+            <w:right w:w="108" w:type="dxa"/>
+          </w:tblCellMar>
+        </w:tblPrEx>
+        <w:tc>
+          <w:tcPr>
+            <w:tcW w:w="1400" w:type="dxa"/>
+            <w:tcMar>
+              <w:top w:w="110" w:type="dxa"/>
+              <w:left w:w="120" w:type="dxa"/>
+              <w:bottom w:w="110" w:type="dxa"/>
+              <w:right w:w="120" w:type="dxa"/>
+            </w:tcMar>
+            <w:vAlign w:val="center"/>
+          </w:tcPr>
+          <w:p>
+            <w:pPr>
+              <w:spacing w:after="0" w:line="240" w:lineRule="auto"/>
+              <w:jc w:val="left"/>
+            </w:pPr>
+            <w:r>
+              <w:rPr>
+                <w:rFonts w:ascii="微软雅黑" w:hAnsi="微软雅黑" w:eastAsia="微软雅黑"/>
+                <w:sz w:val="18"/>
+              </w:rPr>
+              <w:t>Projectile</w:t>
+            </w:r>
+          </w:p>
+        </w:tc>
+        <w:tc>
+          <w:tcPr>
+            <w:tcW w:w="1900" w:type="dxa"/>
+            <w:tcMar>
+              <w:top w:w="110" w:type="dxa"/>
+              <w:left w:w="120" w:type="dxa"/>
+              <w:bottom w:w="110" w:type="dxa"/>
+              <w:right w:w="120" w:type="dxa"/>
+            </w:tcMar>
+            <w:vAlign w:val="center"/>
+          </w:tcPr>
+          <w:p>
+            <w:pPr>
+              <w:spacing w:after="0" w:line="240" w:lineRule="auto"/>
+              <w:jc w:val="left"/>
+            </w:pPr>
+            <w:r>
+              <w:rPr>
+                <w:rFonts w:ascii="微软雅黑" w:hAnsi="微软雅黑" w:eastAsia="微软雅黑"/>
+                <w:sz w:val="18"/>
+              </w:rPr>
+              <w:t>QGraphicsItem + GameObject</w:t>
+            </w:r>
+          </w:p>
+        </w:tc>
+        <w:tc>
+          <w:tcPr>
+            <w:tcW w:w="3000" w:type="dxa"/>
+            <w:tcMar>
+              <w:top w:w="110" w:type="dxa"/>
+              <w:left w:w="120" w:type="dxa"/>
+              <w:bottom w:w="110" w:type="dxa"/>
+              <w:right w:w="120" w:type="dxa"/>
+            </w:tcMar>
+            <w:vAlign w:val="center"/>
+          </w:tcPr>
+          <w:p>
+            <w:pPr>
+              <w:spacing w:after="0" w:line="240" w:lineRule="auto"/>
+              <w:jc w:val="left"/>
+            </w:pPr>
+            <w:r>
+              <w:rPr>
+                <w:rFonts w:ascii="微软雅黑" w:hAnsi="微软雅黑" w:eastAsia="微软雅黑"/>
+                <w:sz w:val="18"/>
+              </w:rPr>
+              <w:t>QPointer&lt;Enemy&gt; m_target; m_damage, m_speed; updateObject()</w:t>
+            </w:r>
+          </w:p>
+        </w:tc>
+        <w:tc>
+          <w:tcPr>
+            <w:tcW w:w="3060" w:type="dxa"/>
+            <w:tcMar>
+              <w:top w:w="110" w:type="dxa"/>
+              <w:left w:w="120" w:type="dxa"/>
+              <w:bottom w:w="110" w:type="dxa"/>
+              <w:right w:w="120" w:type="dxa"/>
+            </w:tcMar>
+            <w:vAlign w:val="center"/>
+          </w:tcPr>
+          <w:p>
+            <w:pPr>
+              <w:spacing w:after="0" w:line="240" w:lineRule="auto"/>
+              <w:jc w:val="left"/>
+            </w:pPr>
+            <w:r>
+              <w:rPr>
+                <w:rFonts w:ascii="微软雅黑" w:hAnsi="微软雅黑" w:eastAsia="微软雅黑"/>
+                <w:sz w:val="18"/>
+              </w:rPr>
+              <w:t>负责追踪目标并在命中时结算伤害。使用 QPointer 避免敌人删除后的悬空指针。</w:t>
+            </w:r>
+          </w:p>
+        </w:tc>
+      </w:tr>
+      <w:tr>
+        <w:tblPrEx>
+          <w:tblBorders>
+            <w:top w:val="single" w:color="auto" w:sz="4" w:space="0"/>
+            <w:left w:val="single" w:color="auto" w:sz="4" w:space="0"/>
+            <w:bottom w:val="single" w:color="auto" w:sz="4" w:space="0"/>
+            <w:right w:val="single" w:color="auto" w:sz="4" w:space="0"/>
+            <w:insideH w:val="single" w:color="auto" w:sz="4" w:space="0"/>
+            <w:insideV w:val="single" w:color="auto" w:sz="4" w:space="0"/>
+          </w:tblBorders>
+          <w:tblCellMar>
+            <w:top w:w="0" w:type="dxa"/>
+            <w:left w:w="108" w:type="dxa"/>
+            <w:bottom w:w="0" w:type="dxa"/>
+            <w:right w:w="108" w:type="dxa"/>
+          </w:tblCellMar>
+        </w:tblPrEx>
+        <w:tc>
+          <w:tcPr>
+            <w:tcW w:w="1400" w:type="dxa"/>
+            <w:tcMar>
+              <w:top w:w="110" w:type="dxa"/>
+              <w:left w:w="120" w:type="dxa"/>
+              <w:bottom w:w="110" w:type="dxa"/>
+              <w:right w:w="120" w:type="dxa"/>
+            </w:tcMar>
+            <w:vAlign w:val="center"/>
+          </w:tcPr>
+          <w:p>
+            <w:pPr>
+              <w:spacing w:after="0" w:line="240" w:lineRule="auto"/>
+              <w:jc w:val="left"/>
+            </w:pPr>
+            <w:r>
+              <w:rPr>
+                <w:rFonts w:ascii="微软雅黑" w:hAnsi="微软雅黑" w:eastAsia="微软雅黑"/>
+                <w:sz w:val="18"/>
+              </w:rPr>
+              <w:t>BuildSpot</w:t>
+            </w:r>
+          </w:p>
+        </w:tc>
+        <w:tc>
+          <w:tcPr>
+            <w:tcW w:w="1900" w:type="dxa"/>
+            <w:tcMar>
+              <w:top w:w="110" w:type="dxa"/>
+              <w:left w:w="120" w:type="dxa"/>
+              <w:bottom w:w="110" w:type="dxa"/>
+              <w:right w:w="120" w:type="dxa"/>
+            </w:tcMar>
+            <w:vAlign w:val="center"/>
+          </w:tcPr>
+          <w:p>
+            <w:pPr>
+              <w:spacing w:after="0" w:line="240" w:lineRule="auto"/>
+              <w:jc w:val="center"/>
+            </w:pPr>
+            <w:r>
+              <w:rPr>
+                <w:rFonts w:ascii="微软雅黑" w:hAnsi="微软雅黑" w:eastAsia="微软雅黑"/>
+                <w:sz w:val="18"/>
+              </w:rPr>
+              <w:t>结构体</w:t>
+            </w:r>
+          </w:p>
+        </w:tc>
+        <w:tc>
+          <w:tcPr>
+            <w:tcW w:w="3000" w:type="dxa"/>
+            <w:tcMar>
+              <w:top w:w="110" w:type="dxa"/>
+              <w:left w:w="120" w:type="dxa"/>
+              <w:bottom w:w="110" w:type="dxa"/>
+              <w:right w:w="120" w:type="dxa"/>
+            </w:tcMar>
+            <w:vAlign w:val="center"/>
+          </w:tcPr>
+          <w:p>
+            <w:pPr>
+              <w:spacing w:after="0" w:line="240" w:lineRule="auto"/>
+              <w:jc w:val="left"/>
+            </w:pPr>
+            <w:r>
+              <w:rPr>
+                <w:rFonts w:ascii="微软雅黑" w:hAnsi="微软雅黑" w:eastAsia="微软雅黑"/>
+                <w:sz w:val="18"/>
+              </w:rPr>
+              <w:t>QPointF position; Tower *tower</w:t>
+            </w:r>
+          </w:p>
+        </w:tc>
+        <w:tc>
+          <w:tcPr>
+            <w:tcW w:w="3060" w:type="dxa"/>
+            <w:tcMar>
+              <w:top w:w="110" w:type="dxa"/>
+              <w:left w:w="120" w:type="dxa"/>
+              <w:bottom w:w="110" w:type="dxa"/>
+              <w:right w:w="120" w:type="dxa"/>
+            </w:tcMar>
+            <w:vAlign w:val="center"/>
+          </w:tcPr>
+          <w:p>
+            <w:pPr>
+              <w:spacing w:after="0" w:line="240" w:lineRule="auto"/>
+              <w:jc w:val="left"/>
+            </w:pPr>
+            <w:r>
+              <w:rPr>
+                <w:rFonts w:ascii="微软雅黑" w:hAnsi="微软雅黑" w:eastAsia="微软雅黑"/>
+                <w:sz w:val="18"/>
+              </w:rPr>
+              <w:t>记录地图上允许建塔的位置，tower 为空表示该位置还没有建造炮塔。</w:t>
+            </w:r>
+          </w:p>
+        </w:tc>
+      </w:tr>
+      <w:tr>
+        <w:tblPrEx>
+          <w:tblBorders>
+            <w:top w:val="single" w:color="auto" w:sz="4" w:space="0"/>
+            <w:left w:val="single" w:color="auto" w:sz="4" w:space="0"/>
+            <w:bottom w:val="single" w:color="auto" w:sz="4" w:space="0"/>
+            <w:right w:val="single" w:color="auto" w:sz="4" w:space="0"/>
+            <w:insideH w:val="single" w:color="auto" w:sz="4" w:space="0"/>
+            <w:insideV w:val="single" w:color="auto" w:sz="4" w:space="0"/>
+          </w:tblBorders>
+          <w:tblCellMar>
+            <w:top w:w="0" w:type="dxa"/>
+            <w:left w:w="108" w:type="dxa"/>
+            <w:bottom w:w="0" w:type="dxa"/>
+            <w:right w:w="108" w:type="dxa"/>
+          </w:tblCellMar>
+        </w:tblPrEx>
+        <w:tc>
+          <w:tcPr>
+            <w:tcW w:w="1400" w:type="dxa"/>
+            <w:tcMar>
+              <w:top w:w="110" w:type="dxa"/>
+              <w:left w:w="120" w:type="dxa"/>
+              <w:bottom w:w="110" w:type="dxa"/>
+              <w:right w:w="120" w:type="dxa"/>
+            </w:tcMar>
+            <w:vAlign w:val="center"/>
+          </w:tcPr>
+          <w:p>
+            <w:pPr>
+              <w:spacing w:after="0" w:line="240" w:lineRule="auto"/>
+              <w:jc w:val="left"/>
+            </w:pPr>
+            <w:r>
+              <w:rPr>
+                <w:rFonts w:ascii="微软雅黑" w:hAnsi="微软雅黑" w:eastAsia="微软雅黑"/>
+                <w:sz w:val="18"/>
+              </w:rPr>
+              <w:t>BaseHitEffect</w:t>
+            </w:r>
+          </w:p>
+        </w:tc>
+        <w:tc>
+          <w:tcPr>
+            <w:tcW w:w="1900" w:type="dxa"/>
+            <w:tcMar>
+              <w:top w:w="110" w:type="dxa"/>
+              <w:left w:w="120" w:type="dxa"/>
+              <w:bottom w:w="110" w:type="dxa"/>
+              <w:right w:w="120" w:type="dxa"/>
+            </w:tcMar>
+            <w:vAlign w:val="center"/>
+          </w:tcPr>
+          <w:p>
+            <w:pPr>
+              <w:spacing w:after="0" w:line="240" w:lineRule="auto"/>
+              <w:jc w:val="center"/>
+            </w:pPr>
+            <w:r>
+              <w:rPr>
+                <w:rFonts w:ascii="微软雅黑" w:hAnsi="微软雅黑" w:eastAsia="微软雅黑"/>
+                <w:sz w:val="18"/>
+              </w:rPr>
+              <w:t>结构体</w:t>
+            </w:r>
+          </w:p>
+        </w:tc>
+        <w:tc>
+          <w:tcPr>
+            <w:tcW w:w="3000" w:type="dxa"/>
+            <w:tcMar>
+              <w:top w:w="110" w:type="dxa"/>
+              <w:left w:w="120" w:type="dxa"/>
+              <w:bottom w:w="110" w:type="dxa"/>
+              <w:right w:w="120" w:type="dxa"/>
+            </w:tcMar>
+            <w:vAlign w:val="center"/>
+          </w:tcPr>
+          <w:p>
+            <w:pPr>
+              <w:spacing w:after="0" w:line="240" w:lineRule="auto"/>
+              <w:jc w:val="left"/>
+            </w:pPr>
+            <w:r>
+              <w:rPr>
+                <w:rFonts w:ascii="微软雅黑" w:hAnsi="微软雅黑" w:eastAsia="微软雅黑"/>
+                <w:sz w:val="18"/>
+              </w:rPr>
+              <w:t>QMediaPlayer *player; QGraphicsVideoItem *item</w:t>
+            </w:r>
+          </w:p>
+        </w:tc>
+        <w:tc>
+          <w:tcPr>
+            <w:tcW w:w="3060" w:type="dxa"/>
+            <w:tcMar>
+              <w:top w:w="110" w:type="dxa"/>
+              <w:left w:w="120" w:type="dxa"/>
+              <w:bottom w:w="110" w:type="dxa"/>
+              <w:right w:w="120" w:type="dxa"/>
+            </w:tcMar>
+            <w:vAlign w:val="center"/>
+          </w:tcPr>
+          <w:p>
+            <w:pPr>
+              <w:spacing w:after="0" w:line="240" w:lineRule="auto"/>
+              <w:jc w:val="left"/>
+            </w:pPr>
+            <w:r>
+              <w:rPr>
+                <w:rFonts w:ascii="微软雅黑" w:hAnsi="微软雅黑" w:eastAsia="微软雅黑"/>
+                <w:sz w:val="18"/>
+              </w:rPr>
+              <w:t>记录水晶受击视频特效的播放器和图形项，便于结束后统一清理。</w:t>
+            </w:r>
+          </w:p>
+        </w:tc>
+      </w:tr>
+    </w:tbl>
+    <w:p/>
+    <w:p>
+      <w:pPr>
+        <w:pStyle w:val="4"/>
+        <w:spacing w:before="200" w:after="120"/>
+      </w:pPr>
+      <w:r>
+        <w:rPr>
+          <w:rFonts w:ascii="微软雅黑" w:hAnsi="微软雅黑" w:eastAsia="微软雅黑"/>
+          <w:sz w:val="22"/>
+        </w:rPr>
+        <w:t>1. 数据结构设计</w:t>
+      </w:r>
+    </w:p>
+    <w:p>
+      <w:pPr>
+        <w:spacing w:after="120" w:line="276" w:lineRule="auto"/>
+      </w:pPr>
+      <w:r>
+        <w:rPr>
+          <w:rFonts w:ascii="微软雅黑" w:hAnsi="微软雅黑" w:eastAsia="微软雅黑"/>
+          <w:sz w:val="22"/>
+        </w:rPr>
+        <w:t>游戏中最重要的数据结构是路径点数组、活动对象列表和状态变量。路径使用 QVector&lt;QPointF&gt; 保存，便于敌人按下标推进；活动对象使用 QList 保存，便于从后向前删除已经死亡或完成使命的对象；建塔点使用 BuildSpot 记录位置和已建炮塔指针，避免同一位置重复建塔。</w:t>
+      </w:r>
+    </w:p>
+    <w:tbl>
+      <w:tblPr>
+        <w:tblStyle w:val="33"/>
+        <w:tblW w:w="9360" w:type="dxa"/>
+        <w:tblInd w:w="0" w:type="dxa"/>
+        <w:tblBorders>
+          <w:top w:val="single" w:color="auto" w:sz="4" w:space="0"/>
+          <w:left w:val="single" w:color="auto" w:sz="4" w:space="0"/>
+          <w:bottom w:val="single" w:color="auto" w:sz="4" w:space="0"/>
+          <w:right w:val="single" w:color="auto" w:sz="4" w:space="0"/>
+          <w:insideH w:val="single" w:color="auto" w:sz="4" w:space="0"/>
+          <w:insideV w:val="single" w:color="auto" w:sz="4" w:space="0"/>
+        </w:tblBorders>
+        <w:tblLayout w:type="fixed"/>
+        <w:tblCellMar>
+          <w:top w:w="0" w:type="dxa"/>
+          <w:left w:w="108" w:type="dxa"/>
+          <w:bottom w:w="0" w:type="dxa"/>
+          <w:right w:w="108" w:type="dxa"/>
+        </w:tblCellMar>
+      </w:tblPr>
+      <w:tblGrid>
+        <w:gridCol w:w="3000"/>
+        <w:gridCol w:w="2200"/>
+        <w:gridCol w:w="4160"/>
+      </w:tblGrid>
+      <w:tr>
+        <w:tblPrEx>
+          <w:tblBorders>
+            <w:top w:val="single" w:color="auto" w:sz="4" w:space="0"/>
+            <w:left w:val="single" w:color="auto" w:sz="4" w:space="0"/>
+            <w:bottom w:val="single" w:color="auto" w:sz="4" w:space="0"/>
+            <w:right w:val="single" w:color="auto" w:sz="4" w:space="0"/>
+            <w:insideH w:val="single" w:color="auto" w:sz="4" w:space="0"/>
+            <w:insideV w:val="single" w:color="auto" w:sz="4" w:space="0"/>
+          </w:tblBorders>
+          <w:tblCellMar>
+            <w:top w:w="0" w:type="dxa"/>
+            <w:left w:w="108" w:type="dxa"/>
+            <w:bottom w:w="0" w:type="dxa"/>
+            <w:right w:w="108" w:type="dxa"/>
+          </w:tblCellMar>
+        </w:tblPrEx>
+        <w:trPr>
+          <w:tblHeader/>
+        </w:trPr>
+        <w:tc>
+          <w:tcPr>
+            <w:tcW w:w="3000" w:type="dxa"/>
+            <w:shd w:val="clear" w:color="auto" w:fill="EAF2F8"/>
+            <w:tcMar>
+              <w:top w:w="110" w:type="dxa"/>
+              <w:left w:w="120" w:type="dxa"/>
+              <w:bottom w:w="110" w:type="dxa"/>
+              <w:right w:w="120" w:type="dxa"/>
+            </w:tcMar>
+            <w:vAlign w:val="center"/>
+          </w:tcPr>
+          <w:p>
+            <w:pPr>
+              <w:spacing w:after="0" w:line="240" w:lineRule="auto"/>
+              <w:jc w:val="center"/>
+            </w:pPr>
+            <w:r>
+              <w:rPr>
+                <w:rFonts w:ascii="微软雅黑" w:hAnsi="微软雅黑" w:eastAsia="微软雅黑"/>
+                <w:b/>
+                <w:sz w:val="21"/>
+              </w:rPr>
+              <w:t>数据</w:t>
+            </w:r>
+          </w:p>
+        </w:tc>
+        <w:tc>
+          <w:tcPr>
+            <w:tcW w:w="2200" w:type="dxa"/>
+            <w:shd w:val="clear" w:color="auto" w:fill="EAF2F8"/>
+            <w:tcMar>
+              <w:top w:w="110" w:type="dxa"/>
+              <w:left w:w="120" w:type="dxa"/>
+              <w:bottom w:w="110" w:type="dxa"/>
+              <w:right w:w="120" w:type="dxa"/>
+            </w:tcMar>
+            <w:vAlign w:val="center"/>
+          </w:tcPr>
+          <w:p>
+            <w:pPr>
+              <w:spacing w:after="0" w:line="240" w:lineRule="auto"/>
+              <w:jc w:val="center"/>
+            </w:pPr>
+            <w:r>
+              <w:rPr>
+                <w:rFonts w:ascii="微软雅黑" w:hAnsi="微软雅黑" w:eastAsia="微软雅黑"/>
+                <w:b/>
+                <w:sz w:val="21"/>
+              </w:rPr>
+              <w:t>类型</w:t>
+            </w:r>
+          </w:p>
+        </w:tc>
+        <w:tc>
+          <w:tcPr>
+            <w:tcW w:w="4160" w:type="dxa"/>
+            <w:shd w:val="clear" w:color="auto" w:fill="EAF2F8"/>
+            <w:tcMar>
+              <w:top w:w="110" w:type="dxa"/>
+              <w:left w:w="120" w:type="dxa"/>
+              <w:bottom w:w="110" w:type="dxa"/>
+              <w:right w:w="120" w:type="dxa"/>
+            </w:tcMar>
+            <w:vAlign w:val="center"/>
+          </w:tcPr>
+          <w:p>
+            <w:pPr>
+              <w:spacing w:after="0" w:line="240" w:lineRule="auto"/>
+              <w:jc w:val="center"/>
+            </w:pPr>
+            <w:r>
+              <w:rPr>
+                <w:rFonts w:ascii="微软雅黑" w:hAnsi="微软雅黑" w:eastAsia="微软雅黑"/>
+                <w:b/>
+                <w:sz w:val="21"/>
+              </w:rPr>
+              <w:t>作用</w:t>
+            </w:r>
+          </w:p>
+        </w:tc>
+      </w:tr>
+      <w:tr>
+        <w:tblPrEx>
+          <w:tblBorders>
+            <w:top w:val="single" w:color="auto" w:sz="4" w:space="0"/>
+            <w:left w:val="single" w:color="auto" w:sz="4" w:space="0"/>
+            <w:bottom w:val="single" w:color="auto" w:sz="4" w:space="0"/>
+            <w:right w:val="single" w:color="auto" w:sz="4" w:space="0"/>
+            <w:insideH w:val="single" w:color="auto" w:sz="4" w:space="0"/>
+            <w:insideV w:val="single" w:color="auto" w:sz="4" w:space="0"/>
+          </w:tblBorders>
+          <w:tblCellMar>
+            <w:top w:w="0" w:type="dxa"/>
+            <w:left w:w="108" w:type="dxa"/>
+            <w:bottom w:w="0" w:type="dxa"/>
+            <w:right w:w="108" w:type="dxa"/>
+          </w:tblCellMar>
+        </w:tblPrEx>
+        <w:tc>
+          <w:tcPr>
+            <w:tcW w:w="3000" w:type="dxa"/>
+            <w:tcMar>
+              <w:top w:w="110" w:type="dxa"/>
+              <w:left w:w="120" w:type="dxa"/>
+              <w:bottom w:w="110" w:type="dxa"/>
+              <w:right w:w="120" w:type="dxa"/>
+            </w:tcMar>
+            <w:vAlign w:val="center"/>
+          </w:tcPr>
+          <w:p>
+            <w:pPr>
+              <w:spacing w:after="0" w:line="240" w:lineRule="auto"/>
+              <w:jc w:val="left"/>
+            </w:pPr>
+            <w:r>
+              <w:rPr>
+                <w:rFonts w:ascii="微软雅黑" w:hAnsi="微软雅黑" w:eastAsia="微软雅黑"/>
+                <w:sz w:val="20"/>
+              </w:rPr>
+              <w:t>topLanePath / middleLanePath / bottomLanePath</w:t>
+            </w:r>
+          </w:p>
+        </w:tc>
+        <w:tc>
+          <w:tcPr>
+            <w:tcW w:w="2200" w:type="dxa"/>
+            <w:tcMar>
+              <w:top w:w="110" w:type="dxa"/>
+              <w:left w:w="120" w:type="dxa"/>
+              <w:bottom w:w="110" w:type="dxa"/>
+              <w:right w:w="120" w:type="dxa"/>
+            </w:tcMar>
+            <w:vAlign w:val="center"/>
+          </w:tcPr>
+          <w:p>
+            <w:pPr>
+              <w:spacing w:after="0" w:line="240" w:lineRule="auto"/>
+              <w:jc w:val="left"/>
+            </w:pPr>
+            <w:r>
+              <w:rPr>
+                <w:rFonts w:ascii="微软雅黑" w:hAnsi="微软雅黑" w:eastAsia="微软雅黑"/>
+                <w:sz w:val="20"/>
+              </w:rPr>
+              <w:t>QVector&lt;QPointF&gt;</w:t>
+            </w:r>
+          </w:p>
+        </w:tc>
+        <w:tc>
+          <w:tcPr>
+            <w:tcW w:w="4160" w:type="dxa"/>
+            <w:tcMar>
+              <w:top w:w="110" w:type="dxa"/>
+              <w:left w:w="120" w:type="dxa"/>
+              <w:bottom w:w="110" w:type="dxa"/>
+              <w:right w:w="120" w:type="dxa"/>
+            </w:tcMar>
+            <w:vAlign w:val="center"/>
+          </w:tcPr>
+          <w:p>
+            <w:pPr>
+              <w:spacing w:after="0" w:line="240" w:lineRule="auto"/>
+              <w:jc w:val="left"/>
+            </w:pPr>
+            <w:r>
+              <w:rPr>
+                <w:rFonts w:ascii="微软雅黑" w:hAnsi="微软雅黑" w:eastAsia="微软雅黑"/>
+                <w:sz w:val="20"/>
+              </w:rPr>
+              <w:t>保存三条敌人行进路线，敌人按路径点逐段移动。</w:t>
+            </w:r>
+          </w:p>
+        </w:tc>
+      </w:tr>
+      <w:tr>
+        <w:tblPrEx>
+          <w:tblBorders>
+            <w:top w:val="single" w:color="auto" w:sz="4" w:space="0"/>
+            <w:left w:val="single" w:color="auto" w:sz="4" w:space="0"/>
+            <w:bottom w:val="single" w:color="auto" w:sz="4" w:space="0"/>
+            <w:right w:val="single" w:color="auto" w:sz="4" w:space="0"/>
+            <w:insideH w:val="single" w:color="auto" w:sz="4" w:space="0"/>
+            <w:insideV w:val="single" w:color="auto" w:sz="4" w:space="0"/>
+          </w:tblBorders>
+          <w:tblCellMar>
+            <w:top w:w="0" w:type="dxa"/>
+            <w:left w:w="108" w:type="dxa"/>
+            <w:bottom w:w="0" w:type="dxa"/>
+            <w:right w:w="108" w:type="dxa"/>
+          </w:tblCellMar>
+        </w:tblPrEx>
+        <w:tc>
+          <w:tcPr>
+            <w:tcW w:w="3000" w:type="dxa"/>
+            <w:tcMar>
+              <w:top w:w="110" w:type="dxa"/>
+              <w:left w:w="120" w:type="dxa"/>
+              <w:bottom w:w="110" w:type="dxa"/>
+              <w:right w:w="120" w:type="dxa"/>
+            </w:tcMar>
+            <w:vAlign w:val="center"/>
+          </w:tcPr>
+          <w:p>
+            <w:pPr>
+              <w:spacing w:after="0" w:line="240" w:lineRule="auto"/>
+              <w:jc w:val="left"/>
+            </w:pPr>
+            <w:r>
+              <w:rPr>
+                <w:rFonts w:ascii="微软雅黑" w:hAnsi="微软雅黑" w:eastAsia="微软雅黑"/>
+                <w:sz w:val="20"/>
+              </w:rPr>
+              <w:t>m_enemies / m_towers / m_projectiles</w:t>
+            </w:r>
+          </w:p>
+        </w:tc>
+        <w:tc>
+          <w:tcPr>
+            <w:tcW w:w="2200" w:type="dxa"/>
+            <w:tcMar>
+              <w:top w:w="110" w:type="dxa"/>
+              <w:left w:w="120" w:type="dxa"/>
+              <w:bottom w:w="110" w:type="dxa"/>
+              <w:right w:w="120" w:type="dxa"/>
+            </w:tcMar>
+            <w:vAlign w:val="center"/>
+          </w:tcPr>
+          <w:p>
+            <w:pPr>
+              <w:spacing w:after="0" w:line="240" w:lineRule="auto"/>
+              <w:jc w:val="left"/>
+            </w:pPr>
+            <w:r>
+              <w:rPr>
+                <w:rFonts w:ascii="微软雅黑" w:hAnsi="微软雅黑" w:eastAsia="微软雅黑"/>
+                <w:sz w:val="20"/>
+              </w:rPr>
+              <w:t>QList&lt;...*&gt;</w:t>
+            </w:r>
+          </w:p>
+        </w:tc>
+        <w:tc>
+          <w:tcPr>
+            <w:tcW w:w="4160" w:type="dxa"/>
+            <w:tcMar>
+              <w:top w:w="110" w:type="dxa"/>
+              <w:left w:w="120" w:type="dxa"/>
+              <w:bottom w:w="110" w:type="dxa"/>
+              <w:right w:w="120" w:type="dxa"/>
+            </w:tcMar>
+            <w:vAlign w:val="center"/>
+          </w:tcPr>
+          <w:p>
+            <w:pPr>
+              <w:spacing w:after="0" w:line="240" w:lineRule="auto"/>
+              <w:jc w:val="left"/>
+            </w:pPr>
+            <w:r>
+              <w:rPr>
+                <w:rFonts w:ascii="微软雅黑" w:hAnsi="微软雅黑" w:eastAsia="微软雅黑"/>
+                <w:sz w:val="20"/>
+              </w:rPr>
+              <w:t>保存当前场景中的活动敌人、炮塔和子弹。</w:t>
+            </w:r>
+          </w:p>
+        </w:tc>
+      </w:tr>
+      <w:tr>
+        <w:tblPrEx>
+          <w:tblBorders>
+            <w:top w:val="single" w:color="auto" w:sz="4" w:space="0"/>
+            <w:left w:val="single" w:color="auto" w:sz="4" w:space="0"/>
+            <w:bottom w:val="single" w:color="auto" w:sz="4" w:space="0"/>
+            <w:right w:val="single" w:color="auto" w:sz="4" w:space="0"/>
+            <w:insideH w:val="single" w:color="auto" w:sz="4" w:space="0"/>
+            <w:insideV w:val="single" w:color="auto" w:sz="4" w:space="0"/>
+          </w:tblBorders>
+          <w:tblCellMar>
+            <w:top w:w="0" w:type="dxa"/>
+            <w:left w:w="108" w:type="dxa"/>
+            <w:bottom w:w="0" w:type="dxa"/>
+            <w:right w:w="108" w:type="dxa"/>
+          </w:tblCellMar>
+        </w:tblPrEx>
+        <w:tc>
+          <w:tcPr>
+            <w:tcW w:w="3000" w:type="dxa"/>
+            <w:tcMar>
+              <w:top w:w="110" w:type="dxa"/>
+              <w:left w:w="120" w:type="dxa"/>
+              <w:bottom w:w="110" w:type="dxa"/>
+              <w:right w:w="120" w:type="dxa"/>
+            </w:tcMar>
+            <w:vAlign w:val="center"/>
+          </w:tcPr>
+          <w:p>
+            <w:pPr>
+              <w:spacing w:after="0" w:line="240" w:lineRule="auto"/>
+              <w:jc w:val="left"/>
+            </w:pPr>
+            <w:r>
+              <w:rPr>
+                <w:rFonts w:ascii="微软雅黑" w:hAnsi="微软雅黑" w:eastAsia="微软雅黑"/>
+                <w:sz w:val="20"/>
+              </w:rPr>
+              <w:t>m_spawnQueue</w:t>
+            </w:r>
+          </w:p>
+        </w:tc>
+        <w:tc>
+          <w:tcPr>
+            <w:tcW w:w="2200" w:type="dxa"/>
+            <w:tcMar>
+              <w:top w:w="110" w:type="dxa"/>
+              <w:left w:w="120" w:type="dxa"/>
+              <w:bottom w:w="110" w:type="dxa"/>
+              <w:right w:w="120" w:type="dxa"/>
+            </w:tcMar>
+            <w:vAlign w:val="center"/>
+          </w:tcPr>
+          <w:p>
+            <w:pPr>
+              <w:spacing w:after="0" w:line="240" w:lineRule="auto"/>
+              <w:jc w:val="left"/>
+            </w:pPr>
+            <w:r>
+              <w:rPr>
+                <w:rFonts w:ascii="微软雅黑" w:hAnsi="微软雅黑" w:eastAsia="微软雅黑"/>
+                <w:sz w:val="20"/>
+              </w:rPr>
+              <w:t>QList&lt;EnemyType&gt;</w:t>
+            </w:r>
+          </w:p>
+        </w:tc>
+        <w:tc>
+          <w:tcPr>
+            <w:tcW w:w="4160" w:type="dxa"/>
+            <w:tcMar>
+              <w:top w:w="110" w:type="dxa"/>
+              <w:left w:w="120" w:type="dxa"/>
+              <w:bottom w:w="110" w:type="dxa"/>
+              <w:right w:w="120" w:type="dxa"/>
+            </w:tcMar>
+            <w:vAlign w:val="center"/>
+          </w:tcPr>
+          <w:p>
+            <w:pPr>
+              <w:spacing w:after="0" w:line="240" w:lineRule="auto"/>
+              <w:jc w:val="left"/>
+            </w:pPr>
+            <w:r>
+              <w:rPr>
+                <w:rFonts w:ascii="微软雅黑" w:hAnsi="微软雅黑" w:eastAsia="微软雅黑"/>
+                <w:sz w:val="20"/>
+              </w:rPr>
+              <w:t>保存当前波次尚未刷出的敌人类型。</w:t>
+            </w:r>
+          </w:p>
+        </w:tc>
+      </w:tr>
+      <w:tr>
+        <w:tblPrEx>
+          <w:tblBorders>
+            <w:top w:val="single" w:color="auto" w:sz="4" w:space="0"/>
+            <w:left w:val="single" w:color="auto" w:sz="4" w:space="0"/>
+            <w:bottom w:val="single" w:color="auto" w:sz="4" w:space="0"/>
+            <w:right w:val="single" w:color="auto" w:sz="4" w:space="0"/>
+            <w:insideH w:val="single" w:color="auto" w:sz="4" w:space="0"/>
+            <w:insideV w:val="single" w:color="auto" w:sz="4" w:space="0"/>
+          </w:tblBorders>
+          <w:tblCellMar>
+            <w:top w:w="0" w:type="dxa"/>
+            <w:left w:w="108" w:type="dxa"/>
+            <w:bottom w:w="0" w:type="dxa"/>
+            <w:right w:w="108" w:type="dxa"/>
+          </w:tblCellMar>
+        </w:tblPrEx>
+        <w:tc>
+          <w:tcPr>
+            <w:tcW w:w="3000" w:type="dxa"/>
+            <w:tcMar>
+              <w:top w:w="110" w:type="dxa"/>
+              <w:left w:w="120" w:type="dxa"/>
+              <w:bottom w:w="110" w:type="dxa"/>
+              <w:right w:w="120" w:type="dxa"/>
+            </w:tcMar>
+            <w:vAlign w:val="center"/>
+          </w:tcPr>
+          <w:p>
+            <w:pPr>
+              <w:spacing w:after="0" w:line="240" w:lineRule="auto"/>
+              <w:jc w:val="left"/>
+            </w:pPr>
+            <w:r>
+              <w:rPr>
+                <w:rFonts w:ascii="微软雅黑" w:hAnsi="微软雅黑" w:eastAsia="微软雅黑"/>
+                <w:sz w:val="20"/>
+              </w:rPr>
+              <w:t>m_buildSpots</w:t>
+            </w:r>
+          </w:p>
+        </w:tc>
+        <w:tc>
+          <w:tcPr>
+            <w:tcW w:w="2200" w:type="dxa"/>
+            <w:tcMar>
+              <w:top w:w="110" w:type="dxa"/>
+              <w:left w:w="120" w:type="dxa"/>
+              <w:bottom w:w="110" w:type="dxa"/>
+              <w:right w:w="120" w:type="dxa"/>
+            </w:tcMar>
+            <w:vAlign w:val="center"/>
+          </w:tcPr>
+          <w:p>
+            <w:pPr>
+              <w:spacing w:after="0" w:line="240" w:lineRule="auto"/>
+              <w:jc w:val="left"/>
+            </w:pPr>
+            <w:r>
+              <w:rPr>
+                <w:rFonts w:ascii="微软雅黑" w:hAnsi="微软雅黑" w:eastAsia="微软雅黑"/>
+                <w:sz w:val="20"/>
+              </w:rPr>
+              <w:t>QVector&lt;BuildSpot&gt;</w:t>
+            </w:r>
+          </w:p>
+        </w:tc>
+        <w:tc>
+          <w:tcPr>
+            <w:tcW w:w="4160" w:type="dxa"/>
+            <w:tcMar>
+              <w:top w:w="110" w:type="dxa"/>
+              <w:left w:w="120" w:type="dxa"/>
+              <w:bottom w:w="110" w:type="dxa"/>
+              <w:right w:w="120" w:type="dxa"/>
+            </w:tcMar>
+            <w:vAlign w:val="center"/>
+          </w:tcPr>
+          <w:p>
+            <w:pPr>
+              <w:spacing w:after="0" w:line="240" w:lineRule="auto"/>
+              <w:jc w:val="left"/>
+            </w:pPr>
+            <w:r>
+              <w:rPr>
+                <w:rFonts w:ascii="微软雅黑" w:hAnsi="微软雅黑" w:eastAsia="微软雅黑"/>
+                <w:sz w:val="20"/>
+              </w:rPr>
+              <w:t>保存所有可建塔点，以及该点是否已有防御塔。</w:t>
+            </w:r>
+          </w:p>
+        </w:tc>
+      </w:tr>
+      <w:tr>
+        <w:tblPrEx>
+          <w:tblBorders>
+            <w:top w:val="single" w:color="auto" w:sz="4" w:space="0"/>
+            <w:left w:val="single" w:color="auto" w:sz="4" w:space="0"/>
+            <w:bottom w:val="single" w:color="auto" w:sz="4" w:space="0"/>
+            <w:right w:val="single" w:color="auto" w:sz="4" w:space="0"/>
+            <w:insideH w:val="single" w:color="auto" w:sz="4" w:space="0"/>
+            <w:insideV w:val="single" w:color="auto" w:sz="4" w:space="0"/>
+          </w:tblBorders>
+          <w:tblCellMar>
+            <w:top w:w="0" w:type="dxa"/>
+            <w:left w:w="108" w:type="dxa"/>
+            <w:bottom w:w="0" w:type="dxa"/>
+            <w:right w:w="108" w:type="dxa"/>
+          </w:tblCellMar>
+        </w:tblPrEx>
+        <w:tc>
+          <w:tcPr>
+            <w:tcW w:w="3000" w:type="dxa"/>
+            <w:tcMar>
+              <w:top w:w="110" w:type="dxa"/>
+              <w:left w:w="120" w:type="dxa"/>
+              <w:bottom w:w="110" w:type="dxa"/>
+              <w:right w:w="120" w:type="dxa"/>
+            </w:tcMar>
+            <w:vAlign w:val="center"/>
+          </w:tcPr>
+          <w:p>
+            <w:pPr>
+              <w:spacing w:after="0" w:line="240" w:lineRule="auto"/>
+              <w:jc w:val="left"/>
+            </w:pPr>
+            <w:r>
+              <w:rPr>
+                <w:rFonts w:ascii="微软雅黑" w:hAnsi="微软雅黑" w:eastAsia="微软雅黑"/>
+                <w:sz w:val="20"/>
+              </w:rPr>
+              <w:t>m_gold / m_lives / m_wave</w:t>
+            </w:r>
+          </w:p>
+        </w:tc>
+        <w:tc>
+          <w:tcPr>
+            <w:tcW w:w="2200" w:type="dxa"/>
+            <w:tcMar>
+              <w:top w:w="110" w:type="dxa"/>
+              <w:left w:w="120" w:type="dxa"/>
+              <w:bottom w:w="110" w:type="dxa"/>
+              <w:right w:w="120" w:type="dxa"/>
+            </w:tcMar>
+            <w:vAlign w:val="center"/>
+          </w:tcPr>
+          <w:p>
+            <w:pPr>
+              <w:spacing w:after="0" w:line="240" w:lineRule="auto"/>
+              <w:jc w:val="center"/>
+            </w:pPr>
+            <w:r>
+              <w:rPr>
+                <w:rFonts w:ascii="微软雅黑" w:hAnsi="微软雅黑" w:eastAsia="微软雅黑"/>
+                <w:sz w:val="20"/>
+              </w:rPr>
+              <w:t>int</w:t>
+            </w:r>
+          </w:p>
+        </w:tc>
+        <w:tc>
+          <w:tcPr>
+            <w:tcW w:w="4160" w:type="dxa"/>
+            <w:tcMar>
+              <w:top w:w="110" w:type="dxa"/>
+              <w:left w:w="120" w:type="dxa"/>
+              <w:bottom w:w="110" w:type="dxa"/>
+              <w:right w:w="120" w:type="dxa"/>
+            </w:tcMar>
+            <w:vAlign w:val="center"/>
+          </w:tcPr>
+          <w:p>
+            <w:pPr>
+              <w:spacing w:after="0" w:line="240" w:lineRule="auto"/>
+              <w:jc w:val="left"/>
+            </w:pPr>
+            <w:r>
+              <w:rPr>
+                <w:rFonts w:ascii="微软雅黑" w:hAnsi="微软雅黑" w:eastAsia="微软雅黑"/>
+                <w:sz w:val="20"/>
+              </w:rPr>
+              <w:t>记录金币、基地生命和当前波次，是右侧信息栏显示的核心数据。</w:t>
+            </w:r>
+          </w:p>
+        </w:tc>
+      </w:tr>
+    </w:tbl>
+    <w:p/>
+    <w:p>
+      <w:pPr>
+        <w:pStyle w:val="3"/>
+        <w:spacing w:before="200" w:after="120"/>
+      </w:pPr>
+      <w:r>
+        <w:rPr>
+          <w:rFonts w:ascii="微软雅黑" w:hAnsi="微软雅黑" w:eastAsia="微软雅黑"/>
+          <w:sz w:val="22"/>
+        </w:rPr>
+        <w:t>四、主要流程</w:t>
+      </w:r>
+    </w:p>
+    <w:p>
+      <w:pPr>
+        <w:spacing w:after="120" w:line="276" w:lineRule="auto"/>
+      </w:pPr>
+      <w:r>
+        <w:rPr>
+          <w:rFonts w:ascii="微软雅黑" w:hAnsi="微软雅黑" w:eastAsia="微软雅黑"/>
+          <w:sz w:val="22"/>
+        </w:rPr>
+        <w:t>程序启动后 MainWindow 创建 GameScene 并显示地图；玩家选择塔类型并点击建塔点；点击“开始波次”后 GameScene 根据当前波次生成刷怪队列；定时器每 30ms 调用 gameLoop，依次更新刷怪、敌人移动、特殊敌人、炮塔攻击、子弹命中和胜负判定。整个流程由 Qt 事件循环驱动，界面不会被游戏循环阻塞。</w:t>
+      </w:r>
+    </w:p>
+    <w:tbl>
+      <w:tblPr>
+        <w:tblStyle w:val="33"/>
+        <w:tblW w:w="9360" w:type="dxa"/>
+        <w:tblInd w:w="0" w:type="dxa"/>
+        <w:tblBorders>
+          <w:top w:val="single" w:color="auto" w:sz="4" w:space="0"/>
+          <w:left w:val="single" w:color="auto" w:sz="4" w:space="0"/>
+          <w:bottom w:val="single" w:color="auto" w:sz="4" w:space="0"/>
+          <w:right w:val="single" w:color="auto" w:sz="4" w:space="0"/>
+          <w:insideH w:val="single" w:color="auto" w:sz="4" w:space="0"/>
+          <w:insideV w:val="single" w:color="auto" w:sz="4" w:space="0"/>
+        </w:tblBorders>
+        <w:tblLayout w:type="fixed"/>
+        <w:tblCellMar>
+          <w:top w:w="0" w:type="dxa"/>
+          <w:left w:w="108" w:type="dxa"/>
+          <w:bottom w:w="0" w:type="dxa"/>
+          <w:right w:w="108" w:type="dxa"/>
+        </w:tblCellMar>
+      </w:tblPr>
+      <w:tblGrid>
+        <w:gridCol w:w="1300"/>
+        <w:gridCol w:w="2800"/>
+        <w:gridCol w:w="5260"/>
+      </w:tblGrid>
+      <w:tr>
+        <w:tblPrEx>
+          <w:tblBorders>
+            <w:top w:val="single" w:color="auto" w:sz="4" w:space="0"/>
+            <w:left w:val="single" w:color="auto" w:sz="4" w:space="0"/>
+            <w:bottom w:val="single" w:color="auto" w:sz="4" w:space="0"/>
+            <w:right w:val="single" w:color="auto" w:sz="4" w:space="0"/>
+            <w:insideH w:val="single" w:color="auto" w:sz="4" w:space="0"/>
+            <w:insideV w:val="single" w:color="auto" w:sz="4" w:space="0"/>
+          </w:tblBorders>
+          <w:tblCellMar>
+            <w:top w:w="0" w:type="dxa"/>
+            <w:left w:w="108" w:type="dxa"/>
+            <w:bottom w:w="0" w:type="dxa"/>
+            <w:right w:w="108" w:type="dxa"/>
+          </w:tblCellMar>
+        </w:tblPrEx>
+        <w:trPr>
+          <w:tblHeader/>
+        </w:trPr>
+        <w:tc>
+          <w:tcPr>
+            <w:tcW w:w="1300" w:type="dxa"/>
+            <w:shd w:val="clear" w:color="auto" w:fill="EAF2F8"/>
+            <w:tcMar>
+              <w:top w:w="110" w:type="dxa"/>
+              <w:left w:w="120" w:type="dxa"/>
+              <w:bottom w:w="110" w:type="dxa"/>
+              <w:right w:w="120" w:type="dxa"/>
+            </w:tcMar>
+            <w:vAlign w:val="center"/>
+          </w:tcPr>
+          <w:p>
+            <w:pPr>
+              <w:spacing w:after="0" w:line="240" w:lineRule="auto"/>
+              <w:jc w:val="center"/>
+            </w:pPr>
+            <w:r>
+              <w:rPr>
+                <w:rFonts w:ascii="微软雅黑" w:hAnsi="微软雅黑" w:eastAsia="微软雅黑"/>
+                <w:b/>
+                <w:sz w:val="21"/>
+              </w:rPr>
+              <w:t>阶段</w:t>
+            </w:r>
+          </w:p>
+        </w:tc>
+        <w:tc>
+          <w:tcPr>
+            <w:tcW w:w="2800" w:type="dxa"/>
+            <w:shd w:val="clear" w:color="auto" w:fill="EAF2F8"/>
+            <w:tcMar>
+              <w:top w:w="110" w:type="dxa"/>
+              <w:left w:w="120" w:type="dxa"/>
+              <w:bottom w:w="110" w:type="dxa"/>
+              <w:right w:w="120" w:type="dxa"/>
+            </w:tcMar>
+            <w:vAlign w:val="center"/>
+          </w:tcPr>
+          <w:p>
+            <w:pPr>
+              <w:spacing w:after="0" w:line="240" w:lineRule="auto"/>
+              <w:jc w:val="center"/>
+            </w:pPr>
+            <w:r>
+              <w:rPr>
+                <w:rFonts w:ascii="微软雅黑" w:hAnsi="微软雅黑" w:eastAsia="微软雅黑"/>
+                <w:b/>
+                <w:sz w:val="21"/>
+              </w:rPr>
+              <w:t>调用位置</w:t>
+            </w:r>
+          </w:p>
+        </w:tc>
+        <w:tc>
+          <w:tcPr>
+            <w:tcW w:w="5260" w:type="dxa"/>
+            <w:shd w:val="clear" w:color="auto" w:fill="EAF2F8"/>
+            <w:tcMar>
+              <w:top w:w="110" w:type="dxa"/>
+              <w:left w:w="120" w:type="dxa"/>
+              <w:bottom w:w="110" w:type="dxa"/>
+              <w:right w:w="120" w:type="dxa"/>
+            </w:tcMar>
+            <w:vAlign w:val="center"/>
+          </w:tcPr>
+          <w:p>
+            <w:pPr>
+              <w:spacing w:after="0" w:line="240" w:lineRule="auto"/>
+              <w:jc w:val="center"/>
+            </w:pPr>
+            <w:r>
+              <w:rPr>
+                <w:rFonts w:ascii="微软雅黑" w:hAnsi="微软雅黑" w:eastAsia="微软雅黑"/>
+                <w:b/>
+                <w:sz w:val="21"/>
+              </w:rPr>
+              <w:t>主要处理</w:t>
+            </w:r>
+          </w:p>
+        </w:tc>
+      </w:tr>
+      <w:tr>
+        <w:tblPrEx>
+          <w:tblBorders>
+            <w:top w:val="single" w:color="auto" w:sz="4" w:space="0"/>
+            <w:left w:val="single" w:color="auto" w:sz="4" w:space="0"/>
+            <w:bottom w:val="single" w:color="auto" w:sz="4" w:space="0"/>
+            <w:right w:val="single" w:color="auto" w:sz="4" w:space="0"/>
+            <w:insideH w:val="single" w:color="auto" w:sz="4" w:space="0"/>
+            <w:insideV w:val="single" w:color="auto" w:sz="4" w:space="0"/>
+          </w:tblBorders>
+          <w:tblCellMar>
+            <w:top w:w="0" w:type="dxa"/>
+            <w:left w:w="108" w:type="dxa"/>
+            <w:bottom w:w="0" w:type="dxa"/>
+            <w:right w:w="108" w:type="dxa"/>
+          </w:tblCellMar>
+        </w:tblPrEx>
+        <w:tc>
+          <w:tcPr>
+            <w:tcW w:w="1300" w:type="dxa"/>
+            <w:tcMar>
+              <w:top w:w="110" w:type="dxa"/>
+              <w:left w:w="120" w:type="dxa"/>
+              <w:bottom w:w="110" w:type="dxa"/>
+              <w:right w:w="120" w:type="dxa"/>
+            </w:tcMar>
+            <w:vAlign w:val="center"/>
+          </w:tcPr>
+          <w:p>
+            <w:pPr>
+              <w:spacing w:after="0" w:line="240" w:lineRule="auto"/>
+              <w:jc w:val="center"/>
+            </w:pPr>
+            <w:r>
+              <w:rPr>
+                <w:rFonts w:ascii="微软雅黑" w:hAnsi="微软雅黑" w:eastAsia="微软雅黑"/>
+                <w:sz w:val="20"/>
+              </w:rPr>
+              <w:t>初始化</w:t>
+            </w:r>
+          </w:p>
+        </w:tc>
+        <w:tc>
+          <w:tcPr>
+            <w:tcW w:w="2800" w:type="dxa"/>
+            <w:tcMar>
+              <w:top w:w="110" w:type="dxa"/>
+              <w:left w:w="120" w:type="dxa"/>
+              <w:bottom w:w="110" w:type="dxa"/>
+              <w:right w:w="120" w:type="dxa"/>
+            </w:tcMar>
+            <w:vAlign w:val="center"/>
+          </w:tcPr>
+          <w:p>
+            <w:pPr>
+              <w:spacing w:after="0" w:line="240" w:lineRule="auto"/>
+              <w:jc w:val="left"/>
+            </w:pPr>
+            <w:r>
+              <w:rPr>
+                <w:rFonts w:ascii="微软雅黑" w:hAnsi="微软雅黑" w:eastAsia="微软雅黑"/>
+                <w:sz w:val="20"/>
+              </w:rPr>
+              <w:t>MainWindow::MainWindow()</w:t>
+            </w:r>
+          </w:p>
+        </w:tc>
+        <w:tc>
+          <w:tcPr>
+            <w:tcW w:w="5260" w:type="dxa"/>
+            <w:tcMar>
+              <w:top w:w="110" w:type="dxa"/>
+              <w:left w:w="120" w:type="dxa"/>
+              <w:bottom w:w="110" w:type="dxa"/>
+              <w:right w:w="120" w:type="dxa"/>
+            </w:tcMar>
+            <w:vAlign w:val="center"/>
+          </w:tcPr>
+          <w:p>
+            <w:pPr>
+              <w:spacing w:after="0" w:line="240" w:lineRule="auto"/>
+              <w:jc w:val="left"/>
+            </w:pPr>
+            <w:r>
+              <w:rPr>
+                <w:rFonts w:ascii="微软雅黑" w:hAnsi="微软雅黑" w:eastAsia="微软雅黑"/>
+                <w:sz w:val="20"/>
+              </w:rPr>
+              <w:t>创建 GameScene、QGraphicsView、右侧按钮栏、视频层，并连接信号槽。</w:t>
+            </w:r>
+          </w:p>
+        </w:tc>
+      </w:tr>
+      <w:tr>
+        <w:tblPrEx>
+          <w:tblBorders>
+            <w:top w:val="single" w:color="auto" w:sz="4" w:space="0"/>
+            <w:left w:val="single" w:color="auto" w:sz="4" w:space="0"/>
+            <w:bottom w:val="single" w:color="auto" w:sz="4" w:space="0"/>
+            <w:right w:val="single" w:color="auto" w:sz="4" w:space="0"/>
+            <w:insideH w:val="single" w:color="auto" w:sz="4" w:space="0"/>
+            <w:insideV w:val="single" w:color="auto" w:sz="4" w:space="0"/>
+          </w:tblBorders>
+          <w:tblCellMar>
+            <w:top w:w="0" w:type="dxa"/>
+            <w:left w:w="108" w:type="dxa"/>
+            <w:bottom w:w="0" w:type="dxa"/>
+            <w:right w:w="108" w:type="dxa"/>
+          </w:tblCellMar>
+        </w:tblPrEx>
+        <w:tc>
+          <w:tcPr>
+            <w:tcW w:w="1300" w:type="dxa"/>
+            <w:tcMar>
+              <w:top w:w="110" w:type="dxa"/>
+              <w:left w:w="120" w:type="dxa"/>
+              <w:bottom w:w="110" w:type="dxa"/>
+              <w:right w:w="120" w:type="dxa"/>
+            </w:tcMar>
+            <w:vAlign w:val="center"/>
+          </w:tcPr>
+          <w:p>
+            <w:pPr>
+              <w:spacing w:after="0" w:line="240" w:lineRule="auto"/>
+              <w:jc w:val="center"/>
+            </w:pPr>
+            <w:r>
+              <w:rPr>
+                <w:rFonts w:ascii="微软雅黑" w:hAnsi="微软雅黑" w:eastAsia="微软雅黑"/>
+                <w:sz w:val="20"/>
+              </w:rPr>
+              <w:t>地图配置</w:t>
+            </w:r>
+          </w:p>
+        </w:tc>
+        <w:tc>
+          <w:tcPr>
+            <w:tcW w:w="2800" w:type="dxa"/>
+            <w:tcMar>
+              <w:top w:w="110" w:type="dxa"/>
+              <w:left w:w="120" w:type="dxa"/>
+              <w:bottom w:w="110" w:type="dxa"/>
+              <w:right w:w="120" w:type="dxa"/>
+            </w:tcMar>
+            <w:vAlign w:val="center"/>
+          </w:tcPr>
+          <w:p>
+            <w:pPr>
+              <w:spacing w:after="0" w:line="240" w:lineRule="auto"/>
+              <w:jc w:val="left"/>
+            </w:pPr>
+            <w:r>
+              <w:rPr>
+                <w:rFonts w:ascii="微软雅黑" w:hAnsi="微软雅黑" w:eastAsia="微软雅黑"/>
+                <w:sz w:val="20"/>
+              </w:rPr>
+              <w:t>GameScene::setupMap()</w:t>
+            </w:r>
+          </w:p>
+        </w:tc>
+        <w:tc>
+          <w:tcPr>
+            <w:tcW w:w="5260" w:type="dxa"/>
+            <w:tcMar>
+              <w:top w:w="110" w:type="dxa"/>
+              <w:left w:w="120" w:type="dxa"/>
+              <w:bottom w:w="110" w:type="dxa"/>
+              <w:right w:w="120" w:type="dxa"/>
+            </w:tcMar>
+            <w:vAlign w:val="center"/>
+          </w:tcPr>
+          <w:p>
+            <w:pPr>
+              <w:spacing w:after="0" w:line="240" w:lineRule="auto"/>
+              <w:jc w:val="left"/>
+            </w:pPr>
+            <w:r>
+              <w:rPr>
+                <w:rFonts w:ascii="微软雅黑" w:hAnsi="微软雅黑" w:eastAsia="微软雅黑"/>
+                <w:sz w:val="20"/>
+              </w:rPr>
+              <w:t>配置出生点、基地位置、三条路线、地形区域和建塔点。</w:t>
+            </w:r>
+          </w:p>
+        </w:tc>
+      </w:tr>
+      <w:tr>
+        <w:tblPrEx>
+          <w:tblBorders>
+            <w:top w:val="single" w:color="auto" w:sz="4" w:space="0"/>
+            <w:left w:val="single" w:color="auto" w:sz="4" w:space="0"/>
+            <w:bottom w:val="single" w:color="auto" w:sz="4" w:space="0"/>
+            <w:right w:val="single" w:color="auto" w:sz="4" w:space="0"/>
+            <w:insideH w:val="single" w:color="auto" w:sz="4" w:space="0"/>
+            <w:insideV w:val="single" w:color="auto" w:sz="4" w:space="0"/>
+          </w:tblBorders>
+          <w:tblCellMar>
+            <w:top w:w="0" w:type="dxa"/>
+            <w:left w:w="108" w:type="dxa"/>
+            <w:bottom w:w="0" w:type="dxa"/>
+            <w:right w:w="108" w:type="dxa"/>
+          </w:tblCellMar>
+        </w:tblPrEx>
+        <w:tc>
+          <w:tcPr>
+            <w:tcW w:w="1300" w:type="dxa"/>
+            <w:tcMar>
+              <w:top w:w="110" w:type="dxa"/>
+              <w:left w:w="120" w:type="dxa"/>
+              <w:bottom w:w="110" w:type="dxa"/>
+              <w:right w:w="120" w:type="dxa"/>
+            </w:tcMar>
+            <w:vAlign w:val="center"/>
+          </w:tcPr>
+          <w:p>
+            <w:pPr>
+              <w:spacing w:after="0" w:line="240" w:lineRule="auto"/>
+              <w:jc w:val="center"/>
+            </w:pPr>
+            <w:r>
+              <w:rPr>
+                <w:rFonts w:ascii="微软雅黑" w:hAnsi="微软雅黑" w:eastAsia="微软雅黑"/>
+                <w:sz w:val="20"/>
+              </w:rPr>
+              <w:t>开波</w:t>
+            </w:r>
+          </w:p>
+        </w:tc>
+        <w:tc>
+          <w:tcPr>
+            <w:tcW w:w="2800" w:type="dxa"/>
+            <w:tcMar>
+              <w:top w:w="110" w:type="dxa"/>
+              <w:left w:w="120" w:type="dxa"/>
+              <w:bottom w:w="110" w:type="dxa"/>
+              <w:right w:w="120" w:type="dxa"/>
+            </w:tcMar>
+            <w:vAlign w:val="center"/>
+          </w:tcPr>
+          <w:p>
+            <w:pPr>
+              <w:spacing w:after="0" w:line="240" w:lineRule="auto"/>
+              <w:jc w:val="left"/>
+            </w:pPr>
+            <w:r>
+              <w:rPr>
+                <w:rFonts w:ascii="微软雅黑" w:hAnsi="微软雅黑" w:eastAsia="微软雅黑"/>
+                <w:sz w:val="20"/>
+              </w:rPr>
+              <w:t>GameScene::startNextWave()</w:t>
+            </w:r>
+          </w:p>
+        </w:tc>
+        <w:tc>
+          <w:tcPr>
+            <w:tcW w:w="5260" w:type="dxa"/>
+            <w:tcMar>
+              <w:top w:w="110" w:type="dxa"/>
+              <w:left w:w="120" w:type="dxa"/>
+              <w:bottom w:w="110" w:type="dxa"/>
+              <w:right w:w="120" w:type="dxa"/>
+            </w:tcMar>
+            <w:vAlign w:val="center"/>
+          </w:tcPr>
+          <w:p>
+            <w:pPr>
+              <w:spacing w:after="0" w:line="240" w:lineRule="auto"/>
+              <w:jc w:val="left"/>
+            </w:pPr>
+            <w:r>
+              <w:rPr>
+                <w:rFonts w:ascii="微软雅黑" w:hAnsi="微软雅黑" w:eastAsia="微软雅黑"/>
+                <w:sz w:val="20"/>
+              </w:rPr>
+              <w:t>检查上一波是否清空，根据波次生成 m_spawnQueue。</w:t>
+            </w:r>
+          </w:p>
+        </w:tc>
+      </w:tr>
+      <w:tr>
+        <w:tblPrEx>
+          <w:tblBorders>
+            <w:top w:val="single" w:color="auto" w:sz="4" w:space="0"/>
+            <w:left w:val="single" w:color="auto" w:sz="4" w:space="0"/>
+            <w:bottom w:val="single" w:color="auto" w:sz="4" w:space="0"/>
+            <w:right w:val="single" w:color="auto" w:sz="4" w:space="0"/>
+            <w:insideH w:val="single" w:color="auto" w:sz="4" w:space="0"/>
+            <w:insideV w:val="single" w:color="auto" w:sz="4" w:space="0"/>
+          </w:tblBorders>
+          <w:tblCellMar>
+            <w:top w:w="0" w:type="dxa"/>
+            <w:left w:w="108" w:type="dxa"/>
+            <w:bottom w:w="0" w:type="dxa"/>
+            <w:right w:w="108" w:type="dxa"/>
+          </w:tblCellMar>
+        </w:tblPrEx>
+        <w:tc>
+          <w:tcPr>
+            <w:tcW w:w="1300" w:type="dxa"/>
+            <w:tcMar>
+              <w:top w:w="110" w:type="dxa"/>
+              <w:left w:w="120" w:type="dxa"/>
+              <w:bottom w:w="110" w:type="dxa"/>
+              <w:right w:w="120" w:type="dxa"/>
+            </w:tcMar>
+            <w:vAlign w:val="center"/>
+          </w:tcPr>
+          <w:p>
+            <w:pPr>
+              <w:spacing w:after="0" w:line="240" w:lineRule="auto"/>
+              <w:jc w:val="center"/>
+            </w:pPr>
+            <w:r>
+              <w:rPr>
+                <w:rFonts w:ascii="微软雅黑" w:hAnsi="微软雅黑" w:eastAsia="微软雅黑"/>
+                <w:sz w:val="20"/>
+              </w:rPr>
+              <w:t>主循环</w:t>
+            </w:r>
+          </w:p>
+        </w:tc>
+        <w:tc>
+          <w:tcPr>
+            <w:tcW w:w="2800" w:type="dxa"/>
+            <w:tcMar>
+              <w:top w:w="110" w:type="dxa"/>
+              <w:left w:w="120" w:type="dxa"/>
+              <w:bottom w:w="110" w:type="dxa"/>
+              <w:right w:w="120" w:type="dxa"/>
+            </w:tcMar>
+            <w:vAlign w:val="center"/>
+          </w:tcPr>
+          <w:p>
+            <w:pPr>
+              <w:spacing w:after="0" w:line="240" w:lineRule="auto"/>
+              <w:jc w:val="left"/>
+            </w:pPr>
+            <w:r>
+              <w:rPr>
+                <w:rFonts w:ascii="微软雅黑" w:hAnsi="微软雅黑" w:eastAsia="微软雅黑"/>
+                <w:sz w:val="20"/>
+              </w:rPr>
+              <w:t>GameScene::gameLoop()</w:t>
+            </w:r>
+          </w:p>
+        </w:tc>
+        <w:tc>
+          <w:tcPr>
+            <w:tcW w:w="5260" w:type="dxa"/>
+            <w:tcMar>
+              <w:top w:w="110" w:type="dxa"/>
+              <w:left w:w="120" w:type="dxa"/>
+              <w:bottom w:w="110" w:type="dxa"/>
+              <w:right w:w="120" w:type="dxa"/>
+            </w:tcMar>
+            <w:vAlign w:val="center"/>
+          </w:tcPr>
+          <w:p>
+            <w:pPr>
+              <w:spacing w:after="0" w:line="240" w:lineRule="auto"/>
+              <w:jc w:val="left"/>
+            </w:pPr>
+            <w:r>
+              <w:rPr>
+                <w:rFonts w:ascii="微软雅黑" w:hAnsi="微软雅黑" w:eastAsia="微软雅黑"/>
+                <w:sz w:val="20"/>
+              </w:rPr>
+              <w:t>刷怪、更新敌人/炮塔/子弹、回收对象、刷新统计、判断胜负。</w:t>
+            </w:r>
+          </w:p>
+        </w:tc>
+      </w:tr>
+      <w:tr>
+        <w:tblPrEx>
+          <w:tblBorders>
+            <w:top w:val="single" w:color="auto" w:sz="4" w:space="0"/>
+            <w:left w:val="single" w:color="auto" w:sz="4" w:space="0"/>
+            <w:bottom w:val="single" w:color="auto" w:sz="4" w:space="0"/>
+            <w:right w:val="single" w:color="auto" w:sz="4" w:space="0"/>
+            <w:insideH w:val="single" w:color="auto" w:sz="4" w:space="0"/>
+            <w:insideV w:val="single" w:color="auto" w:sz="4" w:space="0"/>
+          </w:tblBorders>
+          <w:tblCellMar>
+            <w:top w:w="0" w:type="dxa"/>
+            <w:left w:w="108" w:type="dxa"/>
+            <w:bottom w:w="0" w:type="dxa"/>
+            <w:right w:w="108" w:type="dxa"/>
+          </w:tblCellMar>
+        </w:tblPrEx>
+        <w:tc>
+          <w:tcPr>
+            <w:tcW w:w="1300" w:type="dxa"/>
+            <w:tcMar>
+              <w:top w:w="110" w:type="dxa"/>
+              <w:left w:w="120" w:type="dxa"/>
+              <w:bottom w:w="110" w:type="dxa"/>
+              <w:right w:w="120" w:type="dxa"/>
+            </w:tcMar>
+            <w:vAlign w:val="center"/>
+          </w:tcPr>
+          <w:p>
+            <w:pPr>
+              <w:spacing w:after="0" w:line="240" w:lineRule="auto"/>
+              <w:jc w:val="center"/>
+            </w:pPr>
+            <w:r>
+              <w:rPr>
+                <w:rFonts w:ascii="微软雅黑" w:hAnsi="微软雅黑" w:eastAsia="微软雅黑"/>
+                <w:sz w:val="20"/>
+              </w:rPr>
+              <w:t>玩家交互</w:t>
+            </w:r>
+          </w:p>
+        </w:tc>
+        <w:tc>
+          <w:tcPr>
+            <w:tcW w:w="2800" w:type="dxa"/>
+            <w:tcMar>
+              <w:top w:w="110" w:type="dxa"/>
+              <w:left w:w="120" w:type="dxa"/>
+              <w:bottom w:w="110" w:type="dxa"/>
+              <w:right w:w="120" w:type="dxa"/>
+            </w:tcMar>
+            <w:vAlign w:val="center"/>
+          </w:tcPr>
+          <w:p>
+            <w:pPr>
+              <w:spacing w:after="0" w:line="240" w:lineRule="auto"/>
+              <w:jc w:val="left"/>
+            </w:pPr>
+            <w:r>
+              <w:rPr>
+                <w:rFonts w:ascii="微软雅黑" w:hAnsi="微软雅黑" w:eastAsia="微软雅黑"/>
+                <w:sz w:val="20"/>
+              </w:rPr>
+              <w:t>GameScene::mousePressEvent()</w:t>
+            </w:r>
+          </w:p>
+        </w:tc>
+        <w:tc>
+          <w:tcPr>
+            <w:tcW w:w="5260" w:type="dxa"/>
+            <w:tcMar>
+              <w:top w:w="110" w:type="dxa"/>
+              <w:left w:w="120" w:type="dxa"/>
+              <w:bottom w:w="110" w:type="dxa"/>
+              <w:right w:w="120" w:type="dxa"/>
+            </w:tcMar>
+            <w:vAlign w:val="center"/>
+          </w:tcPr>
+          <w:p>
+            <w:pPr>
+              <w:spacing w:after="0" w:line="240" w:lineRule="auto"/>
+              <w:jc w:val="left"/>
+            </w:pPr>
+            <w:r>
+              <w:rPr>
+                <w:rFonts w:ascii="微软雅黑" w:hAnsi="微软雅黑" w:eastAsia="微软雅黑"/>
+                <w:sz w:val="20"/>
+              </w:rPr>
+              <w:t>点击已有炮塔则升级，点击空建塔点则建造当前选中的炮塔。</w:t>
+            </w:r>
+          </w:p>
+        </w:tc>
+      </w:tr>
+      <w:tr>
+        <w:tblPrEx>
+          <w:tblBorders>
+            <w:top w:val="single" w:color="auto" w:sz="4" w:space="0"/>
+            <w:left w:val="single" w:color="auto" w:sz="4" w:space="0"/>
+            <w:bottom w:val="single" w:color="auto" w:sz="4" w:space="0"/>
+            <w:right w:val="single" w:color="auto" w:sz="4" w:space="0"/>
+            <w:insideH w:val="single" w:color="auto" w:sz="4" w:space="0"/>
+            <w:insideV w:val="single" w:color="auto" w:sz="4" w:space="0"/>
+          </w:tblBorders>
+          <w:tblCellMar>
+            <w:top w:w="0" w:type="dxa"/>
+            <w:left w:w="108" w:type="dxa"/>
+            <w:bottom w:w="0" w:type="dxa"/>
+            <w:right w:w="108" w:type="dxa"/>
+          </w:tblCellMar>
+        </w:tblPrEx>
+        <w:tc>
+          <w:tcPr>
+            <w:tcW w:w="1300" w:type="dxa"/>
+            <w:tcMar>
+              <w:top w:w="110" w:type="dxa"/>
+              <w:left w:w="120" w:type="dxa"/>
+              <w:bottom w:w="110" w:type="dxa"/>
+              <w:right w:w="120" w:type="dxa"/>
+            </w:tcMar>
+            <w:vAlign w:val="center"/>
+          </w:tcPr>
+          <w:p>
+            <w:pPr>
+              <w:spacing w:after="0" w:line="240" w:lineRule="auto"/>
+              <w:jc w:val="center"/>
+            </w:pPr>
+            <w:r>
+              <w:rPr>
+                <w:rFonts w:ascii="微软雅黑" w:hAnsi="微软雅黑" w:eastAsia="微软雅黑"/>
+                <w:sz w:val="20"/>
+              </w:rPr>
+              <w:t>结算</w:t>
+            </w:r>
+          </w:p>
+        </w:tc>
+        <w:tc>
+          <w:tcPr>
+            <w:tcW w:w="2800" w:type="dxa"/>
+            <w:tcMar>
+              <w:top w:w="110" w:type="dxa"/>
+              <w:left w:w="120" w:type="dxa"/>
+              <w:bottom w:w="110" w:type="dxa"/>
+              <w:right w:w="120" w:type="dxa"/>
+            </w:tcMar>
+            <w:vAlign w:val="center"/>
+          </w:tcPr>
+          <w:p>
+            <w:pPr>
+              <w:spacing w:after="0" w:line="240" w:lineRule="auto"/>
+              <w:jc w:val="left"/>
+            </w:pPr>
+            <w:r>
+              <w:rPr>
+                <w:rFonts w:ascii="微软雅黑" w:hAnsi="微软雅黑" w:eastAsia="微软雅黑"/>
+                <w:sz w:val="20"/>
+              </w:rPr>
+              <w:t>GameScene::finishGame() + MainWindow::showGameFinished()</w:t>
+            </w:r>
+          </w:p>
+        </w:tc>
+        <w:tc>
+          <w:tcPr>
+            <w:tcW w:w="5260" w:type="dxa"/>
+            <w:tcMar>
+              <w:top w:w="110" w:type="dxa"/>
+              <w:left w:w="120" w:type="dxa"/>
+              <w:bottom w:w="110" w:type="dxa"/>
+              <w:right w:w="120" w:type="dxa"/>
+            </w:tcMar>
+            <w:vAlign w:val="center"/>
+          </w:tcPr>
+          <w:p>
+            <w:pPr>
+              <w:spacing w:after="0" w:line="240" w:lineRule="auto"/>
+              <w:jc w:val="left"/>
+            </w:pPr>
+            <w:r>
+              <w:rPr>
+                <w:rFonts w:ascii="微软雅黑" w:hAnsi="微软雅黑" w:eastAsia="微软雅黑"/>
+                <w:sz w:val="20"/>
+              </w:rPr>
+              <w:t>停止计时器，发出 gameFinished 信号，由主窗口播放胜负视频并显示统计。</w:t>
+            </w:r>
+          </w:p>
+        </w:tc>
+      </w:tr>
+    </w:tbl>
+    <w:p/>
+    <w:p>
+      <w:pPr>
+        <w:spacing w:before="40" w:after="60"/>
+      </w:pPr>
+      <w:r>
+        <w:rPr>
+          <w:rFonts w:ascii="微软雅黑" w:hAnsi="微软雅黑" w:eastAsia="微软雅黑"/>
+          <w:b/>
+          <w:sz w:val="21"/>
+        </w:rPr>
+        <w:t>主循环伪代码：</w:t>
+      </w:r>
+    </w:p>
+    <w:tbl>
+      <w:tblPr>
+        <w:tblStyle w:val="33"/>
+        <w:tblW w:w="9360" w:type="dxa"/>
+        <w:tblInd w:w="0" w:type="dxa"/>
+        <w:tblBorders>
+          <w:top w:val="single" w:color="auto" w:sz="4" w:space="0"/>
+          <w:left w:val="single" w:color="auto" w:sz="4" w:space="0"/>
+          <w:bottom w:val="single" w:color="auto" w:sz="4" w:space="0"/>
+          <w:right w:val="single" w:color="auto" w:sz="4" w:space="0"/>
+          <w:insideH w:val="single" w:color="auto" w:sz="4" w:space="0"/>
+          <w:insideV w:val="single" w:color="auto" w:sz="4" w:space="0"/>
+        </w:tblBorders>
+        <w:tblLayout w:type="fixed"/>
+        <w:tblCellMar>
+          <w:top w:w="0" w:type="dxa"/>
+          <w:left w:w="108" w:type="dxa"/>
+          <w:bottom w:w="0" w:type="dxa"/>
+          <w:right w:w="108" w:type="dxa"/>
+        </w:tblCellMar>
+      </w:tblPr>
+      <w:tblGrid>
+        <w:gridCol w:w="9360"/>
+      </w:tblGrid>
+      <w:tr>
+        <w:tblPrEx>
+          <w:tblBorders>
+            <w:top w:val="single" w:color="auto" w:sz="4" w:space="0"/>
+            <w:left w:val="single" w:color="auto" w:sz="4" w:space="0"/>
+            <w:bottom w:val="single" w:color="auto" w:sz="4" w:space="0"/>
+            <w:right w:val="single" w:color="auto" w:sz="4" w:space="0"/>
+            <w:insideH w:val="single" w:color="auto" w:sz="4" w:space="0"/>
+            <w:insideV w:val="single" w:color="auto" w:sz="4" w:space="0"/>
+          </w:tblBorders>
+          <w:tblCellMar>
+            <w:top w:w="0" w:type="dxa"/>
+            <w:left w:w="108" w:type="dxa"/>
+            <w:bottom w:w="0" w:type="dxa"/>
+            <w:right w:w="108" w:type="dxa"/>
+          </w:tblCellMar>
+        </w:tblPrEx>
+        <w:tc>
+          <w:tcPr>
+            <w:tcW w:w="9360" w:type="dxa"/>
+            <w:shd w:val="clear" w:color="auto" w:fill="F7F7F7"/>
+            <w:tcMar>
+              <w:top w:w="110" w:type="dxa"/>
+              <w:left w:w="120" w:type="dxa"/>
+              <w:bottom w:w="110" w:type="dxa"/>
+              <w:right w:w="120" w:type="dxa"/>
+            </w:tcMar>
+            <w:vAlign w:val="center"/>
+          </w:tcPr>
+          <w:p>
+            <w:pPr>
+              <w:spacing w:after="0" w:line="240" w:lineRule="auto"/>
+            </w:pPr>
+            <w:r>
+              <w:rPr>
+                <w:rFonts w:ascii="Consolas" w:hAnsi="Consolas" w:eastAsia="微软雅黑"/>
+                <w:sz w:val="17"/>
+              </w:rPr>
+              <w:t>gameLoop():</w:t>
+            </w:r>
+            <w:r>
+              <w:rPr>
+                <w:rFonts w:ascii="Consolas" w:hAnsi="Consolas" w:eastAsia="微软雅黑"/>
+                <w:sz w:val="17"/>
+              </w:rPr>
+              <w:br w:type="textWrapping"/>
+            </w:r>
+            <w:r>
+              <w:rPr>
+                <w:rFonts w:ascii="Consolas" w:hAnsi="Consolas" w:eastAsia="微软雅黑"/>
+                <w:sz w:val="17"/>
+              </w:rPr>
+              <w:t xml:space="preserve">    if gameOver or gamePaused: return</w:t>
+            </w:r>
+            <w:r>
+              <w:rPr>
+                <w:rFonts w:ascii="Consolas" w:hAnsi="Consolas" w:eastAsia="微软雅黑"/>
+                <w:sz w:val="17"/>
+              </w:rPr>
+              <w:br w:type="textWrapping"/>
+            </w:r>
+            <w:r>
+              <w:rPr>
+                <w:rFonts w:ascii="Consolas" w:hAnsi="Consolas" w:eastAsia="微软雅黑"/>
+                <w:sz w:val="17"/>
+              </w:rPr>
+              <w:t xml:space="preserve">    spawnEnemies() if spawnQueue is not empty</w:t>
+            </w:r>
+            <w:r>
+              <w:rPr>
+                <w:rFonts w:ascii="Consolas" w:hAnsi="Consolas" w:eastAsia="微软雅黑"/>
+                <w:sz w:val="17"/>
+              </w:rPr>
+              <w:br w:type="textWrapping"/>
+            </w:r>
+            <w:r>
+              <w:rPr>
+                <w:rFonts w:ascii="Consolas" w:hAnsi="Consolas" w:eastAsia="微软雅黑"/>
+                <w:sz w:val="17"/>
+              </w:rPr>
+              <w:t xml:space="preserve">    for each enemy: update terrain state and move</w:t>
+            </w:r>
+            <w:r>
+              <w:rPr>
+                <w:rFonts w:ascii="Consolas" w:hAnsi="Consolas" w:eastAsia="微软雅黑"/>
+                <w:sz w:val="17"/>
+              </w:rPr>
+              <w:br w:type="textWrapping"/>
+            </w:r>
+            <w:r>
+              <w:rPr>
+                <w:rFonts w:ascii="Consolas" w:hAnsi="Consolas" w:eastAsia="微软雅黑"/>
+                <w:sz w:val="17"/>
+              </w:rPr>
+              <w:t xml:space="preserve">    handleSpecialEnemies()</w:t>
+            </w:r>
+            <w:r>
+              <w:rPr>
+                <w:rFonts w:ascii="Consolas" w:hAnsi="Consolas" w:eastAsia="微软雅黑"/>
+                <w:sz w:val="17"/>
+              </w:rPr>
+              <w:br w:type="textWrapping"/>
+            </w:r>
+            <w:r>
+              <w:rPr>
+                <w:rFonts w:ascii="Consolas" w:hAnsi="Consolas" w:eastAsia="微软雅黑"/>
+                <w:sz w:val="17"/>
+              </w:rPr>
+              <w:t xml:space="preserve">    for each tower: update cooldown and attack</w:t>
+            </w:r>
+            <w:r>
+              <w:rPr>
+                <w:rFonts w:ascii="Consolas" w:hAnsi="Consolas" w:eastAsia="微软雅黑"/>
+                <w:sz w:val="17"/>
+              </w:rPr>
+              <w:br w:type="textWrapping"/>
+            </w:r>
+            <w:r>
+              <w:rPr>
+                <w:rFonts w:ascii="Consolas" w:hAnsi="Consolas" w:eastAsia="微软雅黑"/>
+                <w:sz w:val="17"/>
+              </w:rPr>
+              <w:t xml:space="preserve">    for each projectile: move and check hit</w:t>
+            </w:r>
+            <w:r>
+              <w:rPr>
+                <w:rFonts w:ascii="Consolas" w:hAnsi="Consolas" w:eastAsia="微软雅黑"/>
+                <w:sz w:val="17"/>
+              </w:rPr>
+              <w:br w:type="textWrapping"/>
+            </w:r>
+            <w:r>
+              <w:rPr>
+                <w:rFonts w:ascii="Consolas" w:hAnsi="Consolas" w:eastAsia="微软雅黑"/>
+                <w:sz w:val="17"/>
+              </w:rPr>
+              <w:t xml:space="preserve">    remove finished projectiles</w:t>
+            </w:r>
+            <w:r>
+              <w:rPr>
+                <w:rFonts w:ascii="Consolas" w:hAnsi="Consolas" w:eastAsia="微软雅黑"/>
+                <w:sz w:val="17"/>
+              </w:rPr>
+              <w:br w:type="textWrapping"/>
+            </w:r>
+            <w:r>
+              <w:rPr>
+                <w:rFonts w:ascii="Consolas" w:hAnsi="Consolas" w:eastAsia="微软雅黑"/>
+                <w:sz w:val="17"/>
+              </w:rPr>
+              <w:t xml:space="preserve">    remove dead/reached enemies and update gold/lives</w:t>
+            </w:r>
+            <w:r>
+              <w:rPr>
+                <w:rFonts w:ascii="Consolas" w:hAnsi="Consolas" w:eastAsia="微软雅黑"/>
+                <w:sz w:val="17"/>
+              </w:rPr>
+              <w:br w:type="textWrapping"/>
+            </w:r>
+            <w:r>
+              <w:rPr>
+                <w:rFonts w:ascii="Consolas" w:hAnsi="Consolas" w:eastAsia="微软雅黑"/>
+                <w:sz w:val="17"/>
+              </w:rPr>
+              <w:t xml:space="preserve">    if lives &lt;= 0: finishGame(false)</w:t>
+            </w:r>
+            <w:r>
+              <w:rPr>
+                <w:rFonts w:ascii="Consolas" w:hAnsi="Consolas" w:eastAsia="微软雅黑"/>
+                <w:sz w:val="17"/>
+              </w:rPr>
+              <w:br w:type="textWrapping"/>
+            </w:r>
+            <w:r>
+              <w:rPr>
+                <w:rFonts w:ascii="Consolas" w:hAnsi="Consolas" w:eastAsia="微软雅黑"/>
+                <w:sz w:val="17"/>
+              </w:rPr>
+              <w:t xml:space="preserve">    if max wave cleared: finishGame(true)</w:t>
+            </w:r>
+          </w:p>
+        </w:tc>
+      </w:tr>
+    </w:tbl>
+    <w:p/>
+    <w:p>
+      <w:pPr>
+        <w:pStyle w:val="3"/>
+        <w:spacing w:before="200" w:after="120"/>
+      </w:pPr>
+      <w:r>
+        <w:rPr>
+          <w:rFonts w:ascii="微软雅黑" w:hAnsi="微软雅黑" w:eastAsia="微软雅黑"/>
+          <w:sz w:val="22"/>
+        </w:rPr>
+        <w:t>五、实现思路与关键设计</w:t>
+      </w:r>
+    </w:p>
+    <w:p>
+      <w:pPr>
+        <w:pStyle w:val="4"/>
+        <w:spacing w:before="200" w:after="120"/>
+      </w:pPr>
+      <w:r>
+        <w:rPr>
+          <w:rFonts w:ascii="微软雅黑" w:hAnsi="微软雅黑" w:eastAsia="微软雅黑"/>
+          <w:sz w:val="22"/>
+        </w:rPr>
+        <w:t>1. 界面层与逻辑层分离</w:t>
+      </w:r>
+    </w:p>
+    <w:p>
+      <w:pPr>
+        <w:spacing w:after="120" w:line="276" w:lineRule="auto"/>
+      </w:pPr>
+      <w:r>
+        <w:rPr>
+          <w:rFonts w:ascii="微软雅黑" w:hAnsi="微软雅黑" w:eastAsia="微软雅黑"/>
+          <w:sz w:val="22"/>
+        </w:rPr>
+        <w:t>MainWindow 负责界面控件、按钮样式、视频层和音频播放入口；GameScene 负责规则计算。这样做的好处是：按钮点击只通过信号槽调用场景中的槽函数，金币、生命、波次等数据变化也由 GameScene 通过 statsChanged 信号通知 MainWindow 更新显示，避免把游戏规则写散在界面代码中。</w:t>
+      </w:r>
+    </w:p>
+    <w:p>
+      <w:pPr>
+        <w:pStyle w:val="4"/>
+        <w:spacing w:before="200" w:after="120"/>
+      </w:pPr>
+      <w:r>
+        <w:rPr>
+          <w:rFonts w:ascii="微软雅黑" w:hAnsi="微软雅黑" w:eastAsia="微软雅黑"/>
+          <w:sz w:val="22"/>
+        </w:rPr>
+        <w:t>2. 地图、路径与地形效果</w:t>
+      </w:r>
+    </w:p>
+    <w:p>
+      <w:pPr>
+        <w:spacing w:after="120" w:line="276" w:lineRule="auto"/>
+      </w:pPr>
+      <w:r>
+        <w:rPr>
+          <w:rFonts w:ascii="微软雅黑" w:hAnsi="微软雅黑" w:eastAsia="微软雅黑"/>
+          <w:sz w:val="22"/>
+        </w:rPr>
+        <w:t>地图背景通过 resources.qrc 注册为 Qt 资源。GameScene::setupMap() 直接使用背景图上的像素坐标配置三条路线和建塔点。敌人移动时根据自身位置判断是否进入河流或草丛：河流区域降低移动速度，草丛区域会让敌人短时间 hidden，炮塔索敌时会跳过隐藏敌人。</w:t>
+      </w:r>
+    </w:p>
+    <w:p>
+      <w:pPr>
+        <w:pStyle w:val="4"/>
+        <w:spacing w:before="200" w:after="120"/>
+      </w:pPr>
+      <w:r>
+        <w:rPr>
+          <w:rFonts w:ascii="微软雅黑" w:hAnsi="微软雅黑" w:eastAsia="微软雅黑"/>
+          <w:sz w:val="22"/>
+        </w:rPr>
+        <w:t>3. 敌人模型</w:t>
+      </w:r>
+    </w:p>
+    <w:p>
+      <w:pPr>
+        <w:spacing w:after="120" w:line="276" w:lineRule="auto"/>
+      </w:pPr>
+      <w:r>
+        <w:rPr>
+          <w:rFonts w:ascii="微软雅黑" w:hAnsi="微软雅黑" w:eastAsia="微软雅黑"/>
+          <w:sz w:val="22"/>
+        </w:rPr>
+        <w:t>Enemy 构造函数根据 EnemyType 初始化生命、速度、奖励、体积和基地伤害，再按 waveIndex 提升属性，形成逐波变难的效果。Enemy::updateObject() 先处理减速、易伤、隐藏、技能冷却等计时，再根据路径点方向移动。牧师和 Boss 的特殊能力不写在 Enemy 内部，而由 GameScene::handleSpecialEnemies() 统一调度，便于掌握全局敌人列表。</w:t>
+      </w:r>
+    </w:p>
+    <w:p>
+      <w:pPr>
+        <w:pStyle w:val="4"/>
+        <w:spacing w:before="200" w:after="120"/>
+      </w:pPr>
+      <w:r>
+        <w:rPr>
+          <w:rFonts w:ascii="微软雅黑" w:hAnsi="微软雅黑" w:eastAsia="微软雅黑"/>
+          <w:sz w:val="22"/>
+        </w:rPr>
+        <w:t>4. 防御塔模型</w:t>
+      </w:r>
+    </w:p>
+    <w:p>
+      <w:pPr>
+        <w:spacing w:after="120" w:line="276" w:lineRule="auto"/>
+      </w:pPr>
+      <w:r>
+        <w:rPr>
+          <w:rFonts w:ascii="微软雅黑" w:hAnsi="微软雅黑" w:eastAsia="微软雅黑"/>
+          <w:sz w:val="22"/>
+        </w:rPr>
+        <w:t>Tower 根据 TowerType 设置初始伤害、射程、攻速和辅助效果。updateTower() 每帧减少冷却时间，冷却结束后调用 selectTarget() 在射程内选择路径进度最大的敌人。升级系统在 3 级后引入 TowerBranch，射手可选择攻速或暴击，法师可选择爆炸或灼烧，辅助可选择减速或增伤，从而增强策略性。</w:t>
+      </w:r>
+    </w:p>
+    <w:p>
+      <w:pPr>
+        <w:pStyle w:val="4"/>
+        <w:spacing w:before="200" w:after="120"/>
+      </w:pPr>
+      <w:r>
+        <w:rPr>
+          <w:rFonts w:ascii="微软雅黑" w:hAnsi="微软雅黑" w:eastAsia="微软雅黑"/>
+          <w:sz w:val="22"/>
+        </w:rPr>
+        <w:t>5. 子弹与状态效果</w:t>
+      </w:r>
+    </w:p>
+    <w:p>
+      <w:pPr>
+        <w:spacing w:after="120" w:line="276" w:lineRule="auto"/>
+      </w:pPr>
+      <w:r>
+        <w:rPr>
+          <w:rFonts w:ascii="微软雅黑" w:hAnsi="微软雅黑" w:eastAsia="微软雅黑"/>
+          <w:sz w:val="22"/>
+        </w:rPr>
+        <w:t>Projectile 保存目标、伤害和附加效果参数。命中后先计算暴击，再对目标造成伤害；如果来自辅助塔则施加减速；如果来自法师分支则施加灼烧或范围爆炸。子弹的目标指针使用 QPointer&lt;Enemy&gt;，当敌人在子弹飞行途中被删除时，QPointer 会自动变空，从而减少野指针风险。</w:t>
+      </w:r>
+    </w:p>
+    <w:p>
+      <w:pPr>
+        <w:pStyle w:val="4"/>
+        <w:spacing w:before="200" w:after="120"/>
+      </w:pPr>
+      <w:r>
+        <w:rPr>
+          <w:rFonts w:ascii="微软雅黑" w:hAnsi="微软雅黑" w:eastAsia="微软雅黑"/>
+          <w:sz w:val="22"/>
+        </w:rPr>
+        <w:t>6. 技能、装备与多媒体</w:t>
+      </w:r>
+    </w:p>
+    <w:p>
+      <w:pPr>
+        <w:spacing w:after="120" w:line="276" w:lineRule="auto"/>
+      </w:pPr>
+      <w:r>
+        <w:rPr>
+          <w:rFonts w:ascii="微软雅黑" w:hAnsi="微软雅黑" w:eastAsia="微软雅黑"/>
+          <w:sz w:val="22"/>
+        </w:rPr>
+        <w:t>技能按钮通过 Qt 信号槽连接到 GameScene 的槽函数，例如 freezeAllEnemies()、activateCrystalShield()、activateCrystalShockwave()。名刀司命是较复杂的装备逻辑：购买后记录 m_hasMingDao；当水晶生命即将归零时触发 triggerMingDao()，暂停 m_timer，播放音频，标记已被免疫的敌人，音频结束后恢复主循环。</w:t>
+      </w:r>
+    </w:p>
+    <w:p>
+      <w:pPr>
+        <w:pStyle w:val="3"/>
+        <w:spacing w:before="200" w:after="120"/>
+      </w:pPr>
+      <w:r>
+        <w:rPr>
+          <w:rFonts w:ascii="微软雅黑" w:hAnsi="微软雅黑" w:eastAsia="微软雅黑"/>
+          <w:sz w:val="22"/>
+        </w:rPr>
+        <w:t>六、核心代码说明</w:t>
+      </w:r>
+    </w:p>
+    <w:p>
+      <w:pPr>
+        <w:spacing w:before="40" w:after="60"/>
+      </w:pPr>
+      <w:r>
+        <w:rPr>
+          <w:rFonts w:ascii="微软雅黑" w:hAnsi="微软雅黑" w:eastAsia="微软雅黑"/>
+          <w:b/>
+          <w:sz w:val="21"/>
+        </w:rPr>
+        <w:t>1. 统一更新接口 GameObject：</w:t>
+      </w:r>
+    </w:p>
+    <w:tbl>
+      <w:tblPr>
+        <w:tblStyle w:val="33"/>
+        <w:tblW w:w="9360" w:type="dxa"/>
+        <w:tblInd w:w="0" w:type="dxa"/>
+        <w:tblBorders>
+          <w:top w:val="single" w:color="auto" w:sz="4" w:space="0"/>
+          <w:left w:val="single" w:color="auto" w:sz="4" w:space="0"/>
+          <w:bottom w:val="single" w:color="auto" w:sz="4" w:space="0"/>
+          <w:right w:val="single" w:color="auto" w:sz="4" w:space="0"/>
+          <w:insideH w:val="single" w:color="auto" w:sz="4" w:space="0"/>
+          <w:insideV w:val="single" w:color="auto" w:sz="4" w:space="0"/>
+        </w:tblBorders>
+        <w:tblLayout w:type="fixed"/>
+        <w:tblCellMar>
+          <w:top w:w="0" w:type="dxa"/>
+          <w:left w:w="108" w:type="dxa"/>
+          <w:bottom w:w="0" w:type="dxa"/>
+          <w:right w:w="108" w:type="dxa"/>
+        </w:tblCellMar>
+      </w:tblPr>
+      <w:tblGrid>
+        <w:gridCol w:w="9360"/>
+      </w:tblGrid>
+      <w:tr>
+        <w:tblPrEx>
+          <w:tblBorders>
+            <w:top w:val="single" w:color="auto" w:sz="4" w:space="0"/>
+            <w:left w:val="single" w:color="auto" w:sz="4" w:space="0"/>
+            <w:bottom w:val="single" w:color="auto" w:sz="4" w:space="0"/>
+            <w:right w:val="single" w:color="auto" w:sz="4" w:space="0"/>
+            <w:insideH w:val="single" w:color="auto" w:sz="4" w:space="0"/>
+            <w:insideV w:val="single" w:color="auto" w:sz="4" w:space="0"/>
+          </w:tblBorders>
+          <w:tblCellMar>
+            <w:top w:w="0" w:type="dxa"/>
+            <w:left w:w="108" w:type="dxa"/>
+            <w:bottom w:w="0" w:type="dxa"/>
+            <w:right w:w="108" w:type="dxa"/>
+          </w:tblCellMar>
+        </w:tblPrEx>
+        <w:tc>
+          <w:tcPr>
+            <w:tcW w:w="9360" w:type="dxa"/>
+            <w:shd w:val="clear" w:color="auto" w:fill="F7F7F7"/>
+            <w:tcMar>
+              <w:top w:w="110" w:type="dxa"/>
+              <w:left w:w="120" w:type="dxa"/>
+              <w:bottom w:w="110" w:type="dxa"/>
+              <w:right w:w="120" w:type="dxa"/>
+            </w:tcMar>
+            <w:vAlign w:val="center"/>
+          </w:tcPr>
+          <w:p>
+            <w:pPr>
+              <w:spacing w:after="0" w:line="240" w:lineRule="auto"/>
+            </w:pPr>
+            <w:r>
+              <w:rPr>
+                <w:rFonts w:ascii="Consolas" w:hAnsi="Consolas" w:eastAsia="微软雅黑"/>
+                <w:sz w:val="17"/>
+              </w:rPr>
+              <w:t>class GameObject</w:t>
+            </w:r>
+            <w:r>
+              <w:rPr>
+                <w:rFonts w:ascii="Consolas" w:hAnsi="Consolas" w:eastAsia="微软雅黑"/>
+                <w:sz w:val="17"/>
+              </w:rPr>
+              <w:br w:type="textWrapping"/>
+            </w:r>
+            <w:r>
+              <w:rPr>
+                <w:rFonts w:ascii="Consolas" w:hAnsi="Consolas" w:eastAsia="微软雅黑"/>
+                <w:sz w:val="17"/>
+              </w:rPr>
+              <w:t>{</w:t>
+            </w:r>
+            <w:r>
+              <w:rPr>
+                <w:rFonts w:ascii="Consolas" w:hAnsi="Consolas" w:eastAsia="微软雅黑"/>
+                <w:sz w:val="17"/>
+              </w:rPr>
+              <w:br w:type="textWrapping"/>
+            </w:r>
+            <w:r>
+              <w:rPr>
+                <w:rFonts w:ascii="Consolas" w:hAnsi="Consolas" w:eastAsia="微软雅黑"/>
+                <w:sz w:val="17"/>
+              </w:rPr>
+              <w:t>public:</w:t>
+            </w:r>
+            <w:r>
+              <w:rPr>
+                <w:rFonts w:ascii="Consolas" w:hAnsi="Consolas" w:eastAsia="微软雅黑"/>
+                <w:sz w:val="17"/>
+              </w:rPr>
+              <w:br w:type="textWrapping"/>
+            </w:r>
+            <w:r>
+              <w:rPr>
+                <w:rFonts w:ascii="Consolas" w:hAnsi="Consolas" w:eastAsia="微软雅黑"/>
+                <w:sz w:val="17"/>
+              </w:rPr>
+              <w:t xml:space="preserve">    virtual ~GameObject() = default;</w:t>
+            </w:r>
+            <w:r>
+              <w:rPr>
+                <w:rFonts w:ascii="Consolas" w:hAnsi="Consolas" w:eastAsia="微软雅黑"/>
+                <w:sz w:val="17"/>
+              </w:rPr>
+              <w:br w:type="textWrapping"/>
+            </w:r>
+            <w:r>
+              <w:rPr>
+                <w:rFonts w:ascii="Consolas" w:hAnsi="Consolas" w:eastAsia="微软雅黑"/>
+                <w:sz w:val="17"/>
+              </w:rPr>
+              <w:t xml:space="preserve">    virtual void updateObject(qreal dt) = 0;</w:t>
+            </w:r>
+            <w:r>
+              <w:rPr>
+                <w:rFonts w:ascii="Consolas" w:hAnsi="Consolas" w:eastAsia="微软雅黑"/>
+                <w:sz w:val="17"/>
+              </w:rPr>
+              <w:br w:type="textWrapping"/>
+            </w:r>
+            <w:r>
+              <w:rPr>
+                <w:rFonts w:ascii="Consolas" w:hAnsi="Consolas" w:eastAsia="微软雅黑"/>
+                <w:sz w:val="17"/>
+              </w:rPr>
+              <w:t>};</w:t>
+            </w:r>
+          </w:p>
+        </w:tc>
+      </w:tr>
+    </w:tbl>
+    <w:p/>
+    <w:p>
+      <w:pPr>
+        <w:spacing w:after="120" w:line="276" w:lineRule="auto"/>
+      </w:pPr>
+      <w:r>
+        <w:rPr>
+          <w:rFonts w:ascii="微软雅黑" w:hAnsi="微软雅黑" w:eastAsia="微软雅黑"/>
+          <w:sz w:val="22"/>
+        </w:rPr>
+        <w:t>该接口让 Enemy、Tower、Projectile 都具有“按帧更新”的能力。虽然三类对象的行为不同，但主循环可以用统一思想管理它们，体现了面向对象中的抽象设计。</w:t>
+      </w:r>
+    </w:p>
+    <w:p>
+      <w:pPr>
+        <w:spacing w:before="40" w:after="60"/>
+      </w:pPr>
+      <w:r>
+        <w:rPr>
+          <w:rFonts w:ascii="微软雅黑" w:hAnsi="微软雅黑" w:eastAsia="微软雅黑"/>
+          <w:b/>
+          <w:sz w:val="21"/>
+        </w:rPr>
+        <w:t>2. 炮塔索敌策略：</w:t>
+      </w:r>
+    </w:p>
+    <w:tbl>
+      <w:tblPr>
+        <w:tblStyle w:val="33"/>
+        <w:tblW w:w="9360" w:type="dxa"/>
+        <w:tblInd w:w="0" w:type="dxa"/>
+        <w:tblBorders>
+          <w:top w:val="single" w:color="auto" w:sz="4" w:space="0"/>
+          <w:left w:val="single" w:color="auto" w:sz="4" w:space="0"/>
+          <w:bottom w:val="single" w:color="auto" w:sz="4" w:space="0"/>
+          <w:right w:val="single" w:color="auto" w:sz="4" w:space="0"/>
+          <w:insideH w:val="single" w:color="auto" w:sz="4" w:space="0"/>
+          <w:insideV w:val="single" w:color="auto" w:sz="4" w:space="0"/>
+        </w:tblBorders>
+        <w:tblLayout w:type="fixed"/>
+        <w:tblCellMar>
+          <w:top w:w="0" w:type="dxa"/>
+          <w:left w:w="108" w:type="dxa"/>
+          <w:bottom w:w="0" w:type="dxa"/>
+          <w:right w:w="108" w:type="dxa"/>
+        </w:tblCellMar>
+      </w:tblPr>
+      <w:tblGrid>
+        <w:gridCol w:w="9360"/>
+      </w:tblGrid>
+      <w:tr>
+        <w:tblPrEx>
+          <w:tblBorders>
+            <w:top w:val="single" w:color="auto" w:sz="4" w:space="0"/>
+            <w:left w:val="single" w:color="auto" w:sz="4" w:space="0"/>
+            <w:bottom w:val="single" w:color="auto" w:sz="4" w:space="0"/>
+            <w:right w:val="single" w:color="auto" w:sz="4" w:space="0"/>
+            <w:insideH w:val="single" w:color="auto" w:sz="4" w:space="0"/>
+            <w:insideV w:val="single" w:color="auto" w:sz="4" w:space="0"/>
+          </w:tblBorders>
+          <w:tblCellMar>
+            <w:top w:w="0" w:type="dxa"/>
+            <w:left w:w="108" w:type="dxa"/>
+            <w:bottom w:w="0" w:type="dxa"/>
+            <w:right w:w="108" w:type="dxa"/>
+          </w:tblCellMar>
+        </w:tblPrEx>
+        <w:tc>
+          <w:tcPr>
+            <w:tcW w:w="9360" w:type="dxa"/>
+            <w:shd w:val="clear" w:color="auto" w:fill="F7F7F7"/>
+            <w:tcMar>
+              <w:top w:w="110" w:type="dxa"/>
+              <w:left w:w="120" w:type="dxa"/>
+              <w:bottom w:w="110" w:type="dxa"/>
+              <w:right w:w="120" w:type="dxa"/>
+            </w:tcMar>
+            <w:vAlign w:val="center"/>
+          </w:tcPr>
+          <w:p>
+            <w:pPr>
+              <w:spacing w:after="0" w:line="240" w:lineRule="auto"/>
+            </w:pPr>
+            <w:r>
+              <w:rPr>
+                <w:rFonts w:ascii="Consolas" w:hAnsi="Consolas" w:eastAsia="微软雅黑"/>
+                <w:sz w:val="17"/>
+              </w:rPr>
+              <w:t>Enemy *Tower::selectTarget(GameScene *scene) const</w:t>
+            </w:r>
+            <w:r>
+              <w:rPr>
+                <w:rFonts w:ascii="Consolas" w:hAnsi="Consolas" w:eastAsia="微软雅黑"/>
+                <w:sz w:val="17"/>
+              </w:rPr>
+              <w:br w:type="textWrapping"/>
+            </w:r>
+            <w:r>
+              <w:rPr>
+                <w:rFonts w:ascii="Consolas" w:hAnsi="Consolas" w:eastAsia="微软雅黑"/>
+                <w:sz w:val="17"/>
+              </w:rPr>
+              <w:t>{</w:t>
+            </w:r>
+            <w:r>
+              <w:rPr>
+                <w:rFonts w:ascii="Consolas" w:hAnsi="Consolas" w:eastAsia="微软雅黑"/>
+                <w:sz w:val="17"/>
+              </w:rPr>
+              <w:br w:type="textWrapping"/>
+            </w:r>
+            <w:r>
+              <w:rPr>
+                <w:rFonts w:ascii="Consolas" w:hAnsi="Consolas" w:eastAsia="微软雅黑"/>
+                <w:sz w:val="17"/>
+              </w:rPr>
+              <w:t xml:space="preserve">    const auto enemies =</w:t>
+            </w:r>
+            <w:r>
+              <w:rPr>
+                <w:rFonts w:ascii="Consolas" w:hAnsi="Consolas" w:eastAsia="微软雅黑"/>
+                <w:sz w:val="17"/>
+              </w:rPr>
+              <w:br w:type="textWrapping"/>
+            </w:r>
+            <w:r>
+              <w:rPr>
+                <w:rFonts w:ascii="Consolas" w:hAnsi="Consolas" w:eastAsia="微软雅黑"/>
+                <w:sz w:val="17"/>
+              </w:rPr>
+              <w:t xml:space="preserve">        scene-&gt;enemiesInRange(pos(), m_range + scene-&gt;towerRangeBonusAt(pos()));</w:t>
+            </w:r>
+            <w:r>
+              <w:rPr>
+                <w:rFonts w:ascii="Consolas" w:hAnsi="Consolas" w:eastAsia="微软雅黑"/>
+                <w:sz w:val="17"/>
+              </w:rPr>
+              <w:br w:type="textWrapping"/>
+            </w:r>
+            <w:r>
+              <w:rPr>
+                <w:rFonts w:ascii="Consolas" w:hAnsi="Consolas" w:eastAsia="微软雅黑"/>
+                <w:sz w:val="17"/>
+              </w:rPr>
+              <w:t xml:space="preserve">    Enemy *best = nullptr;</w:t>
+            </w:r>
+            <w:r>
+              <w:rPr>
+                <w:rFonts w:ascii="Consolas" w:hAnsi="Consolas" w:eastAsia="微软雅黑"/>
+                <w:sz w:val="17"/>
+              </w:rPr>
+              <w:br w:type="textWrapping"/>
+            </w:r>
+            <w:r>
+              <w:rPr>
+                <w:rFonts w:ascii="Consolas" w:hAnsi="Consolas" w:eastAsia="微软雅黑"/>
+                <w:sz w:val="17"/>
+              </w:rPr>
+              <w:t xml:space="preserve">    qreal bestProgress = -1.0;</w:t>
+            </w:r>
+            <w:r>
+              <w:rPr>
+                <w:rFonts w:ascii="Consolas" w:hAnsi="Consolas" w:eastAsia="微软雅黑"/>
+                <w:sz w:val="17"/>
+              </w:rPr>
+              <w:br w:type="textWrapping"/>
+            </w:r>
+            <w:r>
+              <w:rPr>
+                <w:rFonts w:ascii="Consolas" w:hAnsi="Consolas" w:eastAsia="微软雅黑"/>
+                <w:sz w:val="17"/>
+              </w:rPr>
+              <w:t xml:space="preserve">    for (Enemy *enemy : enemies) {</w:t>
+            </w:r>
+            <w:r>
+              <w:rPr>
+                <w:rFonts w:ascii="Consolas" w:hAnsi="Consolas" w:eastAsia="微软雅黑"/>
+                <w:sz w:val="17"/>
+              </w:rPr>
+              <w:br w:type="textWrapping"/>
+            </w:r>
+            <w:r>
+              <w:rPr>
+                <w:rFonts w:ascii="Consolas" w:hAnsi="Consolas" w:eastAsia="微软雅黑"/>
+                <w:sz w:val="17"/>
+              </w:rPr>
+              <w:t xml:space="preserve">        if (!enemy || enemy-&gt;isDead() || enemy-&gt;isHidden()) continue;</w:t>
+            </w:r>
+            <w:r>
+              <w:rPr>
+                <w:rFonts w:ascii="Consolas" w:hAnsi="Consolas" w:eastAsia="微软雅黑"/>
+                <w:sz w:val="17"/>
+              </w:rPr>
+              <w:br w:type="textWrapping"/>
+            </w:r>
+            <w:r>
+              <w:rPr>
+                <w:rFonts w:ascii="Consolas" w:hAnsi="Consolas" w:eastAsia="微软雅黑"/>
+                <w:sz w:val="17"/>
+              </w:rPr>
+              <w:t xml:space="preserve">        if (enemy-&gt;pathProgress() &gt; bestProgress) {</w:t>
+            </w:r>
+            <w:r>
+              <w:rPr>
+                <w:rFonts w:ascii="Consolas" w:hAnsi="Consolas" w:eastAsia="微软雅黑"/>
+                <w:sz w:val="17"/>
+              </w:rPr>
+              <w:br w:type="textWrapping"/>
+            </w:r>
+            <w:r>
+              <w:rPr>
+                <w:rFonts w:ascii="Consolas" w:hAnsi="Consolas" w:eastAsia="微软雅黑"/>
+                <w:sz w:val="17"/>
+              </w:rPr>
+              <w:t xml:space="preserve">            bestProgress = enemy-&gt;pathProgress();</w:t>
+            </w:r>
+            <w:r>
+              <w:rPr>
+                <w:rFonts w:ascii="Consolas" w:hAnsi="Consolas" w:eastAsia="微软雅黑"/>
+                <w:sz w:val="17"/>
+              </w:rPr>
+              <w:br w:type="textWrapping"/>
+            </w:r>
+            <w:r>
+              <w:rPr>
+                <w:rFonts w:ascii="Consolas" w:hAnsi="Consolas" w:eastAsia="微软雅黑"/>
+                <w:sz w:val="17"/>
+              </w:rPr>
+              <w:t xml:space="preserve">            best = enemy;</w:t>
+            </w:r>
+            <w:r>
+              <w:rPr>
+                <w:rFonts w:ascii="Consolas" w:hAnsi="Consolas" w:eastAsia="微软雅黑"/>
+                <w:sz w:val="17"/>
+              </w:rPr>
+              <w:br w:type="textWrapping"/>
+            </w:r>
+            <w:r>
+              <w:rPr>
+                <w:rFonts w:ascii="Consolas" w:hAnsi="Consolas" w:eastAsia="微软雅黑"/>
+                <w:sz w:val="17"/>
+              </w:rPr>
+              <w:t xml:space="preserve">        }</w:t>
+            </w:r>
+            <w:r>
+              <w:rPr>
+                <w:rFonts w:ascii="Consolas" w:hAnsi="Consolas" w:eastAsia="微软雅黑"/>
+                <w:sz w:val="17"/>
+              </w:rPr>
+              <w:br w:type="textWrapping"/>
+            </w:r>
+            <w:r>
+              <w:rPr>
+                <w:rFonts w:ascii="Consolas" w:hAnsi="Consolas" w:eastAsia="微软雅黑"/>
+                <w:sz w:val="17"/>
+              </w:rPr>
+              <w:t xml:space="preserve">    }</w:t>
+            </w:r>
+            <w:r>
+              <w:rPr>
+                <w:rFonts w:ascii="Consolas" w:hAnsi="Consolas" w:eastAsia="微软雅黑"/>
+                <w:sz w:val="17"/>
+              </w:rPr>
+              <w:br w:type="textWrapping"/>
+            </w:r>
+            <w:r>
+              <w:rPr>
+                <w:rFonts w:ascii="Consolas" w:hAnsi="Consolas" w:eastAsia="微软雅黑"/>
+                <w:sz w:val="17"/>
+              </w:rPr>
+              <w:t xml:space="preserve">    return best;</w:t>
+            </w:r>
+            <w:r>
+              <w:rPr>
+                <w:rFonts w:ascii="Consolas" w:hAnsi="Consolas" w:eastAsia="微软雅黑"/>
+                <w:sz w:val="17"/>
+              </w:rPr>
+              <w:br w:type="textWrapping"/>
+            </w:r>
+            <w:r>
+              <w:rPr>
+                <w:rFonts w:ascii="Consolas" w:hAnsi="Consolas" w:eastAsia="微软雅黑"/>
+                <w:sz w:val="17"/>
+              </w:rPr>
+              <w:t>}</w:t>
+            </w:r>
+          </w:p>
+        </w:tc>
+      </w:tr>
+    </w:tbl>
+    <w:p/>
+    <w:p>
+      <w:pPr>
+        <w:spacing w:after="120" w:line="276" w:lineRule="auto"/>
+      </w:pPr>
+      <w:r>
+        <w:rPr>
+          <w:rFonts w:ascii="微软雅黑" w:hAnsi="微软雅黑" w:eastAsia="微软雅黑"/>
+          <w:sz w:val="22"/>
+        </w:rPr>
+        <w:t>索敌不是简单攻击最近敌人，而是优先攻击 pathProgress 最大的敌人，也就是最接近水晶的敌人。这样更符合塔防游戏的防守逻辑。</w:t>
+      </w:r>
+    </w:p>
+    <w:p>
+      <w:pPr>
+        <w:spacing w:before="40" w:after="60"/>
+      </w:pPr>
+      <w:r>
+        <w:rPr>
+          <w:rFonts w:ascii="微软雅黑" w:hAnsi="微软雅黑" w:eastAsia="微软雅黑"/>
+          <w:b/>
+          <w:sz w:val="21"/>
+        </w:rPr>
+        <w:t>3. 子弹命中结算：</w:t>
+      </w:r>
+    </w:p>
+    <w:tbl>
+      <w:tblPr>
+        <w:tblStyle w:val="33"/>
+        <w:tblW w:w="9360" w:type="dxa"/>
+        <w:tblInd w:w="0" w:type="dxa"/>
+        <w:tblBorders>
+          <w:top w:val="single" w:color="auto" w:sz="4" w:space="0"/>
+          <w:left w:val="single" w:color="auto" w:sz="4" w:space="0"/>
+          <w:bottom w:val="single" w:color="auto" w:sz="4" w:space="0"/>
+          <w:right w:val="single" w:color="auto" w:sz="4" w:space="0"/>
+          <w:insideH w:val="single" w:color="auto" w:sz="4" w:space="0"/>
+          <w:insideV w:val="single" w:color="auto" w:sz="4" w:space="0"/>
+        </w:tblBorders>
+        <w:tblLayout w:type="fixed"/>
+        <w:tblCellMar>
+          <w:top w:w="0" w:type="dxa"/>
+          <w:left w:w="108" w:type="dxa"/>
+          <w:bottom w:w="0" w:type="dxa"/>
+          <w:right w:w="108" w:type="dxa"/>
+        </w:tblCellMar>
+      </w:tblPr>
+      <w:tblGrid>
+        <w:gridCol w:w="9360"/>
+      </w:tblGrid>
+      <w:tr>
+        <w:tblPrEx>
+          <w:tblBorders>
+            <w:top w:val="single" w:color="auto" w:sz="4" w:space="0"/>
+            <w:left w:val="single" w:color="auto" w:sz="4" w:space="0"/>
+            <w:bottom w:val="single" w:color="auto" w:sz="4" w:space="0"/>
+            <w:right w:val="single" w:color="auto" w:sz="4" w:space="0"/>
+            <w:insideH w:val="single" w:color="auto" w:sz="4" w:space="0"/>
+            <w:insideV w:val="single" w:color="auto" w:sz="4" w:space="0"/>
+          </w:tblBorders>
+          <w:tblCellMar>
+            <w:top w:w="0" w:type="dxa"/>
+            <w:left w:w="108" w:type="dxa"/>
+            <w:bottom w:w="0" w:type="dxa"/>
+            <w:right w:w="108" w:type="dxa"/>
+          </w:tblCellMar>
+        </w:tblPrEx>
+        <w:tc>
+          <w:tcPr>
+            <w:tcW w:w="9360" w:type="dxa"/>
+            <w:shd w:val="clear" w:color="auto" w:fill="F7F7F7"/>
+            <w:tcMar>
+              <w:top w:w="110" w:type="dxa"/>
+              <w:left w:w="120" w:type="dxa"/>
+              <w:bottom w:w="110" w:type="dxa"/>
+              <w:right w:w="120" w:type="dxa"/>
+            </w:tcMar>
+            <w:vAlign w:val="center"/>
+          </w:tcPr>
+          <w:p>
+            <w:pPr>
+              <w:spacing w:after="0" w:line="240" w:lineRule="auto"/>
+            </w:pPr>
+            <w:r>
+              <w:rPr>
+                <w:rFonts w:ascii="Consolas" w:hAnsi="Consolas" w:eastAsia="微软雅黑"/>
+                <w:sz w:val="17"/>
+              </w:rPr>
+              <w:t>if (toTarget.length() &lt;= step + 8.0) {</w:t>
+            </w:r>
+            <w:r>
+              <w:rPr>
+                <w:rFonts w:ascii="Consolas" w:hAnsi="Consolas" w:eastAsia="微软雅黑"/>
+                <w:sz w:val="17"/>
+              </w:rPr>
+              <w:br w:type="textWrapping"/>
+            </w:r>
+            <w:r>
+              <w:rPr>
+                <w:rFonts w:ascii="Consolas" w:hAnsi="Consolas" w:eastAsia="微软雅黑"/>
+                <w:sz w:val="17"/>
+              </w:rPr>
+              <w:t xml:space="preserve">    int finalDamage = m_damage;</w:t>
+            </w:r>
+            <w:r>
+              <w:rPr>
+                <w:rFonts w:ascii="Consolas" w:hAnsi="Consolas" w:eastAsia="微软雅黑"/>
+                <w:sz w:val="17"/>
+              </w:rPr>
+              <w:br w:type="textWrapping"/>
+            </w:r>
+            <w:r>
+              <w:rPr>
+                <w:rFonts w:ascii="Consolas" w:hAnsi="Consolas" w:eastAsia="微软雅黑"/>
+                <w:sz w:val="17"/>
+              </w:rPr>
+              <w:t xml:space="preserve">    if (m_critChance &gt; 0.0 &amp;&amp; random &lt; m_critChance)</w:t>
+            </w:r>
+            <w:r>
+              <w:rPr>
+                <w:rFonts w:ascii="Consolas" w:hAnsi="Consolas" w:eastAsia="微软雅黑"/>
+                <w:sz w:val="17"/>
+              </w:rPr>
+              <w:br w:type="textWrapping"/>
+            </w:r>
+            <w:r>
+              <w:rPr>
+                <w:rFonts w:ascii="Consolas" w:hAnsi="Consolas" w:eastAsia="微软雅黑"/>
+                <w:sz w:val="17"/>
+              </w:rPr>
+              <w:t xml:space="preserve">        finalDamage = qRound(finalDamage * m_critMultiplier);</w:t>
+            </w:r>
+            <w:r>
+              <w:rPr>
+                <w:rFonts w:ascii="Consolas" w:hAnsi="Consolas" w:eastAsia="微软雅黑"/>
+                <w:sz w:val="17"/>
+              </w:rPr>
+              <w:br w:type="textWrapping"/>
+            </w:r>
+            <w:r>
+              <w:rPr>
+                <w:rFonts w:ascii="Consolas" w:hAnsi="Consolas" w:eastAsia="微软雅黑"/>
+                <w:sz w:val="17"/>
+              </w:rPr>
+              <w:t xml:space="preserve">    m_target-&gt;applyDamage(finalDamage);</w:t>
+            </w:r>
+            <w:r>
+              <w:rPr>
+                <w:rFonts w:ascii="Consolas" w:hAnsi="Consolas" w:eastAsia="微软雅黑"/>
+                <w:sz w:val="17"/>
+              </w:rPr>
+              <w:br w:type="textWrapping"/>
+            </w:r>
+            <w:r>
+              <w:rPr>
+                <w:rFonts w:ascii="Consolas" w:hAnsi="Consolas" w:eastAsia="微软雅黑"/>
+                <w:sz w:val="17"/>
+              </w:rPr>
+              <w:t xml:space="preserve">    if (m_slowMultiplier &lt; 1.0)</w:t>
+            </w:r>
+            <w:r>
+              <w:rPr>
+                <w:rFonts w:ascii="Consolas" w:hAnsi="Consolas" w:eastAsia="微软雅黑"/>
+                <w:sz w:val="17"/>
+              </w:rPr>
+              <w:br w:type="textWrapping"/>
+            </w:r>
+            <w:r>
+              <w:rPr>
+                <w:rFonts w:ascii="Consolas" w:hAnsi="Consolas" w:eastAsia="微软雅黑"/>
+                <w:sz w:val="17"/>
+              </w:rPr>
+              <w:t xml:space="preserve">        m_target-&gt;applySlow(m_slowMultiplier, m_slowDuration);</w:t>
+            </w:r>
+            <w:r>
+              <w:rPr>
+                <w:rFonts w:ascii="Consolas" w:hAnsi="Consolas" w:eastAsia="微软雅黑"/>
+                <w:sz w:val="17"/>
+              </w:rPr>
+              <w:br w:type="textWrapping"/>
+            </w:r>
+            <w:r>
+              <w:rPr>
+                <w:rFonts w:ascii="Consolas" w:hAnsi="Consolas" w:eastAsia="微软雅黑"/>
+                <w:sz w:val="17"/>
+              </w:rPr>
+              <w:t xml:space="preserve">    if (m_burnDamage &gt; 0)</w:t>
+            </w:r>
+            <w:r>
+              <w:rPr>
+                <w:rFonts w:ascii="Consolas" w:hAnsi="Consolas" w:eastAsia="微软雅黑"/>
+                <w:sz w:val="17"/>
+              </w:rPr>
+              <w:br w:type="textWrapping"/>
+            </w:r>
+            <w:r>
+              <w:rPr>
+                <w:rFonts w:ascii="Consolas" w:hAnsi="Consolas" w:eastAsia="微软雅黑"/>
+                <w:sz w:val="17"/>
+              </w:rPr>
+              <w:t xml:space="preserve">        m_target-&gt;applyBurn(m_burnDamage, m_burnTicks, m_burnIntervalMs);</w:t>
+            </w:r>
+            <w:r>
+              <w:rPr>
+                <w:rFonts w:ascii="Consolas" w:hAnsi="Consolas" w:eastAsia="微软雅黑"/>
+                <w:sz w:val="17"/>
+              </w:rPr>
+              <w:br w:type="textWrapping"/>
+            </w:r>
+            <w:r>
+              <w:rPr>
+                <w:rFonts w:ascii="Consolas" w:hAnsi="Consolas" w:eastAsia="微软雅黑"/>
+                <w:sz w:val="17"/>
+              </w:rPr>
+              <w:t xml:space="preserve">    m_finished = true;</w:t>
+            </w:r>
+            <w:r>
+              <w:rPr>
+                <w:rFonts w:ascii="Consolas" w:hAnsi="Consolas" w:eastAsia="微软雅黑"/>
+                <w:sz w:val="17"/>
+              </w:rPr>
+              <w:br w:type="textWrapping"/>
+            </w:r>
+            <w:r>
+              <w:rPr>
+                <w:rFonts w:ascii="Consolas" w:hAnsi="Consolas" w:eastAsia="微软雅黑"/>
+                <w:sz w:val="17"/>
+              </w:rPr>
+              <w:t>}</w:t>
+            </w:r>
+          </w:p>
+        </w:tc>
+      </w:tr>
+    </w:tbl>
+    <w:p/>
+    <w:p>
+      <w:pPr>
+        <w:spacing w:after="120" w:line="276" w:lineRule="auto"/>
+      </w:pPr>
+      <w:r>
+        <w:rPr>
+          <w:rFonts w:ascii="微软雅黑" w:hAnsi="微软雅黑" w:eastAsia="微软雅黑"/>
+          <w:sz w:val="22"/>
+        </w:rPr>
+        <w:t>Projectile 只负责一次攻击的飞行和命中结算，结算后设置 m_finished，由 GameScene 在主循环中统一删除，避免在遍历列表时立即 delete 造成索引混乱。</w:t>
+      </w:r>
+    </w:p>
+    <w:p>
+      <w:pPr>
+        <w:spacing w:before="40" w:after="60"/>
+      </w:pPr>
+      <w:r>
+        <w:rPr>
+          <w:rFonts w:ascii="微软雅黑" w:hAnsi="微软雅黑" w:eastAsia="微软雅黑"/>
+          <w:b/>
+          <w:sz w:val="21"/>
+        </w:rPr>
+        <w:t>4. 名刀司命触发流程：</w:t>
+      </w:r>
+    </w:p>
+    <w:tbl>
+      <w:tblPr>
+        <w:tblStyle w:val="33"/>
+        <w:tblW w:w="9360" w:type="dxa"/>
+        <w:tblInd w:w="0" w:type="dxa"/>
+        <w:tblBorders>
+          <w:top w:val="single" w:color="auto" w:sz="4" w:space="0"/>
+          <w:left w:val="single" w:color="auto" w:sz="4" w:space="0"/>
+          <w:bottom w:val="single" w:color="auto" w:sz="4" w:space="0"/>
+          <w:right w:val="single" w:color="auto" w:sz="4" w:space="0"/>
+          <w:insideH w:val="single" w:color="auto" w:sz="4" w:space="0"/>
+          <w:insideV w:val="single" w:color="auto" w:sz="4" w:space="0"/>
+        </w:tblBorders>
+        <w:tblLayout w:type="fixed"/>
+        <w:tblCellMar>
+          <w:top w:w="0" w:type="dxa"/>
+          <w:left w:w="108" w:type="dxa"/>
+          <w:bottom w:w="0" w:type="dxa"/>
+          <w:right w:w="108" w:type="dxa"/>
+        </w:tblCellMar>
+      </w:tblPr>
+      <w:tblGrid>
+        <w:gridCol w:w="9360"/>
+      </w:tblGrid>
+      <w:tr>
+        <w:tblPrEx>
+          <w:tblBorders>
+            <w:top w:val="single" w:color="auto" w:sz="4" w:space="0"/>
+            <w:left w:val="single" w:color="auto" w:sz="4" w:space="0"/>
+            <w:bottom w:val="single" w:color="auto" w:sz="4" w:space="0"/>
+            <w:right w:val="single" w:color="auto" w:sz="4" w:space="0"/>
+            <w:insideH w:val="single" w:color="auto" w:sz="4" w:space="0"/>
+            <w:insideV w:val="single" w:color="auto" w:sz="4" w:space="0"/>
+          </w:tblBorders>
+          <w:tblCellMar>
+            <w:top w:w="0" w:type="dxa"/>
+            <w:left w:w="108" w:type="dxa"/>
+            <w:bottom w:w="0" w:type="dxa"/>
+            <w:right w:w="108" w:type="dxa"/>
+          </w:tblCellMar>
+        </w:tblPrEx>
+        <w:tc>
+          <w:tcPr>
+            <w:tcW w:w="9360" w:type="dxa"/>
+            <w:shd w:val="clear" w:color="auto" w:fill="F7F7F7"/>
+            <w:tcMar>
+              <w:top w:w="110" w:type="dxa"/>
+              <w:left w:w="120" w:type="dxa"/>
+              <w:bottom w:w="110" w:type="dxa"/>
+              <w:right w:w="120" w:type="dxa"/>
+            </w:tcMar>
+            <w:vAlign w:val="center"/>
+          </w:tcPr>
+          <w:p>
+            <w:pPr>
+              <w:spacing w:after="0" w:line="240" w:lineRule="auto"/>
+            </w:pPr>
+            <w:r>
+              <w:rPr>
+                <w:rFonts w:ascii="Consolas" w:hAnsi="Consolas" w:eastAsia="微软雅黑"/>
+                <w:sz w:val="17"/>
+              </w:rPr>
+              <w:t>if (m_lives &lt;= 1 &amp;&amp; m_hasMingDao &amp;&amp; !m_mingDaoTriggered) {</w:t>
+            </w:r>
+            <w:r>
+              <w:rPr>
+                <w:rFonts w:ascii="Consolas" w:hAnsi="Consolas" w:eastAsia="微软雅黑"/>
+                <w:sz w:val="17"/>
+              </w:rPr>
+              <w:br w:type="textWrapping"/>
+            </w:r>
+            <w:r>
+              <w:rPr>
+                <w:rFonts w:ascii="Consolas" w:hAnsi="Consolas" w:eastAsia="微软雅黑"/>
+                <w:sz w:val="17"/>
+              </w:rPr>
+              <w:t xml:space="preserve">    triggerMingDao(enemy);</w:t>
+            </w:r>
+            <w:r>
+              <w:rPr>
+                <w:rFonts w:ascii="Consolas" w:hAnsi="Consolas" w:eastAsia="微软雅黑"/>
+                <w:sz w:val="17"/>
+              </w:rPr>
+              <w:br w:type="textWrapping"/>
+            </w:r>
+            <w:r>
+              <w:rPr>
+                <w:rFonts w:ascii="Consolas" w:hAnsi="Consolas" w:eastAsia="微软雅黑"/>
+                <w:sz w:val="17"/>
+              </w:rPr>
+              <w:t xml:space="preserve">    return;</w:t>
+            </w:r>
+            <w:r>
+              <w:rPr>
+                <w:rFonts w:ascii="Consolas" w:hAnsi="Consolas" w:eastAsia="微软雅黑"/>
+                <w:sz w:val="17"/>
+              </w:rPr>
+              <w:br w:type="textWrapping"/>
+            </w:r>
+            <w:r>
+              <w:rPr>
+                <w:rFonts w:ascii="Consolas" w:hAnsi="Consolas" w:eastAsia="微软雅黑"/>
+                <w:sz w:val="17"/>
+              </w:rPr>
+              <w:t>}</w:t>
+            </w:r>
+            <w:r>
+              <w:rPr>
+                <w:rFonts w:ascii="Consolas" w:hAnsi="Consolas" w:eastAsia="微软雅黑"/>
+                <w:sz w:val="17"/>
+              </w:rPr>
+              <w:br w:type="textWrapping"/>
+            </w:r>
+            <w:r>
+              <w:rPr>
+                <w:rFonts w:ascii="Consolas" w:hAnsi="Consolas" w:eastAsia="微软雅黑"/>
+                <w:sz w:val="17"/>
+              </w:rPr>
+              <w:br w:type="textWrapping"/>
+            </w:r>
+            <w:r>
+              <w:rPr>
+                <w:rFonts w:ascii="Consolas" w:hAnsi="Consolas" w:eastAsia="微软雅黑"/>
+                <w:sz w:val="17"/>
+              </w:rPr>
+              <w:t>void GameScene::triggerMingDao(Enemy *blockedEnemy)</w:t>
+            </w:r>
+            <w:r>
+              <w:rPr>
+                <w:rFonts w:ascii="Consolas" w:hAnsi="Consolas" w:eastAsia="微软雅黑"/>
+                <w:sz w:val="17"/>
+              </w:rPr>
+              <w:br w:type="textWrapping"/>
+            </w:r>
+            <w:r>
+              <w:rPr>
+                <w:rFonts w:ascii="Consolas" w:hAnsi="Consolas" w:eastAsia="微软雅黑"/>
+                <w:sz w:val="17"/>
+              </w:rPr>
+              <w:t>{</w:t>
+            </w:r>
+            <w:r>
+              <w:rPr>
+                <w:rFonts w:ascii="Consolas" w:hAnsi="Consolas" w:eastAsia="微软雅黑"/>
+                <w:sz w:val="17"/>
+              </w:rPr>
+              <w:br w:type="textWrapping"/>
+            </w:r>
+            <w:r>
+              <w:rPr>
+                <w:rFonts w:ascii="Consolas" w:hAnsi="Consolas" w:eastAsia="微软雅黑"/>
+                <w:sz w:val="17"/>
+              </w:rPr>
+              <w:t xml:space="preserve">    m_hasMingDao = false;</w:t>
+            </w:r>
+            <w:r>
+              <w:rPr>
+                <w:rFonts w:ascii="Consolas" w:hAnsi="Consolas" w:eastAsia="微软雅黑"/>
+                <w:sz w:val="17"/>
+              </w:rPr>
+              <w:br w:type="textWrapping"/>
+            </w:r>
+            <w:r>
+              <w:rPr>
+                <w:rFonts w:ascii="Consolas" w:hAnsi="Consolas" w:eastAsia="微软雅黑"/>
+                <w:sz w:val="17"/>
+              </w:rPr>
+              <w:t xml:space="preserve">    m_mingDaoTriggered = true;</w:t>
+            </w:r>
+            <w:r>
+              <w:rPr>
+                <w:rFonts w:ascii="Consolas" w:hAnsi="Consolas" w:eastAsia="微软雅黑"/>
+                <w:sz w:val="17"/>
+              </w:rPr>
+              <w:br w:type="textWrapping"/>
+            </w:r>
+            <w:r>
+              <w:rPr>
+                <w:rFonts w:ascii="Consolas" w:hAnsi="Consolas" w:eastAsia="微软雅黑"/>
+                <w:sz w:val="17"/>
+              </w:rPr>
+              <w:t xml:space="preserve">    pauseGame();</w:t>
+            </w:r>
+            <w:r>
+              <w:rPr>
+                <w:rFonts w:ascii="Consolas" w:hAnsi="Consolas" w:eastAsia="微软雅黑"/>
+                <w:sz w:val="17"/>
+              </w:rPr>
+              <w:br w:type="textWrapping"/>
+            </w:r>
+            <w:r>
+              <w:rPr>
+                <w:rFonts w:ascii="Consolas" w:hAnsi="Consolas" w:eastAsia="微软雅黑"/>
+                <w:sz w:val="17"/>
+              </w:rPr>
+              <w:t xml:space="preserve">    markReachedEnemiesBlockedByMingDao(blockedEnemy);</w:t>
+            </w:r>
+            <w:r>
+              <w:rPr>
+                <w:rFonts w:ascii="Consolas" w:hAnsi="Consolas" w:eastAsia="微软雅黑"/>
+                <w:sz w:val="17"/>
+              </w:rPr>
+              <w:br w:type="textWrapping"/>
+            </w:r>
+            <w:r>
+              <w:rPr>
+                <w:rFonts w:ascii="Consolas" w:hAnsi="Consolas" w:eastAsia="微软雅黑"/>
+                <w:sz w:val="17"/>
+              </w:rPr>
+              <w:t xml:space="preserve">    playMingDaoSoundAndResume();</w:t>
+            </w:r>
+            <w:r>
+              <w:rPr>
+                <w:rFonts w:ascii="Consolas" w:hAnsi="Consolas" w:eastAsia="微软雅黑"/>
+                <w:sz w:val="17"/>
+              </w:rPr>
+              <w:br w:type="textWrapping"/>
+            </w:r>
+            <w:r>
+              <w:rPr>
+                <w:rFonts w:ascii="Consolas" w:hAnsi="Consolas" w:eastAsia="微软雅黑"/>
+                <w:sz w:val="17"/>
+              </w:rPr>
+              <w:t>}</w:t>
+            </w:r>
+          </w:p>
+        </w:tc>
+      </w:tr>
+    </w:tbl>
+    <w:p/>
+    <w:p>
+      <w:pPr>
+        <w:spacing w:after="120" w:line="276" w:lineRule="auto"/>
+      </w:pPr>
+      <w:r>
+        <w:rPr>
+          <w:rFonts w:ascii="微软雅黑" w:hAnsi="微软雅黑" w:eastAsia="微软雅黑"/>
+          <w:sz w:val="22"/>
+        </w:rPr>
+        <w:t>名刀司命的难点在于避免同一帧多个到达水晶的敌人重复结算。程序用 m_mingDaoBlockedEnemies 记录本次被免疫的到达敌人，并在音频结束后恢复主循环。</w:t>
+      </w:r>
+    </w:p>
+    <w:p>
+      <w:pPr>
+        <w:pStyle w:val="3"/>
+        <w:spacing w:before="200" w:after="120"/>
+      </w:pPr>
+      <w:r>
+        <w:rPr>
+          <w:rFonts w:ascii="微软雅黑" w:hAnsi="微软雅黑" w:eastAsia="微软雅黑"/>
+          <w:sz w:val="22"/>
+        </w:rPr>
+        <w:t>七、关键算法或判定</w:t>
       </w:r>
     </w:p>
     <w:tbl>
@@ -2335,8 +6214,8 @@
       </w:tblPr>
       <w:tblGrid>
         <w:gridCol w:w="1800"/>
-        <w:gridCol w:w="4100"/>
-        <w:gridCol w:w="3460"/>
+        <w:gridCol w:w="5200"/>
+        <w:gridCol w:w="2360"/>
       </w:tblGrid>
       <w:tr>
         <w:tblPrEx>
@@ -2363,9 +6242,9 @@
             <w:tcW w:w="1800" w:type="dxa"/>
             <w:shd w:val="clear" w:color="auto" w:fill="EAF2F8"/>
             <w:tcMar>
-              <w:top w:w="120" w:type="dxa"/>
-              <w:left w:w="120" w:type="dxa"/>
-              <w:bottom w:w="120" w:type="dxa"/>
+              <w:top w:w="110" w:type="dxa"/>
+              <w:left w:w="120" w:type="dxa"/>
+              <w:bottom w:w="110" w:type="dxa"/>
               <w:right w:w="120" w:type="dxa"/>
             </w:tcMar>
             <w:vAlign w:val="center"/>
@@ -2381,18 +6260,18 @@
                 <w:b/>
                 <w:sz w:val="21"/>
               </w:rPr>
-              <w:t>类/结构</w:t>
-            </w:r>
-          </w:p>
-        </w:tc>
-        <w:tc>
-          <w:tcPr>
-            <w:tcW w:w="4100" w:type="dxa"/>
+              <w:t>算法/判定</w:t>
+            </w:r>
+          </w:p>
+        </w:tc>
+        <w:tc>
+          <w:tcPr>
+            <w:tcW w:w="5200" w:type="dxa"/>
             <w:shd w:val="clear" w:color="auto" w:fill="EAF2F8"/>
             <w:tcMar>
-              <w:top w:w="120" w:type="dxa"/>
-              <w:left w:w="120" w:type="dxa"/>
-              <w:bottom w:w="120" w:type="dxa"/>
+              <w:top w:w="110" w:type="dxa"/>
+              <w:left w:w="120" w:type="dxa"/>
+              <w:bottom w:w="110" w:type="dxa"/>
               <w:right w:w="120" w:type="dxa"/>
             </w:tcMar>
             <w:vAlign w:val="center"/>
@@ -2408,18 +6287,18 @@
                 <w:b/>
                 <w:sz w:val="21"/>
               </w:rPr>
-              <w:t>主要职责</w:t>
-            </w:r>
-          </w:p>
-        </w:tc>
-        <w:tc>
-          <w:tcPr>
-            <w:tcW w:w="3460" w:type="dxa"/>
+              <w:t>实现方法</w:t>
+            </w:r>
+          </w:p>
+        </w:tc>
+        <w:tc>
+          <w:tcPr>
+            <w:tcW w:w="2360" w:type="dxa"/>
             <w:shd w:val="clear" w:color="auto" w:fill="EAF2F8"/>
             <w:tcMar>
-              <w:top w:w="120" w:type="dxa"/>
-              <w:left w:w="120" w:type="dxa"/>
-              <w:bottom w:w="120" w:type="dxa"/>
+              <w:top w:w="110" w:type="dxa"/>
+              <w:left w:w="120" w:type="dxa"/>
+              <w:bottom w:w="110" w:type="dxa"/>
               <w:right w:w="120" w:type="dxa"/>
             </w:tcMar>
             <w:vAlign w:val="center"/>
@@ -2435,7 +6314,7 @@
                 <w:b/>
                 <w:sz w:val="21"/>
               </w:rPr>
-              <w:t>关键成员或方法</w:t>
+              <w:t>作用</w:t>
             </w:r>
           </w:p>
         </w:tc>
@@ -2461,9 +6340,9 @@
           <w:tcPr>
             <w:tcW w:w="1800" w:type="dxa"/>
             <w:tcMar>
-              <w:top w:w="120" w:type="dxa"/>
-              <w:left w:w="120" w:type="dxa"/>
-              <w:bottom w:w="120" w:type="dxa"/>
+              <w:top w:w="110" w:type="dxa"/>
+              <w:left w:w="120" w:type="dxa"/>
+              <w:bottom w:w="110" w:type="dxa"/>
               <w:right w:w="120" w:type="dxa"/>
             </w:tcMar>
             <w:vAlign w:val="center"/>
@@ -2478,42 +6357,42 @@
                 <w:rFonts w:ascii="微软雅黑" w:hAnsi="微软雅黑" w:eastAsia="微软雅黑"/>
                 <w:sz w:val="20"/>
               </w:rPr>
-              <w:t>GameObject</w:t>
-            </w:r>
-          </w:p>
-        </w:tc>
-        <w:tc>
-          <w:tcPr>
-            <w:tcW w:w="4100" w:type="dxa"/>
-            <w:tcMar>
-              <w:top w:w="120" w:type="dxa"/>
-              <w:left w:w="120" w:type="dxa"/>
-              <w:bottom w:w="120" w:type="dxa"/>
-              <w:right w:w="120" w:type="dxa"/>
-            </w:tcMar>
-            <w:vAlign w:val="center"/>
-          </w:tcPr>
-          <w:p>
-            <w:pPr>
-              <w:spacing w:after="0" w:line="240" w:lineRule="auto"/>
-              <w:jc w:val="center"/>
+              <w:t>路径移动</w:t>
+            </w:r>
+          </w:p>
+        </w:tc>
+        <w:tc>
+          <w:tcPr>
+            <w:tcW w:w="5200" w:type="dxa"/>
+            <w:tcMar>
+              <w:top w:w="110" w:type="dxa"/>
+              <w:left w:w="120" w:type="dxa"/>
+              <w:bottom w:w="110" w:type="dxa"/>
+              <w:right w:w="120" w:type="dxa"/>
+            </w:tcMar>
+            <w:vAlign w:val="center"/>
+          </w:tcPr>
+          <w:p>
+            <w:pPr>
+              <w:spacing w:after="0" w:line="240" w:lineRule="auto"/>
+              <w:jc w:val="left"/>
             </w:pPr>
             <w:r>
               <w:rPr>
                 <w:rFonts w:ascii="微软雅黑" w:hAnsi="微软雅黑" w:eastAsia="微软雅黑"/>
                 <w:sz w:val="20"/>
               </w:rPr>
-              <w:t>游戏对象更新接口。</w:t>
-            </w:r>
-          </w:p>
-        </w:tc>
-        <w:tc>
-          <w:tcPr>
-            <w:tcW w:w="3460" w:type="dxa"/>
-            <w:tcMar>
-              <w:top w:w="120" w:type="dxa"/>
-              <w:left w:w="120" w:type="dxa"/>
-              <w:bottom w:w="120" w:type="dxa"/>
+              <w:t>使用 QLineF 计算当前位置到目标路径点的距离，按 speed * dt 推进；到达路径点后切换下一个 waypoint。</w:t>
+            </w:r>
+          </w:p>
+        </w:tc>
+        <w:tc>
+          <w:tcPr>
+            <w:tcW w:w="2360" w:type="dxa"/>
+            <w:tcMar>
+              <w:top w:w="110" w:type="dxa"/>
+              <w:left w:w="120" w:type="dxa"/>
+              <w:bottom w:w="110" w:type="dxa"/>
               <w:right w:w="120" w:type="dxa"/>
             </w:tcMar>
             <w:vAlign w:val="center"/>
@@ -2528,7 +6407,7 @@
                 <w:rFonts w:ascii="微软雅黑" w:hAnsi="微软雅黑" w:eastAsia="微软雅黑"/>
                 <w:sz w:val="20"/>
               </w:rPr>
-              <w:t>virtual void updateObject(qreal dt)</w:t>
+              <w:t>实现敌人沿路线连续移动。</w:t>
             </w:r>
           </w:p>
         </w:tc>
@@ -2554,9 +6433,9 @@
           <w:tcPr>
             <w:tcW w:w="1800" w:type="dxa"/>
             <w:tcMar>
-              <w:top w:w="120" w:type="dxa"/>
-              <w:left w:w="120" w:type="dxa"/>
-              <w:bottom w:w="120" w:type="dxa"/>
+              <w:top w:w="110" w:type="dxa"/>
+              <w:left w:w="120" w:type="dxa"/>
+              <w:bottom w:w="110" w:type="dxa"/>
               <w:right w:w="120" w:type="dxa"/>
             </w:tcMar>
             <w:vAlign w:val="center"/>
@@ -2571,17 +6450,17 @@
                 <w:rFonts w:ascii="微软雅黑" w:hAnsi="微软雅黑" w:eastAsia="微软雅黑"/>
                 <w:sz w:val="20"/>
               </w:rPr>
-              <w:t>GameScene</w:t>
-            </w:r>
-          </w:p>
-        </w:tc>
-        <w:tc>
-          <w:tcPr>
-            <w:tcW w:w="4100" w:type="dxa"/>
-            <w:tcMar>
-              <w:top w:w="120" w:type="dxa"/>
-              <w:left w:w="120" w:type="dxa"/>
-              <w:bottom w:w="120" w:type="dxa"/>
+              <w:t>射程检测</w:t>
+            </w:r>
+          </w:p>
+        </w:tc>
+        <w:tc>
+          <w:tcPr>
+            <w:tcW w:w="5200" w:type="dxa"/>
+            <w:tcMar>
+              <w:top w:w="110" w:type="dxa"/>
+              <w:left w:w="120" w:type="dxa"/>
+              <w:bottom w:w="110" w:type="dxa"/>
               <w:right w:w="120" w:type="dxa"/>
             </w:tcMar>
             <w:vAlign w:val="center"/>
@@ -2596,17 +6475,17 @@
                 <w:rFonts w:ascii="微软雅黑" w:hAnsi="微软雅黑" w:eastAsia="微软雅黑"/>
                 <w:sz w:val="20"/>
               </w:rPr>
-              <w:t>游戏主循环、波次、资源和胜负状态。</w:t>
-            </w:r>
-          </w:p>
-        </w:tc>
-        <w:tc>
-          <w:tcPr>
-            <w:tcW w:w="3460" w:type="dxa"/>
-            <w:tcMar>
-              <w:top w:w="120" w:type="dxa"/>
-              <w:left w:w="120" w:type="dxa"/>
-              <w:bottom w:w="120" w:type="dxa"/>
+              <w:t>GameScene::enemiesInRange() 遍历敌人并计算距离是否小于炮塔射程。</w:t>
+            </w:r>
+          </w:p>
+        </w:tc>
+        <w:tc>
+          <w:tcPr>
+            <w:tcW w:w="2360" w:type="dxa"/>
+            <w:tcMar>
+              <w:top w:w="110" w:type="dxa"/>
+              <w:left w:w="120" w:type="dxa"/>
+              <w:bottom w:w="110" w:type="dxa"/>
               <w:right w:w="120" w:type="dxa"/>
             </w:tcMar>
             <w:vAlign w:val="center"/>
@@ -2621,7 +6500,7 @@
                 <w:rFonts w:ascii="微软雅黑" w:hAnsi="微软雅黑" w:eastAsia="微软雅黑"/>
                 <w:sz w:val="20"/>
               </w:rPr>
-              <w:t>gameLoop(), startNextWave(), launchProjectile(), finishGame()</w:t>
+              <w:t>为炮塔攻击和范围爆炸提供目标集合。</w:t>
             </w:r>
           </w:p>
         </w:tc>
@@ -2647,9 +6526,9 @@
           <w:tcPr>
             <w:tcW w:w="1800" w:type="dxa"/>
             <w:tcMar>
-              <w:top w:w="120" w:type="dxa"/>
-              <w:left w:w="120" w:type="dxa"/>
-              <w:bottom w:w="120" w:type="dxa"/>
+              <w:top w:w="110" w:type="dxa"/>
+              <w:left w:w="120" w:type="dxa"/>
+              <w:bottom w:w="110" w:type="dxa"/>
               <w:right w:w="120" w:type="dxa"/>
             </w:tcMar>
             <w:vAlign w:val="center"/>
@@ -2664,17 +6543,17 @@
                 <w:rFonts w:ascii="微软雅黑" w:hAnsi="微软雅黑" w:eastAsia="微软雅黑"/>
                 <w:sz w:val="20"/>
               </w:rPr>
-              <w:t>Enemy</w:t>
-            </w:r>
-          </w:p>
-        </w:tc>
-        <w:tc>
-          <w:tcPr>
-            <w:tcW w:w="4100" w:type="dxa"/>
-            <w:tcMar>
-              <w:top w:w="120" w:type="dxa"/>
-              <w:left w:w="120" w:type="dxa"/>
-              <w:bottom w:w="120" w:type="dxa"/>
+              <w:t>优先索敌</w:t>
+            </w:r>
+          </w:p>
+        </w:tc>
+        <w:tc>
+          <w:tcPr>
+            <w:tcW w:w="5200" w:type="dxa"/>
+            <w:tcMar>
+              <w:top w:w="110" w:type="dxa"/>
+              <w:left w:w="120" w:type="dxa"/>
+              <w:bottom w:w="110" w:type="dxa"/>
               <w:right w:w="120" w:type="dxa"/>
             </w:tcMar>
             <w:vAlign w:val="center"/>
@@ -2689,17 +6568,17 @@
                 <w:rFonts w:ascii="微软雅黑" w:hAnsi="微软雅黑" w:eastAsia="微软雅黑"/>
                 <w:sz w:val="20"/>
               </w:rPr>
-              <w:t>敌人属性、路径移动、状态效果和绘制。</w:t>
-            </w:r>
-          </w:p>
-        </w:tc>
-        <w:tc>
-          <w:tcPr>
-            <w:tcW w:w="3460" w:type="dxa"/>
-            <w:tcMar>
-              <w:top w:w="120" w:type="dxa"/>
-              <w:left w:w="120" w:type="dxa"/>
-              <w:bottom w:w="120" w:type="dxa"/>
+              <w:t>Tower::selectTarget() 选择 pathProgress 最大且未隐藏的敌人。</w:t>
+            </w:r>
+          </w:p>
+        </w:tc>
+        <w:tc>
+          <w:tcPr>
+            <w:tcW w:w="2360" w:type="dxa"/>
+            <w:tcMar>
+              <w:top w:w="110" w:type="dxa"/>
+              <w:left w:w="120" w:type="dxa"/>
+              <w:bottom w:w="110" w:type="dxa"/>
               <w:right w:w="120" w:type="dxa"/>
             </w:tcMar>
             <w:vAlign w:val="center"/>
@@ -2714,7 +6593,7 @@
                 <w:rFonts w:ascii="微软雅黑" w:hAnsi="微软雅黑" w:eastAsia="微软雅黑"/>
                 <w:sz w:val="20"/>
               </w:rPr>
-              <w:t>updateObject(), applyDamage(), reachedEnd(), baseDamage()</w:t>
+              <w:t>优先处理最危险的敌人。</w:t>
             </w:r>
           </w:p>
         </w:tc>
@@ -2740,9 +6619,9 @@
           <w:tcPr>
             <w:tcW w:w="1800" w:type="dxa"/>
             <w:tcMar>
-              <w:top w:w="120" w:type="dxa"/>
-              <w:left w:w="120" w:type="dxa"/>
-              <w:bottom w:w="120" w:type="dxa"/>
+              <w:top w:w="110" w:type="dxa"/>
+              <w:left w:w="120" w:type="dxa"/>
+              <w:bottom w:w="110" w:type="dxa"/>
               <w:right w:w="120" w:type="dxa"/>
             </w:tcMar>
             <w:vAlign w:val="center"/>
@@ -2757,17 +6636,17 @@
                 <w:rFonts w:ascii="微软雅黑" w:hAnsi="微软雅黑" w:eastAsia="微软雅黑"/>
                 <w:sz w:val="20"/>
               </w:rPr>
-              <w:t>Tower</w:t>
-            </w:r>
-          </w:p>
-        </w:tc>
-        <w:tc>
-          <w:tcPr>
-            <w:tcW w:w="4100" w:type="dxa"/>
-            <w:tcMar>
-              <w:top w:w="120" w:type="dxa"/>
-              <w:left w:w="120" w:type="dxa"/>
-              <w:bottom w:w="120" w:type="dxa"/>
+              <w:t>波次生成</w:t>
+            </w:r>
+          </w:p>
+        </w:tc>
+        <w:tc>
+          <w:tcPr>
+            <w:tcW w:w="5200" w:type="dxa"/>
+            <w:tcMar>
+              <w:top w:w="110" w:type="dxa"/>
+              <w:left w:w="120" w:type="dxa"/>
+              <w:bottom w:w="110" w:type="dxa"/>
               <w:right w:w="120" w:type="dxa"/>
             </w:tcMar>
             <w:vAlign w:val="center"/>
@@ -2782,17 +6661,17 @@
                 <w:rFonts w:ascii="微软雅黑" w:hAnsi="微软雅黑" w:eastAsia="微软雅黑"/>
                 <w:sz w:val="20"/>
               </w:rPr>
-              <w:t>炮塔属性、攻击计时、升级与分支强化。</w:t>
-            </w:r>
-          </w:p>
-        </w:tc>
-        <w:tc>
-          <w:tcPr>
-            <w:tcW w:w="3460" w:type="dxa"/>
-            <w:tcMar>
-              <w:top w:w="120" w:type="dxa"/>
-              <w:left w:w="120" w:type="dxa"/>
-              <w:bottom w:w="120" w:type="dxa"/>
+              <w:t>startNextWave() 根据 m_wave 构造 m_spawnQueue，并在第 5、10 波等关键波次加入 Boss。</w:t>
+            </w:r>
+          </w:p>
+        </w:tc>
+        <w:tc>
+          <w:tcPr>
+            <w:tcW w:w="2360" w:type="dxa"/>
+            <w:tcMar>
+              <w:top w:w="110" w:type="dxa"/>
+              <w:left w:w="120" w:type="dxa"/>
+              <w:bottom w:w="110" w:type="dxa"/>
               <w:right w:w="120" w:type="dxa"/>
             </w:tcMar>
             <w:vAlign w:val="center"/>
@@ -2807,7 +6686,7 @@
                 <w:rFonts w:ascii="微软雅黑" w:hAnsi="微软雅黑" w:eastAsia="微软雅黑"/>
                 <w:sz w:val="20"/>
               </w:rPr>
-              <w:t>updateTower(), upgrade(), damage(), range()</w:t>
+              <w:t>逐步提升游戏难度。</w:t>
             </w:r>
           </w:p>
         </w:tc>
@@ -2833,9 +6712,9 @@
           <w:tcPr>
             <w:tcW w:w="1800" w:type="dxa"/>
             <w:tcMar>
-              <w:top w:w="120" w:type="dxa"/>
-              <w:left w:w="120" w:type="dxa"/>
-              <w:bottom w:w="120" w:type="dxa"/>
+              <w:top w:w="110" w:type="dxa"/>
+              <w:left w:w="120" w:type="dxa"/>
+              <w:bottom w:w="110" w:type="dxa"/>
               <w:right w:w="120" w:type="dxa"/>
             </w:tcMar>
             <w:vAlign w:val="center"/>
@@ -2850,42 +6729,42 @@
                 <w:rFonts w:ascii="微软雅黑" w:hAnsi="微软雅黑" w:eastAsia="微软雅黑"/>
                 <w:sz w:val="20"/>
               </w:rPr>
-              <w:t>Projectile</w:t>
-            </w:r>
-          </w:p>
-        </w:tc>
-        <w:tc>
-          <w:tcPr>
-            <w:tcW w:w="4100" w:type="dxa"/>
-            <w:tcMar>
-              <w:top w:w="120" w:type="dxa"/>
-              <w:left w:w="120" w:type="dxa"/>
-              <w:bottom w:w="120" w:type="dxa"/>
-              <w:right w:w="120" w:type="dxa"/>
-            </w:tcMar>
-            <w:vAlign w:val="center"/>
-          </w:tcPr>
-          <w:p>
-            <w:pPr>
-              <w:spacing w:after="0" w:line="240" w:lineRule="auto"/>
-              <w:jc w:val="center"/>
+              <w:t>状态效果</w:t>
+            </w:r>
+          </w:p>
+        </w:tc>
+        <w:tc>
+          <w:tcPr>
+            <w:tcW w:w="5200" w:type="dxa"/>
+            <w:tcMar>
+              <w:top w:w="110" w:type="dxa"/>
+              <w:left w:w="120" w:type="dxa"/>
+              <w:bottom w:w="110" w:type="dxa"/>
+              <w:right w:w="120" w:type="dxa"/>
+            </w:tcMar>
+            <w:vAlign w:val="center"/>
+          </w:tcPr>
+          <w:p>
+            <w:pPr>
+              <w:spacing w:after="0" w:line="240" w:lineRule="auto"/>
+              <w:jc w:val="left"/>
             </w:pPr>
             <w:r>
               <w:rPr>
                 <w:rFonts w:ascii="微软雅黑" w:hAnsi="微软雅黑" w:eastAsia="微软雅黑"/>
                 <w:sz w:val="20"/>
               </w:rPr>
-              <w:t>子弹飞行与命中判定。</w:t>
-            </w:r>
-          </w:p>
-        </w:tc>
-        <w:tc>
-          <w:tcPr>
-            <w:tcW w:w="3460" w:type="dxa"/>
-            <w:tcMar>
-              <w:top w:w="120" w:type="dxa"/>
-              <w:left w:w="120" w:type="dxa"/>
-              <w:bottom w:w="120" w:type="dxa"/>
+              <w:t>减速、易伤、冻结、护盾、加速等状态使用时间变量或 QTimer::singleShot 控制结束。</w:t>
+            </w:r>
+          </w:p>
+        </w:tc>
+        <w:tc>
+          <w:tcPr>
+            <w:tcW w:w="2360" w:type="dxa"/>
+            <w:tcMar>
+              <w:top w:w="110" w:type="dxa"/>
+              <w:left w:w="120" w:type="dxa"/>
+              <w:bottom w:w="110" w:type="dxa"/>
               <w:right w:w="120" w:type="dxa"/>
             </w:tcMar>
             <w:vAlign w:val="center"/>
@@ -2900,7 +6779,7 @@
                 <w:rFonts w:ascii="微软雅黑" w:hAnsi="微软雅黑" w:eastAsia="微软雅黑"/>
                 <w:sz w:val="20"/>
               </w:rPr>
-              <w:t>updateObject(), isFinished()</w:t>
+              <w:t>让技能效果具有持续时间。</w:t>
             </w:r>
           </w:p>
         </w:tc>
@@ -2926,9 +6805,9 @@
           <w:tcPr>
             <w:tcW w:w="1800" w:type="dxa"/>
             <w:tcMar>
-              <w:top w:w="120" w:type="dxa"/>
-              <w:left w:w="120" w:type="dxa"/>
-              <w:bottom w:w="120" w:type="dxa"/>
+              <w:top w:w="110" w:type="dxa"/>
+              <w:left w:w="120" w:type="dxa"/>
+              <w:bottom w:w="110" w:type="dxa"/>
               <w:right w:w="120" w:type="dxa"/>
             </w:tcMar>
             <w:vAlign w:val="center"/>
@@ -2943,42 +6822,42 @@
                 <w:rFonts w:ascii="微软雅黑" w:hAnsi="微软雅黑" w:eastAsia="微软雅黑"/>
                 <w:sz w:val="20"/>
               </w:rPr>
-              <w:t>BuildSpot</w:t>
-            </w:r>
-          </w:p>
-        </w:tc>
-        <w:tc>
-          <w:tcPr>
-            <w:tcW w:w="4100" w:type="dxa"/>
-            <w:tcMar>
-              <w:top w:w="120" w:type="dxa"/>
-              <w:left w:w="120" w:type="dxa"/>
-              <w:bottom w:w="120" w:type="dxa"/>
-              <w:right w:w="120" w:type="dxa"/>
-            </w:tcMar>
-            <w:vAlign w:val="center"/>
-          </w:tcPr>
-          <w:p>
-            <w:pPr>
-              <w:spacing w:after="0" w:line="240" w:lineRule="auto"/>
-              <w:jc w:val="center"/>
+              <w:t>胜负判定</w:t>
+            </w:r>
+          </w:p>
+        </w:tc>
+        <w:tc>
+          <w:tcPr>
+            <w:tcW w:w="5200" w:type="dxa"/>
+            <w:tcMar>
+              <w:top w:w="110" w:type="dxa"/>
+              <w:left w:w="120" w:type="dxa"/>
+              <w:bottom w:w="110" w:type="dxa"/>
+              <w:right w:w="120" w:type="dxa"/>
+            </w:tcMar>
+            <w:vAlign w:val="center"/>
+          </w:tcPr>
+          <w:p>
+            <w:pPr>
+              <w:spacing w:after="0" w:line="240" w:lineRule="auto"/>
+              <w:jc w:val="left"/>
             </w:pPr>
             <w:r>
               <w:rPr>
                 <w:rFonts w:ascii="微软雅黑" w:hAnsi="微软雅黑" w:eastAsia="微软雅黑"/>
                 <w:sz w:val="20"/>
               </w:rPr>
-              <w:t>地图建塔点记录。</w:t>
-            </w:r>
-          </w:p>
-        </w:tc>
-        <w:tc>
-          <w:tcPr>
-            <w:tcW w:w="3460" w:type="dxa"/>
-            <w:tcMar>
-              <w:top w:w="120" w:type="dxa"/>
-              <w:left w:w="120" w:type="dxa"/>
-              <w:bottom w:w="120" w:type="dxa"/>
+              <w:t>m_lives &lt;= 0 失败；m_wave &gt;= m_maxWaves 且 hasActiveWave() 为 false 胜利。</w:t>
+            </w:r>
+          </w:p>
+        </w:tc>
+        <w:tc>
+          <w:tcPr>
+            <w:tcW w:w="2360" w:type="dxa"/>
+            <w:tcMar>
+              <w:top w:w="110" w:type="dxa"/>
+              <w:left w:w="120" w:type="dxa"/>
+              <w:bottom w:w="110" w:type="dxa"/>
               <w:right w:w="120" w:type="dxa"/>
             </w:tcMar>
             <w:vAlign w:val="center"/>
@@ -2993,100 +6872,7 @@
                 <w:rFonts w:ascii="微软雅黑" w:hAnsi="微软雅黑" w:eastAsia="微软雅黑"/>
                 <w:sz w:val="20"/>
               </w:rPr>
-              <w:t>position, tower</w:t>
-            </w:r>
-          </w:p>
-        </w:tc>
-      </w:tr>
-      <w:tr>
-        <w:tblPrEx>
-          <w:tblBorders>
-            <w:top w:val="single" w:color="auto" w:sz="4" w:space="0"/>
-            <w:left w:val="single" w:color="auto" w:sz="4" w:space="0"/>
-            <w:bottom w:val="single" w:color="auto" w:sz="4" w:space="0"/>
-            <w:right w:val="single" w:color="auto" w:sz="4" w:space="0"/>
-            <w:insideH w:val="single" w:color="auto" w:sz="4" w:space="0"/>
-            <w:insideV w:val="single" w:color="auto" w:sz="4" w:space="0"/>
-          </w:tblBorders>
-          <w:tblCellMar>
-            <w:top w:w="0" w:type="dxa"/>
-            <w:left w:w="108" w:type="dxa"/>
-            <w:bottom w:w="0" w:type="dxa"/>
-            <w:right w:w="108" w:type="dxa"/>
-          </w:tblCellMar>
-        </w:tblPrEx>
-        <w:tc>
-          <w:tcPr>
-            <w:tcW w:w="1800" w:type="dxa"/>
-            <w:tcMar>
-              <w:top w:w="120" w:type="dxa"/>
-              <w:left w:w="120" w:type="dxa"/>
-              <w:bottom w:w="120" w:type="dxa"/>
-              <w:right w:w="120" w:type="dxa"/>
-            </w:tcMar>
-            <w:vAlign w:val="center"/>
-          </w:tcPr>
-          <w:p>
-            <w:pPr>
-              <w:spacing w:after="0" w:line="240" w:lineRule="auto"/>
-              <w:jc w:val="center"/>
-            </w:pPr>
-            <w:r>
-              <w:rPr>
-                <w:rFonts w:ascii="微软雅黑" w:hAnsi="微软雅黑" w:eastAsia="微软雅黑"/>
-                <w:sz w:val="20"/>
-              </w:rPr>
-              <w:t>MainWindow</w:t>
-            </w:r>
-          </w:p>
-        </w:tc>
-        <w:tc>
-          <w:tcPr>
-            <w:tcW w:w="4100" w:type="dxa"/>
-            <w:tcMar>
-              <w:top w:w="120" w:type="dxa"/>
-              <w:left w:w="120" w:type="dxa"/>
-              <w:bottom w:w="120" w:type="dxa"/>
-              <w:right w:w="120" w:type="dxa"/>
-            </w:tcMar>
-            <w:vAlign w:val="center"/>
-          </w:tcPr>
-          <w:p>
-            <w:pPr>
-              <w:spacing w:after="0" w:line="240" w:lineRule="auto"/>
-              <w:jc w:val="left"/>
-            </w:pPr>
-            <w:r>
-              <w:rPr>
-                <w:rFonts w:ascii="微软雅黑" w:hAnsi="微软雅黑" w:eastAsia="微软雅黑"/>
-                <w:sz w:val="20"/>
-              </w:rPr>
-              <w:t>界面布局、按钮连接和视频层控制。</w:t>
-            </w:r>
-          </w:p>
-        </w:tc>
-        <w:tc>
-          <w:tcPr>
-            <w:tcW w:w="3460" w:type="dxa"/>
-            <w:tcMar>
-              <w:top w:w="120" w:type="dxa"/>
-              <w:left w:w="120" w:type="dxa"/>
-              <w:bottom w:w="120" w:type="dxa"/>
-              <w:right w:w="120" w:type="dxa"/>
-            </w:tcMar>
-            <w:vAlign w:val="center"/>
-          </w:tcPr>
-          <w:p>
-            <w:pPr>
-              <w:spacing w:after="0" w:line="240" w:lineRule="auto"/>
-              <w:jc w:val="left"/>
-            </w:pPr>
-            <w:r>
-              <w:rPr>
-                <w:rFonts w:ascii="微软雅黑" w:hAnsi="微软雅黑" w:eastAsia="微软雅黑"/>
-                <w:sz w:val="20"/>
-              </w:rPr>
-              <w:t>createTowerButton(), updateStats(), playResultVideo()</w:t>
+              <w:t>控制结算视频和统计面板。</w:t>
             </w:r>
           </w:p>
         </w:tc>
@@ -3103,898 +6889,7 @@
           <w:rFonts w:ascii="微软雅黑" w:hAnsi="微软雅黑" w:eastAsia="微软雅黑"/>
           <w:sz w:val="22"/>
         </w:rPr>
-        <w:t>四、主要流程</w:t>
-      </w:r>
-    </w:p>
-    <w:p>
-      <w:pPr>
-        <w:spacing w:after="120" w:line="276" w:lineRule="auto"/>
-      </w:pPr>
-      <w:r>
-        <w:rPr>
-          <w:rFonts w:ascii="微软雅黑" w:hAnsi="微软雅黑" w:eastAsia="微软雅黑"/>
-          <w:sz w:val="22"/>
-        </w:rPr>
-        <w:t>程序启动后 MainWindow 创建 GameScene 并显示地图；玩家选择塔类型并点击建塔点；点击“开始波次”后 GameScene 根据当前波次生成刷怪队列；定时器每 30ms 调用 gameLoop，依次更新敌人、特殊敌人、炮塔和子弹；敌人死亡时发放金币，敌人到达水晶时扣除生命；所有波次清空则胜利，生命值归零则失败。</w:t>
-      </w:r>
-    </w:p>
-    <w:p>
-      <w:pPr>
-        <w:pStyle w:val="16"/>
-        <w:spacing w:after="80"/>
-      </w:pPr>
-      <w:r>
-        <w:rPr>
-          <w:rFonts w:ascii="微软雅黑" w:hAnsi="微软雅黑" w:eastAsia="微软雅黑"/>
-          <w:sz w:val="21"/>
-        </w:rPr>
-        <w:t>初始化阶段：加载地图资源，创建主窗口、右侧栏、视频层和游戏场景。</w:t>
-      </w:r>
-    </w:p>
-    <w:p>
-      <w:pPr>
-        <w:pStyle w:val="16"/>
-        <w:spacing w:after="80"/>
-      </w:pPr>
-      <w:r>
-        <w:rPr>
-          <w:rFonts w:ascii="微软雅黑" w:hAnsi="微软雅黑" w:eastAsia="微软雅黑"/>
-          <w:sz w:val="21"/>
-        </w:rPr>
-        <w:t>操作阶段：玩家通过按钮选择炮塔、建造、升级、释放技能或装备。</w:t>
-      </w:r>
-    </w:p>
-    <w:p>
-      <w:pPr>
-        <w:pStyle w:val="16"/>
-        <w:spacing w:after="80"/>
-      </w:pPr>
-      <w:r>
-        <w:rPr>
-          <w:rFonts w:ascii="微软雅黑" w:hAnsi="微软雅黑" w:eastAsia="微软雅黑"/>
-          <w:sz w:val="21"/>
-        </w:rPr>
-        <w:t>运行阶段：主循环更新所有活动对象，并处理碰撞、死亡、奖励和失败判定。</w:t>
-      </w:r>
-    </w:p>
-    <w:p>
-      <w:pPr>
-        <w:pStyle w:val="16"/>
-        <w:spacing w:after="80"/>
-      </w:pPr>
-      <w:r>
-        <w:rPr>
-          <w:rFonts w:ascii="微软雅黑" w:hAnsi="微软雅黑" w:eastAsia="微软雅黑"/>
-          <w:sz w:val="21"/>
-        </w:rPr>
-        <w:t>结算阶段：停止背景音乐和主循环，播放胜利或失败视频，并显示统计信息。</w:t>
-      </w:r>
-    </w:p>
-    <w:p>
-      <w:pPr>
-        <w:pStyle w:val="3"/>
-        <w:spacing w:before="200" w:after="120"/>
-      </w:pPr>
-      <w:r>
-        <w:rPr>
-          <w:rFonts w:ascii="微软雅黑" w:hAnsi="微软雅黑" w:eastAsia="微软雅黑"/>
-          <w:sz w:val="22"/>
-        </w:rPr>
-        <w:t>五、实现思路与关键设计</w:t>
-      </w:r>
-    </w:p>
-    <w:p>
-      <w:pPr>
-        <w:pStyle w:val="4"/>
-        <w:spacing w:before="200" w:after="120"/>
-      </w:pPr>
-      <w:r>
-        <w:rPr>
-          <w:rFonts w:ascii="微软雅黑" w:hAnsi="微软雅黑" w:eastAsia="微软雅黑"/>
-          <w:sz w:val="22"/>
-        </w:rPr>
-        <w:t>1. 地图与路径设计</w:t>
-      </w:r>
-    </w:p>
-    <w:p>
-      <w:pPr>
-        <w:spacing w:after="120" w:line="276" w:lineRule="auto"/>
-      </w:pPr>
-      <w:r>
-        <w:rPr>
-          <w:rFonts w:ascii="微软雅黑" w:hAnsi="微软雅黑" w:eastAsia="微软雅黑"/>
-          <w:sz w:val="22"/>
-        </w:rPr>
-        <w:t>地图背景通过 resources.qrc 注册为 Qt 资源，GameScene 根据背景坐标配置敌人出生点、蓝色水晶位置、三条路线以及建塔点。敌人沿 QVector&lt;QPointF&gt; 路径逐点移动，使用当前位置到目标点的方向向量计算下一帧位置。</w:t>
-      </w:r>
-    </w:p>
-    <w:p>
-      <w:pPr>
-        <w:pStyle w:val="4"/>
-        <w:spacing w:before="200" w:after="120"/>
-      </w:pPr>
-      <w:r>
-        <w:rPr>
-          <w:rFonts w:ascii="微软雅黑" w:hAnsi="微软雅黑" w:eastAsia="微软雅黑"/>
-          <w:sz w:val="22"/>
-        </w:rPr>
-        <w:t>2. 炮塔攻击与子弹命中</w:t>
-      </w:r>
-    </w:p>
-    <w:p>
-      <w:pPr>
-        <w:spacing w:after="120" w:line="276" w:lineRule="auto"/>
-      </w:pPr>
-      <w:r>
-        <w:rPr>
-          <w:rFonts w:ascii="微软雅黑" w:hAnsi="微软雅黑" w:eastAsia="微软雅黑"/>
-          <w:sz w:val="22"/>
-        </w:rPr>
-        <w:t>炮塔每帧根据冷却时间寻找射程内的有效敌人，满足攻击间隔后创建 Projectile。子弹使用线性移动逼近目标，命中后对敌人施加伤害和附加效果。法师塔可产生范围爆炸，辅助塔可提供减速或增伤路线。</w:t>
-      </w:r>
-    </w:p>
-    <w:p>
-      <w:pPr>
-        <w:pStyle w:val="4"/>
-        <w:spacing w:before="200" w:after="120"/>
-      </w:pPr>
-      <w:r>
-        <w:rPr>
-          <w:rFonts w:ascii="微软雅黑" w:hAnsi="微软雅黑" w:eastAsia="微软雅黑"/>
-          <w:sz w:val="22"/>
-        </w:rPr>
-        <w:t>3. 波次与资源系统</w:t>
-      </w:r>
-    </w:p>
-    <w:p>
-      <w:pPr>
-        <w:spacing w:after="120" w:line="276" w:lineRule="auto"/>
-      </w:pPr>
-      <w:r>
-        <w:rPr>
-          <w:rFonts w:ascii="微软雅黑" w:hAnsi="微软雅黑" w:eastAsia="微软雅黑"/>
-          <w:sz w:val="22"/>
-        </w:rPr>
-        <w:t>每一波按照波次编号生成敌人队列，后期逐步加入牧师、坦克、刺客和 Boss。敌人死亡后奖励金币，玩家用金币建造或升级防御塔，也可以购买装备。生命值、金币和波次通过 Qt 信号同步到右侧栏。</w:t>
-      </w:r>
-    </w:p>
-    <w:p>
-      <w:pPr>
-        <w:pStyle w:val="4"/>
-        <w:spacing w:before="200" w:after="120"/>
-      </w:pPr>
-      <w:r>
-        <w:rPr>
-          <w:rFonts w:ascii="微软雅黑" w:hAnsi="微软雅黑" w:eastAsia="微软雅黑"/>
-          <w:sz w:val="22"/>
-        </w:rPr>
-        <w:t>4. 技能与装备系统</w:t>
-      </w:r>
-    </w:p>
-    <w:p>
-      <w:pPr>
-        <w:spacing w:after="120" w:line="276" w:lineRule="auto"/>
-      </w:pPr>
-      <w:r>
-        <w:rPr>
-          <w:rFonts w:ascii="微软雅黑" w:hAnsi="微软雅黑" w:eastAsia="微软雅黑"/>
-          <w:sz w:val="22"/>
-        </w:rPr>
-        <w:t>右侧栏提供冻结、护盾、加速、水晶护盾、水晶冲击波、时间冻结、战歌和名刀司命等按钮。按钮与 GameScene 槽函数连接，冷却由 QTimer 控制。名刀司命采用 hasMingDao、mingDaoTriggered、gamePaused 等状态变量，触发时暂停主循环并播放保护音频，之后恢复游戏。</w:t>
-      </w:r>
-    </w:p>
-    <w:p>
-      <w:pPr>
-        <w:pStyle w:val="3"/>
-        <w:spacing w:before="200" w:after="120"/>
-      </w:pPr>
-      <w:r>
-        <w:rPr>
-          <w:rFonts w:ascii="微软雅黑" w:hAnsi="微软雅黑" w:eastAsia="微软雅黑"/>
-          <w:sz w:val="22"/>
-        </w:rPr>
-        <w:t>六、关键算法或判定</w:t>
-      </w:r>
-    </w:p>
-    <w:tbl>
-      <w:tblPr>
-        <w:tblStyle w:val="33"/>
-        <w:tblW w:w="9360" w:type="dxa"/>
-        <w:tblInd w:w="0" w:type="dxa"/>
-        <w:tblBorders>
-          <w:top w:val="single" w:color="auto" w:sz="4" w:space="0"/>
-          <w:left w:val="single" w:color="auto" w:sz="4" w:space="0"/>
-          <w:bottom w:val="single" w:color="auto" w:sz="4" w:space="0"/>
-          <w:right w:val="single" w:color="auto" w:sz="4" w:space="0"/>
-          <w:insideH w:val="single" w:color="auto" w:sz="4" w:space="0"/>
-          <w:insideV w:val="single" w:color="auto" w:sz="4" w:space="0"/>
-        </w:tblBorders>
-        <w:tblLayout w:type="fixed"/>
-        <w:tblCellMar>
-          <w:top w:w="0" w:type="dxa"/>
-          <w:left w:w="108" w:type="dxa"/>
-          <w:bottom w:w="0" w:type="dxa"/>
-          <w:right w:w="108" w:type="dxa"/>
-        </w:tblCellMar>
-      </w:tblPr>
-      <w:tblGrid>
-        <w:gridCol w:w="1800"/>
-        <w:gridCol w:w="5300"/>
-        <w:gridCol w:w="2260"/>
-      </w:tblGrid>
-      <w:tr>
-        <w:tblPrEx>
-          <w:tblBorders>
-            <w:top w:val="single" w:color="auto" w:sz="4" w:space="0"/>
-            <w:left w:val="single" w:color="auto" w:sz="4" w:space="0"/>
-            <w:bottom w:val="single" w:color="auto" w:sz="4" w:space="0"/>
-            <w:right w:val="single" w:color="auto" w:sz="4" w:space="0"/>
-            <w:insideH w:val="single" w:color="auto" w:sz="4" w:space="0"/>
-            <w:insideV w:val="single" w:color="auto" w:sz="4" w:space="0"/>
-          </w:tblBorders>
-          <w:tblCellMar>
-            <w:top w:w="0" w:type="dxa"/>
-            <w:left w:w="108" w:type="dxa"/>
-            <w:bottom w:w="0" w:type="dxa"/>
-            <w:right w:w="108" w:type="dxa"/>
-          </w:tblCellMar>
-        </w:tblPrEx>
-        <w:trPr>
-          <w:tblHeader/>
-        </w:trPr>
-        <w:tc>
-          <w:tcPr>
-            <w:tcW w:w="1800" w:type="dxa"/>
-            <w:shd w:val="clear" w:color="auto" w:fill="EAF2F8"/>
-            <w:tcMar>
-              <w:top w:w="120" w:type="dxa"/>
-              <w:left w:w="120" w:type="dxa"/>
-              <w:bottom w:w="120" w:type="dxa"/>
-              <w:right w:w="120" w:type="dxa"/>
-            </w:tcMar>
-            <w:vAlign w:val="center"/>
-          </w:tcPr>
-          <w:p>
-            <w:pPr>
-              <w:spacing w:after="0" w:line="240" w:lineRule="auto"/>
-              <w:jc w:val="center"/>
-            </w:pPr>
-            <w:r>
-              <w:rPr>
-                <w:rFonts w:ascii="微软雅黑" w:hAnsi="微软雅黑" w:eastAsia="微软雅黑"/>
-                <w:b/>
-                <w:sz w:val="21"/>
-              </w:rPr>
-              <w:t>算法/判定</w:t>
-            </w:r>
-          </w:p>
-        </w:tc>
-        <w:tc>
-          <w:tcPr>
-            <w:tcW w:w="5300" w:type="dxa"/>
-            <w:shd w:val="clear" w:color="auto" w:fill="EAF2F8"/>
-            <w:tcMar>
-              <w:top w:w="120" w:type="dxa"/>
-              <w:left w:w="120" w:type="dxa"/>
-              <w:bottom w:w="120" w:type="dxa"/>
-              <w:right w:w="120" w:type="dxa"/>
-            </w:tcMar>
-            <w:vAlign w:val="center"/>
-          </w:tcPr>
-          <w:p>
-            <w:pPr>
-              <w:spacing w:after="0" w:line="240" w:lineRule="auto"/>
-              <w:jc w:val="center"/>
-            </w:pPr>
-            <w:r>
-              <w:rPr>
-                <w:rFonts w:ascii="微软雅黑" w:hAnsi="微软雅黑" w:eastAsia="微软雅黑"/>
-                <w:b/>
-                <w:sz w:val="21"/>
-              </w:rPr>
-              <w:t>实现方法</w:t>
-            </w:r>
-          </w:p>
-        </w:tc>
-        <w:tc>
-          <w:tcPr>
-            <w:tcW w:w="2260" w:type="dxa"/>
-            <w:shd w:val="clear" w:color="auto" w:fill="EAF2F8"/>
-            <w:tcMar>
-              <w:top w:w="120" w:type="dxa"/>
-              <w:left w:w="120" w:type="dxa"/>
-              <w:bottom w:w="120" w:type="dxa"/>
-              <w:right w:w="120" w:type="dxa"/>
-            </w:tcMar>
-            <w:vAlign w:val="center"/>
-          </w:tcPr>
-          <w:p>
-            <w:pPr>
-              <w:spacing w:after="0" w:line="240" w:lineRule="auto"/>
-              <w:jc w:val="center"/>
-            </w:pPr>
-            <w:r>
-              <w:rPr>
-                <w:rFonts w:ascii="微软雅黑" w:hAnsi="微软雅黑" w:eastAsia="微软雅黑"/>
-                <w:b/>
-                <w:sz w:val="21"/>
-              </w:rPr>
-              <w:t>作用</w:t>
-            </w:r>
-          </w:p>
-        </w:tc>
-      </w:tr>
-      <w:tr>
-        <w:tblPrEx>
-          <w:tblBorders>
-            <w:top w:val="single" w:color="auto" w:sz="4" w:space="0"/>
-            <w:left w:val="single" w:color="auto" w:sz="4" w:space="0"/>
-            <w:bottom w:val="single" w:color="auto" w:sz="4" w:space="0"/>
-            <w:right w:val="single" w:color="auto" w:sz="4" w:space="0"/>
-            <w:insideH w:val="single" w:color="auto" w:sz="4" w:space="0"/>
-            <w:insideV w:val="single" w:color="auto" w:sz="4" w:space="0"/>
-          </w:tblBorders>
-          <w:tblCellMar>
-            <w:top w:w="0" w:type="dxa"/>
-            <w:left w:w="108" w:type="dxa"/>
-            <w:bottom w:w="0" w:type="dxa"/>
-            <w:right w:w="108" w:type="dxa"/>
-          </w:tblCellMar>
-        </w:tblPrEx>
-        <w:tc>
-          <w:tcPr>
-            <w:tcW w:w="1800" w:type="dxa"/>
-            <w:tcMar>
-              <w:top w:w="120" w:type="dxa"/>
-              <w:left w:w="120" w:type="dxa"/>
-              <w:bottom w:w="120" w:type="dxa"/>
-              <w:right w:w="120" w:type="dxa"/>
-            </w:tcMar>
-            <w:vAlign w:val="center"/>
-          </w:tcPr>
-          <w:p>
-            <w:pPr>
-              <w:spacing w:after="0" w:line="240" w:lineRule="auto"/>
-              <w:jc w:val="center"/>
-            </w:pPr>
-            <w:r>
-              <w:rPr>
-                <w:rFonts w:ascii="微软雅黑" w:hAnsi="微软雅黑" w:eastAsia="微软雅黑"/>
-                <w:sz w:val="20"/>
-              </w:rPr>
-              <w:t>路径移动</w:t>
-            </w:r>
-          </w:p>
-        </w:tc>
-        <w:tc>
-          <w:tcPr>
-            <w:tcW w:w="5300" w:type="dxa"/>
-            <w:tcMar>
-              <w:top w:w="120" w:type="dxa"/>
-              <w:left w:w="120" w:type="dxa"/>
-              <w:bottom w:w="120" w:type="dxa"/>
-              <w:right w:w="120" w:type="dxa"/>
-            </w:tcMar>
-            <w:vAlign w:val="center"/>
-          </w:tcPr>
-          <w:p>
-            <w:pPr>
-              <w:spacing w:after="0" w:line="240" w:lineRule="auto"/>
-              <w:jc w:val="left"/>
-            </w:pPr>
-            <w:r>
-              <w:rPr>
-                <w:rFonts w:ascii="微软雅黑" w:hAnsi="微软雅黑" w:eastAsia="微软雅黑"/>
-                <w:sz w:val="20"/>
-              </w:rPr>
-              <w:t>计算敌人与当前路径点的 QLineF 距离，按速度与 dt 推进位置。</w:t>
-            </w:r>
-          </w:p>
-        </w:tc>
-        <w:tc>
-          <w:tcPr>
-            <w:tcW w:w="2260" w:type="dxa"/>
-            <w:tcMar>
-              <w:top w:w="120" w:type="dxa"/>
-              <w:left w:w="120" w:type="dxa"/>
-              <w:bottom w:w="120" w:type="dxa"/>
-              <w:right w:w="120" w:type="dxa"/>
-            </w:tcMar>
-            <w:vAlign w:val="center"/>
-          </w:tcPr>
-          <w:p>
-            <w:pPr>
-              <w:spacing w:after="0" w:line="240" w:lineRule="auto"/>
-              <w:jc w:val="left"/>
-            </w:pPr>
-            <w:r>
-              <w:rPr>
-                <w:rFonts w:ascii="微软雅黑" w:hAnsi="微软雅黑" w:eastAsia="微软雅黑"/>
-                <w:sz w:val="20"/>
-              </w:rPr>
-              <w:t>保证敌人沿预设路线运动。</w:t>
-            </w:r>
-          </w:p>
-        </w:tc>
-      </w:tr>
-      <w:tr>
-        <w:tblPrEx>
-          <w:tblBorders>
-            <w:top w:val="single" w:color="auto" w:sz="4" w:space="0"/>
-            <w:left w:val="single" w:color="auto" w:sz="4" w:space="0"/>
-            <w:bottom w:val="single" w:color="auto" w:sz="4" w:space="0"/>
-            <w:right w:val="single" w:color="auto" w:sz="4" w:space="0"/>
-            <w:insideH w:val="single" w:color="auto" w:sz="4" w:space="0"/>
-            <w:insideV w:val="single" w:color="auto" w:sz="4" w:space="0"/>
-          </w:tblBorders>
-          <w:tblCellMar>
-            <w:top w:w="0" w:type="dxa"/>
-            <w:left w:w="108" w:type="dxa"/>
-            <w:bottom w:w="0" w:type="dxa"/>
-            <w:right w:w="108" w:type="dxa"/>
-          </w:tblCellMar>
-        </w:tblPrEx>
-        <w:tc>
-          <w:tcPr>
-            <w:tcW w:w="1800" w:type="dxa"/>
-            <w:tcMar>
-              <w:top w:w="120" w:type="dxa"/>
-              <w:left w:w="120" w:type="dxa"/>
-              <w:bottom w:w="120" w:type="dxa"/>
-              <w:right w:w="120" w:type="dxa"/>
-            </w:tcMar>
-            <w:vAlign w:val="center"/>
-          </w:tcPr>
-          <w:p>
-            <w:pPr>
-              <w:spacing w:after="0" w:line="240" w:lineRule="auto"/>
-              <w:jc w:val="center"/>
-            </w:pPr>
-            <w:r>
-              <w:rPr>
-                <w:rFonts w:ascii="微软雅黑" w:hAnsi="微软雅黑" w:eastAsia="微软雅黑"/>
-                <w:sz w:val="20"/>
-              </w:rPr>
-              <w:t>射程检测</w:t>
-            </w:r>
-          </w:p>
-        </w:tc>
-        <w:tc>
-          <w:tcPr>
-            <w:tcW w:w="5300" w:type="dxa"/>
-            <w:tcMar>
-              <w:top w:w="120" w:type="dxa"/>
-              <w:left w:w="120" w:type="dxa"/>
-              <w:bottom w:w="120" w:type="dxa"/>
-              <w:right w:w="120" w:type="dxa"/>
-            </w:tcMar>
-            <w:vAlign w:val="center"/>
-          </w:tcPr>
-          <w:p>
-            <w:pPr>
-              <w:spacing w:after="0" w:line="240" w:lineRule="auto"/>
-              <w:jc w:val="left"/>
-            </w:pPr>
-            <w:r>
-              <w:rPr>
-                <w:rFonts w:ascii="微软雅黑" w:hAnsi="微软雅黑" w:eastAsia="微软雅黑"/>
-                <w:sz w:val="20"/>
-              </w:rPr>
-              <w:t>使用 QLineF(center, enemy-&gt;pos()).length() &lt;= range。</w:t>
-            </w:r>
-          </w:p>
-        </w:tc>
-        <w:tc>
-          <w:tcPr>
-            <w:tcW w:w="2260" w:type="dxa"/>
-            <w:tcMar>
-              <w:top w:w="120" w:type="dxa"/>
-              <w:left w:w="120" w:type="dxa"/>
-              <w:bottom w:w="120" w:type="dxa"/>
-              <w:right w:w="120" w:type="dxa"/>
-            </w:tcMar>
-            <w:vAlign w:val="center"/>
-          </w:tcPr>
-          <w:p>
-            <w:pPr>
-              <w:spacing w:after="0" w:line="240" w:lineRule="auto"/>
-              <w:jc w:val="left"/>
-            </w:pPr>
-            <w:r>
-              <w:rPr>
-                <w:rFonts w:ascii="微软雅黑" w:hAnsi="微软雅黑" w:eastAsia="微软雅黑"/>
-                <w:sz w:val="20"/>
-              </w:rPr>
-              <w:t>判断炮塔能否攻击敌人。</w:t>
-            </w:r>
-          </w:p>
-        </w:tc>
-      </w:tr>
-      <w:tr>
-        <w:tblPrEx>
-          <w:tblBorders>
-            <w:top w:val="single" w:color="auto" w:sz="4" w:space="0"/>
-            <w:left w:val="single" w:color="auto" w:sz="4" w:space="0"/>
-            <w:bottom w:val="single" w:color="auto" w:sz="4" w:space="0"/>
-            <w:right w:val="single" w:color="auto" w:sz="4" w:space="0"/>
-            <w:insideH w:val="single" w:color="auto" w:sz="4" w:space="0"/>
-            <w:insideV w:val="single" w:color="auto" w:sz="4" w:space="0"/>
-          </w:tblBorders>
-          <w:tblCellMar>
-            <w:top w:w="0" w:type="dxa"/>
-            <w:left w:w="108" w:type="dxa"/>
-            <w:bottom w:w="0" w:type="dxa"/>
-            <w:right w:w="108" w:type="dxa"/>
-          </w:tblCellMar>
-        </w:tblPrEx>
-        <w:tc>
-          <w:tcPr>
-            <w:tcW w:w="1800" w:type="dxa"/>
-            <w:tcMar>
-              <w:top w:w="120" w:type="dxa"/>
-              <w:left w:w="120" w:type="dxa"/>
-              <w:bottom w:w="120" w:type="dxa"/>
-              <w:right w:w="120" w:type="dxa"/>
-            </w:tcMar>
-            <w:vAlign w:val="center"/>
-          </w:tcPr>
-          <w:p>
-            <w:pPr>
-              <w:spacing w:after="0" w:line="240" w:lineRule="auto"/>
-              <w:jc w:val="center"/>
-            </w:pPr>
-            <w:r>
-              <w:rPr>
-                <w:rFonts w:ascii="微软雅黑" w:hAnsi="微软雅黑" w:eastAsia="微软雅黑"/>
-                <w:sz w:val="20"/>
-              </w:rPr>
-              <w:t>子弹命中</w:t>
-            </w:r>
-          </w:p>
-        </w:tc>
-        <w:tc>
-          <w:tcPr>
-            <w:tcW w:w="5300" w:type="dxa"/>
-            <w:tcMar>
-              <w:top w:w="120" w:type="dxa"/>
-              <w:left w:w="120" w:type="dxa"/>
-              <w:bottom w:w="120" w:type="dxa"/>
-              <w:right w:w="120" w:type="dxa"/>
-            </w:tcMar>
-            <w:vAlign w:val="center"/>
-          </w:tcPr>
-          <w:p>
-            <w:pPr>
-              <w:spacing w:after="0" w:line="240" w:lineRule="auto"/>
-              <w:jc w:val="left"/>
-            </w:pPr>
-            <w:r>
-              <w:rPr>
-                <w:rFonts w:ascii="微软雅黑" w:hAnsi="微软雅黑" w:eastAsia="微软雅黑"/>
-                <w:sz w:val="20"/>
-              </w:rPr>
-              <w:t>子弹靠近目标到一定距离后结束并施加伤害。</w:t>
-            </w:r>
-          </w:p>
-        </w:tc>
-        <w:tc>
-          <w:tcPr>
-            <w:tcW w:w="2260" w:type="dxa"/>
-            <w:tcMar>
-              <w:top w:w="120" w:type="dxa"/>
-              <w:left w:w="120" w:type="dxa"/>
-              <w:bottom w:w="120" w:type="dxa"/>
-              <w:right w:w="120" w:type="dxa"/>
-            </w:tcMar>
-            <w:vAlign w:val="center"/>
-          </w:tcPr>
-          <w:p>
-            <w:pPr>
-              <w:spacing w:after="0" w:line="240" w:lineRule="auto"/>
-              <w:jc w:val="left"/>
-            </w:pPr>
-            <w:r>
-              <w:rPr>
-                <w:rFonts w:ascii="微软雅黑" w:hAnsi="微软雅黑" w:eastAsia="微软雅黑"/>
-                <w:sz w:val="20"/>
-              </w:rPr>
-              <w:t>实现攻击反馈与状态效果。</w:t>
-            </w:r>
-          </w:p>
-        </w:tc>
-      </w:tr>
-      <w:tr>
-        <w:tblPrEx>
-          <w:tblBorders>
-            <w:top w:val="single" w:color="auto" w:sz="4" w:space="0"/>
-            <w:left w:val="single" w:color="auto" w:sz="4" w:space="0"/>
-            <w:bottom w:val="single" w:color="auto" w:sz="4" w:space="0"/>
-            <w:right w:val="single" w:color="auto" w:sz="4" w:space="0"/>
-            <w:insideH w:val="single" w:color="auto" w:sz="4" w:space="0"/>
-            <w:insideV w:val="single" w:color="auto" w:sz="4" w:space="0"/>
-          </w:tblBorders>
-          <w:tblCellMar>
-            <w:top w:w="0" w:type="dxa"/>
-            <w:left w:w="108" w:type="dxa"/>
-            <w:bottom w:w="0" w:type="dxa"/>
-            <w:right w:w="108" w:type="dxa"/>
-          </w:tblCellMar>
-        </w:tblPrEx>
-        <w:tc>
-          <w:tcPr>
-            <w:tcW w:w="1800" w:type="dxa"/>
-            <w:tcMar>
-              <w:top w:w="120" w:type="dxa"/>
-              <w:left w:w="120" w:type="dxa"/>
-              <w:bottom w:w="120" w:type="dxa"/>
-              <w:right w:w="120" w:type="dxa"/>
-            </w:tcMar>
-            <w:vAlign w:val="center"/>
-          </w:tcPr>
-          <w:p>
-            <w:pPr>
-              <w:spacing w:after="0" w:line="240" w:lineRule="auto"/>
-              <w:jc w:val="center"/>
-            </w:pPr>
-            <w:r>
-              <w:rPr>
-                <w:rFonts w:ascii="微软雅黑" w:hAnsi="微软雅黑" w:eastAsia="微软雅黑"/>
-                <w:sz w:val="20"/>
-              </w:rPr>
-              <w:t>波次生成</w:t>
-            </w:r>
-          </w:p>
-        </w:tc>
-        <w:tc>
-          <w:tcPr>
-            <w:tcW w:w="5300" w:type="dxa"/>
-            <w:tcMar>
-              <w:top w:w="120" w:type="dxa"/>
-              <w:left w:w="120" w:type="dxa"/>
-              <w:bottom w:w="120" w:type="dxa"/>
-              <w:right w:w="120" w:type="dxa"/>
-            </w:tcMar>
-            <w:vAlign w:val="center"/>
-          </w:tcPr>
-          <w:p>
-            <w:pPr>
-              <w:spacing w:after="0" w:line="240" w:lineRule="auto"/>
-              <w:jc w:val="left"/>
-            </w:pPr>
-            <w:r>
-              <w:rPr>
-                <w:rFonts w:ascii="微软雅黑" w:hAnsi="微软雅黑" w:eastAsia="微软雅黑"/>
-                <w:sz w:val="20"/>
-              </w:rPr>
-              <w:t>根据当前 m_wave 追加不同 EnemyType 到 m_spawnQueue。</w:t>
-            </w:r>
-          </w:p>
-        </w:tc>
-        <w:tc>
-          <w:tcPr>
-            <w:tcW w:w="2260" w:type="dxa"/>
-            <w:tcMar>
-              <w:top w:w="120" w:type="dxa"/>
-              <w:left w:w="120" w:type="dxa"/>
-              <w:bottom w:w="120" w:type="dxa"/>
-              <w:right w:w="120" w:type="dxa"/>
-            </w:tcMar>
-            <w:vAlign w:val="center"/>
-          </w:tcPr>
-          <w:p>
-            <w:pPr>
-              <w:spacing w:after="0" w:line="240" w:lineRule="auto"/>
-              <w:jc w:val="center"/>
-            </w:pPr>
-            <w:r>
-              <w:rPr>
-                <w:rFonts w:ascii="微软雅黑" w:hAnsi="微软雅黑" w:eastAsia="微软雅黑"/>
-                <w:sz w:val="20"/>
-              </w:rPr>
-              <w:t>让游戏难度逐步提升。</w:t>
-            </w:r>
-          </w:p>
-        </w:tc>
-      </w:tr>
-      <w:tr>
-        <w:tblPrEx>
-          <w:tblBorders>
-            <w:top w:val="single" w:color="auto" w:sz="4" w:space="0"/>
-            <w:left w:val="single" w:color="auto" w:sz="4" w:space="0"/>
-            <w:bottom w:val="single" w:color="auto" w:sz="4" w:space="0"/>
-            <w:right w:val="single" w:color="auto" w:sz="4" w:space="0"/>
-            <w:insideH w:val="single" w:color="auto" w:sz="4" w:space="0"/>
-            <w:insideV w:val="single" w:color="auto" w:sz="4" w:space="0"/>
-          </w:tblBorders>
-          <w:tblCellMar>
-            <w:top w:w="0" w:type="dxa"/>
-            <w:left w:w="108" w:type="dxa"/>
-            <w:bottom w:w="0" w:type="dxa"/>
-            <w:right w:w="108" w:type="dxa"/>
-          </w:tblCellMar>
-        </w:tblPrEx>
-        <w:tc>
-          <w:tcPr>
-            <w:tcW w:w="1800" w:type="dxa"/>
-            <w:tcMar>
-              <w:top w:w="120" w:type="dxa"/>
-              <w:left w:w="120" w:type="dxa"/>
-              <w:bottom w:w="120" w:type="dxa"/>
-              <w:right w:w="120" w:type="dxa"/>
-            </w:tcMar>
-            <w:vAlign w:val="center"/>
-          </w:tcPr>
-          <w:p>
-            <w:pPr>
-              <w:spacing w:after="0" w:line="240" w:lineRule="auto"/>
-              <w:jc w:val="center"/>
-            </w:pPr>
-            <w:r>
-              <w:rPr>
-                <w:rFonts w:ascii="微软雅黑" w:hAnsi="微软雅黑" w:eastAsia="微软雅黑"/>
-                <w:sz w:val="20"/>
-              </w:rPr>
-              <w:t>名刀司命</w:t>
-            </w:r>
-          </w:p>
-        </w:tc>
-        <w:tc>
-          <w:tcPr>
-            <w:tcW w:w="5300" w:type="dxa"/>
-            <w:tcMar>
-              <w:top w:w="120" w:type="dxa"/>
-              <w:left w:w="120" w:type="dxa"/>
-              <w:bottom w:w="120" w:type="dxa"/>
-              <w:right w:w="120" w:type="dxa"/>
-            </w:tcMar>
-            <w:vAlign w:val="center"/>
-          </w:tcPr>
-          <w:p>
-            <w:pPr>
-              <w:spacing w:after="0" w:line="240" w:lineRule="auto"/>
-              <w:jc w:val="left"/>
-            </w:pPr>
-            <w:r>
-              <w:rPr>
-                <w:rFonts w:ascii="微软雅黑" w:hAnsi="微软雅黑" w:eastAsia="微软雅黑"/>
-                <w:sz w:val="20"/>
-              </w:rPr>
-              <w:t>水晶生命为 1 且 hasMingDao 为真时触发，暂停 m_timer，音频结束后恢复。</w:t>
-            </w:r>
-          </w:p>
-        </w:tc>
-        <w:tc>
-          <w:tcPr>
-            <w:tcW w:w="2260" w:type="dxa"/>
-            <w:tcMar>
-              <w:top w:w="120" w:type="dxa"/>
-              <w:left w:w="120" w:type="dxa"/>
-              <w:bottom w:w="120" w:type="dxa"/>
-              <w:right w:w="120" w:type="dxa"/>
-            </w:tcMar>
-            <w:vAlign w:val="center"/>
-          </w:tcPr>
-          <w:p>
-            <w:pPr>
-              <w:spacing w:after="0" w:line="240" w:lineRule="auto"/>
-              <w:jc w:val="left"/>
-            </w:pPr>
-            <w:r>
-              <w:rPr>
-                <w:rFonts w:ascii="微软雅黑" w:hAnsi="微软雅黑" w:eastAsia="微软雅黑"/>
-                <w:sz w:val="20"/>
-              </w:rPr>
-              <w:t>提供一次致命伤害保护。</w:t>
-            </w:r>
-          </w:p>
-        </w:tc>
-      </w:tr>
-      <w:tr>
-        <w:tblPrEx>
-          <w:tblBorders>
-            <w:top w:val="single" w:color="auto" w:sz="4" w:space="0"/>
-            <w:left w:val="single" w:color="auto" w:sz="4" w:space="0"/>
-            <w:bottom w:val="single" w:color="auto" w:sz="4" w:space="0"/>
-            <w:right w:val="single" w:color="auto" w:sz="4" w:space="0"/>
-            <w:insideH w:val="single" w:color="auto" w:sz="4" w:space="0"/>
-            <w:insideV w:val="single" w:color="auto" w:sz="4" w:space="0"/>
-          </w:tblBorders>
-          <w:tblCellMar>
-            <w:top w:w="0" w:type="dxa"/>
-            <w:left w:w="108" w:type="dxa"/>
-            <w:bottom w:w="0" w:type="dxa"/>
-            <w:right w:w="108" w:type="dxa"/>
-          </w:tblCellMar>
-        </w:tblPrEx>
-        <w:tc>
-          <w:tcPr>
-            <w:tcW w:w="1800" w:type="dxa"/>
-            <w:tcMar>
-              <w:top w:w="120" w:type="dxa"/>
-              <w:left w:w="120" w:type="dxa"/>
-              <w:bottom w:w="120" w:type="dxa"/>
-              <w:right w:w="120" w:type="dxa"/>
-            </w:tcMar>
-            <w:vAlign w:val="center"/>
-          </w:tcPr>
-          <w:p>
-            <w:pPr>
-              <w:spacing w:after="0" w:line="240" w:lineRule="auto"/>
-              <w:jc w:val="center"/>
-            </w:pPr>
-            <w:r>
-              <w:rPr>
-                <w:rFonts w:ascii="微软雅黑" w:hAnsi="微软雅黑" w:eastAsia="微软雅黑"/>
-                <w:sz w:val="20"/>
-              </w:rPr>
-              <w:t>胜负判定</w:t>
-            </w:r>
-          </w:p>
-        </w:tc>
-        <w:tc>
-          <w:tcPr>
-            <w:tcW w:w="5300" w:type="dxa"/>
-            <w:tcMar>
-              <w:top w:w="120" w:type="dxa"/>
-              <w:left w:w="120" w:type="dxa"/>
-              <w:bottom w:w="120" w:type="dxa"/>
-              <w:right w:w="120" w:type="dxa"/>
-            </w:tcMar>
-            <w:vAlign w:val="center"/>
-          </w:tcPr>
-          <w:p>
-            <w:pPr>
-              <w:spacing w:after="0" w:line="240" w:lineRule="auto"/>
-              <w:jc w:val="left"/>
-            </w:pPr>
-            <w:r>
-              <w:rPr>
-                <w:rFonts w:ascii="微软雅黑" w:hAnsi="微软雅黑" w:eastAsia="微软雅黑"/>
-                <w:sz w:val="20"/>
-              </w:rPr>
-              <w:t>生命值 &lt;= 0 失败；最大波次清空且无活动对象胜利。</w:t>
-            </w:r>
-          </w:p>
-        </w:tc>
-        <w:tc>
-          <w:tcPr>
-            <w:tcW w:w="2260" w:type="dxa"/>
-            <w:tcMar>
-              <w:top w:w="120" w:type="dxa"/>
-              <w:left w:w="120" w:type="dxa"/>
-              <w:bottom w:w="120" w:type="dxa"/>
-              <w:right w:w="120" w:type="dxa"/>
-            </w:tcMar>
-            <w:vAlign w:val="center"/>
-          </w:tcPr>
-          <w:p>
-            <w:pPr>
-              <w:spacing w:after="0" w:line="240" w:lineRule="auto"/>
-              <w:jc w:val="center"/>
-            </w:pPr>
-            <w:r>
-              <w:rPr>
-                <w:rFonts w:ascii="微软雅黑" w:hAnsi="微软雅黑" w:eastAsia="微软雅黑"/>
-                <w:sz w:val="20"/>
-              </w:rPr>
-              <w:t>控制游戏结算。</w:t>
-            </w:r>
-          </w:p>
-        </w:tc>
-      </w:tr>
-    </w:tbl>
-    <w:p/>
-    <w:p>
-      <w:pPr>
-        <w:pStyle w:val="3"/>
-        <w:spacing w:before="200" w:after="120"/>
-      </w:pPr>
-      <w:r>
-        <w:rPr>
-          <w:rFonts w:ascii="微软雅黑" w:hAnsi="微软雅黑" w:eastAsia="微软雅黑"/>
-          <w:sz w:val="22"/>
-        </w:rPr>
-        <w:t>七、测试与验证</w:t>
+        <w:t>八、测试与验证</w:t>
       </w:r>
     </w:p>
     <w:p>
@@ -4032,10 +6927,10 @@
       </w:tblPr>
       <w:tblGrid>
         <w:gridCol w:w="800"/>
-        <w:gridCol w:w="1900"/>
-        <w:gridCol w:w="2500"/>
-        <w:gridCol w:w="2880"/>
-        <w:gridCol w:w="1280"/>
+        <w:gridCol w:w="1700"/>
+        <w:gridCol w:w="2450"/>
+        <w:gridCol w:w="3000"/>
+        <w:gridCol w:w="1410"/>
       </w:tblGrid>
       <w:tr>
         <w:tblPrEx>
@@ -4062,9 +6957,9 @@
             <w:tcW w:w="800" w:type="dxa"/>
             <w:shd w:val="clear" w:color="auto" w:fill="EAF2F8"/>
             <w:tcMar>
-              <w:top w:w="120" w:type="dxa"/>
-              <w:left w:w="120" w:type="dxa"/>
-              <w:bottom w:w="120" w:type="dxa"/>
+              <w:top w:w="110" w:type="dxa"/>
+              <w:left w:w="120" w:type="dxa"/>
+              <w:bottom w:w="110" w:type="dxa"/>
               <w:right w:w="120" w:type="dxa"/>
             </w:tcMar>
             <w:vAlign w:val="center"/>
@@ -4078,7 +6973,7 @@
               <w:rPr>
                 <w:rFonts w:ascii="微软雅黑" w:hAnsi="微软雅黑" w:eastAsia="微软雅黑"/>
                 <w:b/>
-                <w:sz w:val="21"/>
+                <w:sz w:val="19"/>
               </w:rPr>
               <w:t>编号</w:t>
             </w:r>
@@ -4086,12 +6981,12 @@
         </w:tc>
         <w:tc>
           <w:tcPr>
-            <w:tcW w:w="1900" w:type="dxa"/>
+            <w:tcW w:w="1700" w:type="dxa"/>
             <w:shd w:val="clear" w:color="auto" w:fill="EAF2F8"/>
             <w:tcMar>
-              <w:top w:w="120" w:type="dxa"/>
-              <w:left w:w="120" w:type="dxa"/>
-              <w:bottom w:w="120" w:type="dxa"/>
+              <w:top w:w="110" w:type="dxa"/>
+              <w:left w:w="120" w:type="dxa"/>
+              <w:bottom w:w="110" w:type="dxa"/>
               <w:right w:w="120" w:type="dxa"/>
             </w:tcMar>
             <w:vAlign w:val="center"/>
@@ -4105,7 +7000,7 @@
               <w:rPr>
                 <w:rFonts w:ascii="微软雅黑" w:hAnsi="微软雅黑" w:eastAsia="微软雅黑"/>
                 <w:b/>
-                <w:sz w:val="21"/>
+                <w:sz w:val="19"/>
               </w:rPr>
               <w:t>测试内容</w:t>
             </w:r>
@@ -4113,12 +7008,12 @@
         </w:tc>
         <w:tc>
           <w:tcPr>
-            <w:tcW w:w="2500" w:type="dxa"/>
+            <w:tcW w:w="2450" w:type="dxa"/>
             <w:shd w:val="clear" w:color="auto" w:fill="EAF2F8"/>
             <w:tcMar>
-              <w:top w:w="120" w:type="dxa"/>
-              <w:left w:w="120" w:type="dxa"/>
-              <w:bottom w:w="120" w:type="dxa"/>
+              <w:top w:w="110" w:type="dxa"/>
+              <w:left w:w="120" w:type="dxa"/>
+              <w:bottom w:w="110" w:type="dxa"/>
               <w:right w:w="120" w:type="dxa"/>
             </w:tcMar>
             <w:vAlign w:val="center"/>
@@ -4132,7 +7027,7 @@
               <w:rPr>
                 <w:rFonts w:ascii="微软雅黑" w:hAnsi="微软雅黑" w:eastAsia="微软雅黑"/>
                 <w:b/>
-                <w:sz w:val="21"/>
+                <w:sz w:val="19"/>
               </w:rPr>
               <w:t>输入/操作</w:t>
             </w:r>
@@ -4140,12 +7035,12 @@
         </w:tc>
         <w:tc>
           <w:tcPr>
-            <w:tcW w:w="2880" w:type="dxa"/>
+            <w:tcW w:w="3000" w:type="dxa"/>
             <w:shd w:val="clear" w:color="auto" w:fill="EAF2F8"/>
             <w:tcMar>
-              <w:top w:w="120" w:type="dxa"/>
-              <w:left w:w="120" w:type="dxa"/>
-              <w:bottom w:w="120" w:type="dxa"/>
+              <w:top w:w="110" w:type="dxa"/>
+              <w:left w:w="120" w:type="dxa"/>
+              <w:bottom w:w="110" w:type="dxa"/>
               <w:right w:w="120" w:type="dxa"/>
             </w:tcMar>
             <w:vAlign w:val="center"/>
@@ -4159,7 +7054,7 @@
               <w:rPr>
                 <w:rFonts w:ascii="微软雅黑" w:hAnsi="微软雅黑" w:eastAsia="微软雅黑"/>
                 <w:b/>
-                <w:sz w:val="21"/>
+                <w:sz w:val="19"/>
               </w:rPr>
               <w:t>预期结果</w:t>
             </w:r>
@@ -4167,12 +7062,12 @@
         </w:tc>
         <w:tc>
           <w:tcPr>
-            <w:tcW w:w="1280" w:type="dxa"/>
+            <w:tcW w:w="1410" w:type="dxa"/>
             <w:shd w:val="clear" w:color="auto" w:fill="EAF2F8"/>
             <w:tcMar>
-              <w:top w:w="120" w:type="dxa"/>
-              <w:left w:w="120" w:type="dxa"/>
-              <w:bottom w:w="120" w:type="dxa"/>
+              <w:top w:w="110" w:type="dxa"/>
+              <w:left w:w="120" w:type="dxa"/>
+              <w:bottom w:w="110" w:type="dxa"/>
               <w:right w:w="120" w:type="dxa"/>
             </w:tcMar>
             <w:vAlign w:val="center"/>
@@ -4186,7 +7081,7 @@
               <w:rPr>
                 <w:rFonts w:ascii="微软雅黑" w:hAnsi="微软雅黑" w:eastAsia="微软雅黑"/>
                 <w:b/>
-                <w:sz w:val="21"/>
+                <w:sz w:val="19"/>
               </w:rPr>
               <w:t>测试结果</w:t>
             </w:r>
@@ -4214,9 +7109,9 @@
           <w:tcPr>
             <w:tcW w:w="800" w:type="dxa"/>
             <w:tcMar>
-              <w:top w:w="120" w:type="dxa"/>
-              <w:left w:w="120" w:type="dxa"/>
-              <w:bottom w:w="120" w:type="dxa"/>
+              <w:top w:w="110" w:type="dxa"/>
+              <w:left w:w="120" w:type="dxa"/>
+              <w:bottom w:w="110" w:type="dxa"/>
               <w:right w:w="120" w:type="dxa"/>
             </w:tcMar>
             <w:vAlign w:val="center"/>
@@ -4229,7 +7124,7 @@
             <w:r>
               <w:rPr>
                 <w:rFonts w:ascii="微软雅黑" w:hAnsi="微软雅黑" w:eastAsia="微软雅黑"/>
-                <w:sz w:val="20"/>
+                <w:sz w:val="18"/>
               </w:rPr>
               <w:t>T01</w:t>
             </w:r>
@@ -4237,11 +7132,11 @@
         </w:tc>
         <w:tc>
           <w:tcPr>
-            <w:tcW w:w="1900" w:type="dxa"/>
-            <w:tcMar>
-              <w:top w:w="120" w:type="dxa"/>
-              <w:left w:w="120" w:type="dxa"/>
-              <w:bottom w:w="120" w:type="dxa"/>
+            <w:tcW w:w="1700" w:type="dxa"/>
+            <w:tcMar>
+              <w:top w:w="110" w:type="dxa"/>
+              <w:left w:w="120" w:type="dxa"/>
+              <w:bottom w:w="110" w:type="dxa"/>
               <w:right w:w="120" w:type="dxa"/>
             </w:tcMar>
             <w:vAlign w:val="center"/>
@@ -4254,7 +7149,7 @@
             <w:r>
               <w:rPr>
                 <w:rFonts w:ascii="微软雅黑" w:hAnsi="微软雅黑" w:eastAsia="微软雅黑"/>
-                <w:sz w:val="20"/>
+                <w:sz w:val="18"/>
               </w:rPr>
               <w:t>项目编译</w:t>
             </w:r>
@@ -4262,11 +7157,11 @@
         </w:tc>
         <w:tc>
           <w:tcPr>
-            <w:tcW w:w="2500" w:type="dxa"/>
-            <w:tcMar>
-              <w:top w:w="120" w:type="dxa"/>
-              <w:left w:w="120" w:type="dxa"/>
-              <w:bottom w:w="120" w:type="dxa"/>
+            <w:tcW w:w="2450" w:type="dxa"/>
+            <w:tcMar>
+              <w:top w:w="110" w:type="dxa"/>
+              <w:left w:w="120" w:type="dxa"/>
+              <w:bottom w:w="110" w:type="dxa"/>
               <w:right w:w="120" w:type="dxa"/>
             </w:tcMar>
             <w:vAlign w:val="center"/>
@@ -4279,7 +7174,7 @@
             <w:r>
               <w:rPr>
                 <w:rFonts w:ascii="微软雅黑" w:hAnsi="微软雅黑" w:eastAsia="微软雅黑"/>
-                <w:sz w:val="20"/>
+                <w:sz w:val="18"/>
               </w:rPr>
               <w:t>运行 qmake 与 mingw32-make Debug。</w:t>
             </w:r>
@@ -4287,11 +7182,11 @@
         </w:tc>
         <w:tc>
           <w:tcPr>
-            <w:tcW w:w="2880" w:type="dxa"/>
-            <w:tcMar>
-              <w:top w:w="120" w:type="dxa"/>
-              <w:left w:w="120" w:type="dxa"/>
-              <w:bottom w:w="120" w:type="dxa"/>
+            <w:tcW w:w="3000" w:type="dxa"/>
+            <w:tcMar>
+              <w:top w:w="110" w:type="dxa"/>
+              <w:left w:w="120" w:type="dxa"/>
+              <w:bottom w:w="110" w:type="dxa"/>
               <w:right w:w="120" w:type="dxa"/>
             </w:tcMar>
             <w:vAlign w:val="center"/>
@@ -4304,7 +7199,7 @@
             <w:r>
               <w:rPr>
                 <w:rFonts w:ascii="微软雅黑" w:hAnsi="微软雅黑" w:eastAsia="微软雅黑"/>
-                <w:sz w:val="20"/>
+                <w:sz w:val="18"/>
               </w:rPr>
               <w:t>无编译错误并生成 ValleyGuardianTD.exe。</w:t>
             </w:r>
@@ -4312,11 +7207,11 @@
         </w:tc>
         <w:tc>
           <w:tcPr>
-            <w:tcW w:w="1280" w:type="dxa"/>
-            <w:tcMar>
-              <w:top w:w="120" w:type="dxa"/>
-              <w:left w:w="120" w:type="dxa"/>
-              <w:bottom w:w="120" w:type="dxa"/>
+            <w:tcW w:w="1410" w:type="dxa"/>
+            <w:tcMar>
+              <w:top w:w="110" w:type="dxa"/>
+              <w:left w:w="120" w:type="dxa"/>
+              <w:bottom w:w="110" w:type="dxa"/>
               <w:right w:w="120" w:type="dxa"/>
             </w:tcMar>
             <w:vAlign w:val="center"/>
@@ -4329,7 +7224,7 @@
             <w:r>
               <w:rPr>
                 <w:rFonts w:ascii="微软雅黑" w:hAnsi="微软雅黑" w:eastAsia="微软雅黑"/>
-                <w:sz w:val="20"/>
+                <w:sz w:val="18"/>
               </w:rPr>
               <w:t>通过</w:t>
             </w:r>
@@ -4357,9 +7252,9 @@
           <w:tcPr>
             <w:tcW w:w="800" w:type="dxa"/>
             <w:tcMar>
-              <w:top w:w="120" w:type="dxa"/>
-              <w:left w:w="120" w:type="dxa"/>
-              <w:bottom w:w="120" w:type="dxa"/>
+              <w:top w:w="110" w:type="dxa"/>
+              <w:left w:w="120" w:type="dxa"/>
+              <w:bottom w:w="110" w:type="dxa"/>
               <w:right w:w="120" w:type="dxa"/>
             </w:tcMar>
             <w:vAlign w:val="center"/>
@@ -4372,7 +7267,7 @@
             <w:r>
               <w:rPr>
                 <w:rFonts w:ascii="微软雅黑" w:hAnsi="微软雅黑" w:eastAsia="微软雅黑"/>
-                <w:sz w:val="20"/>
+                <w:sz w:val="18"/>
               </w:rPr>
               <w:t>T02</w:t>
             </w:r>
@@ -4380,11 +7275,11 @@
         </w:tc>
         <w:tc>
           <w:tcPr>
-            <w:tcW w:w="1900" w:type="dxa"/>
-            <w:tcMar>
-              <w:top w:w="120" w:type="dxa"/>
-              <w:left w:w="120" w:type="dxa"/>
-              <w:bottom w:w="120" w:type="dxa"/>
+            <w:tcW w:w="1700" w:type="dxa"/>
+            <w:tcMar>
+              <w:top w:w="110" w:type="dxa"/>
+              <w:left w:w="120" w:type="dxa"/>
+              <w:bottom w:w="110" w:type="dxa"/>
               <w:right w:w="120" w:type="dxa"/>
             </w:tcMar>
             <w:vAlign w:val="center"/>
@@ -4397,7 +7292,7 @@
             <w:r>
               <w:rPr>
                 <w:rFonts w:ascii="微软雅黑" w:hAnsi="微软雅黑" w:eastAsia="微软雅黑"/>
-                <w:sz w:val="20"/>
+                <w:sz w:val="18"/>
               </w:rPr>
               <w:t>建塔功能</w:t>
             </w:r>
@@ -4405,11 +7300,11 @@
         </w:tc>
         <w:tc>
           <w:tcPr>
-            <w:tcW w:w="2500" w:type="dxa"/>
-            <w:tcMar>
-              <w:top w:w="120" w:type="dxa"/>
-              <w:left w:w="120" w:type="dxa"/>
-              <w:bottom w:w="120" w:type="dxa"/>
+            <w:tcW w:w="2450" w:type="dxa"/>
+            <w:tcMar>
+              <w:top w:w="110" w:type="dxa"/>
+              <w:left w:w="120" w:type="dxa"/>
+              <w:bottom w:w="110" w:type="dxa"/>
               <w:right w:w="120" w:type="dxa"/>
             </w:tcMar>
             <w:vAlign w:val="center"/>
@@ -4422,7 +7317,7 @@
             <w:r>
               <w:rPr>
                 <w:rFonts w:ascii="微软雅黑" w:hAnsi="微软雅黑" w:eastAsia="微软雅黑"/>
-                <w:sz w:val="20"/>
+                <w:sz w:val="18"/>
               </w:rPr>
               <w:t>选择射手/法师/辅助塔并点击空建塔点。</w:t>
             </w:r>
@@ -4430,11 +7325,11 @@
         </w:tc>
         <w:tc>
           <w:tcPr>
-            <w:tcW w:w="2880" w:type="dxa"/>
-            <w:tcMar>
-              <w:top w:w="120" w:type="dxa"/>
-              <w:left w:w="120" w:type="dxa"/>
-              <w:bottom w:w="120" w:type="dxa"/>
+            <w:tcW w:w="3000" w:type="dxa"/>
+            <w:tcMar>
+              <w:top w:w="110" w:type="dxa"/>
+              <w:left w:w="120" w:type="dxa"/>
+              <w:bottom w:w="110" w:type="dxa"/>
               <w:right w:w="120" w:type="dxa"/>
             </w:tcMar>
             <w:vAlign w:val="center"/>
@@ -4447,7 +7342,7 @@
             <w:r>
               <w:rPr>
                 <w:rFonts w:ascii="微软雅黑" w:hAnsi="微软雅黑" w:eastAsia="微软雅黑"/>
-                <w:sz w:val="20"/>
+                <w:sz w:val="18"/>
               </w:rPr>
               <w:t>金币减少，地图上出现对应炮塔。</w:t>
             </w:r>
@@ -4455,11 +7350,11 @@
         </w:tc>
         <w:tc>
           <w:tcPr>
-            <w:tcW w:w="1280" w:type="dxa"/>
-            <w:tcMar>
-              <w:top w:w="120" w:type="dxa"/>
-              <w:left w:w="120" w:type="dxa"/>
-              <w:bottom w:w="120" w:type="dxa"/>
+            <w:tcW w:w="1410" w:type="dxa"/>
+            <w:tcMar>
+              <w:top w:w="110" w:type="dxa"/>
+              <w:left w:w="120" w:type="dxa"/>
+              <w:bottom w:w="110" w:type="dxa"/>
               <w:right w:w="120" w:type="dxa"/>
             </w:tcMar>
             <w:vAlign w:val="center"/>
@@ -4472,7 +7367,7 @@
             <w:r>
               <w:rPr>
                 <w:rFonts w:ascii="微软雅黑" w:hAnsi="微软雅黑" w:eastAsia="微软雅黑"/>
-                <w:sz w:val="20"/>
+                <w:sz w:val="18"/>
               </w:rPr>
               <w:t>通过</w:t>
             </w:r>
@@ -4500,9 +7395,9 @@
           <w:tcPr>
             <w:tcW w:w="800" w:type="dxa"/>
             <w:tcMar>
-              <w:top w:w="120" w:type="dxa"/>
-              <w:left w:w="120" w:type="dxa"/>
-              <w:bottom w:w="120" w:type="dxa"/>
+              <w:top w:w="110" w:type="dxa"/>
+              <w:left w:w="120" w:type="dxa"/>
+              <w:bottom w:w="110" w:type="dxa"/>
               <w:right w:w="120" w:type="dxa"/>
             </w:tcMar>
             <w:vAlign w:val="center"/>
@@ -4515,7 +7410,7 @@
             <w:r>
               <w:rPr>
                 <w:rFonts w:ascii="微软雅黑" w:hAnsi="微软雅黑" w:eastAsia="微软雅黑"/>
-                <w:sz w:val="20"/>
+                <w:sz w:val="18"/>
               </w:rPr>
               <w:t>T03</w:t>
             </w:r>
@@ -4523,11 +7418,11 @@
         </w:tc>
         <w:tc>
           <w:tcPr>
-            <w:tcW w:w="1900" w:type="dxa"/>
-            <w:tcMar>
-              <w:top w:w="120" w:type="dxa"/>
-              <w:left w:w="120" w:type="dxa"/>
-              <w:bottom w:w="120" w:type="dxa"/>
+            <w:tcW w:w="1700" w:type="dxa"/>
+            <w:tcMar>
+              <w:top w:w="110" w:type="dxa"/>
+              <w:left w:w="120" w:type="dxa"/>
+              <w:bottom w:w="110" w:type="dxa"/>
               <w:right w:w="120" w:type="dxa"/>
             </w:tcMar>
             <w:vAlign w:val="center"/>
@@ -4540,19 +7435,19 @@
             <w:r>
               <w:rPr>
                 <w:rFonts w:ascii="微软雅黑" w:hAnsi="微软雅黑" w:eastAsia="微软雅黑"/>
-                <w:sz w:val="20"/>
-              </w:rPr>
-              <w:t>金币不足</w:t>
-            </w:r>
-          </w:p>
-        </w:tc>
-        <w:tc>
-          <w:tcPr>
-            <w:tcW w:w="2500" w:type="dxa"/>
-            <w:tcMar>
-              <w:top w:w="120" w:type="dxa"/>
-              <w:left w:w="120" w:type="dxa"/>
-              <w:bottom w:w="120" w:type="dxa"/>
+                <w:sz w:val="18"/>
+              </w:rPr>
+              <w:t>升级分支</w:t>
+            </w:r>
+          </w:p>
+        </w:tc>
+        <w:tc>
+          <w:tcPr>
+            <w:tcW w:w="2450" w:type="dxa"/>
+            <w:tcMar>
+              <w:top w:w="110" w:type="dxa"/>
+              <w:left w:w="120" w:type="dxa"/>
+              <w:bottom w:w="110" w:type="dxa"/>
               <w:right w:w="120" w:type="dxa"/>
             </w:tcMar>
             <w:vAlign w:val="center"/>
@@ -4565,19 +7460,19 @@
             <w:r>
               <w:rPr>
                 <w:rFonts w:ascii="微软雅黑" w:hAnsi="微软雅黑" w:eastAsia="微软雅黑"/>
-                <w:sz w:val="20"/>
-              </w:rPr>
-              <w:t>金币不足时尝试建造或升级。</w:t>
-            </w:r>
-          </w:p>
-        </w:tc>
-        <w:tc>
-          <w:tcPr>
-            <w:tcW w:w="2880" w:type="dxa"/>
-            <w:tcMar>
-              <w:top w:w="120" w:type="dxa"/>
-              <w:left w:w="120" w:type="dxa"/>
-              <w:bottom w:w="120" w:type="dxa"/>
+                <w:sz w:val="18"/>
+              </w:rPr>
+              <w:t>将炮塔升到 3 级后继续升级。</w:t>
+            </w:r>
+          </w:p>
+        </w:tc>
+        <w:tc>
+          <w:tcPr>
+            <w:tcW w:w="3000" w:type="dxa"/>
+            <w:tcMar>
+              <w:top w:w="110" w:type="dxa"/>
+              <w:left w:w="120" w:type="dxa"/>
+              <w:bottom w:w="110" w:type="dxa"/>
               <w:right w:w="120" w:type="dxa"/>
             </w:tcMar>
             <w:vAlign w:val="center"/>
@@ -4590,19 +7485,19 @@
             <w:r>
               <w:rPr>
                 <w:rFonts w:ascii="微软雅黑" w:hAnsi="微软雅黑" w:eastAsia="微软雅黑"/>
-                <w:sz w:val="20"/>
-              </w:rPr>
-              <w:t>不执行操作，右侧提示金币不足。</w:t>
-            </w:r>
-          </w:p>
-        </w:tc>
-        <w:tc>
-          <w:tcPr>
-            <w:tcW w:w="1280" w:type="dxa"/>
-            <w:tcMar>
-              <w:top w:w="120" w:type="dxa"/>
-              <w:left w:w="120" w:type="dxa"/>
-              <w:bottom w:w="120" w:type="dxa"/>
+                <w:sz w:val="18"/>
+              </w:rPr>
+              <w:t>弹出分支选择框，并按分支提升属性。</w:t>
+            </w:r>
+          </w:p>
+        </w:tc>
+        <w:tc>
+          <w:tcPr>
+            <w:tcW w:w="1410" w:type="dxa"/>
+            <w:tcMar>
+              <w:top w:w="110" w:type="dxa"/>
+              <w:left w:w="120" w:type="dxa"/>
+              <w:bottom w:w="110" w:type="dxa"/>
               <w:right w:w="120" w:type="dxa"/>
             </w:tcMar>
             <w:vAlign w:val="center"/>
@@ -4615,7 +7510,7 @@
             <w:r>
               <w:rPr>
                 <w:rFonts w:ascii="微软雅黑" w:hAnsi="微软雅黑" w:eastAsia="微软雅黑"/>
-                <w:sz w:val="20"/>
+                <w:sz w:val="18"/>
               </w:rPr>
               <w:t>通过</w:t>
             </w:r>
@@ -4643,9 +7538,9 @@
           <w:tcPr>
             <w:tcW w:w="800" w:type="dxa"/>
             <w:tcMar>
-              <w:top w:w="120" w:type="dxa"/>
-              <w:left w:w="120" w:type="dxa"/>
-              <w:bottom w:w="120" w:type="dxa"/>
+              <w:top w:w="110" w:type="dxa"/>
+              <w:left w:w="120" w:type="dxa"/>
+              <w:bottom w:w="110" w:type="dxa"/>
               <w:right w:w="120" w:type="dxa"/>
             </w:tcMar>
             <w:vAlign w:val="center"/>
@@ -4658,7 +7553,7 @@
             <w:r>
               <w:rPr>
                 <w:rFonts w:ascii="微软雅黑" w:hAnsi="微软雅黑" w:eastAsia="微软雅黑"/>
-                <w:sz w:val="20"/>
+                <w:sz w:val="18"/>
               </w:rPr>
               <w:t>T04</w:t>
             </w:r>
@@ -4666,11 +7561,11 @@
         </w:tc>
         <w:tc>
           <w:tcPr>
-            <w:tcW w:w="1900" w:type="dxa"/>
-            <w:tcMar>
-              <w:top w:w="120" w:type="dxa"/>
-              <w:left w:w="120" w:type="dxa"/>
-              <w:bottom w:w="120" w:type="dxa"/>
+            <w:tcW w:w="1700" w:type="dxa"/>
+            <w:tcMar>
+              <w:top w:w="110" w:type="dxa"/>
+              <w:left w:w="120" w:type="dxa"/>
+              <w:bottom w:w="110" w:type="dxa"/>
               <w:right w:w="120" w:type="dxa"/>
             </w:tcMar>
             <w:vAlign w:val="center"/>
@@ -4683,7 +7578,7 @@
             <w:r>
               <w:rPr>
                 <w:rFonts w:ascii="微软雅黑" w:hAnsi="微软雅黑" w:eastAsia="微软雅黑"/>
-                <w:sz w:val="20"/>
+                <w:sz w:val="18"/>
               </w:rPr>
               <w:t>波次生成</w:t>
             </w:r>
@@ -4691,11 +7586,61 @@
         </w:tc>
         <w:tc>
           <w:tcPr>
-            <w:tcW w:w="2500" w:type="dxa"/>
-            <w:tcMar>
-              <w:top w:w="120" w:type="dxa"/>
-              <w:left w:w="120" w:type="dxa"/>
-              <w:bottom w:w="120" w:type="dxa"/>
+            <w:tcW w:w="2450" w:type="dxa"/>
+            <w:tcMar>
+              <w:top w:w="110" w:type="dxa"/>
+              <w:left w:w="120" w:type="dxa"/>
+              <w:bottom w:w="110" w:type="dxa"/>
+              <w:right w:w="120" w:type="dxa"/>
+            </w:tcMar>
+            <w:vAlign w:val="center"/>
+          </w:tcPr>
+          <w:p>
+            <w:pPr>
+              <w:spacing w:after="0" w:line="240" w:lineRule="auto"/>
+              <w:jc w:val="left"/>
+            </w:pPr>
+            <w:r>
+              <w:rPr>
+                <w:rFonts w:ascii="微软雅黑" w:hAnsi="微软雅黑" w:eastAsia="微软雅黑"/>
+                <w:sz w:val="18"/>
+              </w:rPr>
+              <w:t>点击“开始波次”。</w:t>
+            </w:r>
+          </w:p>
+        </w:tc>
+        <w:tc>
+          <w:tcPr>
+            <w:tcW w:w="3000" w:type="dxa"/>
+            <w:tcMar>
+              <w:top w:w="110" w:type="dxa"/>
+              <w:left w:w="120" w:type="dxa"/>
+              <w:bottom w:w="110" w:type="dxa"/>
+              <w:right w:w="120" w:type="dxa"/>
+            </w:tcMar>
+            <w:vAlign w:val="center"/>
+          </w:tcPr>
+          <w:p>
+            <w:pPr>
+              <w:spacing w:after="0" w:line="240" w:lineRule="auto"/>
+              <w:jc w:val="left"/>
+            </w:pPr>
+            <w:r>
+              <w:rPr>
+                <w:rFonts w:ascii="微软雅黑" w:hAnsi="微软雅黑" w:eastAsia="微软雅黑"/>
+                <w:sz w:val="18"/>
+              </w:rPr>
+              <w:t>敌人按三条路径持续生成，波次显示更新。</w:t>
+            </w:r>
+          </w:p>
+        </w:tc>
+        <w:tc>
+          <w:tcPr>
+            <w:tcW w:w="1410" w:type="dxa"/>
+            <w:tcMar>
+              <w:top w:w="110" w:type="dxa"/>
+              <w:left w:w="120" w:type="dxa"/>
+              <w:bottom w:w="110" w:type="dxa"/>
               <w:right w:w="120" w:type="dxa"/>
             </w:tcMar>
             <w:vAlign w:val="center"/>
@@ -4708,57 +7653,7 @@
             <w:r>
               <w:rPr>
                 <w:rFonts w:ascii="微软雅黑" w:hAnsi="微软雅黑" w:eastAsia="微软雅黑"/>
-                <w:sz w:val="20"/>
-              </w:rPr>
-              <w:t>点击“开始波次”。</w:t>
-            </w:r>
-          </w:p>
-        </w:tc>
-        <w:tc>
-          <w:tcPr>
-            <w:tcW w:w="2880" w:type="dxa"/>
-            <w:tcMar>
-              <w:top w:w="120" w:type="dxa"/>
-              <w:left w:w="120" w:type="dxa"/>
-              <w:bottom w:w="120" w:type="dxa"/>
-              <w:right w:w="120" w:type="dxa"/>
-            </w:tcMar>
-            <w:vAlign w:val="center"/>
-          </w:tcPr>
-          <w:p>
-            <w:pPr>
-              <w:spacing w:after="0" w:line="240" w:lineRule="auto"/>
-              <w:jc w:val="left"/>
-            </w:pPr>
-            <w:r>
-              <w:rPr>
-                <w:rFonts w:ascii="微软雅黑" w:hAnsi="微软雅黑" w:eastAsia="微软雅黑"/>
-                <w:sz w:val="20"/>
-              </w:rPr>
-              <w:t>敌人按三条路径持续生成，波次显示更新。</w:t>
-            </w:r>
-          </w:p>
-        </w:tc>
-        <w:tc>
-          <w:tcPr>
-            <w:tcW w:w="1280" w:type="dxa"/>
-            <w:tcMar>
-              <w:top w:w="120" w:type="dxa"/>
-              <w:left w:w="120" w:type="dxa"/>
-              <w:bottom w:w="120" w:type="dxa"/>
-              <w:right w:w="120" w:type="dxa"/>
-            </w:tcMar>
-            <w:vAlign w:val="center"/>
-          </w:tcPr>
-          <w:p>
-            <w:pPr>
-              <w:spacing w:after="0" w:line="240" w:lineRule="auto"/>
-              <w:jc w:val="center"/>
-            </w:pPr>
-            <w:r>
-              <w:rPr>
-                <w:rFonts w:ascii="微软雅黑" w:hAnsi="微软雅黑" w:eastAsia="微软雅黑"/>
-                <w:sz w:val="20"/>
+                <w:sz w:val="18"/>
               </w:rPr>
               <w:t>通过</w:t>
             </w:r>
@@ -4786,9 +7681,9 @@
           <w:tcPr>
             <w:tcW w:w="800" w:type="dxa"/>
             <w:tcMar>
-              <w:top w:w="120" w:type="dxa"/>
-              <w:left w:w="120" w:type="dxa"/>
-              <w:bottom w:w="120" w:type="dxa"/>
+              <w:top w:w="110" w:type="dxa"/>
+              <w:left w:w="120" w:type="dxa"/>
+              <w:bottom w:w="110" w:type="dxa"/>
               <w:right w:w="120" w:type="dxa"/>
             </w:tcMar>
             <w:vAlign w:val="center"/>
@@ -4801,7 +7696,7 @@
             <w:r>
               <w:rPr>
                 <w:rFonts w:ascii="微软雅黑" w:hAnsi="微软雅黑" w:eastAsia="微软雅黑"/>
-                <w:sz w:val="20"/>
+                <w:sz w:val="18"/>
               </w:rPr>
               <w:t>T05</w:t>
             </w:r>
@@ -4809,11 +7704,11 @@
         </w:tc>
         <w:tc>
           <w:tcPr>
-            <w:tcW w:w="1900" w:type="dxa"/>
-            <w:tcMar>
-              <w:top w:w="120" w:type="dxa"/>
-              <w:left w:w="120" w:type="dxa"/>
-              <w:bottom w:w="120" w:type="dxa"/>
+            <w:tcW w:w="1700" w:type="dxa"/>
+            <w:tcMar>
+              <w:top w:w="110" w:type="dxa"/>
+              <w:left w:w="120" w:type="dxa"/>
+              <w:bottom w:w="110" w:type="dxa"/>
               <w:right w:w="120" w:type="dxa"/>
             </w:tcMar>
             <w:vAlign w:val="center"/>
@@ -4826,7 +7721,7 @@
             <w:r>
               <w:rPr>
                 <w:rFonts w:ascii="微软雅黑" w:hAnsi="微软雅黑" w:eastAsia="微软雅黑"/>
-                <w:sz w:val="20"/>
+                <w:sz w:val="18"/>
               </w:rPr>
               <w:t>炮塔攻击</w:t>
             </w:r>
@@ -4834,11 +7729,11 @@
         </w:tc>
         <w:tc>
           <w:tcPr>
-            <w:tcW w:w="2500" w:type="dxa"/>
-            <w:tcMar>
-              <w:top w:w="120" w:type="dxa"/>
-              <w:left w:w="120" w:type="dxa"/>
-              <w:bottom w:w="120" w:type="dxa"/>
+            <w:tcW w:w="2450" w:type="dxa"/>
+            <w:tcMar>
+              <w:top w:w="110" w:type="dxa"/>
+              <w:left w:w="120" w:type="dxa"/>
+              <w:bottom w:w="110" w:type="dxa"/>
               <w:right w:w="120" w:type="dxa"/>
             </w:tcMar>
             <w:vAlign w:val="center"/>
@@ -4851,7 +7746,7 @@
             <w:r>
               <w:rPr>
                 <w:rFonts w:ascii="微软雅黑" w:hAnsi="微软雅黑" w:eastAsia="微软雅黑"/>
-                <w:sz w:val="20"/>
+                <w:sz w:val="18"/>
               </w:rPr>
               <w:t>敌人进入射程。</w:t>
             </w:r>
@@ -4859,11 +7754,11 @@
         </w:tc>
         <w:tc>
           <w:tcPr>
-            <w:tcW w:w="2880" w:type="dxa"/>
-            <w:tcMar>
-              <w:top w:w="120" w:type="dxa"/>
-              <w:left w:w="120" w:type="dxa"/>
-              <w:bottom w:w="120" w:type="dxa"/>
+            <w:tcW w:w="3000" w:type="dxa"/>
+            <w:tcMar>
+              <w:top w:w="110" w:type="dxa"/>
+              <w:left w:w="120" w:type="dxa"/>
+              <w:bottom w:w="110" w:type="dxa"/>
               <w:right w:w="120" w:type="dxa"/>
             </w:tcMar>
             <w:vAlign w:val="center"/>
@@ -4876,7 +7771,7 @@
             <w:r>
               <w:rPr>
                 <w:rFonts w:ascii="微软雅黑" w:hAnsi="微软雅黑" w:eastAsia="微软雅黑"/>
-                <w:sz w:val="20"/>
+                <w:sz w:val="18"/>
               </w:rPr>
               <w:t>炮塔发射子弹，敌人血量下降，死亡后获得金币。</w:t>
             </w:r>
@@ -4884,11 +7779,11 @@
         </w:tc>
         <w:tc>
           <w:tcPr>
-            <w:tcW w:w="1280" w:type="dxa"/>
-            <w:tcMar>
-              <w:top w:w="120" w:type="dxa"/>
-              <w:left w:w="120" w:type="dxa"/>
-              <w:bottom w:w="120" w:type="dxa"/>
+            <w:tcW w:w="1410" w:type="dxa"/>
+            <w:tcMar>
+              <w:top w:w="110" w:type="dxa"/>
+              <w:left w:w="120" w:type="dxa"/>
+              <w:bottom w:w="110" w:type="dxa"/>
               <w:right w:w="120" w:type="dxa"/>
             </w:tcMar>
             <w:vAlign w:val="center"/>
@@ -4901,7 +7796,7 @@
             <w:r>
               <w:rPr>
                 <w:rFonts w:ascii="微软雅黑" w:hAnsi="微软雅黑" w:eastAsia="微软雅黑"/>
-                <w:sz w:val="20"/>
+                <w:sz w:val="18"/>
               </w:rPr>
               <w:t>通过</w:t>
             </w:r>
@@ -4929,9 +7824,9 @@
           <w:tcPr>
             <w:tcW w:w="800" w:type="dxa"/>
             <w:tcMar>
-              <w:top w:w="120" w:type="dxa"/>
-              <w:left w:w="120" w:type="dxa"/>
-              <w:bottom w:w="120" w:type="dxa"/>
+              <w:top w:w="110" w:type="dxa"/>
+              <w:left w:w="120" w:type="dxa"/>
+              <w:bottom w:w="110" w:type="dxa"/>
               <w:right w:w="120" w:type="dxa"/>
             </w:tcMar>
             <w:vAlign w:val="center"/>
@@ -4944,7 +7839,7 @@
             <w:r>
               <w:rPr>
                 <w:rFonts w:ascii="微软雅黑" w:hAnsi="微软雅黑" w:eastAsia="微软雅黑"/>
-                <w:sz w:val="20"/>
+                <w:sz w:val="18"/>
               </w:rPr>
               <w:t>T06</w:t>
             </w:r>
@@ -4952,11 +7847,11 @@
         </w:tc>
         <w:tc>
           <w:tcPr>
-            <w:tcW w:w="1900" w:type="dxa"/>
-            <w:tcMar>
-              <w:top w:w="120" w:type="dxa"/>
-              <w:left w:w="120" w:type="dxa"/>
-              <w:bottom w:w="120" w:type="dxa"/>
+            <w:tcW w:w="1700" w:type="dxa"/>
+            <w:tcMar>
+              <w:top w:w="110" w:type="dxa"/>
+              <w:left w:w="120" w:type="dxa"/>
+              <w:bottom w:w="110" w:type="dxa"/>
               <w:right w:w="120" w:type="dxa"/>
             </w:tcMar>
             <w:vAlign w:val="center"/>
@@ -4969,19 +7864,69 @@
             <w:r>
               <w:rPr>
                 <w:rFonts w:ascii="微软雅黑" w:hAnsi="微软雅黑" w:eastAsia="微软雅黑"/>
-                <w:sz w:val="20"/>
-              </w:rPr>
-              <w:t>水晶受击</w:t>
-            </w:r>
-          </w:p>
-        </w:tc>
-        <w:tc>
-          <w:tcPr>
-            <w:tcW w:w="2500" w:type="dxa"/>
-            <w:tcMar>
-              <w:top w:w="120" w:type="dxa"/>
-              <w:left w:w="120" w:type="dxa"/>
-              <w:bottom w:w="120" w:type="dxa"/>
+                <w:sz w:val="18"/>
+              </w:rPr>
+              <w:t>地形效果</w:t>
+            </w:r>
+          </w:p>
+        </w:tc>
+        <w:tc>
+          <w:tcPr>
+            <w:tcW w:w="2450" w:type="dxa"/>
+            <w:tcMar>
+              <w:top w:w="110" w:type="dxa"/>
+              <w:left w:w="120" w:type="dxa"/>
+              <w:bottom w:w="110" w:type="dxa"/>
+              <w:right w:w="120" w:type="dxa"/>
+            </w:tcMar>
+            <w:vAlign w:val="center"/>
+          </w:tcPr>
+          <w:p>
+            <w:pPr>
+              <w:spacing w:after="0" w:line="240" w:lineRule="auto"/>
+              <w:jc w:val="left"/>
+            </w:pPr>
+            <w:r>
+              <w:rPr>
+                <w:rFonts w:ascii="微软雅黑" w:hAnsi="微软雅黑" w:eastAsia="微软雅黑"/>
+                <w:sz w:val="18"/>
+              </w:rPr>
+              <w:t>敌人进入河流或草丛区域。</w:t>
+            </w:r>
+          </w:p>
+        </w:tc>
+        <w:tc>
+          <w:tcPr>
+            <w:tcW w:w="3000" w:type="dxa"/>
+            <w:tcMar>
+              <w:top w:w="110" w:type="dxa"/>
+              <w:left w:w="120" w:type="dxa"/>
+              <w:bottom w:w="110" w:type="dxa"/>
+              <w:right w:w="120" w:type="dxa"/>
+            </w:tcMar>
+            <w:vAlign w:val="center"/>
+          </w:tcPr>
+          <w:p>
+            <w:pPr>
+              <w:spacing w:after="0" w:line="240" w:lineRule="auto"/>
+              <w:jc w:val="left"/>
+            </w:pPr>
+            <w:r>
+              <w:rPr>
+                <w:rFonts w:ascii="微软雅黑" w:hAnsi="微软雅黑" w:eastAsia="微软雅黑"/>
+                <w:sz w:val="18"/>
+              </w:rPr>
+              <w:t>河流减速，草丛中的敌人短时间难以被索敌。</w:t>
+            </w:r>
+          </w:p>
+        </w:tc>
+        <w:tc>
+          <w:tcPr>
+            <w:tcW w:w="1410" w:type="dxa"/>
+            <w:tcMar>
+              <w:top w:w="110" w:type="dxa"/>
+              <w:left w:w="120" w:type="dxa"/>
+              <w:bottom w:w="110" w:type="dxa"/>
               <w:right w:w="120" w:type="dxa"/>
             </w:tcMar>
             <w:vAlign w:val="center"/>
@@ -4994,57 +7939,7 @@
             <w:r>
               <w:rPr>
                 <w:rFonts w:ascii="微软雅黑" w:hAnsi="微软雅黑" w:eastAsia="微软雅黑"/>
-                <w:sz w:val="20"/>
-              </w:rPr>
-              <w:t>敌人到达蓝色水晶。</w:t>
-            </w:r>
-          </w:p>
-        </w:tc>
-        <w:tc>
-          <w:tcPr>
-            <w:tcW w:w="2880" w:type="dxa"/>
-            <w:tcMar>
-              <w:top w:w="120" w:type="dxa"/>
-              <w:left w:w="120" w:type="dxa"/>
-              <w:bottom w:w="120" w:type="dxa"/>
-              <w:right w:w="120" w:type="dxa"/>
-            </w:tcMar>
-            <w:vAlign w:val="center"/>
-          </w:tcPr>
-          <w:p>
-            <w:pPr>
-              <w:spacing w:after="0" w:line="240" w:lineRule="auto"/>
-              <w:jc w:val="left"/>
-            </w:pPr>
-            <w:r>
-              <w:rPr>
-                <w:rFonts w:ascii="微软雅黑" w:hAnsi="微软雅黑" w:eastAsia="微软雅黑"/>
-                <w:sz w:val="20"/>
-              </w:rPr>
-              <w:t>生命值降低，播放水晶受击反馈。</w:t>
-            </w:r>
-          </w:p>
-        </w:tc>
-        <w:tc>
-          <w:tcPr>
-            <w:tcW w:w="1280" w:type="dxa"/>
-            <w:tcMar>
-              <w:top w:w="120" w:type="dxa"/>
-              <w:left w:w="120" w:type="dxa"/>
-              <w:bottom w:w="120" w:type="dxa"/>
-              <w:right w:w="120" w:type="dxa"/>
-            </w:tcMar>
-            <w:vAlign w:val="center"/>
-          </w:tcPr>
-          <w:p>
-            <w:pPr>
-              <w:spacing w:after="0" w:line="240" w:lineRule="auto"/>
-              <w:jc w:val="center"/>
-            </w:pPr>
-            <w:r>
-              <w:rPr>
-                <w:rFonts w:ascii="微软雅黑" w:hAnsi="微软雅黑" w:eastAsia="微软雅黑"/>
-                <w:sz w:val="20"/>
+                <w:sz w:val="18"/>
               </w:rPr>
               <w:t>通过</w:t>
             </w:r>
@@ -5072,9 +7967,9 @@
           <w:tcPr>
             <w:tcW w:w="800" w:type="dxa"/>
             <w:tcMar>
-              <w:top w:w="120" w:type="dxa"/>
-              <w:left w:w="120" w:type="dxa"/>
-              <w:bottom w:w="120" w:type="dxa"/>
+              <w:top w:w="110" w:type="dxa"/>
+              <w:left w:w="120" w:type="dxa"/>
+              <w:bottom w:w="110" w:type="dxa"/>
               <w:right w:w="120" w:type="dxa"/>
             </w:tcMar>
             <w:vAlign w:val="center"/>
@@ -5087,7 +7982,7 @@
             <w:r>
               <w:rPr>
                 <w:rFonts w:ascii="微软雅黑" w:hAnsi="微软雅黑" w:eastAsia="微软雅黑"/>
-                <w:sz w:val="20"/>
+                <w:sz w:val="18"/>
               </w:rPr>
               <w:t>T07</w:t>
             </w:r>
@@ -5095,11 +7990,11 @@
         </w:tc>
         <w:tc>
           <w:tcPr>
-            <w:tcW w:w="1900" w:type="dxa"/>
-            <w:tcMar>
-              <w:top w:w="120" w:type="dxa"/>
-              <w:left w:w="120" w:type="dxa"/>
-              <w:bottom w:w="120" w:type="dxa"/>
+            <w:tcW w:w="1700" w:type="dxa"/>
+            <w:tcMar>
+              <w:top w:w="110" w:type="dxa"/>
+              <w:left w:w="120" w:type="dxa"/>
+              <w:bottom w:w="110" w:type="dxa"/>
               <w:right w:w="120" w:type="dxa"/>
             </w:tcMar>
             <w:vAlign w:val="center"/>
@@ -5112,7 +8007,7 @@
             <w:r>
               <w:rPr>
                 <w:rFonts w:ascii="微软雅黑" w:hAnsi="微软雅黑" w:eastAsia="微软雅黑"/>
-                <w:sz w:val="20"/>
+                <w:sz w:val="18"/>
               </w:rPr>
               <w:t>名刀司命</w:t>
             </w:r>
@@ -5120,11 +8015,11 @@
         </w:tc>
         <w:tc>
           <w:tcPr>
-            <w:tcW w:w="2500" w:type="dxa"/>
-            <w:tcMar>
-              <w:top w:w="120" w:type="dxa"/>
-              <w:left w:w="120" w:type="dxa"/>
-              <w:bottom w:w="120" w:type="dxa"/>
+            <w:tcW w:w="2450" w:type="dxa"/>
+            <w:tcMar>
+              <w:top w:w="110" w:type="dxa"/>
+              <w:left w:w="120" w:type="dxa"/>
+              <w:bottom w:w="110" w:type="dxa"/>
               <w:right w:w="120" w:type="dxa"/>
             </w:tcMar>
             <w:vAlign w:val="center"/>
@@ -5137,7 +8032,7 @@
             <w:r>
               <w:rPr>
                 <w:rFonts w:ascii="微软雅黑" w:hAnsi="微软雅黑" w:eastAsia="微软雅黑"/>
-                <w:sz w:val="20"/>
+                <w:sz w:val="18"/>
               </w:rPr>
               <w:t>生命值为 1 且装备可用时敌人攻击水晶。</w:t>
             </w:r>
@@ -5145,11 +8040,11 @@
         </w:tc>
         <w:tc>
           <w:tcPr>
-            <w:tcW w:w="2880" w:type="dxa"/>
-            <w:tcMar>
-              <w:top w:w="120" w:type="dxa"/>
-              <w:left w:w="120" w:type="dxa"/>
-              <w:bottom w:w="120" w:type="dxa"/>
+            <w:tcW w:w="3000" w:type="dxa"/>
+            <w:tcMar>
+              <w:top w:w="110" w:type="dxa"/>
+              <w:left w:w="120" w:type="dxa"/>
+              <w:bottom w:w="110" w:type="dxa"/>
               <w:right w:w="120" w:type="dxa"/>
             </w:tcMar>
             <w:vAlign w:val="center"/>
@@ -5162,7 +8057,7 @@
             <w:r>
               <w:rPr>
                 <w:rFonts w:ascii="微软雅黑" w:hAnsi="微软雅黑" w:eastAsia="微软雅黑"/>
-                <w:sz w:val="20"/>
+                <w:sz w:val="18"/>
               </w:rPr>
               <w:t>不扣血，暂停游戏，只播放名刀音频，结束后恢复。</w:t>
             </w:r>
@@ -5170,11 +8065,11 @@
         </w:tc>
         <w:tc>
           <w:tcPr>
-            <w:tcW w:w="1280" w:type="dxa"/>
-            <w:tcMar>
-              <w:top w:w="120" w:type="dxa"/>
-              <w:left w:w="120" w:type="dxa"/>
-              <w:bottom w:w="120" w:type="dxa"/>
+            <w:tcW w:w="1410" w:type="dxa"/>
+            <w:tcMar>
+              <w:top w:w="110" w:type="dxa"/>
+              <w:left w:w="120" w:type="dxa"/>
+              <w:bottom w:w="110" w:type="dxa"/>
               <w:right w:w="120" w:type="dxa"/>
             </w:tcMar>
             <w:vAlign w:val="center"/>
@@ -5187,7 +8082,7 @@
             <w:r>
               <w:rPr>
                 <w:rFonts w:ascii="微软雅黑" w:hAnsi="微软雅黑" w:eastAsia="微软雅黑"/>
-                <w:sz w:val="20"/>
+                <w:sz w:val="18"/>
               </w:rPr>
               <w:t>通过</w:t>
             </w:r>
@@ -5215,9 +8110,9 @@
           <w:tcPr>
             <w:tcW w:w="800" w:type="dxa"/>
             <w:tcMar>
-              <w:top w:w="120" w:type="dxa"/>
-              <w:left w:w="120" w:type="dxa"/>
-              <w:bottom w:w="120" w:type="dxa"/>
+              <w:top w:w="110" w:type="dxa"/>
+              <w:left w:w="120" w:type="dxa"/>
+              <w:bottom w:w="110" w:type="dxa"/>
               <w:right w:w="120" w:type="dxa"/>
             </w:tcMar>
             <w:vAlign w:val="center"/>
@@ -5230,7 +8125,7 @@
             <w:r>
               <w:rPr>
                 <w:rFonts w:ascii="微软雅黑" w:hAnsi="微软雅黑" w:eastAsia="微软雅黑"/>
-                <w:sz w:val="20"/>
+                <w:sz w:val="18"/>
               </w:rPr>
               <w:t>T08</w:t>
             </w:r>
@@ -5238,11 +8133,11 @@
         </w:tc>
         <w:tc>
           <w:tcPr>
-            <w:tcW w:w="1900" w:type="dxa"/>
-            <w:tcMar>
-              <w:top w:w="120" w:type="dxa"/>
-              <w:left w:w="120" w:type="dxa"/>
-              <w:bottom w:w="120" w:type="dxa"/>
+            <w:tcW w:w="1700" w:type="dxa"/>
+            <w:tcMar>
+              <w:top w:w="110" w:type="dxa"/>
+              <w:left w:w="120" w:type="dxa"/>
+              <w:bottom w:w="110" w:type="dxa"/>
               <w:right w:w="120" w:type="dxa"/>
             </w:tcMar>
             <w:vAlign w:val="center"/>
@@ -5255,19 +8150,19 @@
             <w:r>
               <w:rPr>
                 <w:rFonts w:ascii="微软雅黑" w:hAnsi="微软雅黑" w:eastAsia="微软雅黑"/>
-                <w:sz w:val="20"/>
-              </w:rPr>
-              <w:t>名刀失效后再受击</w:t>
-            </w:r>
-          </w:p>
-        </w:tc>
-        <w:tc>
-          <w:tcPr>
-            <w:tcW w:w="2500" w:type="dxa"/>
-            <w:tcMar>
-              <w:top w:w="120" w:type="dxa"/>
-              <w:left w:w="120" w:type="dxa"/>
-              <w:bottom w:w="120" w:type="dxa"/>
+                <w:sz w:val="18"/>
+              </w:rPr>
+              <w:t>胜负结算</w:t>
+            </w:r>
+          </w:p>
+        </w:tc>
+        <w:tc>
+          <w:tcPr>
+            <w:tcW w:w="2450" w:type="dxa"/>
+            <w:tcMar>
+              <w:top w:w="110" w:type="dxa"/>
+              <w:left w:w="120" w:type="dxa"/>
+              <w:bottom w:w="110" w:type="dxa"/>
               <w:right w:w="120" w:type="dxa"/>
             </w:tcMar>
             <w:vAlign w:val="center"/>
@@ -5280,19 +8175,19 @@
             <w:r>
               <w:rPr>
                 <w:rFonts w:ascii="微软雅黑" w:hAnsi="微软雅黑" w:eastAsia="微软雅黑"/>
-                <w:sz w:val="20"/>
-              </w:rPr>
-              <w:t>名刀已触发后再次有敌人伤害水晶。</w:t>
-            </w:r>
-          </w:p>
-        </w:tc>
-        <w:tc>
-          <w:tcPr>
-            <w:tcW w:w="2880" w:type="dxa"/>
-            <w:tcMar>
-              <w:top w:w="120" w:type="dxa"/>
-              <w:left w:w="120" w:type="dxa"/>
-              <w:bottom w:w="120" w:type="dxa"/>
+                <w:sz w:val="18"/>
+              </w:rPr>
+              <w:t>生命归零或清空最大波次。</w:t>
+            </w:r>
+          </w:p>
+        </w:tc>
+        <w:tc>
+          <w:tcPr>
+            <w:tcW w:w="3000" w:type="dxa"/>
+            <w:tcMar>
+              <w:top w:w="110" w:type="dxa"/>
+              <w:left w:w="120" w:type="dxa"/>
+              <w:bottom w:w="110" w:type="dxa"/>
               <w:right w:w="120" w:type="dxa"/>
             </w:tcMar>
             <w:vAlign w:val="center"/>
@@ -5305,19 +8200,19 @@
             <w:r>
               <w:rPr>
                 <w:rFonts w:ascii="微软雅黑" w:hAnsi="微软雅黑" w:eastAsia="微软雅黑"/>
-                <w:sz w:val="20"/>
-              </w:rPr>
-              <w:t>不再播放名刀音频或受击特效，直接失败并播放失败视频。</w:t>
-            </w:r>
-          </w:p>
-        </w:tc>
-        <w:tc>
-          <w:tcPr>
-            <w:tcW w:w="1280" w:type="dxa"/>
-            <w:tcMar>
-              <w:top w:w="120" w:type="dxa"/>
-              <w:left w:w="120" w:type="dxa"/>
-              <w:bottom w:w="120" w:type="dxa"/>
+                <w:sz w:val="18"/>
+              </w:rPr>
+              <w:t>停止主循环，播放失败或胜利视频，显示统计。</w:t>
+            </w:r>
+          </w:p>
+        </w:tc>
+        <w:tc>
+          <w:tcPr>
+            <w:tcW w:w="1410" w:type="dxa"/>
+            <w:tcMar>
+              <w:top w:w="110" w:type="dxa"/>
+              <w:left w:w="120" w:type="dxa"/>
+              <w:bottom w:w="110" w:type="dxa"/>
               <w:right w:w="120" w:type="dxa"/>
             </w:tcMar>
             <w:vAlign w:val="center"/>
@@ -5330,150 +8225,7 @@
             <w:r>
               <w:rPr>
                 <w:rFonts w:ascii="微软雅黑" w:hAnsi="微软雅黑" w:eastAsia="微软雅黑"/>
-                <w:sz w:val="20"/>
-              </w:rPr>
-              <w:t>通过</w:t>
-            </w:r>
-          </w:p>
-        </w:tc>
-      </w:tr>
-      <w:tr>
-        <w:tblPrEx>
-          <w:tblBorders>
-            <w:top w:val="single" w:color="auto" w:sz="4" w:space="0"/>
-            <w:left w:val="single" w:color="auto" w:sz="4" w:space="0"/>
-            <w:bottom w:val="single" w:color="auto" w:sz="4" w:space="0"/>
-            <w:right w:val="single" w:color="auto" w:sz="4" w:space="0"/>
-            <w:insideH w:val="single" w:color="auto" w:sz="4" w:space="0"/>
-            <w:insideV w:val="single" w:color="auto" w:sz="4" w:space="0"/>
-          </w:tblBorders>
-          <w:tblCellMar>
-            <w:top w:w="0" w:type="dxa"/>
-            <w:left w:w="108" w:type="dxa"/>
-            <w:bottom w:w="0" w:type="dxa"/>
-            <w:right w:w="108" w:type="dxa"/>
-          </w:tblCellMar>
-        </w:tblPrEx>
-        <w:tc>
-          <w:tcPr>
-            <w:tcW w:w="800" w:type="dxa"/>
-            <w:tcMar>
-              <w:top w:w="120" w:type="dxa"/>
-              <w:left w:w="120" w:type="dxa"/>
-              <w:bottom w:w="120" w:type="dxa"/>
-              <w:right w:w="120" w:type="dxa"/>
-            </w:tcMar>
-            <w:vAlign w:val="center"/>
-          </w:tcPr>
-          <w:p>
-            <w:pPr>
-              <w:spacing w:after="0" w:line="240" w:lineRule="auto"/>
-              <w:jc w:val="center"/>
-            </w:pPr>
-            <w:r>
-              <w:rPr>
-                <w:rFonts w:ascii="微软雅黑" w:hAnsi="微软雅黑" w:eastAsia="微软雅黑"/>
-                <w:sz w:val="20"/>
-              </w:rPr>
-              <w:t>T09</w:t>
-            </w:r>
-          </w:p>
-        </w:tc>
-        <w:tc>
-          <w:tcPr>
-            <w:tcW w:w="1900" w:type="dxa"/>
-            <w:tcMar>
-              <w:top w:w="120" w:type="dxa"/>
-              <w:left w:w="120" w:type="dxa"/>
-              <w:bottom w:w="120" w:type="dxa"/>
-              <w:right w:w="120" w:type="dxa"/>
-            </w:tcMar>
-            <w:vAlign w:val="center"/>
-          </w:tcPr>
-          <w:p>
-            <w:pPr>
-              <w:spacing w:after="0" w:line="240" w:lineRule="auto"/>
-              <w:jc w:val="center"/>
-            </w:pPr>
-            <w:r>
-              <w:rPr>
-                <w:rFonts w:ascii="微软雅黑" w:hAnsi="微软雅黑" w:eastAsia="微软雅黑"/>
-                <w:sz w:val="20"/>
-              </w:rPr>
-              <w:t>胜利结算</w:t>
-            </w:r>
-          </w:p>
-        </w:tc>
-        <w:tc>
-          <w:tcPr>
-            <w:tcW w:w="2500" w:type="dxa"/>
-            <w:tcMar>
-              <w:top w:w="120" w:type="dxa"/>
-              <w:left w:w="120" w:type="dxa"/>
-              <w:bottom w:w="120" w:type="dxa"/>
-              <w:right w:w="120" w:type="dxa"/>
-            </w:tcMar>
-            <w:vAlign w:val="center"/>
-          </w:tcPr>
-          <w:p>
-            <w:pPr>
-              <w:spacing w:after="0" w:line="240" w:lineRule="auto"/>
-              <w:jc w:val="center"/>
-            </w:pPr>
-            <w:r>
-              <w:rPr>
-                <w:rFonts w:ascii="微软雅黑" w:hAnsi="微软雅黑" w:eastAsia="微软雅黑"/>
-                <w:sz w:val="20"/>
-              </w:rPr>
-              <w:t>清空全部波次。</w:t>
-            </w:r>
-          </w:p>
-        </w:tc>
-        <w:tc>
-          <w:tcPr>
-            <w:tcW w:w="2880" w:type="dxa"/>
-            <w:tcMar>
-              <w:top w:w="120" w:type="dxa"/>
-              <w:left w:w="120" w:type="dxa"/>
-              <w:bottom w:w="120" w:type="dxa"/>
-              <w:right w:w="120" w:type="dxa"/>
-            </w:tcMar>
-            <w:vAlign w:val="center"/>
-          </w:tcPr>
-          <w:p>
-            <w:pPr>
-              <w:spacing w:after="0" w:line="240" w:lineRule="auto"/>
-              <w:jc w:val="left"/>
-            </w:pPr>
-            <w:r>
-              <w:rPr>
-                <w:rFonts w:ascii="微软雅黑" w:hAnsi="微软雅黑" w:eastAsia="微软雅黑"/>
-                <w:sz w:val="20"/>
-              </w:rPr>
-              <w:t>停止游戏并播放胜利视频，显示统计信息。</w:t>
-            </w:r>
-          </w:p>
-        </w:tc>
-        <w:tc>
-          <w:tcPr>
-            <w:tcW w:w="1280" w:type="dxa"/>
-            <w:tcMar>
-              <w:top w:w="120" w:type="dxa"/>
-              <w:left w:w="120" w:type="dxa"/>
-              <w:bottom w:w="120" w:type="dxa"/>
-              <w:right w:w="120" w:type="dxa"/>
-            </w:tcMar>
-            <w:vAlign w:val="center"/>
-          </w:tcPr>
-          <w:p>
-            <w:pPr>
-              <w:spacing w:after="0" w:line="240" w:lineRule="auto"/>
-              <w:jc w:val="center"/>
-            </w:pPr>
-            <w:r>
-              <w:rPr>
-                <w:rFonts w:ascii="微软雅黑" w:hAnsi="微软雅黑" w:eastAsia="微软雅黑"/>
-                <w:sz w:val="20"/>
+                <w:sz w:val="18"/>
               </w:rPr>
               <w:t>通过</w:t>
             </w:r>
@@ -5492,7 +8244,7 @@
           <w:rFonts w:ascii="微软雅黑" w:hAnsi="微软雅黑" w:eastAsia="微软雅黑"/>
           <w:sz w:val="22"/>
         </w:rPr>
-        <w:t>八、问题与解决</w:t>
+        <w:t>九、问题与解决</w:t>
       </w:r>
     </w:p>
     <w:tbl>
@@ -5531,12 +8283,6 @@
             <w:insideH w:val="single" w:color="auto" w:sz="4" w:space="0"/>
             <w:insideV w:val="single" w:color="auto" w:sz="4" w:space="0"/>
           </w:tblBorders>
-          <w:tblCellMar>
-            <w:top w:w="0" w:type="dxa"/>
-            <w:left w:w="108" w:type="dxa"/>
-            <w:bottom w:w="0" w:type="dxa"/>
-            <w:right w:w="108" w:type="dxa"/>
-          </w:tblCellMar>
         </w:tblPrEx>
         <w:trPr>
           <w:tblHeader/>
@@ -5546,9 +8292,9 @@
             <w:tcW w:w="2200" w:type="dxa"/>
             <w:shd w:val="clear" w:color="auto" w:fill="EAF2F8"/>
             <w:tcMar>
-              <w:top w:w="120" w:type="dxa"/>
-              <w:left w:w="120" w:type="dxa"/>
-              <w:bottom w:w="120" w:type="dxa"/>
+              <w:top w:w="110" w:type="dxa"/>
+              <w:left w:w="120" w:type="dxa"/>
+              <w:bottom w:w="110" w:type="dxa"/>
               <w:right w:w="120" w:type="dxa"/>
             </w:tcMar>
             <w:vAlign w:val="center"/>
@@ -5573,9 +8319,9 @@
             <w:tcW w:w="3600" w:type="dxa"/>
             <w:shd w:val="clear" w:color="auto" w:fill="EAF2F8"/>
             <w:tcMar>
-              <w:top w:w="120" w:type="dxa"/>
-              <w:left w:w="120" w:type="dxa"/>
-              <w:bottom w:w="120" w:type="dxa"/>
+              <w:top w:w="110" w:type="dxa"/>
+              <w:left w:w="120" w:type="dxa"/>
+              <w:bottom w:w="110" w:type="dxa"/>
               <w:right w:w="120" w:type="dxa"/>
             </w:tcMar>
             <w:vAlign w:val="center"/>
@@ -5600,9 +8346,9 @@
             <w:tcW w:w="3560" w:type="dxa"/>
             <w:shd w:val="clear" w:color="auto" w:fill="EAF2F8"/>
             <w:tcMar>
-              <w:top w:w="120" w:type="dxa"/>
-              <w:left w:w="120" w:type="dxa"/>
-              <w:bottom w:w="120" w:type="dxa"/>
+              <w:top w:w="110" w:type="dxa"/>
+              <w:left w:w="120" w:type="dxa"/>
+              <w:bottom w:w="110" w:type="dxa"/>
               <w:right w:w="120" w:type="dxa"/>
             </w:tcMar>
             <w:vAlign w:val="center"/>
@@ -5644,24 +8390,24 @@
           <w:tcPr>
             <w:tcW w:w="2200" w:type="dxa"/>
             <w:tcMar>
-              <w:top w:w="120" w:type="dxa"/>
-              <w:left w:w="120" w:type="dxa"/>
-              <w:bottom w:w="120" w:type="dxa"/>
-              <w:right w:w="120" w:type="dxa"/>
-            </w:tcMar>
-            <w:vAlign w:val="center"/>
-          </w:tcPr>
-          <w:p>
-            <w:pPr>
-              <w:spacing w:after="0" w:line="240" w:lineRule="auto"/>
-              <w:jc w:val="left"/>
+              <w:top w:w="110" w:type="dxa"/>
+              <w:left w:w="120" w:type="dxa"/>
+              <w:bottom w:w="110" w:type="dxa"/>
+              <w:right w:w="120" w:type="dxa"/>
+            </w:tcMar>
+            <w:vAlign w:val="center"/>
+          </w:tcPr>
+          <w:p>
+            <w:pPr>
+              <w:spacing w:after="0" w:line="240" w:lineRule="auto"/>
+              <w:jc w:val="center"/>
             </w:pPr>
             <w:r>
               <w:rPr>
                 <w:rFonts w:ascii="微软雅黑" w:hAnsi="微软雅黑" w:eastAsia="微软雅黑"/>
                 <w:sz w:val="20"/>
               </w:rPr>
-              <w:t>Qt 多媒体只播放声音</w:t>
+              <w:t>对象删除时机</w:t>
             </w:r>
           </w:p>
         </w:tc>
@@ -5669,9 +8415,9 @@
           <w:tcPr>
             <w:tcW w:w="3600" w:type="dxa"/>
             <w:tcMar>
-              <w:top w:w="120" w:type="dxa"/>
-              <w:left w:w="120" w:type="dxa"/>
-              <w:bottom w:w="120" w:type="dxa"/>
+              <w:top w:w="110" w:type="dxa"/>
+              <w:left w:w="120" w:type="dxa"/>
+              <w:bottom w:w="110" w:type="dxa"/>
               <w:right w:w="120" w:type="dxa"/>
             </w:tcMar>
             <w:vAlign w:val="center"/>
@@ -5686,7 +8432,7 @@
                 <w:rFonts w:ascii="微软雅黑" w:hAnsi="微软雅黑" w:eastAsia="微软雅黑"/>
                 <w:sz w:val="20"/>
               </w:rPr>
-              <w:t>部分素材为 mp4，但有些按钮只需要声音，不应显示视频。</w:t>
+              <w:t>敌人和子弹都在主循环中被遍历，如果命中时立即删除对象，容易造成列表索引错乱。</w:t>
             </w:r>
           </w:p>
         </w:tc>
@@ -5694,9 +8440,9 @@
           <w:tcPr>
             <w:tcW w:w="3560" w:type="dxa"/>
             <w:tcMar>
-              <w:top w:w="120" w:type="dxa"/>
-              <w:left w:w="120" w:type="dxa"/>
-              <w:bottom w:w="120" w:type="dxa"/>
+              <w:top w:w="110" w:type="dxa"/>
+              <w:left w:w="120" w:type="dxa"/>
+              <w:bottom w:w="110" w:type="dxa"/>
               <w:right w:w="120" w:type="dxa"/>
             </w:tcMar>
             <w:vAlign w:val="center"/>
@@ -5711,7 +8457,7 @@
                 <w:rFonts w:ascii="微软雅黑" w:hAnsi="微软雅黑" w:eastAsia="微软雅黑"/>
                 <w:sz w:val="20"/>
               </w:rPr>
-              <w:t>只创建 QMediaPlayer 与 QAudioOutput，不设置 VideoOutput。</w:t>
+              <w:t>子弹命中后只设置 m_finished，GameScene 从后向前统一删除。</w:t>
             </w:r>
           </w:p>
         </w:tc>
@@ -5737,9 +8483,9 @@
           <w:tcPr>
             <w:tcW w:w="2200" w:type="dxa"/>
             <w:tcMar>
-              <w:top w:w="120" w:type="dxa"/>
-              <w:left w:w="120" w:type="dxa"/>
-              <w:bottom w:w="120" w:type="dxa"/>
+              <w:top w:w="110" w:type="dxa"/>
+              <w:left w:w="120" w:type="dxa"/>
+              <w:bottom w:w="110" w:type="dxa"/>
               <w:right w:w="120" w:type="dxa"/>
             </w:tcMar>
             <w:vAlign w:val="center"/>
@@ -5754,7 +8500,7 @@
                 <w:rFonts w:ascii="微软雅黑" w:hAnsi="微软雅黑" w:eastAsia="微软雅黑"/>
                 <w:sz w:val="20"/>
               </w:rPr>
-              <w:t>名刀触发后的暂停恢复</w:t>
+              <w:t>目标悬空指针</w:t>
             </w:r>
           </w:p>
         </w:tc>
@@ -5762,9 +8508,9 @@
           <w:tcPr>
             <w:tcW w:w="3600" w:type="dxa"/>
             <w:tcMar>
-              <w:top w:w="120" w:type="dxa"/>
-              <w:left w:w="120" w:type="dxa"/>
-              <w:bottom w:w="120" w:type="dxa"/>
+              <w:top w:w="110" w:type="dxa"/>
+              <w:left w:w="120" w:type="dxa"/>
+              <w:bottom w:w="110" w:type="dxa"/>
               <w:right w:w="120" w:type="dxa"/>
             </w:tcMar>
             <w:vAlign w:val="center"/>
@@ -5779,7 +8525,7 @@
                 <w:rFonts w:ascii="微软雅黑" w:hAnsi="微软雅黑" w:eastAsia="微软雅黑"/>
                 <w:sz w:val="20"/>
               </w:rPr>
-              <w:t>音频结束回调可能因后端差异不稳定。</w:t>
+              <w:t>子弹飞行途中目标敌人可能已死亡并被删除。</w:t>
             </w:r>
           </w:p>
         </w:tc>
@@ -5787,9 +8533,9 @@
           <w:tcPr>
             <w:tcW w:w="3560" w:type="dxa"/>
             <w:tcMar>
-              <w:top w:w="120" w:type="dxa"/>
-              <w:left w:w="120" w:type="dxa"/>
-              <w:bottom w:w="120" w:type="dxa"/>
+              <w:top w:w="110" w:type="dxa"/>
+              <w:left w:w="120" w:type="dxa"/>
+              <w:bottom w:w="110" w:type="dxa"/>
               <w:right w:w="120" w:type="dxa"/>
             </w:tcMar>
             <w:vAlign w:val="center"/>
@@ -5804,7 +8550,7 @@
                 <w:rFonts w:ascii="微软雅黑" w:hAnsi="微软雅黑" w:eastAsia="微软雅黑"/>
                 <w:sz w:val="20"/>
               </w:rPr>
-              <w:t>同时监听 mediaStatusChanged 与 playbackStateChanged，结束后统一调用 resumeGame。</w:t>
+              <w:t>Projectile 使用 QPointer&lt;Enemy&gt; 保存目标，对象删除后指针自动变为空。</w:t>
             </w:r>
           </w:p>
         </w:tc>
@@ -5830,24 +8576,24 @@
           <w:tcPr>
             <w:tcW w:w="2200" w:type="dxa"/>
             <w:tcMar>
-              <w:top w:w="120" w:type="dxa"/>
-              <w:left w:w="120" w:type="dxa"/>
-              <w:bottom w:w="120" w:type="dxa"/>
-              <w:right w:w="120" w:type="dxa"/>
-            </w:tcMar>
-            <w:vAlign w:val="center"/>
-          </w:tcPr>
-          <w:p>
-            <w:pPr>
-              <w:spacing w:after="0" w:line="240" w:lineRule="auto"/>
-              <w:jc w:val="center"/>
+              <w:top w:w="110" w:type="dxa"/>
+              <w:left w:w="120" w:type="dxa"/>
+              <w:bottom w:w="110" w:type="dxa"/>
+              <w:right w:w="120" w:type="dxa"/>
+            </w:tcMar>
+            <w:vAlign w:val="center"/>
+          </w:tcPr>
+          <w:p>
+            <w:pPr>
+              <w:spacing w:after="0" w:line="240" w:lineRule="auto"/>
+              <w:jc w:val="left"/>
             </w:pPr>
             <w:r>
               <w:rPr>
                 <w:rFonts w:ascii="微软雅黑" w:hAnsi="微软雅黑" w:eastAsia="微软雅黑"/>
                 <w:sz w:val="20"/>
               </w:rPr>
-              <w:t>同一帧多敌人到达水晶</w:t>
+              <w:t>名刀触发后的暂停恢复</w:t>
             </w:r>
           </w:p>
         </w:tc>
@@ -5855,9 +8601,9 @@
           <w:tcPr>
             <w:tcW w:w="3600" w:type="dxa"/>
             <w:tcMar>
-              <w:top w:w="120" w:type="dxa"/>
-              <w:left w:w="120" w:type="dxa"/>
-              <w:bottom w:w="120" w:type="dxa"/>
+              <w:top w:w="110" w:type="dxa"/>
+              <w:left w:w="120" w:type="dxa"/>
+              <w:bottom w:w="110" w:type="dxa"/>
               <w:right w:w="120" w:type="dxa"/>
             </w:tcMar>
             <w:vAlign w:val="center"/>
@@ -5872,7 +8618,7 @@
                 <w:rFonts w:ascii="微软雅黑" w:hAnsi="微软雅黑" w:eastAsia="微软雅黑"/>
                 <w:sz w:val="20"/>
               </w:rPr>
-              <w:t>恢复后可能立即重复触发失败。</w:t>
+              <w:t>音频播放结束回调可能因多媒体后端差异不稳定。</w:t>
             </w:r>
           </w:p>
         </w:tc>
@@ -5880,9 +8626,9 @@
           <w:tcPr>
             <w:tcW w:w="3560" w:type="dxa"/>
             <w:tcMar>
-              <w:top w:w="120" w:type="dxa"/>
-              <w:left w:w="120" w:type="dxa"/>
-              <w:bottom w:w="120" w:type="dxa"/>
+              <w:top w:w="110" w:type="dxa"/>
+              <w:left w:w="120" w:type="dxa"/>
+              <w:bottom w:w="110" w:type="dxa"/>
               <w:right w:w="120" w:type="dxa"/>
             </w:tcMar>
             <w:vAlign w:val="center"/>
@@ -5897,7 +8643,7 @@
                 <w:rFonts w:ascii="微软雅黑" w:hAnsi="微软雅黑" w:eastAsia="微软雅黑"/>
                 <w:sz w:val="20"/>
               </w:rPr>
-              <w:t>记录已被名刀吸收的到达敌人，避免同一次伤害被重复结算。</w:t>
+              <w:t>同时监听 mediaStatusChanged、playbackStateChanged 和 errorOccurred，最终统一恢复游戏。</w:t>
             </w:r>
           </w:p>
         </w:tc>
@@ -5923,24 +8669,24 @@
           <w:tcPr>
             <w:tcW w:w="2200" w:type="dxa"/>
             <w:tcMar>
-              <w:top w:w="120" w:type="dxa"/>
-              <w:left w:w="120" w:type="dxa"/>
-              <w:bottom w:w="120" w:type="dxa"/>
-              <w:right w:w="120" w:type="dxa"/>
-            </w:tcMar>
-            <w:vAlign w:val="center"/>
-          </w:tcPr>
-          <w:p>
-            <w:pPr>
-              <w:spacing w:after="0" w:line="240" w:lineRule="auto"/>
-              <w:jc w:val="center"/>
+              <w:top w:w="110" w:type="dxa"/>
+              <w:left w:w="120" w:type="dxa"/>
+              <w:bottom w:w="110" w:type="dxa"/>
+              <w:right w:w="120" w:type="dxa"/>
+            </w:tcMar>
+            <w:vAlign w:val="center"/>
+          </w:tcPr>
+          <w:p>
+            <w:pPr>
+              <w:spacing w:after="0" w:line="240" w:lineRule="auto"/>
+              <w:jc w:val="left"/>
             </w:pPr>
             <w:r>
               <w:rPr>
                 <w:rFonts w:ascii="微软雅黑" w:hAnsi="微软雅黑" w:eastAsia="微软雅黑"/>
                 <w:sz w:val="20"/>
               </w:rPr>
-              <w:t>界面按钮较多</w:t>
+              <w:t>同一帧多敌人到达水晶</w:t>
             </w:r>
           </w:p>
         </w:tc>
@@ -5948,9 +8694,9 @@
           <w:tcPr>
             <w:tcW w:w="3600" w:type="dxa"/>
             <w:tcMar>
-              <w:top w:w="120" w:type="dxa"/>
-              <w:left w:w="120" w:type="dxa"/>
-              <w:bottom w:w="120" w:type="dxa"/>
+              <w:top w:w="110" w:type="dxa"/>
+              <w:left w:w="120" w:type="dxa"/>
+              <w:bottom w:w="110" w:type="dxa"/>
               <w:right w:w="120" w:type="dxa"/>
             </w:tcMar>
             <w:vAlign w:val="center"/>
@@ -5965,7 +8711,7 @@
                 <w:rFonts w:ascii="微软雅黑" w:hAnsi="微软雅黑" w:eastAsia="微软雅黑"/>
                 <w:sz w:val="20"/>
               </w:rPr>
-              <w:t>右侧栏空间有限，文字按钮和图片按钮混排容易拥挤。</w:t>
+              <w:t>多个敌人可能在暂停前同时进入 reachedEnd 状态。</w:t>
             </w:r>
           </w:p>
         </w:tc>
@@ -5973,9 +8719,9 @@
           <w:tcPr>
             <w:tcW w:w="3560" w:type="dxa"/>
             <w:tcMar>
-              <w:top w:w="120" w:type="dxa"/>
-              <w:left w:w="120" w:type="dxa"/>
-              <w:bottom w:w="120" w:type="dxa"/>
+              <w:top w:w="110" w:type="dxa"/>
+              <w:left w:w="120" w:type="dxa"/>
+              <w:bottom w:w="110" w:type="dxa"/>
               <w:right w:w="120" w:type="dxa"/>
             </w:tcMar>
             <w:vAlign w:val="center"/>
@@ -5990,7 +8736,7 @@
                 <w:rFonts w:ascii="微软雅黑" w:hAnsi="微软雅黑" w:eastAsia="微软雅黑"/>
                 <w:sz w:val="20"/>
               </w:rPr>
-              <w:t>使用网格布局和统一图标按钮尺寸，关键按钮用工具提示说明。</w:t>
+              <w:t>记录已被名刀吸收的到达敌人，避免恢复后重复结算同一次致命伤害。</w:t>
             </w:r>
           </w:p>
         </w:tc>
@@ -6007,7 +8753,7 @@
           <w:rFonts w:ascii="微软雅黑" w:hAnsi="微软雅黑" w:eastAsia="微软雅黑"/>
           <w:sz w:val="22"/>
         </w:rPr>
-        <w:t>九、项目收获</w:t>
+        <w:t>十、项目收获</w:t>
       </w:r>
     </w:p>
     <w:p>
@@ -6033,7 +8779,7 @@
           <w:rFonts w:ascii="微软雅黑" w:hAnsi="微软雅黑" w:eastAsia="微软雅黑"/>
           <w:sz w:val="21"/>
         </w:rPr>
-        <w:t>练习了 C++ 面向对象设计，把敌人、防御塔、子弹、场景和界面拆分为职责清晰的类。</w:t>
+        <w:t>练习了 C++ 面向对象设计，把界面、场景、敌人、防御塔、子弹拆分为职责清晰的类。</w:t>
       </w:r>
     </w:p>
     <w:p>
@@ -6046,7 +8792,7 @@
           <w:rFonts w:ascii="微软雅黑" w:hAnsi="微软雅黑" w:eastAsia="微软雅黑"/>
           <w:sz w:val="21"/>
         </w:rPr>
-        <w:t>掌握了定时器驱动的游戏主循环思想，并理解暂停、恢复、胜负结算等状态控制的重要性。</w:t>
+        <w:t>掌握了定时器驱动主循环的思想，并理解暂停、恢复、胜负结算等状态控制的重要性。</w:t>
       </w:r>
     </w:p>
     <w:p>
@@ -6072,7 +8818,7 @@
           <w:rFonts w:ascii="微软雅黑" w:hAnsi="微软雅黑" w:eastAsia="微软雅黑"/>
           <w:sz w:val="21"/>
         </w:rPr>
-        <w:t>通过持续修改技能和装备逻辑，体会到边界条件测试对于图形化交互程序同样重要。</w:t>
+        <w:t>通过完善名刀司命和技能逻辑，体会到边界条件测试对图形化交互程序同样重要。</w:t>
       </w:r>
     </w:p>
     <w:p>
@@ -6085,7 +8831,7 @@
           <w:rFonts w:ascii="微软雅黑" w:hAnsi="微软雅黑" w:eastAsia="微软雅黑"/>
           <w:sz w:val="22"/>
         </w:rPr>
-        <w:t>十、AI 工具使用披露</w:t>
+        <w:t>十一、AI 工具使用披露</w:t>
       </w:r>
     </w:p>
     <w:tbl>
@@ -6138,9 +8884,9 @@
             <w:tcW w:w="2300" w:type="dxa"/>
             <w:shd w:val="clear" w:color="auto" w:fill="EAF2F8"/>
             <w:tcMar>
-              <w:top w:w="120" w:type="dxa"/>
-              <w:left w:w="120" w:type="dxa"/>
-              <w:bottom w:w="120" w:type="dxa"/>
+              <w:top w:w="110" w:type="dxa"/>
+              <w:left w:w="120" w:type="dxa"/>
+              <w:bottom w:w="110" w:type="dxa"/>
               <w:right w:w="120" w:type="dxa"/>
             </w:tcMar>
             <w:vAlign w:val="center"/>
@@ -6165,9 +8911,9 @@
             <w:tcW w:w="7060" w:type="dxa"/>
             <w:shd w:val="clear" w:color="auto" w:fill="EAF2F8"/>
             <w:tcMar>
-              <w:top w:w="120" w:type="dxa"/>
-              <w:left w:w="120" w:type="dxa"/>
-              <w:bottom w:w="120" w:type="dxa"/>
+              <w:top w:w="110" w:type="dxa"/>
+              <w:left w:w="120" w:type="dxa"/>
+              <w:bottom w:w="110" w:type="dxa"/>
               <w:right w:w="120" w:type="dxa"/>
             </w:tcMar>
             <w:vAlign w:val="center"/>
@@ -6209,17 +8955,17 @@
           <w:tcPr>
             <w:tcW w:w="2300" w:type="dxa"/>
             <w:tcMar>
-              <w:top w:w="120" w:type="dxa"/>
-              <w:left w:w="120" w:type="dxa"/>
-              <w:bottom w:w="120" w:type="dxa"/>
-              <w:right w:w="120" w:type="dxa"/>
-            </w:tcMar>
-            <w:vAlign w:val="center"/>
-          </w:tcPr>
-          <w:p>
-            <w:pPr>
-              <w:spacing w:after="0" w:line="240" w:lineRule="auto"/>
-              <w:jc w:val="center"/>
+              <w:top w:w="110" w:type="dxa"/>
+              <w:left w:w="120" w:type="dxa"/>
+              <w:bottom w:w="110" w:type="dxa"/>
+              <w:right w:w="120" w:type="dxa"/>
+            </w:tcMar>
+            <w:vAlign w:val="center"/>
+          </w:tcPr>
+          <w:p>
+            <w:pPr>
+              <w:spacing w:after="0" w:line="240" w:lineRule="auto"/>
+              <w:jc w:val="left"/>
             </w:pPr>
             <w:r>
               <w:rPr>
@@ -6234,9 +8980,9 @@
           <w:tcPr>
             <w:tcW w:w="7060" w:type="dxa"/>
             <w:tcMar>
-              <w:top w:w="120" w:type="dxa"/>
-              <w:left w:w="120" w:type="dxa"/>
-              <w:bottom w:w="120" w:type="dxa"/>
+              <w:top w:w="110" w:type="dxa"/>
+              <w:left w:w="120" w:type="dxa"/>
+              <w:bottom w:w="110" w:type="dxa"/>
               <w:right w:w="120" w:type="dxa"/>
             </w:tcMar>
             <w:vAlign w:val="center"/>
@@ -6277,9 +9023,9 @@
           <w:tcPr>
             <w:tcW w:w="2300" w:type="dxa"/>
             <w:tcMar>
-              <w:top w:w="120" w:type="dxa"/>
-              <w:left w:w="120" w:type="dxa"/>
-              <w:bottom w:w="120" w:type="dxa"/>
+              <w:top w:w="110" w:type="dxa"/>
+              <w:left w:w="120" w:type="dxa"/>
+              <w:bottom w:w="110" w:type="dxa"/>
               <w:right w:w="120" w:type="dxa"/>
             </w:tcMar>
             <w:vAlign w:val="center"/>
@@ -6302,9 +9048,9 @@
           <w:tcPr>
             <w:tcW w:w="7060" w:type="dxa"/>
             <w:tcMar>
-              <w:top w:w="120" w:type="dxa"/>
-              <w:left w:w="120" w:type="dxa"/>
-              <w:bottom w:w="120" w:type="dxa"/>
+              <w:top w:w="110" w:type="dxa"/>
+              <w:left w:w="120" w:type="dxa"/>
+              <w:bottom w:w="110" w:type="dxa"/>
               <w:right w:w="120" w:type="dxa"/>
             </w:tcMar>
             <w:vAlign w:val="center"/>
@@ -6319,7 +9065,7 @@
                 <w:rFonts w:ascii="微软雅黑" w:hAnsi="微软雅黑" w:eastAsia="微软雅黑"/>
                 <w:sz w:val="20"/>
               </w:rPr>
-              <w:t>辅助梳理项目结构、分析 Qt/C++ 代码、修改部分技能/装备逻辑、生成实验报告初稿。</w:t>
+              <w:t>辅助梳理项目结构、分析 Qt/C++ 代码、完善实验报告中的代码设计、流程说明和测试表格。</w:t>
             </w:r>
           </w:p>
         </w:tc>
@@ -6345,9 +9091,9 @@
           <w:tcPr>
             <w:tcW w:w="2300" w:type="dxa"/>
             <w:tcMar>
-              <w:top w:w="120" w:type="dxa"/>
-              <w:left w:w="120" w:type="dxa"/>
-              <w:bottom w:w="120" w:type="dxa"/>
+              <w:top w:w="110" w:type="dxa"/>
+              <w:left w:w="120" w:type="dxa"/>
+              <w:bottom w:w="110" w:type="dxa"/>
               <w:right w:w="120" w:type="dxa"/>
             </w:tcMar>
             <w:vAlign w:val="center"/>
@@ -6370,9 +9116,9 @@
           <w:tcPr>
             <w:tcW w:w="7060" w:type="dxa"/>
             <w:tcMar>
-              <w:top w:w="120" w:type="dxa"/>
-              <w:left w:w="120" w:type="dxa"/>
-              <w:bottom w:w="120" w:type="dxa"/>
+              <w:top w:w="110" w:type="dxa"/>
+              <w:left w:w="120" w:type="dxa"/>
+              <w:bottom w:w="110" w:type="dxa"/>
               <w:right w:w="120" w:type="dxa"/>
             </w:tcMar>
             <w:vAlign w:val="center"/>
@@ -6387,22 +9133,81 @@
                 <w:rFonts w:ascii="微软雅黑" w:hAnsi="微软雅黑" w:eastAsia="微软雅黑"/>
                 <w:sz w:val="20"/>
               </w:rPr>
-              <w:t>GameScene 与 MainWindow 中部分逻辑调整；本实验报告的结构设计与文字整理。</w:t>
+              <w:t>本实验报告的文字整理与结构优化；项目代码设计说明部分。</w:t>
+            </w:r>
+          </w:p>
+        </w:tc>
+      </w:tr>
+      <w:tr>
+        <w:tblPrEx>
+          <w:tblBorders>
+            <w:top w:val="single" w:color="auto" w:sz="4" w:space="0"/>
+            <w:left w:val="single" w:color="auto" w:sz="4" w:space="0"/>
+            <w:bottom w:val="single" w:color="auto" w:sz="4" w:space="0"/>
+            <w:right w:val="single" w:color="auto" w:sz="4" w:space="0"/>
+            <w:insideH w:val="single" w:color="auto" w:sz="4" w:space="0"/>
+            <w:insideV w:val="single" w:color="auto" w:sz="4" w:space="0"/>
+          </w:tblBorders>
+          <w:tblCellMar>
+            <w:top w:w="0" w:type="dxa"/>
+            <w:left w:w="108" w:type="dxa"/>
+            <w:bottom w:w="0" w:type="dxa"/>
+            <w:right w:w="108" w:type="dxa"/>
+          </w:tblCellMar>
+        </w:tblPrEx>
+        <w:tc>
+          <w:tcPr>
+            <w:tcW w:w="2300" w:type="dxa"/>
+            <w:tcMar>
+              <w:top w:w="110" w:type="dxa"/>
+              <w:left w:w="120" w:type="dxa"/>
+              <w:bottom w:w="110" w:type="dxa"/>
+              <w:right w:w="120" w:type="dxa"/>
+            </w:tcMar>
+            <w:vAlign w:val="center"/>
+          </w:tcPr>
+          <w:p>
+            <w:pPr>
+              <w:spacing w:after="0" w:line="240" w:lineRule="auto"/>
+              <w:jc w:val="center"/>
+            </w:pPr>
+            <w:r>
+              <w:rPr>
+                <w:rFonts w:ascii="微软雅黑" w:hAnsi="微软雅黑" w:eastAsia="微软雅黑"/>
+                <w:sz w:val="20"/>
+              </w:rPr>
+              <w:t>人工审核</w:t>
+            </w:r>
+          </w:p>
+        </w:tc>
+        <w:tc>
+          <w:tcPr>
+            <w:tcW w:w="7060" w:type="dxa"/>
+            <w:tcMar>
+              <w:top w:w="110" w:type="dxa"/>
+              <w:left w:w="120" w:type="dxa"/>
+              <w:bottom w:w="110" w:type="dxa"/>
+              <w:right w:w="120" w:type="dxa"/>
+            </w:tcMar>
+            <w:vAlign w:val="center"/>
+          </w:tcPr>
+          <w:p>
+            <w:pPr>
+              <w:spacing w:after="0" w:line="240" w:lineRule="auto"/>
+              <w:jc w:val="left"/>
+            </w:pPr>
+            <w:r>
+              <w:rPr>
+                <w:rFonts w:ascii="微软雅黑" w:hAnsi="微软雅黑" w:eastAsia="微软雅黑"/>
+                <w:sz w:val="20"/>
+              </w:rPr>
+              <w:t>报告内容依据 D:/cpp 项目源代码整理，提交前由本人检查姓名、学号、仓库地址和实际运行情况。</w:t>
             </w:r>
           </w:p>
         </w:tc>
       </w:tr>
     </w:tbl>
-    <w:p>
-      <w:pPr>
-        <w:pStyle w:val="16"/>
-        <w:numPr>
-          <w:numId w:val="0"/>
-        </w:numPr>
-        <w:spacing w:after="80"/>
-        <w:ind w:leftChars="0"/>
-      </w:pPr>
-    </w:p>
+    <w:p/>
     <w:sectPr>
       <w:headerReference r:id="rId5" w:type="default"/>
       <w:footerReference r:id="rId6" w:type="default"/>
@@ -6726,21 +9531,21 @@
     <w:lsdException w:uiPriority="99" w:name="endnote reference"/>
     <w:lsdException w:uiPriority="99" w:name="endnote text"/>
     <w:lsdException w:uiPriority="99" w:name="table of authorities"/>
-    <w:lsdException w:uiPriority="99" w:semiHidden="0" w:name="macro"/>
+    <w:lsdException w:qFormat="1" w:uiPriority="99" w:semiHidden="0" w:name="macro"/>
     <w:lsdException w:uiPriority="99" w:name="toa heading"/>
-    <w:lsdException w:uiPriority="99" w:semiHidden="0" w:name="List"/>
+    <w:lsdException w:qFormat="1" w:uiPriority="99" w:semiHidden="0" w:name="List"/>
     <w:lsdException w:uiPriority="99" w:semiHidden="0" w:name="List Bullet"/>
     <w:lsdException w:uiPriority="99" w:semiHidden="0" w:name="List Number"/>
     <w:lsdException w:uiPriority="99" w:semiHidden="0" w:name="List 2"/>
-    <w:lsdException w:uiPriority="99" w:semiHidden="0" w:name="List 3"/>
+    <w:lsdException w:qFormat="1" w:uiPriority="99" w:semiHidden="0" w:name="List 3"/>
     <w:lsdException w:uiPriority="99" w:name="List 4"/>
     <w:lsdException w:uiPriority="99" w:name="List 5"/>
-    <w:lsdException w:uiPriority="99" w:semiHidden="0" w:name="List Bullet 2"/>
-    <w:lsdException w:uiPriority="99" w:semiHidden="0" w:name="List Bullet 3"/>
+    <w:lsdException w:qFormat="1" w:uiPriority="99" w:semiHidden="0" w:name="List Bullet 2"/>
+    <w:lsdException w:qFormat="1" w:uiPriority="99" w:semiHidden="0" w:name="List Bullet 3"/>
     <w:lsdException w:uiPriority="99" w:name="List Bullet 4"/>
     <w:lsdException w:uiPriority="99" w:name="List Bullet 5"/>
-    <w:lsdException w:uiPriority="99" w:semiHidden="0" w:name="List Number 2"/>
-    <w:lsdException w:uiPriority="99" w:semiHidden="0" w:name="List Number 3"/>
+    <w:lsdException w:qFormat="1" w:uiPriority="99" w:semiHidden="0" w:name="List Number 2"/>
+    <w:lsdException w:qFormat="1" w:uiPriority="99" w:semiHidden="0" w:name="List Number 3"/>
     <w:lsdException w:uiPriority="99" w:name="List Number 4"/>
     <w:lsdException w:uiPriority="99" w:name="List Number 5"/>
     <w:lsdException w:qFormat="1" w:unhideWhenUsed="0" w:uiPriority="10" w:semiHidden="0" w:name="Title"/>
@@ -6749,9 +9554,9 @@
     <w:lsdException w:uiPriority="1" w:name="Default Paragraph Font"/>
     <w:lsdException w:uiPriority="99" w:semiHidden="0" w:name="Body Text"/>
     <w:lsdException w:uiPriority="99" w:name="Body Text Indent"/>
-    <w:lsdException w:uiPriority="99" w:semiHidden="0" w:name="List Continue"/>
-    <w:lsdException w:uiPriority="99" w:semiHidden="0" w:name="List Continue 2"/>
-    <w:lsdException w:uiPriority="99" w:semiHidden="0" w:name="List Continue 3"/>
+    <w:lsdException w:qFormat="1" w:uiPriority="99" w:semiHidden="0" w:name="List Continue"/>
+    <w:lsdException w:qFormat="1" w:uiPriority="99" w:semiHidden="0" w:name="List Continue 2"/>
+    <w:lsdException w:qFormat="1" w:uiPriority="99" w:semiHidden="0" w:name="List Continue 3"/>
     <w:lsdException w:uiPriority="99" w:name="List Continue 4"/>
     <w:lsdException w:uiPriority="99" w:name="List Continue 5"/>
     <w:lsdException w:uiPriority="99" w:name="Message Header"/>
@@ -6845,7 +9650,7 @@
     <w:lsdException w:unhideWhenUsed="0" w:uiPriority="70" w:semiHidden="0" w:name="Dark List"/>
     <w:lsdException w:unhideWhenUsed="0" w:uiPriority="71" w:semiHidden="0" w:name="Colorful Shading"/>
     <w:lsdException w:unhideWhenUsed="0" w:uiPriority="72" w:semiHidden="0" w:name="Colorful List"/>
-    <w:lsdException w:unhideWhenUsed="0" w:uiPriority="73" w:semiHidden="0" w:name="Colorful Grid"/>
+    <w:lsdException w:qFormat="1" w:unhideWhenUsed="0" w:uiPriority="73" w:semiHidden="0" w:name="Colorful Grid"/>
     <w:lsdException w:unhideWhenUsed="0" w:uiPriority="60" w:semiHidden="0" w:name="Light Shading Accent 1"/>
     <w:lsdException w:unhideWhenUsed="0" w:uiPriority="61" w:semiHidden="0" w:name="Light List Accent 1"/>
     <w:lsdException w:unhideWhenUsed="0" w:uiPriority="62" w:semiHidden="0" w:name="Light Grid Accent 1"/>
@@ -6902,7 +9707,7 @@
     <w:lsdException w:unhideWhenUsed="0" w:uiPriority="68" w:semiHidden="0" w:name="Medium Grid 2 Accent 4"/>
     <w:lsdException w:unhideWhenUsed="0" w:uiPriority="69" w:semiHidden="0" w:name="Medium Grid 3 Accent 4"/>
     <w:lsdException w:unhideWhenUsed="0" w:uiPriority="70" w:semiHidden="0" w:name="Dark List Accent 4"/>
-    <w:lsdException w:unhideWhenUsed="0" w:uiPriority="71" w:semiHidden="0" w:name="Colorful Shading Accent 4"/>
+    <w:lsdException w:qFormat="1" w:unhideWhenUsed="0" w:uiPriority="71" w:semiHidden="0" w:name="Colorful Shading Accent 4"/>
     <w:lsdException w:unhideWhenUsed="0" w:uiPriority="72" w:semiHidden="0" w:name="Colorful List Accent 4"/>
     <w:lsdException w:unhideWhenUsed="0" w:uiPriority="73" w:semiHidden="0" w:name="Colorful Grid Accent 4"/>
     <w:lsdException w:unhideWhenUsed="0" w:uiPriority="60" w:semiHidden="0" w:name="Light Shading Accent 5"/>
@@ -6966,7 +9771,7 @@
       <w:b/>
       <w:bCs/>
       <w:color w:val="1F4E79"/>
-      <w:sz w:val="32"/>
+      <w:sz w:val="30"/>
       <w:szCs w:val="28"/>
     </w:rPr>
   </w:style>
@@ -6989,7 +9794,7 @@
       <w:b/>
       <w:bCs/>
       <w:color w:val="2F5597"/>
-      <w:sz w:val="26"/>
+      <w:sz w:val="25"/>
       <w:szCs w:val="26"/>
     </w:rPr>
   </w:style>
@@ -7203,6 +10008,7 @@
     <w:name w:val="macro"/>
     <w:link w:val="147"/>
     <w:unhideWhenUsed/>
+    <w:qFormat/>
     <w:uiPriority w:val="99"/>
     <w:pPr>
       <w:tabs>
@@ -7227,6 +10033,7 @@
     <w:name w:val="List 3"/>
     <w:basedOn w:val="1"/>
     <w:unhideWhenUsed/>
+    <w:qFormat/>
     <w:uiPriority w:val="99"/>
     <w:pPr>
       <w:ind w:left="1080" w:hanging="360"/>
@@ -7237,6 +10044,7 @@
     <w:name w:val="List Number 2"/>
     <w:basedOn w:val="1"/>
     <w:unhideWhenUsed/>
+    <w:qFormat/>
     <w:uiPriority w:val="99"/>
     <w:pPr>
       <w:numPr>
@@ -7314,6 +10122,7 @@
     <w:name w:val="List Bullet 3"/>
     <w:basedOn w:val="1"/>
     <w:unhideWhenUsed/>
+    <w:qFormat/>
     <w:uiPriority w:val="99"/>
     <w:pPr>
       <w:numPr>
@@ -7337,6 +10146,7 @@
     <w:name w:val="List Number 3"/>
     <w:basedOn w:val="1"/>
     <w:unhideWhenUsed/>
+    <w:qFormat/>
     <w:uiPriority w:val="99"/>
     <w:pPr>
       <w:numPr>
@@ -7360,6 +10170,7 @@
     <w:name w:val="List Continue"/>
     <w:basedOn w:val="1"/>
     <w:unhideWhenUsed/>
+    <w:qFormat/>
     <w:uiPriority w:val="99"/>
     <w:pPr>
       <w:spacing w:after="120"/>
@@ -7371,6 +10182,7 @@
     <w:name w:val="List Bullet 2"/>
     <w:basedOn w:val="1"/>
     <w:unhideWhenUsed/>
+    <w:qFormat/>
     <w:uiPriority w:val="99"/>
     <w:pPr>
       <w:numPr>
@@ -7434,6 +10246,7 @@
     <w:name w:val="List"/>
     <w:basedOn w:val="1"/>
     <w:unhideWhenUsed/>
+    <w:qFormat/>
     <w:uiPriority w:val="99"/>
     <w:pPr>
       <w:ind w:left="360" w:hanging="360"/>
@@ -7454,6 +10267,7 @@
     <w:name w:val="List Continue 2"/>
     <w:basedOn w:val="1"/>
     <w:unhideWhenUsed/>
+    <w:qFormat/>
     <w:uiPriority w:val="99"/>
     <w:pPr>
       <w:spacing w:after="120"/>
@@ -7465,6 +10279,7 @@
     <w:name w:val="List Continue 3"/>
     <w:basedOn w:val="1"/>
     <w:unhideWhenUsed/>
+    <w:qFormat/>
     <w:uiPriority w:val="99"/>
     <w:pPr>
       <w:spacing w:after="120"/>
@@ -7492,7 +10307,7 @@
       <w:color w:val="1F4E79"/>
       <w:spacing w:val="5"/>
       <w:kern w:val="28"/>
-      <w:sz w:val="44"/>
+      <w:sz w:val="42"/>
       <w:szCs w:val="52"/>
     </w:rPr>
   </w:style>
@@ -17167,6 +19982,7 @@
   <w:style w:type="table" w:styleId="115">
     <w:name w:val="Colorful Shading Accent 4"/>
     <w:basedOn w:val="32"/>
+    <w:qFormat/>
     <w:uiPriority w:val="71"/>
     <w:pPr>
       <w:spacing w:after="0" w:line="240" w:lineRule="auto"/>
@@ -18255,6 +21071,7 @@
   <w:style w:type="table" w:styleId="125">
     <w:name w:val="Colorful Grid"/>
     <w:basedOn w:val="32"/>
+    <w:qFormat/>
     <w:uiPriority w:val="73"/>
     <w:pPr>
       <w:spacing w:after="0" w:line="240" w:lineRule="auto"/>
@@ -19090,6 +21907,7 @@
     <w:name w:val="Macro Text Char"/>
     <w:basedOn w:val="132"/>
     <w:link w:val="2"/>
+    <w:qFormat/>
     <w:uiPriority w:val="99"/>
     <w:rPr>
       <w:rFonts w:ascii="Courier" w:hAnsi="Courier"/>
@@ -19119,6 +21937,7 @@
     <w:name w:val="Quote Char"/>
     <w:basedOn w:val="132"/>
     <w:link w:val="148"/>
+    <w:qFormat/>
     <w:uiPriority w:val="29"/>
     <w:rPr>
       <w:i/>
@@ -19136,6 +21955,7 @@
     <w:basedOn w:val="132"/>
     <w:link w:val="6"/>
     <w:semiHidden/>
+    <w:qFormat/>
     <w:uiPriority w:val="9"/>
     <w:rPr>
       <w:rFonts w:asciiTheme="majorHAnsi" w:hAnsiTheme="majorHAnsi" w:eastAsiaTheme="majorEastAsia" w:cstheme="majorBidi"/>
@@ -19156,6 +21976,7 @@
     <w:basedOn w:val="132"/>
     <w:link w:val="7"/>
     <w:semiHidden/>
+    <w:qFormat/>
     <w:uiPriority w:val="9"/>
     <w:rPr>
       <w:rFonts w:asciiTheme="majorHAnsi" w:hAnsiTheme="majorHAnsi" w:eastAsiaTheme="majorEastAsia" w:cstheme="majorBidi"/>
@@ -19167,6 +21988,7 @@
     <w:basedOn w:val="132"/>
     <w:link w:val="8"/>
     <w:semiHidden/>
+    <w:qFormat/>
     <w:uiPriority w:val="9"/>
     <w:rPr>
       <w:rFonts w:asciiTheme="majorHAnsi" w:hAnsiTheme="majorHAnsi" w:eastAsiaTheme="majorEastAsia" w:cstheme="majorBidi"/>
@@ -19219,6 +22041,7 @@
     <w:basedOn w:val="132"/>
     <w:link w:val="11"/>
     <w:semiHidden/>
+    <w:qFormat/>
     <w:uiPriority w:val="9"/>
     <w:rPr>
       <w:rFonts w:asciiTheme="majorHAnsi" w:hAnsiTheme="majorHAnsi" w:eastAsiaTheme="majorEastAsia" w:cstheme="majorBidi"/>
@@ -19268,6 +22091,7 @@
     <w:name w:val="Intense Quote Char"/>
     <w:basedOn w:val="132"/>
     <w:link w:val="156"/>
+    <w:qFormat/>
     <w:uiPriority w:val="30"/>
     <w:rPr>
       <w:b/>

--- a/高级语言程序设计大作业实验报告.docx
+++ b/高级语言程序设计大作业实验报告.docx
@@ -482,7 +482,24 @@
                 <w:rFonts w:ascii="微软雅黑" w:hAnsi="微软雅黑" w:eastAsia="微软雅黑"/>
                 <w:sz w:val="20"/>
               </w:rPr>
-              <w:t>2026年5月13日</w:t>
+              <w:t>2026年5月</w:t>
+            </w:r>
+            <w:r>
+              <w:rPr>
+                <w:rFonts w:hint="eastAsia"/>
+                <w:sz w:val="20"/>
+                <w:lang w:val="en-US" w:eastAsia="zh-CN"/>
+              </w:rPr>
+              <w:t>9</w:t>
+            </w:r>
+            <w:bookmarkStart w:id="0" w:name="_GoBack"/>
+            <w:bookmarkEnd w:id="0"/>
+            <w:r>
+              <w:rPr>
+                <w:rFonts w:ascii="微软雅黑" w:hAnsi="微软雅黑" w:eastAsia="微软雅黑"/>
+                <w:sz w:val="20"/>
+              </w:rPr>
+              <w:t>日</w:t>
             </w:r>
           </w:p>
         </w:tc>
@@ -5948,10 +5965,7 @@
     </w:tbl>
     <w:p/>
     <w:p/>
-    <w:p>
-      <w:bookmarkStart w:id="0" w:name="_GoBack"/>
-      <w:bookmarkEnd w:id="0"/>
-    </w:p>
+    <w:p/>
     <w:p>
       <w:pPr>
         <w:pStyle w:val="3"/>
@@ -7098,7 +7112,7 @@
     <w:lsdException w:uiPriority="99" w:semiHidden="0" w:name="Body Text"/>
     <w:lsdException w:uiPriority="99" w:name="Body Text Indent"/>
     <w:lsdException w:qFormat="1" w:uiPriority="99" w:semiHidden="0" w:name="List Continue"/>
-    <w:lsdException w:uiPriority="99" w:semiHidden="0" w:name="List Continue 2"/>
+    <w:lsdException w:qFormat="1" w:uiPriority="99" w:semiHidden="0" w:name="List Continue 2"/>
     <w:lsdException w:uiPriority="99" w:semiHidden="0" w:name="List Continue 3"/>
     <w:lsdException w:uiPriority="99" w:name="List Continue 4"/>
     <w:lsdException w:uiPriority="99" w:name="List Continue 5"/>
@@ -7177,7 +7191,7 @@
     <w:lsdException w:uiPriority="99" w:name="Table Web 2"/>
     <w:lsdException w:uiPriority="99" w:name="Table Web 3"/>
     <w:lsdException w:uiPriority="99" w:name="Balloon Text"/>
-    <w:lsdException w:unhideWhenUsed="0" w:uiPriority="59" w:semiHidden="0" w:name="Table Grid"/>
+    <w:lsdException w:qFormat="1" w:unhideWhenUsed="0" w:uiPriority="59" w:semiHidden="0" w:name="Table Grid"/>
     <w:lsdException w:uiPriority="99" w:name="Table Theme"/>
     <w:lsdException w:qFormat="1" w:unhideWhenUsed="0" w:uiPriority="1" w:semiHidden="0" w:name="No Spacing"/>
     <w:lsdException w:unhideWhenUsed="0" w:uiPriority="60" w:semiHidden="0" w:name="Light Shading"/>
@@ -7230,7 +7244,7 @@
     <w:lsdException w:unhideWhenUsed="0" w:uiPriority="62" w:semiHidden="0" w:name="Light Grid Accent 3"/>
     <w:lsdException w:unhideWhenUsed="0" w:uiPriority="63" w:semiHidden="0" w:name="Medium Shading 1 Accent 3"/>
     <w:lsdException w:unhideWhenUsed="0" w:uiPriority="64" w:semiHidden="0" w:name="Medium Shading 2 Accent 3"/>
-    <w:lsdException w:unhideWhenUsed="0" w:uiPriority="65" w:semiHidden="0" w:name="Medium List 1 Accent 3"/>
+    <w:lsdException w:qFormat="1" w:unhideWhenUsed="0" w:uiPriority="65" w:semiHidden="0" w:name="Medium List 1 Accent 3"/>
     <w:lsdException w:unhideWhenUsed="0" w:uiPriority="66" w:semiHidden="0" w:name="Medium List 2 Accent 3"/>
     <w:lsdException w:unhideWhenUsed="0" w:uiPriority="67" w:semiHidden="0" w:name="Medium Grid 1 Accent 3"/>
     <w:lsdException w:unhideWhenUsed="0" w:uiPriority="68" w:semiHidden="0" w:name="Medium Grid 2 Accent 3"/>
@@ -7259,7 +7273,7 @@
     <w:lsdException w:unhideWhenUsed="0" w:uiPriority="63" w:semiHidden="0" w:name="Medium Shading 1 Accent 5"/>
     <w:lsdException w:unhideWhenUsed="0" w:uiPriority="64" w:semiHidden="0" w:name="Medium Shading 2 Accent 5"/>
     <w:lsdException w:unhideWhenUsed="0" w:uiPriority="65" w:semiHidden="0" w:name="Medium List 1 Accent 5"/>
-    <w:lsdException w:unhideWhenUsed="0" w:uiPriority="66" w:semiHidden="0" w:name="Medium List 2 Accent 5"/>
+    <w:lsdException w:qFormat="1" w:unhideWhenUsed="0" w:uiPriority="66" w:semiHidden="0" w:name="Medium List 2 Accent 5"/>
     <w:lsdException w:unhideWhenUsed="0" w:uiPriority="67" w:semiHidden="0" w:name="Medium Grid 1 Accent 5"/>
     <w:lsdException w:unhideWhenUsed="0" w:uiPriority="68" w:semiHidden="0" w:name="Medium Grid 2 Accent 5"/>
     <w:lsdException w:unhideWhenUsed="0" w:uiPriority="69" w:semiHidden="0" w:name="Medium Grid 3 Accent 5"/>
@@ -7811,6 +7825,7 @@
     <w:name w:val="List Continue 2"/>
     <w:basedOn w:val="1"/>
     <w:unhideWhenUsed/>
+    <w:qFormat/>
     <w:uiPriority w:val="99"/>
     <w:pPr>
       <w:spacing w:after="120"/>
@@ -7856,6 +7871,7 @@
   <w:style w:type="table" w:styleId="33">
     <w:name w:val="Table Grid"/>
     <w:basedOn w:val="32"/>
+    <w:qFormat/>
     <w:uiPriority w:val="59"/>
     <w:pPr>
       <w:spacing w:after="0" w:line="240" w:lineRule="auto"/>
@@ -12282,6 +12298,7 @@
   <w:style w:type="table" w:styleId="72">
     <w:name w:val="Medium List 1 Accent 3"/>
     <w:basedOn w:val="32"/>
+    <w:qFormat/>
     <w:uiPriority w:val="65"/>
     <w:pPr>
       <w:spacing w:after="0" w:line="240" w:lineRule="auto"/>
@@ -13287,6 +13304,7 @@
   <w:style w:type="table" w:styleId="81">
     <w:name w:val="Medium List 2 Accent 5"/>
     <w:basedOn w:val="32"/>
+    <w:qFormat/>
     <w:uiPriority w:val="66"/>
     <w:pPr>
       <w:spacing w:after="0" w:line="240" w:lineRule="auto"/>
@@ -19638,6 +19656,7 @@
     <w:name w:val="Intense Quote Char"/>
     <w:basedOn w:val="132"/>
     <w:link w:val="156"/>
+    <w:qFormat/>
     <w:uiPriority w:val="30"/>
     <w:rPr>
       <w:b/>
